--- a/obschiy_variant_1.docx
+++ b/obschiy_variant_1.docx
@@ -4,40 +4,46 @@
   <w:body>
     <w:p>
       <w:pPr>
-        <w:jc w:val="center"/>
+        <w:widowControl/>
+        <w:spacing w:line="240" w:lineRule="auto" w:after="120"/>
+        <w:jc w:val="left"/>
       </w:pPr>
       <w:r>
         <w:rPr>
+          <w:rFonts w:ascii="Times New Roman" w:hAnsi="Times New Roman" w:eastAsia="Times New Roman"/>
           <w:b/>
-          <w:color w:val="2975E5"/>
-          <w:sz w:val="32"/>
+          <w:color w:val="181A1F"/>
+          <w:sz w:val="28"/>
         </w:rPr>
-        <w:t>ЕГЭ ПО ОБЩЕСТВОЗНАНИЮ — 2026</w:t>
+        <w:t>Тематический пробный вариант № 1. Общий вариант по всем разделам</w:t>
       </w:r>
     </w:p>
     <w:p>
       <w:pPr>
-        <w:jc w:val="center"/>
+        <w:widowControl/>
+        <w:spacing w:line="240" w:lineRule="auto" w:after="140"/>
+        <w:jc w:val="left"/>
       </w:pPr>
       <w:r>
         <w:rPr>
-          <w:b/>
-          <w:sz w:val="30"/>
+          <w:rFonts w:ascii="Times New Roman" w:hAnsi="Times New Roman" w:eastAsia="Times New Roman"/>
+          <w:color w:val="181A1F"/>
+          <w:sz w:val="28"/>
         </w:rPr>
-        <w:t>Тематический пробный вариант № 1</w:t>
-        <w:br/>
-        <w:t>Общий вариант по всем разделам</w:t>
-      </w:r>
-    </w:p>
-    <w:p>
-      <w:r>
         <w:t>25 заданий • максимальный первичный балл — 58 • рекомендуемое время — 3 часа 30 минут</w:t>
       </w:r>
     </w:p>
     <w:p>
+      <w:pPr>
+        <w:widowControl/>
+        <w:spacing w:line="240" w:lineRule="auto" w:after="0"/>
+      </w:pPr>
       <w:r>
         <w:rPr>
+          <w:rFonts w:ascii="Times New Roman" w:hAnsi="Times New Roman" w:eastAsia="Times New Roman"/>
           <w:i/>
+          <w:color w:val="181A1F"/>
+          <w:sz w:val="28"/>
         </w:rPr>
         <w:t>Смешанный вариант: задания распределены между указанными разделами.</w:t>
       </w:r>
@@ -45,184 +51,318 @@
     <w:p>
       <w:pPr>
         <w:pStyle w:val="Heading1"/>
+        <w:keepNext/>
+        <w:widowControl/>
+        <w:spacing w:line="240" w:lineRule="auto" w:after="60" w:before="160"/>
       </w:pPr>
       <w:r>
+        <w:rPr>
+          <w:rFonts w:ascii="Times New Roman" w:hAnsi="Times New Roman" w:eastAsia="Times New Roman"/>
+          <w:b/>
+          <w:color w:val="181A1F"/>
+          <w:sz w:val="28"/>
+        </w:rPr>
         <w:t>Часть 1</w:t>
       </w:r>
     </w:p>
     <w:p>
+      <w:pPr>
+        <w:widowControl/>
+        <w:spacing w:line="240" w:lineRule="auto" w:after="0"/>
+      </w:pPr>
       <w:r>
+        <w:rPr>
+          <w:rFonts w:ascii="Times New Roman" w:hAnsi="Times New Roman" w:eastAsia="Times New Roman"/>
+          <w:color w:val="181A1F"/>
+          <w:sz w:val="28"/>
+        </w:rPr>
         <w:t>Ответами к заданиям 1–16 являются последовательности цифр. Запишите ответ без пробелов и дополнительных символов.</w:t>
       </w:r>
     </w:p>
     <w:p>
+      <w:pPr>
+        <w:keepNext/>
+        <w:widowControl/>
+        <w:spacing w:line="240" w:lineRule="auto" w:after="0" w:before="120"/>
+      </w:pPr>
       <w:r>
         <w:rPr>
+          <w:rFonts w:ascii="Times New Roman" w:hAnsi="Times New Roman" w:eastAsia="Times New Roman"/>
           <w:b/>
-          <w:sz w:val="24"/>
+          <w:color w:val="181A1F"/>
+          <w:sz w:val="28"/>
         </w:rPr>
         <w:t>1.</w:t>
       </w:r>
     </w:p>
     <w:p>
+      <w:pPr>
+        <w:widowControl/>
+        <w:spacing w:line="240" w:lineRule="auto" w:after="0"/>
+      </w:pPr>
       <w:r>
         <w:rPr>
+          <w:rFonts w:ascii="Times New Roman" w:hAnsi="Times New Roman" w:eastAsia="Times New Roman"/>
           <w:b w:val="0"/>
           <w:i w:val="0"/>
+          <w:color w:val="181A1F"/>
+          <w:sz w:val="28"/>
         </w:rPr>
         <w:t>Ниже приведён перечень терминов. Все они, за исключением двух, относятся к понятию «социальный контроль».</w:t>
       </w:r>
     </w:p>
     <w:p>
+      <w:pPr>
+        <w:widowControl/>
+        <w:spacing w:line="240" w:lineRule="auto" w:after="0"/>
+      </w:pPr>
       <w:r>
         <w:rPr>
+          <w:rFonts w:ascii="Times New Roman" w:hAnsi="Times New Roman" w:eastAsia="Times New Roman"/>
           <w:b w:val="0"/>
           <w:i w:val="0"/>
+          <w:color w:val="181A1F"/>
+          <w:sz w:val="28"/>
         </w:rPr>
         <w:t>1) наказание;</w:t>
       </w:r>
     </w:p>
     <w:p>
+      <w:pPr>
+        <w:widowControl/>
+        <w:spacing w:line="240" w:lineRule="auto" w:after="0"/>
+      </w:pPr>
       <w:r>
         <w:rPr>
+          <w:rFonts w:ascii="Times New Roman" w:hAnsi="Times New Roman" w:eastAsia="Times New Roman"/>
           <w:b w:val="0"/>
           <w:i w:val="0"/>
+          <w:color w:val="181A1F"/>
+          <w:sz w:val="28"/>
         </w:rPr>
         <w:t>2) санкция;</w:t>
       </w:r>
     </w:p>
     <w:p>
+      <w:pPr>
+        <w:widowControl/>
+        <w:spacing w:line="240" w:lineRule="auto" w:after="0"/>
+      </w:pPr>
       <w:r>
         <w:rPr>
+          <w:rFonts w:ascii="Times New Roman" w:hAnsi="Times New Roman" w:eastAsia="Times New Roman"/>
           <w:b w:val="0"/>
           <w:i w:val="0"/>
+          <w:color w:val="181A1F"/>
+          <w:sz w:val="28"/>
         </w:rPr>
         <w:t>3) поощрение;</w:t>
       </w:r>
     </w:p>
     <w:p>
+      <w:pPr>
+        <w:widowControl/>
+        <w:spacing w:line="240" w:lineRule="auto" w:after="0"/>
+      </w:pPr>
       <w:r>
         <w:rPr>
+          <w:rFonts w:ascii="Times New Roman" w:hAnsi="Times New Roman" w:eastAsia="Times New Roman"/>
           <w:b w:val="0"/>
           <w:i w:val="0"/>
+          <w:color w:val="181A1F"/>
+          <w:sz w:val="28"/>
         </w:rPr>
         <w:t>4) идеология;</w:t>
       </w:r>
     </w:p>
     <w:p>
+      <w:pPr>
+        <w:widowControl/>
+        <w:spacing w:line="240" w:lineRule="auto" w:after="0"/>
+      </w:pPr>
       <w:r>
         <w:rPr>
+          <w:rFonts w:ascii="Times New Roman" w:hAnsi="Times New Roman" w:eastAsia="Times New Roman"/>
           <w:b w:val="0"/>
           <w:i w:val="0"/>
+          <w:color w:val="181A1F"/>
+          <w:sz w:val="28"/>
         </w:rPr>
         <w:t>5) осуждение;</w:t>
       </w:r>
     </w:p>
     <w:p>
+      <w:pPr>
+        <w:widowControl/>
+        <w:spacing w:line="240" w:lineRule="auto" w:after="0"/>
+      </w:pPr>
       <w:r>
         <w:rPr>
+          <w:rFonts w:ascii="Times New Roman" w:hAnsi="Times New Roman" w:eastAsia="Times New Roman"/>
           <w:b w:val="0"/>
           <w:i w:val="0"/>
+          <w:color w:val="181A1F"/>
+          <w:sz w:val="28"/>
         </w:rPr>
         <w:t>6) культура.</w:t>
       </w:r>
     </w:p>
     <w:p>
+      <w:pPr>
+        <w:widowControl/>
+        <w:spacing w:line="240" w:lineRule="auto" w:after="0"/>
+      </w:pPr>
       <w:r>
         <w:rPr>
+          <w:rFonts w:ascii="Times New Roman" w:hAnsi="Times New Roman" w:eastAsia="Times New Roman"/>
           <w:b w:val="0"/>
           <w:i w:val="0"/>
+          <w:color w:val="181A1F"/>
+          <w:sz w:val="28"/>
         </w:rPr>
         <w:t>Найдите два термина, «выпадающих» из общего ряда, и запишите в таблицу цифры, под которыми они указаны.</w:t>
       </w:r>
     </w:p>
     <w:p>
-      <w:r>
-        <w:t>Ответ: ______________________________</w:t>
-      </w:r>
-    </w:p>
-    <w:p>
+      <w:pPr>
+        <w:keepNext/>
+        <w:widowControl/>
+        <w:spacing w:line="240" w:lineRule="auto" w:after="0" w:before="120"/>
+      </w:pPr>
       <w:r>
         <w:rPr>
+          <w:rFonts w:ascii="Times New Roman" w:hAnsi="Times New Roman" w:eastAsia="Times New Roman"/>
           <w:b/>
-          <w:sz w:val="24"/>
+          <w:color w:val="181A1F"/>
+          <w:sz w:val="28"/>
         </w:rPr>
         <w:t>2.</w:t>
       </w:r>
     </w:p>
     <w:p>
+      <w:pPr>
+        <w:widowControl/>
+        <w:spacing w:line="240" w:lineRule="auto" w:after="0"/>
+      </w:pPr>
       <w:r>
         <w:rPr>
+          <w:rFonts w:ascii="Times New Roman" w:hAnsi="Times New Roman" w:eastAsia="Times New Roman"/>
           <w:b w:val="0"/>
           <w:i w:val="0"/>
+          <w:color w:val="181A1F"/>
+          <w:sz w:val="28"/>
         </w:rPr>
         <w:t>Выберите верные суждения об искусстве и запишите цифры, под которыми они указаны.</w:t>
       </w:r>
     </w:p>
     <w:p>
+      <w:pPr>
+        <w:widowControl/>
+        <w:spacing w:line="240" w:lineRule="auto" w:after="0"/>
+      </w:pPr>
       <w:r>
         <w:rPr>
+          <w:rFonts w:ascii="Times New Roman" w:hAnsi="Times New Roman" w:eastAsia="Times New Roman"/>
           <w:b w:val="0"/>
           <w:i w:val="0"/>
+          <w:color w:val="181A1F"/>
+          <w:sz w:val="28"/>
         </w:rPr>
         <w:t>1) Только искусство позволяет человеку раскрыть свой творческий потенциал.</w:t>
       </w:r>
     </w:p>
     <w:p>
+      <w:pPr>
+        <w:widowControl/>
+        <w:spacing w:line="240" w:lineRule="auto" w:after="0"/>
+      </w:pPr>
       <w:r>
         <w:rPr>
+          <w:rFonts w:ascii="Times New Roman" w:hAnsi="Times New Roman" w:eastAsia="Times New Roman"/>
           <w:b w:val="0"/>
           <w:i w:val="0"/>
+          <w:color w:val="181A1F"/>
+          <w:sz w:val="28"/>
         </w:rPr>
         <w:t>2) Искусство не влияет на мировоззрение человека.</w:t>
       </w:r>
     </w:p>
     <w:p>
+      <w:pPr>
+        <w:widowControl/>
+        <w:spacing w:line="240" w:lineRule="auto" w:after="0"/>
+      </w:pPr>
       <w:r>
         <w:rPr>
+          <w:rFonts w:ascii="Times New Roman" w:hAnsi="Times New Roman" w:eastAsia="Times New Roman"/>
           <w:b w:val="0"/>
           <w:i w:val="0"/>
+          <w:color w:val="181A1F"/>
+          <w:sz w:val="28"/>
         </w:rPr>
         <w:t>3) Искусство отражает мир в художественных образах, в которых реальность переплетается с вымыслом.</w:t>
       </w:r>
     </w:p>
     <w:p>
+      <w:pPr>
+        <w:widowControl/>
+        <w:spacing w:line="240" w:lineRule="auto" w:after="0"/>
+      </w:pPr>
       <w:r>
         <w:rPr>
+          <w:rFonts w:ascii="Times New Roman" w:hAnsi="Times New Roman" w:eastAsia="Times New Roman"/>
           <w:b w:val="0"/>
           <w:i w:val="0"/>
+          <w:color w:val="181A1F"/>
+          <w:sz w:val="28"/>
         </w:rPr>
         <w:t>4) Искусство помогает человеку удовлетворять его потребности.</w:t>
       </w:r>
     </w:p>
     <w:p>
+      <w:pPr>
+        <w:widowControl/>
+        <w:spacing w:line="240" w:lineRule="auto" w:after="0"/>
+      </w:pPr>
       <w:r>
         <w:rPr>
+          <w:rFonts w:ascii="Times New Roman" w:hAnsi="Times New Roman" w:eastAsia="Times New Roman"/>
           <w:b w:val="0"/>
           <w:i w:val="0"/>
+          <w:color w:val="181A1F"/>
+          <w:sz w:val="28"/>
         </w:rPr>
         <w:t>5) Искусство привлекает внимание общества к социальным и нравственным проблемам.</w:t>
       </w:r>
     </w:p>
     <w:p>
-      <w:r>
-        <w:t>Ответ: ______________________________</w:t>
-      </w:r>
-    </w:p>
-    <w:p>
+      <w:pPr>
+        <w:keepNext/>
+        <w:widowControl/>
+        <w:spacing w:line="240" w:lineRule="auto" w:after="0" w:before="120"/>
+      </w:pPr>
       <w:r>
         <w:rPr>
+          <w:rFonts w:ascii="Times New Roman" w:hAnsi="Times New Roman" w:eastAsia="Times New Roman"/>
           <w:b/>
-          <w:sz w:val="24"/>
+          <w:color w:val="181A1F"/>
+          <w:sz w:val="28"/>
         </w:rPr>
         <w:t>3.</w:t>
       </w:r>
     </w:p>
     <w:p>
+      <w:pPr>
+        <w:widowControl/>
+        <w:spacing w:line="240" w:lineRule="auto" w:after="0"/>
+      </w:pPr>
       <w:r>
         <w:rPr>
+          <w:rFonts w:ascii="Times New Roman" w:hAnsi="Times New Roman" w:eastAsia="Times New Roman"/>
           <w:b w:val="0"/>
           <w:i w:val="0"/>
+          <w:color w:val="181A1F"/>
+          <w:sz w:val="28"/>
         </w:rPr>
         <w:t>Установите соответствие между характеристиками и элементами структуры деятельности: к каждой позиции, данной в первом столбце, подберите соответствующую позицию из второго столбца.</w:t>
       </w:r>
@@ -231,6 +371,7 @@
       <w:tblPr>
         <w:tblStyle w:val="TableGrid"/>
         <w:tblW w:type="auto" w:w="0"/>
+        <w:tblLayout w:type="autofit"/>
         <w:tblLook w:firstColumn="1" w:firstRow="1" w:lastColumn="0" w:lastRow="0" w:noHBand="0" w:noVBand="1" w:val="04A0"/>
       </w:tblPr>
       <w:tblGrid>
@@ -243,7 +384,16 @@
             <w:tcW w:type="dxa" w:w="5128"/>
           </w:tcPr>
           <w:p>
+            <w:pPr>
+              <w:spacing w:after="0" w:line="240" w:lineRule="auto"/>
+            </w:pPr>
             <w:r>
+              <w:rPr>
+                <w:rFonts w:ascii="Times New Roman" w:hAnsi="Times New Roman" w:eastAsia="Times New Roman"/>
+                <w:b/>
+                <w:color w:val="181A1F"/>
+                <w:sz w:val="28"/>
+              </w:rPr>
               <w:t>ХАРАКТЕРИСТИКИ</w:t>
             </w:r>
           </w:p>
@@ -253,7 +403,16 @@
             <w:tcW w:type="dxa" w:w="5128"/>
           </w:tcPr>
           <w:p>
+            <w:pPr>
+              <w:spacing w:after="0" w:line="240" w:lineRule="auto"/>
+            </w:pPr>
             <w:r>
+              <w:rPr>
+                <w:rFonts w:ascii="Times New Roman" w:hAnsi="Times New Roman" w:eastAsia="Times New Roman"/>
+                <w:b/>
+                <w:color w:val="181A1F"/>
+                <w:sz w:val="28"/>
+              </w:rPr>
               <w:t>ЭЛЕМЕНТЫ СТРУКТУРЫ ДЕЯТЕЛЬНОСТИ</w:t>
             </w:r>
           </w:p>
@@ -265,8 +424,24 @@
             <w:tcW w:type="dxa" w:w="5128"/>
           </w:tcPr>
           <w:p>
+            <w:pPr>
+              <w:spacing w:after="0" w:line="240" w:lineRule="auto"/>
+            </w:pPr>
             <w:r>
-              <w:t>А) различные способы достижения желаемогоБ) осознанный образ, на достижение которого направлена деятельностьВ) побуждение к деятельностиГ) продукт деятельностиД) используемые в ходе деятельности предметы</w:t>
+              <w:rPr>
+                <w:rFonts w:ascii="Times New Roman" w:hAnsi="Times New Roman" w:eastAsia="Times New Roman"/>
+                <w:color w:val="181A1F"/>
+                <w:sz w:val="28"/>
+              </w:rPr>
+              <w:t>А) различные способы достижения желаемого</w:t>
+              <w:br/>
+              <w:t>Б) осознанный образ, на достижение которого направлена деятельность</w:t>
+              <w:br/>
+              <w:t>В) побуждение к деятельности</w:t>
+              <w:br/>
+              <w:t>Г) продукт деятельности</w:t>
+              <w:br/>
+              <w:t>Д) используемые в ходе деятельности предметы</w:t>
             </w:r>
           </w:p>
         </w:tc>
@@ -275,18 +450,39 @@
             <w:tcW w:type="dxa" w:w="5128"/>
           </w:tcPr>
           <w:p>
+            <w:pPr>
+              <w:spacing w:after="0" w:line="240" w:lineRule="auto"/>
+            </w:pPr>
             <w:r>
-              <w:t>1) мотив2) цель3) средства4) результат</w:t>
+              <w:rPr>
+                <w:rFonts w:ascii="Times New Roman" w:hAnsi="Times New Roman" w:eastAsia="Times New Roman"/>
+                <w:color w:val="181A1F"/>
+                <w:sz w:val="28"/>
+              </w:rPr>
+              <w:t>1) мотив</w:t>
+              <w:br/>
+              <w:t>2) цель</w:t>
+              <w:br/>
+              <w:t>3) средства</w:t>
+              <w:br/>
+              <w:t>4) результат</w:t>
             </w:r>
           </w:p>
         </w:tc>
       </w:tr>
     </w:tbl>
     <w:p>
+      <w:pPr>
+        <w:widowControl/>
+        <w:spacing w:line="240" w:lineRule="auto" w:after="0"/>
+      </w:pPr>
       <w:r>
         <w:rPr>
+          <w:rFonts w:ascii="Times New Roman" w:hAnsi="Times New Roman" w:eastAsia="Times New Roman"/>
           <w:b w:val="0"/>
           <w:i w:val="0"/>
+          <w:color w:val="181A1F"/>
+          <w:sz w:val="28"/>
         </w:rPr>
         <w:t>Запишите в ответ цифры, расположив их в порядке, соответствующем буквам:</w:t>
       </w:r>
@@ -295,6 +491,7 @@
       <w:tblPr>
         <w:tblStyle w:val="TableGrid"/>
         <w:tblW w:type="auto" w:w="0"/>
+        <w:tblLayout w:type="autofit"/>
         <w:tblLook w:firstColumn="1" w:firstRow="1" w:lastColumn="0" w:lastRow="0" w:noHBand="0" w:noVBand="1" w:val="04A0"/>
       </w:tblPr>
       <w:tblGrid>
@@ -310,7 +507,16 @@
             <w:tcW w:type="dxa" w:w="2051"/>
           </w:tcPr>
           <w:p>
+            <w:pPr>
+              <w:spacing w:after="0" w:line="240" w:lineRule="auto"/>
+            </w:pPr>
             <w:r>
+              <w:rPr>
+                <w:rFonts w:ascii="Times New Roman" w:hAnsi="Times New Roman" w:eastAsia="Times New Roman"/>
+                <w:b/>
+                <w:color w:val="181A1F"/>
+                <w:sz w:val="28"/>
+              </w:rPr>
               <w:t>A</w:t>
             </w:r>
           </w:p>
@@ -320,7 +526,16 @@
             <w:tcW w:type="dxa" w:w="2051"/>
           </w:tcPr>
           <w:p>
+            <w:pPr>
+              <w:spacing w:after="0" w:line="240" w:lineRule="auto"/>
+            </w:pPr>
             <w:r>
+              <w:rPr>
+                <w:rFonts w:ascii="Times New Roman" w:hAnsi="Times New Roman" w:eastAsia="Times New Roman"/>
+                <w:b/>
+                <w:color w:val="181A1F"/>
+                <w:sz w:val="28"/>
+              </w:rPr>
               <w:t>Б</w:t>
             </w:r>
           </w:p>
@@ -330,7 +545,16 @@
             <w:tcW w:type="dxa" w:w="2051"/>
           </w:tcPr>
           <w:p>
+            <w:pPr>
+              <w:spacing w:after="0" w:line="240" w:lineRule="auto"/>
+            </w:pPr>
             <w:r>
+              <w:rPr>
+                <w:rFonts w:ascii="Times New Roman" w:hAnsi="Times New Roman" w:eastAsia="Times New Roman"/>
+                <w:b/>
+                <w:color w:val="181A1F"/>
+                <w:sz w:val="28"/>
+              </w:rPr>
               <w:t>В</w:t>
             </w:r>
           </w:p>
@@ -340,7 +564,16 @@
             <w:tcW w:type="dxa" w:w="2051"/>
           </w:tcPr>
           <w:p>
+            <w:pPr>
+              <w:spacing w:after="0" w:line="240" w:lineRule="auto"/>
+            </w:pPr>
             <w:r>
+              <w:rPr>
+                <w:rFonts w:ascii="Times New Roman" w:hAnsi="Times New Roman" w:eastAsia="Times New Roman"/>
+                <w:b/>
+                <w:color w:val="181A1F"/>
+                <w:sz w:val="28"/>
+              </w:rPr>
               <w:t>Г</w:t>
             </w:r>
           </w:p>
@@ -350,7 +583,16 @@
             <w:tcW w:type="dxa" w:w="2051"/>
           </w:tcPr>
           <w:p>
+            <w:pPr>
+              <w:spacing w:after="0" w:line="240" w:lineRule="auto"/>
+            </w:pPr>
             <w:r>
+              <w:rPr>
+                <w:rFonts w:ascii="Times New Roman" w:hAnsi="Times New Roman" w:eastAsia="Times New Roman"/>
+                <w:b/>
+                <w:color w:val="181A1F"/>
+                <w:sz w:val="28"/>
+              </w:rPr>
               <w:t>Д</w:t>
             </w:r>
           </w:p>
@@ -362,7 +604,16 @@
             <w:tcW w:type="dxa" w:w="2051"/>
           </w:tcPr>
           <w:p>
-            <w:r/>
+            <w:pPr>
+              <w:spacing w:after="0" w:line="240" w:lineRule="auto"/>
+            </w:pPr>
+            <w:r>
+              <w:rPr>
+                <w:rFonts w:ascii="Times New Roman" w:hAnsi="Times New Roman" w:eastAsia="Times New Roman"/>
+                <w:color w:val="181A1F"/>
+                <w:sz w:val="28"/>
+              </w:rPr>
+            </w:r>
           </w:p>
         </w:tc>
         <w:tc>
@@ -370,7 +621,16 @@
             <w:tcW w:type="dxa" w:w="2051"/>
           </w:tcPr>
           <w:p>
-            <w:r/>
+            <w:pPr>
+              <w:spacing w:after="0" w:line="240" w:lineRule="auto"/>
+            </w:pPr>
+            <w:r>
+              <w:rPr>
+                <w:rFonts w:ascii="Times New Roman" w:hAnsi="Times New Roman" w:eastAsia="Times New Roman"/>
+                <w:color w:val="181A1F"/>
+                <w:sz w:val="28"/>
+              </w:rPr>
+            </w:r>
           </w:p>
         </w:tc>
         <w:tc>
@@ -378,7 +638,16 @@
             <w:tcW w:type="dxa" w:w="2051"/>
           </w:tcPr>
           <w:p>
-            <w:r/>
+            <w:pPr>
+              <w:spacing w:after="0" w:line="240" w:lineRule="auto"/>
+            </w:pPr>
+            <w:r>
+              <w:rPr>
+                <w:rFonts w:ascii="Times New Roman" w:hAnsi="Times New Roman" w:eastAsia="Times New Roman"/>
+                <w:color w:val="181A1F"/>
+                <w:sz w:val="28"/>
+              </w:rPr>
+            </w:r>
           </w:p>
         </w:tc>
         <w:tc>
@@ -386,7 +655,16 @@
             <w:tcW w:type="dxa" w:w="2051"/>
           </w:tcPr>
           <w:p>
-            <w:r/>
+            <w:pPr>
+              <w:spacing w:after="0" w:line="240" w:lineRule="auto"/>
+            </w:pPr>
+            <w:r>
+              <w:rPr>
+                <w:rFonts w:ascii="Times New Roman" w:hAnsi="Times New Roman" w:eastAsia="Times New Roman"/>
+                <w:color w:val="181A1F"/>
+                <w:sz w:val="28"/>
+              </w:rPr>
+            </w:r>
           </w:p>
         </w:tc>
         <w:tc>
@@ -394,175 +672,288 @@
             <w:tcW w:type="dxa" w:w="2051"/>
           </w:tcPr>
           <w:p>
-            <w:r/>
+            <w:pPr>
+              <w:spacing w:after="0" w:line="240" w:lineRule="auto"/>
+            </w:pPr>
+            <w:r>
+              <w:rPr>
+                <w:rFonts w:ascii="Times New Roman" w:hAnsi="Times New Roman" w:eastAsia="Times New Roman"/>
+                <w:color w:val="181A1F"/>
+                <w:sz w:val="28"/>
+              </w:rPr>
+            </w:r>
           </w:p>
         </w:tc>
       </w:tr>
     </w:tbl>
     <w:p>
-      <w:r>
-        <w:t>Ответ: ______________________________</w:t>
-      </w:r>
-    </w:p>
-    <w:p>
+      <w:pPr>
+        <w:keepNext/>
+        <w:widowControl/>
+        <w:spacing w:line="240" w:lineRule="auto" w:after="0" w:before="120"/>
+      </w:pPr>
       <w:r>
         <w:rPr>
+          <w:rFonts w:ascii="Times New Roman" w:hAnsi="Times New Roman" w:eastAsia="Times New Roman"/>
           <w:b/>
-          <w:sz w:val="24"/>
+          <w:color w:val="181A1F"/>
+          <w:sz w:val="28"/>
         </w:rPr>
         <w:t>4.</w:t>
       </w:r>
     </w:p>
     <w:p>
+      <w:pPr>
+        <w:widowControl/>
+        <w:spacing w:line="240" w:lineRule="auto" w:after="0"/>
+      </w:pPr>
       <w:r>
         <w:rPr>
+          <w:rFonts w:ascii="Times New Roman" w:hAnsi="Times New Roman" w:eastAsia="Times New Roman"/>
           <w:b w:val="0"/>
           <w:i w:val="0"/>
+          <w:color w:val="181A1F"/>
+          <w:sz w:val="28"/>
         </w:rPr>
         <w:t>Учёные страны Z обобщили результаты исследования в области мотивации учебной деятельности среди учеников младших классов. Найдите в приведённом списке действия учёных, соответствующие теоретическому уровню научного познания. Запишите цифры, под которыми они указаны.</w:t>
       </w:r>
     </w:p>
     <w:p>
+      <w:pPr>
+        <w:widowControl/>
+        <w:spacing w:line="240" w:lineRule="auto" w:after="0"/>
+      </w:pPr>
       <w:r>
         <w:rPr>
+          <w:rFonts w:ascii="Times New Roman" w:hAnsi="Times New Roman" w:eastAsia="Times New Roman"/>
           <w:b w:val="0"/>
           <w:i w:val="0"/>
+          <w:color w:val="181A1F"/>
+          <w:sz w:val="28"/>
         </w:rPr>
         <w:t>1) обоснование причин различий в мотивации учебной деятельности</w:t>
       </w:r>
     </w:p>
     <w:p>
+      <w:pPr>
+        <w:widowControl/>
+        <w:spacing w:line="240" w:lineRule="auto" w:after="0"/>
+      </w:pPr>
       <w:r>
         <w:rPr>
+          <w:rFonts w:ascii="Times New Roman" w:hAnsi="Times New Roman" w:eastAsia="Times New Roman"/>
           <w:b w:val="0"/>
           <w:i w:val="0"/>
+          <w:color w:val="181A1F"/>
+          <w:sz w:val="28"/>
         </w:rPr>
         <w:t>2) выдвижение и обоснование гипотезы</w:t>
       </w:r>
     </w:p>
     <w:p>
+      <w:pPr>
+        <w:widowControl/>
+        <w:spacing w:line="240" w:lineRule="auto" w:after="0"/>
+      </w:pPr>
       <w:r>
         <w:rPr>
+          <w:rFonts w:ascii="Times New Roman" w:hAnsi="Times New Roman" w:eastAsia="Times New Roman"/>
           <w:b w:val="0"/>
           <w:i w:val="0"/>
+          <w:color w:val="181A1F"/>
+          <w:sz w:val="28"/>
         </w:rPr>
         <w:t>3) формулирование концепции</w:t>
       </w:r>
     </w:p>
     <w:p>
+      <w:pPr>
+        <w:widowControl/>
+        <w:spacing w:line="240" w:lineRule="auto" w:after="0"/>
+      </w:pPr>
       <w:r>
         <w:rPr>
+          <w:rFonts w:ascii="Times New Roman" w:hAnsi="Times New Roman" w:eastAsia="Times New Roman"/>
           <w:b w:val="0"/>
           <w:i w:val="0"/>
+          <w:color w:val="181A1F"/>
+          <w:sz w:val="28"/>
         </w:rPr>
         <w:t>4) наблюдение за поведением учеников</w:t>
       </w:r>
     </w:p>
     <w:p>
+      <w:pPr>
+        <w:widowControl/>
+        <w:spacing w:line="240" w:lineRule="auto" w:after="0"/>
+      </w:pPr>
       <w:r>
         <w:rPr>
+          <w:rFonts w:ascii="Times New Roman" w:hAnsi="Times New Roman" w:eastAsia="Times New Roman"/>
           <w:b w:val="0"/>
           <w:i w:val="0"/>
+          <w:color w:val="181A1F"/>
+          <w:sz w:val="28"/>
         </w:rPr>
         <w:t>5) измерение уровня самооценки учеников</w:t>
       </w:r>
     </w:p>
     <w:p>
+      <w:pPr>
+        <w:widowControl/>
+        <w:spacing w:line="240" w:lineRule="auto" w:after="0"/>
+      </w:pPr>
       <w:r>
         <w:rPr>
+          <w:rFonts w:ascii="Times New Roman" w:hAnsi="Times New Roman" w:eastAsia="Times New Roman"/>
           <w:b w:val="0"/>
           <w:i w:val="0"/>
+          <w:color w:val="181A1F"/>
+          <w:sz w:val="28"/>
         </w:rPr>
         <w:t>6) объяснение закономерностей поведения учеников</w:t>
       </w:r>
     </w:p>
     <w:p>
-      <w:r>
-        <w:t>Ответ: ______________________________</w:t>
-      </w:r>
-    </w:p>
-    <w:p>
+      <w:pPr>
+        <w:keepNext/>
+        <w:widowControl/>
+        <w:spacing w:line="240" w:lineRule="auto" w:after="0" w:before="120"/>
+      </w:pPr>
       <w:r>
         <w:rPr>
+          <w:rFonts w:ascii="Times New Roman" w:hAnsi="Times New Roman" w:eastAsia="Times New Roman"/>
           <w:b/>
-          <w:sz w:val="24"/>
+          <w:color w:val="181A1F"/>
+          <w:sz w:val="28"/>
         </w:rPr>
         <w:t>5.</w:t>
       </w:r>
     </w:p>
     <w:p>
+      <w:pPr>
+        <w:widowControl/>
+        <w:spacing w:line="240" w:lineRule="auto" w:after="0"/>
+      </w:pPr>
       <w:r>
         <w:rPr>
+          <w:rFonts w:ascii="Times New Roman" w:hAnsi="Times New Roman" w:eastAsia="Times New Roman"/>
           <w:b w:val="0"/>
           <w:i w:val="0"/>
+          <w:color w:val="181A1F"/>
+          <w:sz w:val="28"/>
         </w:rPr>
         <w:t>Выберите верные суждения о финансовых институтах и услугах и запишите цифры, под которыми они указаны.</w:t>
       </w:r>
     </w:p>
     <w:p>
+      <w:pPr>
+        <w:widowControl/>
+        <w:spacing w:line="240" w:lineRule="auto" w:after="0"/>
+      </w:pPr>
       <w:r>
         <w:rPr>
+          <w:rFonts w:ascii="Times New Roman" w:hAnsi="Times New Roman" w:eastAsia="Times New Roman"/>
           <w:b w:val="0"/>
           <w:i w:val="0"/>
+          <w:color w:val="181A1F"/>
+          <w:sz w:val="28"/>
         </w:rPr>
         <w:t>1) К финансовым услугам относят только услуги банков по привлечению денежных средств граждан.</w:t>
       </w:r>
     </w:p>
     <w:p>
+      <w:pPr>
+        <w:widowControl/>
+        <w:spacing w:line="240" w:lineRule="auto" w:after="0"/>
+      </w:pPr>
       <w:r>
         <w:rPr>
+          <w:rFonts w:ascii="Times New Roman" w:hAnsi="Times New Roman" w:eastAsia="Times New Roman"/>
           <w:b w:val="0"/>
           <w:i w:val="0"/>
+          <w:color w:val="181A1F"/>
+          <w:sz w:val="28"/>
         </w:rPr>
         <w:t>2) Страховые компании оказывают финансовые услуги.</w:t>
       </w:r>
     </w:p>
     <w:p>
+      <w:pPr>
+        <w:widowControl/>
+        <w:spacing w:line="240" w:lineRule="auto" w:after="0"/>
+      </w:pPr>
       <w:r>
         <w:rPr>
+          <w:rFonts w:ascii="Times New Roman" w:hAnsi="Times New Roman" w:eastAsia="Times New Roman"/>
           <w:b w:val="0"/>
           <w:i w:val="0"/>
+          <w:color w:val="181A1F"/>
+          <w:sz w:val="28"/>
         </w:rPr>
         <w:t>3) Потребитель имеет право обратиться с иском в суд в случае, если при оказании финансовых услуг допущены нарушения его прав.</w:t>
       </w:r>
     </w:p>
     <w:p>
+      <w:pPr>
+        <w:widowControl/>
+        <w:spacing w:line="240" w:lineRule="auto" w:after="0"/>
+      </w:pPr>
       <w:r>
         <w:rPr>
+          <w:rFonts w:ascii="Times New Roman" w:hAnsi="Times New Roman" w:eastAsia="Times New Roman"/>
           <w:b w:val="0"/>
           <w:i w:val="0"/>
+          <w:color w:val="181A1F"/>
+          <w:sz w:val="28"/>
         </w:rPr>
         <w:t>4) Потребитель вправе обратиться с жалобой в органы государственной власти, имеющие право проводить проверки в отношении организаций, оказывающих финансовые услуги, и привлекать их к уголовной ответственности.</w:t>
       </w:r>
     </w:p>
     <w:p>
+      <w:pPr>
+        <w:widowControl/>
+        <w:spacing w:line="240" w:lineRule="auto" w:after="0"/>
+      </w:pPr>
       <w:r>
         <w:rPr>
+          <w:rFonts w:ascii="Times New Roman" w:hAnsi="Times New Roman" w:eastAsia="Times New Roman"/>
           <w:b w:val="0"/>
           <w:i w:val="0"/>
+          <w:color w:val="181A1F"/>
+          <w:sz w:val="28"/>
         </w:rPr>
         <w:t>5) Одной из основных особенностей кредита как финансового инструмента является обязательство заёмщика вернуть полученные деньги с процентами в будущем.</w:t>
       </w:r>
     </w:p>
     <w:p>
-      <w:r>
-        <w:t>Ответ: ______________________________</w:t>
-      </w:r>
-    </w:p>
-    <w:p>
+      <w:pPr>
+        <w:keepNext/>
+        <w:widowControl/>
+        <w:spacing w:line="240" w:lineRule="auto" w:after="0" w:before="120"/>
+      </w:pPr>
       <w:r>
         <w:rPr>
+          <w:rFonts w:ascii="Times New Roman" w:hAnsi="Times New Roman" w:eastAsia="Times New Roman"/>
           <w:b/>
-          <w:sz w:val="24"/>
+          <w:color w:val="181A1F"/>
+          <w:sz w:val="28"/>
         </w:rPr>
         <w:t>6.</w:t>
       </w:r>
     </w:p>
     <w:p>
+      <w:pPr>
+        <w:widowControl/>
+        <w:spacing w:line="240" w:lineRule="auto" w:after="0"/>
+      </w:pPr>
       <w:r>
         <w:rPr>
+          <w:rFonts w:ascii="Times New Roman" w:hAnsi="Times New Roman" w:eastAsia="Times New Roman"/>
           <w:b w:val="0"/>
           <w:i w:val="0"/>
+          <w:color w:val="181A1F"/>
+          <w:sz w:val="28"/>
         </w:rPr>
         <w:t>Установите соответствие между примерами и видами издержек фирмы в краткосрочном периоде: к каждой позиции, данной в первом столбце, подберите соответствующую позицию из второго столбца.</w:t>
       </w:r>
@@ -571,6 +962,7 @@
       <w:tblPr>
         <w:tblStyle w:val="TableGrid"/>
         <w:tblW w:type="auto" w:w="0"/>
+        <w:tblLayout w:type="autofit"/>
         <w:tblLook w:firstColumn="1" w:firstRow="1" w:lastColumn="0" w:lastRow="0" w:noHBand="0" w:noVBand="1" w:val="04A0"/>
       </w:tblPr>
       <w:tblGrid>
@@ -583,7 +975,16 @@
             <w:tcW w:type="dxa" w:w="5128"/>
           </w:tcPr>
           <w:p>
+            <w:pPr>
+              <w:spacing w:after="0" w:line="240" w:lineRule="auto"/>
+            </w:pPr>
             <w:r>
+              <w:rPr>
+                <w:rFonts w:ascii="Times New Roman" w:hAnsi="Times New Roman" w:eastAsia="Times New Roman"/>
+                <w:b/>
+                <w:color w:val="181A1F"/>
+                <w:sz w:val="28"/>
+              </w:rPr>
               <w:t>ПРИМЕРЫ</w:t>
             </w:r>
           </w:p>
@@ -593,7 +994,16 @@
             <w:tcW w:type="dxa" w:w="5128"/>
           </w:tcPr>
           <w:p>
+            <w:pPr>
+              <w:spacing w:after="0" w:line="240" w:lineRule="auto"/>
+            </w:pPr>
             <w:r>
+              <w:rPr>
+                <w:rFonts w:ascii="Times New Roman" w:hAnsi="Times New Roman" w:eastAsia="Times New Roman"/>
+                <w:b/>
+                <w:color w:val="181A1F"/>
+                <w:sz w:val="28"/>
+              </w:rPr>
               <w:t>ВИДЫ ИЗДЕРЖЕК ФИРМЫ В КРАТКОСРОЧНОМ ПЕРИОДЕ</w:t>
             </w:r>
           </w:p>
@@ -605,8 +1015,24 @@
             <w:tcW w:type="dxa" w:w="5128"/>
           </w:tcPr>
           <w:p>
+            <w:pPr>
+              <w:spacing w:after="0" w:line="240" w:lineRule="auto"/>
+            </w:pPr>
             <w:r>
-              <w:t>А) арендная плата за помещениеБ) транспортные расходыВ) амортизационные отчисленияГ) налоги и взносы с заработной платы сотрудников на окладеД) выплата сдельной заработной платы работникам</w:t>
+              <w:rPr>
+                <w:rFonts w:ascii="Times New Roman" w:hAnsi="Times New Roman" w:eastAsia="Times New Roman"/>
+                <w:color w:val="181A1F"/>
+                <w:sz w:val="28"/>
+              </w:rPr>
+              <w:t>А) арендная плата за помещение</w:t>
+              <w:br/>
+              <w:t>Б) транспортные расходы</w:t>
+              <w:br/>
+              <w:t>В) амортизационные отчисления</w:t>
+              <w:br/>
+              <w:t>Г) налоги и взносы с заработной платы сотрудников на окладе</w:t>
+              <w:br/>
+              <w:t>Д) выплата сдельной заработной платы работникам</w:t>
             </w:r>
           </w:p>
         </w:tc>
@@ -615,18 +1041,35 @@
             <w:tcW w:type="dxa" w:w="5128"/>
           </w:tcPr>
           <w:p>
+            <w:pPr>
+              <w:spacing w:after="0" w:line="240" w:lineRule="auto"/>
+            </w:pPr>
             <w:r>
-              <w:t>1) постоянные2) переменные</w:t>
+              <w:rPr>
+                <w:rFonts w:ascii="Times New Roman" w:hAnsi="Times New Roman" w:eastAsia="Times New Roman"/>
+                <w:color w:val="181A1F"/>
+                <w:sz w:val="28"/>
+              </w:rPr>
+              <w:t>1) постоянные</w:t>
+              <w:br/>
+              <w:t>2) переменные</w:t>
             </w:r>
           </w:p>
         </w:tc>
       </w:tr>
     </w:tbl>
     <w:p>
+      <w:pPr>
+        <w:widowControl/>
+        <w:spacing w:line="240" w:lineRule="auto" w:after="0"/>
+      </w:pPr>
       <w:r>
         <w:rPr>
+          <w:rFonts w:ascii="Times New Roman" w:hAnsi="Times New Roman" w:eastAsia="Times New Roman"/>
           <w:b w:val="0"/>
           <w:i w:val="0"/>
+          <w:color w:val="181A1F"/>
+          <w:sz w:val="28"/>
         </w:rPr>
         <w:t>Запишите в ответ цифры, расположив их в порядке, соответствующем буквам:</w:t>
       </w:r>
@@ -635,6 +1078,7 @@
       <w:tblPr>
         <w:tblStyle w:val="TableGrid"/>
         <w:tblW w:type="auto" w:w="0"/>
+        <w:tblLayout w:type="autofit"/>
         <w:tblLook w:firstColumn="1" w:firstRow="1" w:lastColumn="0" w:lastRow="0" w:noHBand="0" w:noVBand="1" w:val="04A0"/>
       </w:tblPr>
       <w:tblGrid>
@@ -650,7 +1094,16 @@
             <w:tcW w:type="dxa" w:w="2051"/>
           </w:tcPr>
           <w:p>
+            <w:pPr>
+              <w:spacing w:after="0" w:line="240" w:lineRule="auto"/>
+            </w:pPr>
             <w:r>
+              <w:rPr>
+                <w:rFonts w:ascii="Times New Roman" w:hAnsi="Times New Roman" w:eastAsia="Times New Roman"/>
+                <w:b/>
+                <w:color w:val="181A1F"/>
+                <w:sz w:val="28"/>
+              </w:rPr>
               <w:t>A</w:t>
             </w:r>
           </w:p>
@@ -660,7 +1113,16 @@
             <w:tcW w:type="dxa" w:w="2051"/>
           </w:tcPr>
           <w:p>
+            <w:pPr>
+              <w:spacing w:after="0" w:line="240" w:lineRule="auto"/>
+            </w:pPr>
             <w:r>
+              <w:rPr>
+                <w:rFonts w:ascii="Times New Roman" w:hAnsi="Times New Roman" w:eastAsia="Times New Roman"/>
+                <w:b/>
+                <w:color w:val="181A1F"/>
+                <w:sz w:val="28"/>
+              </w:rPr>
               <w:t>Б</w:t>
             </w:r>
           </w:p>
@@ -670,7 +1132,16 @@
             <w:tcW w:type="dxa" w:w="2051"/>
           </w:tcPr>
           <w:p>
+            <w:pPr>
+              <w:spacing w:after="0" w:line="240" w:lineRule="auto"/>
+            </w:pPr>
             <w:r>
+              <w:rPr>
+                <w:rFonts w:ascii="Times New Roman" w:hAnsi="Times New Roman" w:eastAsia="Times New Roman"/>
+                <w:b/>
+                <w:color w:val="181A1F"/>
+                <w:sz w:val="28"/>
+              </w:rPr>
               <w:t>В</w:t>
             </w:r>
           </w:p>
@@ -680,7 +1151,16 @@
             <w:tcW w:type="dxa" w:w="2051"/>
           </w:tcPr>
           <w:p>
+            <w:pPr>
+              <w:spacing w:after="0" w:line="240" w:lineRule="auto"/>
+            </w:pPr>
             <w:r>
+              <w:rPr>
+                <w:rFonts w:ascii="Times New Roman" w:hAnsi="Times New Roman" w:eastAsia="Times New Roman"/>
+                <w:b/>
+                <w:color w:val="181A1F"/>
+                <w:sz w:val="28"/>
+              </w:rPr>
               <w:t>Г</w:t>
             </w:r>
           </w:p>
@@ -690,7 +1170,16 @@
             <w:tcW w:type="dxa" w:w="2051"/>
           </w:tcPr>
           <w:p>
+            <w:pPr>
+              <w:spacing w:after="0" w:line="240" w:lineRule="auto"/>
+            </w:pPr>
             <w:r>
+              <w:rPr>
+                <w:rFonts w:ascii="Times New Roman" w:hAnsi="Times New Roman" w:eastAsia="Times New Roman"/>
+                <w:b/>
+                <w:color w:val="181A1F"/>
+                <w:sz w:val="28"/>
+              </w:rPr>
               <w:t>Д</w:t>
             </w:r>
           </w:p>
@@ -702,7 +1191,16 @@
             <w:tcW w:type="dxa" w:w="2051"/>
           </w:tcPr>
           <w:p>
-            <w:r/>
+            <w:pPr>
+              <w:spacing w:after="0" w:line="240" w:lineRule="auto"/>
+            </w:pPr>
+            <w:r>
+              <w:rPr>
+                <w:rFonts w:ascii="Times New Roman" w:hAnsi="Times New Roman" w:eastAsia="Times New Roman"/>
+                <w:color w:val="181A1F"/>
+                <w:sz w:val="28"/>
+              </w:rPr>
+            </w:r>
           </w:p>
         </w:tc>
         <w:tc>
@@ -710,7 +1208,16 @@
             <w:tcW w:type="dxa" w:w="2051"/>
           </w:tcPr>
           <w:p>
-            <w:r/>
+            <w:pPr>
+              <w:spacing w:after="0" w:line="240" w:lineRule="auto"/>
+            </w:pPr>
+            <w:r>
+              <w:rPr>
+                <w:rFonts w:ascii="Times New Roman" w:hAnsi="Times New Roman" w:eastAsia="Times New Roman"/>
+                <w:color w:val="181A1F"/>
+                <w:sz w:val="28"/>
+              </w:rPr>
+            </w:r>
           </w:p>
         </w:tc>
         <w:tc>
@@ -718,7 +1225,16 @@
             <w:tcW w:type="dxa" w:w="2051"/>
           </w:tcPr>
           <w:p>
-            <w:r/>
+            <w:pPr>
+              <w:spacing w:after="0" w:line="240" w:lineRule="auto"/>
+            </w:pPr>
+            <w:r>
+              <w:rPr>
+                <w:rFonts w:ascii="Times New Roman" w:hAnsi="Times New Roman" w:eastAsia="Times New Roman"/>
+                <w:color w:val="181A1F"/>
+                <w:sz w:val="28"/>
+              </w:rPr>
+            </w:r>
           </w:p>
         </w:tc>
         <w:tc>
@@ -726,7 +1242,16 @@
             <w:tcW w:type="dxa" w:w="2051"/>
           </w:tcPr>
           <w:p>
-            <w:r/>
+            <w:pPr>
+              <w:spacing w:after="0" w:line="240" w:lineRule="auto"/>
+            </w:pPr>
+            <w:r>
+              <w:rPr>
+                <w:rFonts w:ascii="Times New Roman" w:hAnsi="Times New Roman" w:eastAsia="Times New Roman"/>
+                <w:color w:val="181A1F"/>
+                <w:sz w:val="28"/>
+              </w:rPr>
+            </w:r>
           </w:p>
         </w:tc>
         <w:tc>
@@ -734,187 +1259,307 @@
             <w:tcW w:type="dxa" w:w="2051"/>
           </w:tcPr>
           <w:p>
-            <w:r/>
+            <w:pPr>
+              <w:spacing w:after="0" w:line="240" w:lineRule="auto"/>
+            </w:pPr>
+            <w:r>
+              <w:rPr>
+                <w:rFonts w:ascii="Times New Roman" w:hAnsi="Times New Roman" w:eastAsia="Times New Roman"/>
+                <w:color w:val="181A1F"/>
+                <w:sz w:val="28"/>
+              </w:rPr>
+            </w:r>
           </w:p>
         </w:tc>
       </w:tr>
     </w:tbl>
     <w:p>
-      <w:r>
-        <w:t>Ответ: ______________________________</w:t>
-      </w:r>
-    </w:p>
-    <w:p>
+      <w:pPr>
+        <w:keepNext/>
+        <w:widowControl/>
+        <w:spacing w:line="240" w:lineRule="auto" w:after="0" w:before="120"/>
+      </w:pPr>
       <w:r>
         <w:rPr>
+          <w:rFonts w:ascii="Times New Roman" w:hAnsi="Times New Roman" w:eastAsia="Times New Roman"/>
           <w:b/>
-          <w:sz w:val="24"/>
+          <w:color w:val="181A1F"/>
+          <w:sz w:val="28"/>
         </w:rPr>
         <w:t>7.</w:t>
       </w:r>
     </w:p>
     <w:p>
+      <w:pPr>
+        <w:widowControl/>
+        <w:spacing w:line="240" w:lineRule="auto" w:after="0"/>
+      </w:pPr>
       <w:r>
         <w:rPr>
+          <w:rFonts w:ascii="Times New Roman" w:hAnsi="Times New Roman" w:eastAsia="Times New Roman"/>
           <w:b w:val="0"/>
           <w:i w:val="0"/>
+          <w:color w:val="181A1F"/>
+          <w:sz w:val="28"/>
         </w:rPr>
         <w:t>Ателье по пошиву и ремонту одежды несёт постоянные и переменные издержки. Что из перечисленного ниже относится к переменным издержкам ателье (в краткосрочный период)? Запишите цифры, под которыми они указаны.</w:t>
       </w:r>
     </w:p>
     <w:p>
+      <w:pPr>
+        <w:widowControl/>
+        <w:spacing w:line="240" w:lineRule="auto" w:after="0"/>
+      </w:pPr>
       <w:r>
         <w:rPr>
+          <w:rFonts w:ascii="Times New Roman" w:hAnsi="Times New Roman" w:eastAsia="Times New Roman"/>
           <w:b w:val="0"/>
           <w:i w:val="0"/>
+          <w:color w:val="181A1F"/>
+          <w:sz w:val="28"/>
         </w:rPr>
         <w:t>1) арендная плата за помещение</w:t>
       </w:r>
     </w:p>
     <w:p>
+      <w:pPr>
+        <w:widowControl/>
+        <w:spacing w:line="240" w:lineRule="auto" w:after="0"/>
+      </w:pPr>
       <w:r>
         <w:rPr>
+          <w:rFonts w:ascii="Times New Roman" w:hAnsi="Times New Roman" w:eastAsia="Times New Roman"/>
           <w:b w:val="0"/>
           <w:i w:val="0"/>
+          <w:color w:val="181A1F"/>
+          <w:sz w:val="28"/>
         </w:rPr>
         <w:t>2) приобретение сырья</w:t>
       </w:r>
     </w:p>
     <w:p>
+      <w:pPr>
+        <w:widowControl/>
+        <w:spacing w:line="240" w:lineRule="auto" w:after="0"/>
+      </w:pPr>
       <w:r>
         <w:rPr>
+          <w:rFonts w:ascii="Times New Roman" w:hAnsi="Times New Roman" w:eastAsia="Times New Roman"/>
           <w:b w:val="0"/>
           <w:i w:val="0"/>
+          <w:color w:val="181A1F"/>
+          <w:sz w:val="28"/>
         </w:rPr>
         <w:t>3) проценты по кредитам</w:t>
       </w:r>
     </w:p>
     <w:p>
+      <w:pPr>
+        <w:widowControl/>
+        <w:spacing w:line="240" w:lineRule="auto" w:after="0"/>
+      </w:pPr>
       <w:r>
         <w:rPr>
+          <w:rFonts w:ascii="Times New Roman" w:hAnsi="Times New Roman" w:eastAsia="Times New Roman"/>
           <w:b w:val="0"/>
           <w:i w:val="0"/>
+          <w:color w:val="181A1F"/>
+          <w:sz w:val="28"/>
         </w:rPr>
         <w:t>4) оплата транспортных услуг</w:t>
       </w:r>
     </w:p>
     <w:p>
+      <w:pPr>
+        <w:widowControl/>
+        <w:spacing w:line="240" w:lineRule="auto" w:after="0"/>
+      </w:pPr>
       <w:r>
         <w:rPr>
+          <w:rFonts w:ascii="Times New Roman" w:hAnsi="Times New Roman" w:eastAsia="Times New Roman"/>
           <w:b w:val="0"/>
           <w:i w:val="0"/>
+          <w:color w:val="181A1F"/>
+          <w:sz w:val="28"/>
         </w:rPr>
         <w:t>5) оклады администрации</w:t>
       </w:r>
     </w:p>
     <w:p>
+      <w:pPr>
+        <w:widowControl/>
+        <w:spacing w:line="240" w:lineRule="auto" w:after="0"/>
+      </w:pPr>
       <w:r>
         <w:rPr>
+          <w:rFonts w:ascii="Times New Roman" w:hAnsi="Times New Roman" w:eastAsia="Times New Roman"/>
           <w:b w:val="0"/>
           <w:i w:val="0"/>
+          <w:color w:val="181A1F"/>
+          <w:sz w:val="28"/>
         </w:rPr>
         <w:t>6) сдельная оплата мастеров</w:t>
       </w:r>
     </w:p>
     <w:p>
-      <w:r>
-        <w:t>Ответ: ______________________________</w:t>
-      </w:r>
-    </w:p>
-    <w:p>
+      <w:pPr>
+        <w:keepNext/>
+        <w:widowControl/>
+        <w:spacing w:line="240" w:lineRule="auto" w:after="0" w:before="120"/>
+      </w:pPr>
       <w:r>
         <w:rPr>
+          <w:rFonts w:ascii="Times New Roman" w:hAnsi="Times New Roman" w:eastAsia="Times New Roman"/>
           <w:b/>
-          <w:sz w:val="24"/>
+          <w:color w:val="181A1F"/>
+          <w:sz w:val="28"/>
         </w:rPr>
         <w:t>8.</w:t>
       </w:r>
     </w:p>
     <w:p>
+      <w:pPr>
+        <w:widowControl/>
+        <w:spacing w:line="240" w:lineRule="auto" w:after="0"/>
+      </w:pPr>
       <w:r>
         <w:rPr>
+          <w:rFonts w:ascii="Times New Roman" w:hAnsi="Times New Roman" w:eastAsia="Times New Roman"/>
           <w:b w:val="0"/>
           <w:i w:val="0"/>
+          <w:color w:val="181A1F"/>
+          <w:sz w:val="28"/>
         </w:rPr>
         <w:t>Выберите верные суждения об отклоняющемся поведении и запишите цифры, под которыми они указаны.</w:t>
       </w:r>
     </w:p>
     <w:p>
+      <w:pPr>
+        <w:widowControl/>
+        <w:spacing w:line="240" w:lineRule="auto" w:after="0"/>
+      </w:pPr>
       <w:r>
         <w:rPr>
+          <w:rFonts w:ascii="Times New Roman" w:hAnsi="Times New Roman" w:eastAsia="Times New Roman"/>
           <w:b w:val="0"/>
           <w:i w:val="0"/>
+          <w:color w:val="181A1F"/>
+          <w:sz w:val="28"/>
         </w:rPr>
         <w:t xml:space="preserve">1) Отклоняющееся поведение — это любое поведение, которое вызывает неодобрение общества. </w:t>
       </w:r>
     </w:p>
     <w:p>
+      <w:pPr>
+        <w:widowControl/>
+        <w:spacing w:line="240" w:lineRule="auto" w:after="0"/>
+      </w:pPr>
       <w:r>
         <w:rPr>
+          <w:rFonts w:ascii="Times New Roman" w:hAnsi="Times New Roman" w:eastAsia="Times New Roman"/>
           <w:b w:val="0"/>
           <w:i w:val="0"/>
+          <w:color w:val="181A1F"/>
+          <w:sz w:val="28"/>
         </w:rPr>
         <w:t>2) Отклоняющееся поведение подразумевает нарушение общепринятых норм.</w:t>
       </w:r>
     </w:p>
     <w:p>
+      <w:pPr>
+        <w:widowControl/>
+        <w:spacing w:line="240" w:lineRule="auto" w:after="0"/>
+      </w:pPr>
       <w:r>
         <w:rPr>
+          <w:rFonts w:ascii="Times New Roman" w:hAnsi="Times New Roman" w:eastAsia="Times New Roman"/>
           <w:b w:val="0"/>
           <w:i w:val="0"/>
+          <w:color w:val="181A1F"/>
+          <w:sz w:val="28"/>
         </w:rPr>
         <w:t xml:space="preserve">3) Отклоняющееся поведение может быть проявлением недостатков социализации индивида. </w:t>
       </w:r>
     </w:p>
     <w:p>
+      <w:pPr>
+        <w:widowControl/>
+        <w:spacing w:line="240" w:lineRule="auto" w:after="0"/>
+      </w:pPr>
       <w:r>
         <w:rPr>
+          <w:rFonts w:ascii="Times New Roman" w:hAnsi="Times New Roman" w:eastAsia="Times New Roman"/>
           <w:b w:val="0"/>
           <w:i w:val="0"/>
+          <w:color w:val="181A1F"/>
+          <w:sz w:val="28"/>
         </w:rPr>
         <w:t xml:space="preserve">4) Отклоняющееся поведение может иметь как коллективный, так и индивидуальный характер. </w:t>
       </w:r>
     </w:p>
     <w:p>
+      <w:pPr>
+        <w:widowControl/>
+        <w:spacing w:line="240" w:lineRule="auto" w:after="0"/>
+      </w:pPr>
       <w:r>
         <w:rPr>
+          <w:rFonts w:ascii="Times New Roman" w:hAnsi="Times New Roman" w:eastAsia="Times New Roman"/>
           <w:b w:val="0"/>
           <w:i w:val="0"/>
+          <w:color w:val="181A1F"/>
+          <w:sz w:val="28"/>
         </w:rPr>
         <w:t>5) Негативное отклоняющееся поведение обычно влечёт юридическую ответственность.</w:t>
       </w:r>
     </w:p>
     <w:p>
-      <w:r>
-        <w:t>Ответ: ______________________________</w:t>
-      </w:r>
-    </w:p>
-    <w:p>
+      <w:pPr>
+        <w:keepNext/>
+        <w:widowControl/>
+        <w:spacing w:line="240" w:lineRule="auto" w:after="0" w:before="120"/>
+      </w:pPr>
       <w:r>
         <w:rPr>
+          <w:rFonts w:ascii="Times New Roman" w:hAnsi="Times New Roman" w:eastAsia="Times New Roman"/>
           <w:b/>
-          <w:sz w:val="24"/>
+          <w:color w:val="181A1F"/>
+          <w:sz w:val="28"/>
         </w:rPr>
         <w:t>9.</w:t>
       </w:r>
     </w:p>
     <w:p>
+      <w:pPr>
+        <w:widowControl/>
+        <w:spacing w:line="240" w:lineRule="auto" w:after="0"/>
+      </w:pPr>
       <w:r>
         <w:rPr>
+          <w:rFonts w:ascii="Times New Roman" w:hAnsi="Times New Roman" w:eastAsia="Times New Roman"/>
           <w:b w:val="0"/>
           <w:i w:val="0"/>
+          <w:color w:val="181A1F"/>
+          <w:sz w:val="28"/>
         </w:rPr>
         <w:t>В ходе социологических опросов совершеннолетним жителям страны Z задавали вопрос: «Почему некоторые молодые люди в возрасте 18-25 лет, не состоящие в браке, предпочитают жить вместе с родителями?» (Можно было выбрать несколько ответов). Полученные результаты (в % от числа опрошенных) представлены в графическом виде.</w:t>
       </w:r>
     </w:p>
     <w:p>
       <w:pPr>
+        <w:widowControl/>
+        <w:spacing w:line="240" w:lineRule="auto" w:after="0"/>
         <w:jc w:val="center"/>
       </w:pPr>
       <w:r>
+        <w:rPr>
+          <w:rFonts w:ascii="Times New Roman" w:hAnsi="Times New Roman" w:eastAsia="Times New Roman"/>
+          <w:color w:val="181A1F"/>
+          <w:sz w:val="28"/>
+        </w:rPr>
         <w:drawing>
           <wp:inline xmlns:a="http://schemas.openxmlformats.org/drawingml/2006/main" xmlns:pic="http://schemas.openxmlformats.org/drawingml/2006/picture">
-            <wp:extent cx="5400000" cy="5400000"/>
+            <wp:extent cx="5400000" cy="4752000"/>
             <wp:docPr id="1" name="Picture 1"/>
             <wp:cNvGraphicFramePr>
               <a:graphicFrameLocks noChangeAspect="1"/>
@@ -928,6 +1573,7 @@
                   </pic:nvPicPr>
                   <pic:blipFill>
                     <a:blip r:embed="rId9"/>
+                    <a:srcRect b="12000"/>
                     <a:stretch>
                       <a:fillRect/>
                     </a:stretch>
@@ -935,7 +1581,7 @@
                   <pic:spPr>
                     <a:xfrm>
                       <a:off x="0" y="0"/>
-                      <a:ext cx="5400000" cy="5400000"/>
+                      <a:ext cx="5400000" cy="4752000"/>
                     </a:xfrm>
                     <a:prstGeom prst="rect"/>
                   </pic:spPr>
@@ -947,291 +1593,481 @@
       </w:r>
     </w:p>
     <w:p>
+      <w:pPr>
+        <w:widowControl/>
+        <w:spacing w:line="240" w:lineRule="auto" w:after="0"/>
+      </w:pPr>
       <w:r>
         <w:rPr>
+          <w:rFonts w:ascii="Times New Roman" w:hAnsi="Times New Roman" w:eastAsia="Times New Roman"/>
           <w:b w:val="0"/>
           <w:i w:val="0"/>
+          <w:color w:val="181A1F"/>
+          <w:sz w:val="28"/>
         </w:rPr>
         <w:t xml:space="preserve">Найдите в приведённом списке выводы, которые можно сделать на основе диаграммы, и запишите цифры, под которыми они указаны.                             </w:t>
       </w:r>
     </w:p>
     <w:p>
+      <w:pPr>
+        <w:widowControl/>
+        <w:spacing w:line="240" w:lineRule="auto" w:after="0"/>
+      </w:pPr>
       <w:r>
         <w:rPr>
+          <w:rFonts w:ascii="Times New Roman" w:hAnsi="Times New Roman" w:eastAsia="Times New Roman"/>
           <w:b w:val="0"/>
           <w:i w:val="0"/>
+          <w:color w:val="181A1F"/>
+          <w:sz w:val="28"/>
         </w:rPr>
         <w:t xml:space="preserve">1) В 2009 г. среди опрошенных тех, кто считали, что молодые люди не готовы к самостоятельной жизни, было больше, чем тех, кто считали, что молодые люди боятся совершать необдуманные поступки.            </w:t>
       </w:r>
     </w:p>
     <w:p>
+      <w:pPr>
+        <w:widowControl/>
+        <w:spacing w:line="240" w:lineRule="auto" w:after="0"/>
+      </w:pPr>
       <w:r>
         <w:rPr>
+          <w:rFonts w:ascii="Times New Roman" w:hAnsi="Times New Roman" w:eastAsia="Times New Roman"/>
           <w:b w:val="0"/>
           <w:i w:val="0"/>
+          <w:color w:val="181A1F"/>
+          <w:sz w:val="28"/>
         </w:rPr>
         <w:t>2) Доля тех, кто затруднился ответить, в 2009 г. была больше, чем в 2019 г.</w:t>
       </w:r>
     </w:p>
     <w:p>
+      <w:pPr>
+        <w:widowControl/>
+        <w:spacing w:line="240" w:lineRule="auto" w:after="0"/>
+      </w:pPr>
       <w:r>
         <w:rPr>
+          <w:rFonts w:ascii="Times New Roman" w:hAnsi="Times New Roman" w:eastAsia="Times New Roman"/>
           <w:b w:val="0"/>
           <w:i w:val="0"/>
+          <w:color w:val="181A1F"/>
+          <w:sz w:val="28"/>
         </w:rPr>
         <w:t>3) Доля тех, кто отметили, что молодые люди считают необходимым оказывать родителям материальную помощь, осталась неизменной на протяжении 10 лет.</w:t>
       </w:r>
     </w:p>
     <w:p>
+      <w:pPr>
+        <w:widowControl/>
+        <w:spacing w:line="240" w:lineRule="auto" w:after="0"/>
+      </w:pPr>
       <w:r>
         <w:rPr>
+          <w:rFonts w:ascii="Times New Roman" w:hAnsi="Times New Roman" w:eastAsia="Times New Roman"/>
           <w:b w:val="0"/>
           <w:i w:val="0"/>
+          <w:color w:val="181A1F"/>
+          <w:sz w:val="28"/>
         </w:rPr>
         <w:t>4) В 2009 г. равные доли опрошенных затруднились ответить и выбрали другое мнение.</w:t>
       </w:r>
     </w:p>
     <w:p>
+      <w:pPr>
+        <w:widowControl/>
+        <w:spacing w:line="240" w:lineRule="auto" w:after="0"/>
+      </w:pPr>
       <w:r>
         <w:rPr>
+          <w:rFonts w:ascii="Times New Roman" w:hAnsi="Times New Roman" w:eastAsia="Times New Roman"/>
           <w:b w:val="0"/>
           <w:i w:val="0"/>
+          <w:color w:val="181A1F"/>
+          <w:sz w:val="28"/>
         </w:rPr>
         <w:t>5) В 2019 г. равные доли опрошенных отметили, что молодые люди боятся совершать необдуманные поступки и что они не хотят, чтобы возникло отчуждение с родителями.</w:t>
       </w:r>
     </w:p>
     <w:p>
-      <w:r>
-        <w:t>Ответ: ______________________________</w:t>
-      </w:r>
-    </w:p>
-    <w:p>
+      <w:pPr>
+        <w:keepNext/>
+        <w:widowControl/>
+        <w:spacing w:line="240" w:lineRule="auto" w:after="0" w:before="120"/>
+      </w:pPr>
       <w:r>
         <w:rPr>
+          <w:rFonts w:ascii="Times New Roman" w:hAnsi="Times New Roman" w:eastAsia="Times New Roman"/>
           <w:b/>
-          <w:sz w:val="24"/>
+          <w:color w:val="181A1F"/>
+          <w:sz w:val="28"/>
         </w:rPr>
         <w:t>10.</w:t>
       </w:r>
     </w:p>
     <w:p>
+      <w:pPr>
+        <w:widowControl/>
+        <w:spacing w:line="240" w:lineRule="auto" w:after="0"/>
+      </w:pPr>
       <w:r>
         <w:rPr>
+          <w:rFonts w:ascii="Times New Roman" w:hAnsi="Times New Roman" w:eastAsia="Times New Roman"/>
           <w:b w:val="0"/>
           <w:i w:val="0"/>
+          <w:color w:val="181A1F"/>
+          <w:sz w:val="28"/>
         </w:rPr>
         <w:t>Выберите верные суждения о политических партиях и движениях и запишите цифры, под которыми они указаны.</w:t>
       </w:r>
     </w:p>
     <w:p>
+      <w:pPr>
+        <w:widowControl/>
+        <w:spacing w:line="240" w:lineRule="auto" w:after="0"/>
+      </w:pPr>
       <w:r>
         <w:rPr>
+          <w:rFonts w:ascii="Times New Roman" w:hAnsi="Times New Roman" w:eastAsia="Times New Roman"/>
           <w:b w:val="0"/>
           <w:i w:val="0"/>
+          <w:color w:val="181A1F"/>
+          <w:sz w:val="28"/>
         </w:rPr>
         <w:t>1) По способу организации различают правящие и оппозиционные политические партии.</w:t>
       </w:r>
     </w:p>
     <w:p>
+      <w:pPr>
+        <w:widowControl/>
+        <w:spacing w:line="240" w:lineRule="auto" w:after="0"/>
+      </w:pPr>
       <w:r>
         <w:rPr>
+          <w:rFonts w:ascii="Times New Roman" w:hAnsi="Times New Roman" w:eastAsia="Times New Roman"/>
           <w:b w:val="0"/>
           <w:i w:val="0"/>
+          <w:color w:val="181A1F"/>
+          <w:sz w:val="28"/>
         </w:rPr>
         <w:t>2) И политические партии, и общественно-политические движения участвуют в политической жизни.</w:t>
       </w:r>
     </w:p>
     <w:p>
+      <w:pPr>
+        <w:widowControl/>
+        <w:spacing w:line="240" w:lineRule="auto" w:after="0"/>
+      </w:pPr>
       <w:r>
         <w:rPr>
+          <w:rFonts w:ascii="Times New Roman" w:hAnsi="Times New Roman" w:eastAsia="Times New Roman"/>
           <w:b w:val="0"/>
           <w:i w:val="0"/>
+          <w:color w:val="181A1F"/>
+          <w:sz w:val="28"/>
         </w:rPr>
         <w:t>3) Коммунистические партии, как правило, отстаивают священность и неотчуждаемость естественных прав личности, невмешательство государства в рыночную экономику.</w:t>
       </w:r>
     </w:p>
     <w:p>
+      <w:pPr>
+        <w:widowControl/>
+        <w:spacing w:line="240" w:lineRule="auto" w:after="0"/>
+      </w:pPr>
       <w:r>
         <w:rPr>
+          <w:rFonts w:ascii="Times New Roman" w:hAnsi="Times New Roman" w:eastAsia="Times New Roman"/>
           <w:b w:val="0"/>
           <w:i w:val="0"/>
+          <w:color w:val="181A1F"/>
+          <w:sz w:val="28"/>
         </w:rPr>
         <w:t>4) Массовые политические партии, как правило, создают сеть своих региональных организаций.</w:t>
       </w:r>
     </w:p>
     <w:p>
+      <w:pPr>
+        <w:widowControl/>
+        <w:spacing w:line="240" w:lineRule="auto" w:after="0"/>
+      </w:pPr>
       <w:r>
         <w:rPr>
+          <w:rFonts w:ascii="Times New Roman" w:hAnsi="Times New Roman" w:eastAsia="Times New Roman"/>
           <w:b w:val="0"/>
           <w:i w:val="0"/>
+          <w:color w:val="181A1F"/>
+          <w:sz w:val="28"/>
         </w:rPr>
         <w:t>5) Политические партии участвуют в выборах в органы государственной власти и местного самоуправления.</w:t>
       </w:r>
     </w:p>
     <w:p>
-      <w:r>
-        <w:t>Ответ: ______________________________</w:t>
-      </w:r>
-    </w:p>
-    <w:p>
+      <w:pPr>
+        <w:keepNext/>
+        <w:widowControl/>
+        <w:spacing w:line="240" w:lineRule="auto" w:after="0" w:before="120"/>
+      </w:pPr>
       <w:r>
         <w:rPr>
+          <w:rFonts w:ascii="Times New Roman" w:hAnsi="Times New Roman" w:eastAsia="Times New Roman"/>
           <w:b/>
-          <w:sz w:val="24"/>
+          <w:color w:val="181A1F"/>
+          <w:sz w:val="28"/>
         </w:rPr>
         <w:t>11.</w:t>
       </w:r>
     </w:p>
     <w:p>
+      <w:pPr>
+        <w:widowControl/>
+        <w:spacing w:line="240" w:lineRule="auto" w:after="0"/>
+      </w:pPr>
       <w:r>
         <w:rPr>
+          <w:rFonts w:ascii="Times New Roman" w:hAnsi="Times New Roman" w:eastAsia="Times New Roman"/>
           <w:b w:val="0"/>
           <w:i w:val="0"/>
+          <w:color w:val="181A1F"/>
+          <w:sz w:val="28"/>
         </w:rPr>
         <w:t>В государстве Z президент является главой исполнительной власти. Какие признаки свидетельствуют о том, что форма правления государства Z — республика? Запишите цифры, под которыми они указаны.</w:t>
       </w:r>
     </w:p>
     <w:p>
+      <w:pPr>
+        <w:widowControl/>
+        <w:spacing w:line="240" w:lineRule="auto" w:after="0"/>
+      </w:pPr>
       <w:r>
         <w:rPr>
+          <w:rFonts w:ascii="Times New Roman" w:hAnsi="Times New Roman" w:eastAsia="Times New Roman"/>
           <w:b w:val="0"/>
           <w:i w:val="0"/>
+          <w:color w:val="181A1F"/>
+          <w:sz w:val="28"/>
         </w:rPr>
         <w:t>1) Глава государства обладает широкими полномочиями.</w:t>
       </w:r>
     </w:p>
     <w:p>
+      <w:pPr>
+        <w:widowControl/>
+        <w:spacing w:line="240" w:lineRule="auto" w:after="0"/>
+      </w:pPr>
       <w:r>
         <w:rPr>
+          <w:rFonts w:ascii="Times New Roman" w:hAnsi="Times New Roman" w:eastAsia="Times New Roman"/>
           <w:b w:val="0"/>
           <w:i w:val="0"/>
+          <w:color w:val="181A1F"/>
+          <w:sz w:val="28"/>
         </w:rPr>
         <w:t>2) В стране существует свободная конкуренция политических партий.</w:t>
       </w:r>
     </w:p>
     <w:p>
+      <w:pPr>
+        <w:widowControl/>
+        <w:spacing w:line="240" w:lineRule="auto" w:after="0"/>
+      </w:pPr>
       <w:r>
         <w:rPr>
+          <w:rFonts w:ascii="Times New Roman" w:hAnsi="Times New Roman" w:eastAsia="Times New Roman"/>
           <w:b w:val="0"/>
           <w:i w:val="0"/>
+          <w:color w:val="181A1F"/>
+          <w:sz w:val="28"/>
         </w:rPr>
         <w:t>3) Правительство страны разрабатывает и исполняет государственный бюджет.</w:t>
       </w:r>
     </w:p>
     <w:p>
+      <w:pPr>
+        <w:widowControl/>
+        <w:spacing w:line="240" w:lineRule="auto" w:after="0"/>
+      </w:pPr>
       <w:r>
         <w:rPr>
+          <w:rFonts w:ascii="Times New Roman" w:hAnsi="Times New Roman" w:eastAsia="Times New Roman"/>
           <w:b w:val="0"/>
           <w:i w:val="0"/>
+          <w:color w:val="181A1F"/>
+          <w:sz w:val="28"/>
         </w:rPr>
         <w:t>4) В стране действует конституция.</w:t>
       </w:r>
     </w:p>
     <w:p>
+      <w:pPr>
+        <w:widowControl/>
+        <w:spacing w:line="240" w:lineRule="auto" w:after="0"/>
+      </w:pPr>
       <w:r>
         <w:rPr>
+          <w:rFonts w:ascii="Times New Roman" w:hAnsi="Times New Roman" w:eastAsia="Times New Roman"/>
           <w:b w:val="0"/>
           <w:i w:val="0"/>
+          <w:color w:val="181A1F"/>
+          <w:sz w:val="28"/>
         </w:rPr>
         <w:t>5) Президент, депутаты парламента избираются на пять лет.</w:t>
       </w:r>
     </w:p>
     <w:p>
+      <w:pPr>
+        <w:widowControl/>
+        <w:spacing w:line="240" w:lineRule="auto" w:after="0"/>
+      </w:pPr>
       <w:r>
         <w:rPr>
+          <w:rFonts w:ascii="Times New Roman" w:hAnsi="Times New Roman" w:eastAsia="Times New Roman"/>
           <w:b w:val="0"/>
           <w:i w:val="0"/>
+          <w:color w:val="181A1F"/>
+          <w:sz w:val="28"/>
         </w:rPr>
         <w:t>6) Источником власти признан народ.</w:t>
       </w:r>
     </w:p>
     <w:p>
-      <w:r>
-        <w:t>Ответ: ______________________________</w:t>
-      </w:r>
-    </w:p>
-    <w:p>
+      <w:pPr>
+        <w:keepNext/>
+        <w:widowControl/>
+        <w:spacing w:line="240" w:lineRule="auto" w:after="0" w:before="120"/>
+      </w:pPr>
       <w:r>
         <w:rPr>
+          <w:rFonts w:ascii="Times New Roman" w:hAnsi="Times New Roman" w:eastAsia="Times New Roman"/>
           <w:b/>
-          <w:sz w:val="24"/>
+          <w:color w:val="181A1F"/>
+          <w:sz w:val="28"/>
         </w:rPr>
         <w:t>12.</w:t>
       </w:r>
     </w:p>
     <w:p>
+      <w:pPr>
+        <w:widowControl/>
+        <w:spacing w:line="240" w:lineRule="auto" w:after="0"/>
+      </w:pPr>
       <w:r>
         <w:rPr>
+          <w:rFonts w:ascii="Times New Roman" w:hAnsi="Times New Roman" w:eastAsia="Times New Roman"/>
           <w:b w:val="0"/>
           <w:i w:val="0"/>
+          <w:color w:val="181A1F"/>
+          <w:sz w:val="28"/>
         </w:rPr>
         <w:t>Выберите в приведённом списке положения, характеризующие основы конституционного строя РФ, и запишите цифры, под которыми они указаны.</w:t>
       </w:r>
     </w:p>
     <w:p>
+      <w:pPr>
+        <w:widowControl/>
+        <w:spacing w:line="240" w:lineRule="auto" w:after="0"/>
+      </w:pPr>
       <w:r>
         <w:rPr>
+          <w:rFonts w:ascii="Times New Roman" w:hAnsi="Times New Roman" w:eastAsia="Times New Roman"/>
           <w:b w:val="0"/>
           <w:i w:val="0"/>
+          <w:color w:val="181A1F"/>
+          <w:sz w:val="28"/>
         </w:rPr>
         <w:t>1) Гражданство РФ приобретается и прекращается в соответствии с федеральным законом, является единым и равным независимо от оснований приобретения.</w:t>
       </w:r>
     </w:p>
     <w:p>
+      <w:pPr>
+        <w:widowControl/>
+        <w:spacing w:line="240" w:lineRule="auto" w:after="0"/>
+      </w:pPr>
       <w:r>
         <w:rPr>
+          <w:rFonts w:ascii="Times New Roman" w:hAnsi="Times New Roman" w:eastAsia="Times New Roman"/>
           <w:b w:val="0"/>
           <w:i w:val="0"/>
+          <w:color w:val="181A1F"/>
+          <w:sz w:val="28"/>
         </w:rPr>
         <w:t>2) Необоснованный отказ в заключении трудового договора влечёт юридическую ответственность.</w:t>
       </w:r>
     </w:p>
     <w:p>
+      <w:pPr>
+        <w:widowControl/>
+        <w:spacing w:line="240" w:lineRule="auto" w:after="0"/>
+      </w:pPr>
       <w:r>
         <w:rPr>
+          <w:rFonts w:ascii="Times New Roman" w:hAnsi="Times New Roman" w:eastAsia="Times New Roman"/>
           <w:b w:val="0"/>
           <w:i w:val="0"/>
+          <w:color w:val="181A1F"/>
+          <w:sz w:val="28"/>
         </w:rPr>
         <w:t>3) Человек, его права и свободы являются высшей ценностью.</w:t>
       </w:r>
     </w:p>
     <w:p>
+      <w:pPr>
+        <w:widowControl/>
+        <w:spacing w:line="240" w:lineRule="auto" w:after="0"/>
+      </w:pPr>
       <w:r>
         <w:rPr>
+          <w:rFonts w:ascii="Times New Roman" w:hAnsi="Times New Roman" w:eastAsia="Times New Roman"/>
           <w:b w:val="0"/>
           <w:i w:val="0"/>
+          <w:color w:val="181A1F"/>
+          <w:sz w:val="28"/>
         </w:rPr>
         <w:t>4) Никакая идеология не может устанавливаться в качестве государственной или обязательной.</w:t>
       </w:r>
     </w:p>
     <w:p>
+      <w:pPr>
+        <w:widowControl/>
+        <w:spacing w:line="240" w:lineRule="auto" w:after="0"/>
+      </w:pPr>
       <w:r>
         <w:rPr>
+          <w:rFonts w:ascii="Times New Roman" w:hAnsi="Times New Roman" w:eastAsia="Times New Roman"/>
           <w:b w:val="0"/>
           <w:i w:val="0"/>
+          <w:color w:val="181A1F"/>
+          <w:sz w:val="28"/>
         </w:rPr>
         <w:t>5) Работник обязан соблюдать требования по охране труда и обеспечению безопасности.</w:t>
       </w:r>
     </w:p>
     <w:p>
-      <w:r>
-        <w:t>Ответ: ______________________________</w:t>
-      </w:r>
-    </w:p>
-    <w:p>
+      <w:pPr>
+        <w:keepNext/>
+        <w:widowControl/>
+        <w:spacing w:line="240" w:lineRule="auto" w:after="0" w:before="120"/>
+      </w:pPr>
       <w:r>
         <w:rPr>
+          <w:rFonts w:ascii="Times New Roman" w:hAnsi="Times New Roman" w:eastAsia="Times New Roman"/>
           <w:b/>
-          <w:sz w:val="24"/>
+          <w:color w:val="181A1F"/>
+          <w:sz w:val="28"/>
         </w:rPr>
         <w:t>13.</w:t>
       </w:r>
     </w:p>
     <w:p>
+      <w:pPr>
+        <w:widowControl/>
+        <w:spacing w:line="240" w:lineRule="auto" w:after="0"/>
+      </w:pPr>
       <w:r>
         <w:rPr>
+          <w:rFonts w:ascii="Times New Roman" w:hAnsi="Times New Roman" w:eastAsia="Times New Roman"/>
           <w:b w:val="0"/>
           <w:i w:val="0"/>
+          <w:color w:val="181A1F"/>
+          <w:sz w:val="28"/>
         </w:rPr>
         <w:t>Установите соответствие между вопросами и субъектами государственной власти Российской Федерации, к ведению которых они относятся: к каждой позиции, данной в первом столбце, подберите соответствующую позицию из второго столбца.</w:t>
       </w:r>
@@ -1240,6 +2076,7 @@
       <w:tblPr>
         <w:tblStyle w:val="TableGrid"/>
         <w:tblW w:type="auto" w:w="0"/>
+        <w:tblLayout w:type="autofit"/>
         <w:tblLook w:firstColumn="1" w:firstRow="1" w:lastColumn="0" w:lastRow="0" w:noHBand="0" w:noVBand="1" w:val="04A0"/>
       </w:tblPr>
       <w:tblGrid>
@@ -1252,7 +2089,16 @@
             <w:tcW w:type="dxa" w:w="5128"/>
           </w:tcPr>
           <w:p>
+            <w:pPr>
+              <w:spacing w:after="0" w:line="240" w:lineRule="auto"/>
+            </w:pPr>
             <w:r>
+              <w:rPr>
+                <w:rFonts w:ascii="Times New Roman" w:hAnsi="Times New Roman" w:eastAsia="Times New Roman"/>
+                <w:b/>
+                <w:color w:val="181A1F"/>
+                <w:sz w:val="28"/>
+              </w:rPr>
               <w:t>ВОПРОСЫ</w:t>
             </w:r>
           </w:p>
@@ -1262,7 +2108,16 @@
             <w:tcW w:type="dxa" w:w="5128"/>
           </w:tcPr>
           <w:p>
+            <w:pPr>
+              <w:spacing w:after="0" w:line="240" w:lineRule="auto"/>
+            </w:pPr>
             <w:r>
+              <w:rPr>
+                <w:rFonts w:ascii="Times New Roman" w:hAnsi="Times New Roman" w:eastAsia="Times New Roman"/>
+                <w:b/>
+                <w:color w:val="181A1F"/>
+                <w:sz w:val="28"/>
+              </w:rPr>
               <w:t>СУБЪЕКТЫ ВЛАСТИ РФ</w:t>
             </w:r>
           </w:p>
@@ -1274,8 +2129,22 @@
             <w:tcW w:type="dxa" w:w="5128"/>
           </w:tcPr>
           <w:p>
+            <w:pPr>
+              <w:spacing w:after="0" w:line="240" w:lineRule="auto"/>
+            </w:pPr>
             <w:r>
-              <w:t>A) судоустройствоБ) федеральные налоги и сборыB) оборона и безопасностьГ) принятие и изменение федеральных законов Д) адвокатура, нотариат</w:t>
+              <w:rPr>
+                <w:rFonts w:ascii="Times New Roman" w:hAnsi="Times New Roman" w:eastAsia="Times New Roman"/>
+                <w:color w:val="181A1F"/>
+                <w:sz w:val="28"/>
+              </w:rPr>
+              <w:t>A) судоустройство</w:t>
+              <w:br/>
+              <w:t>Б) федеральные налоги и сборыB) оборона и безопасность</w:t>
+              <w:br/>
+              <w:t xml:space="preserve">Г) принятие и изменение федеральных законов </w:t>
+              <w:br/>
+              <w:t>Д) адвокатура, нотариат</w:t>
             </w:r>
           </w:p>
         </w:tc>
@@ -1284,18 +2153,35 @@
             <w:tcW w:type="dxa" w:w="5128"/>
           </w:tcPr>
           <w:p>
+            <w:pPr>
+              <w:spacing w:after="0" w:line="240" w:lineRule="auto"/>
+            </w:pPr>
             <w:r>
-              <w:t>1) только федеральный центр2) федеральный центр и субъекты РФ</w:t>
+              <w:rPr>
+                <w:rFonts w:ascii="Times New Roman" w:hAnsi="Times New Roman" w:eastAsia="Times New Roman"/>
+                <w:color w:val="181A1F"/>
+                <w:sz w:val="28"/>
+              </w:rPr>
+              <w:t>1) только федеральный центр</w:t>
+              <w:br/>
+              <w:t>2) федеральный центр и субъекты РФ</w:t>
             </w:r>
           </w:p>
         </w:tc>
       </w:tr>
     </w:tbl>
     <w:p>
+      <w:pPr>
+        <w:widowControl/>
+        <w:spacing w:line="240" w:lineRule="auto" w:after="0"/>
+      </w:pPr>
       <w:r>
         <w:rPr>
+          <w:rFonts w:ascii="Times New Roman" w:hAnsi="Times New Roman" w:eastAsia="Times New Roman"/>
           <w:b w:val="0"/>
           <w:i w:val="0"/>
+          <w:color w:val="181A1F"/>
+          <w:sz w:val="28"/>
         </w:rPr>
         <w:t>Запишите в строку выбранные цифры под соответствующими буквами:</w:t>
       </w:r>
@@ -1304,6 +2190,7 @@
       <w:tblPr>
         <w:tblStyle w:val="TableGrid"/>
         <w:tblW w:type="auto" w:w="0"/>
+        <w:tblLayout w:type="autofit"/>
         <w:tblLook w:firstColumn="1" w:firstRow="1" w:lastColumn="0" w:lastRow="0" w:noHBand="0" w:noVBand="1" w:val="04A0"/>
       </w:tblPr>
       <w:tblGrid>
@@ -1319,7 +2206,16 @@
             <w:tcW w:type="dxa" w:w="2051"/>
           </w:tcPr>
           <w:p>
+            <w:pPr>
+              <w:spacing w:after="0" w:line="240" w:lineRule="auto"/>
+            </w:pPr>
             <w:r>
+              <w:rPr>
+                <w:rFonts w:ascii="Times New Roman" w:hAnsi="Times New Roman" w:eastAsia="Times New Roman"/>
+                <w:b/>
+                <w:color w:val="181A1F"/>
+                <w:sz w:val="28"/>
+              </w:rPr>
               <w:t>A</w:t>
             </w:r>
           </w:p>
@@ -1329,7 +2225,16 @@
             <w:tcW w:type="dxa" w:w="2051"/>
           </w:tcPr>
           <w:p>
+            <w:pPr>
+              <w:spacing w:after="0" w:line="240" w:lineRule="auto"/>
+            </w:pPr>
             <w:r>
+              <w:rPr>
+                <w:rFonts w:ascii="Times New Roman" w:hAnsi="Times New Roman" w:eastAsia="Times New Roman"/>
+                <w:b/>
+                <w:color w:val="181A1F"/>
+                <w:sz w:val="28"/>
+              </w:rPr>
               <w:t>Б</w:t>
             </w:r>
           </w:p>
@@ -1339,7 +2244,16 @@
             <w:tcW w:type="dxa" w:w="2051"/>
           </w:tcPr>
           <w:p>
+            <w:pPr>
+              <w:spacing w:after="0" w:line="240" w:lineRule="auto"/>
+            </w:pPr>
             <w:r>
+              <w:rPr>
+                <w:rFonts w:ascii="Times New Roman" w:hAnsi="Times New Roman" w:eastAsia="Times New Roman"/>
+                <w:b/>
+                <w:color w:val="181A1F"/>
+                <w:sz w:val="28"/>
+              </w:rPr>
               <w:t>В</w:t>
             </w:r>
           </w:p>
@@ -1349,7 +2263,16 @@
             <w:tcW w:type="dxa" w:w="2051"/>
           </w:tcPr>
           <w:p>
+            <w:pPr>
+              <w:spacing w:after="0" w:line="240" w:lineRule="auto"/>
+            </w:pPr>
             <w:r>
+              <w:rPr>
+                <w:rFonts w:ascii="Times New Roman" w:hAnsi="Times New Roman" w:eastAsia="Times New Roman"/>
+                <w:b/>
+                <w:color w:val="181A1F"/>
+                <w:sz w:val="28"/>
+              </w:rPr>
               <w:t>Г</w:t>
             </w:r>
           </w:p>
@@ -1359,7 +2282,16 @@
             <w:tcW w:type="dxa" w:w="2051"/>
           </w:tcPr>
           <w:p>
+            <w:pPr>
+              <w:spacing w:after="0" w:line="240" w:lineRule="auto"/>
+            </w:pPr>
             <w:r>
+              <w:rPr>
+                <w:rFonts w:ascii="Times New Roman" w:hAnsi="Times New Roman" w:eastAsia="Times New Roman"/>
+                <w:b/>
+                <w:color w:val="181A1F"/>
+                <w:sz w:val="28"/>
+              </w:rPr>
               <w:t>Д</w:t>
             </w:r>
           </w:p>
@@ -1371,7 +2303,16 @@
             <w:tcW w:type="dxa" w:w="2051"/>
           </w:tcPr>
           <w:p>
-            <w:r/>
+            <w:pPr>
+              <w:spacing w:after="0" w:line="240" w:lineRule="auto"/>
+            </w:pPr>
+            <w:r>
+              <w:rPr>
+                <w:rFonts w:ascii="Times New Roman" w:hAnsi="Times New Roman" w:eastAsia="Times New Roman"/>
+                <w:color w:val="181A1F"/>
+                <w:sz w:val="28"/>
+              </w:rPr>
+            </w:r>
           </w:p>
         </w:tc>
         <w:tc>
@@ -1379,7 +2320,16 @@
             <w:tcW w:type="dxa" w:w="2051"/>
           </w:tcPr>
           <w:p>
-            <w:r/>
+            <w:pPr>
+              <w:spacing w:after="0" w:line="240" w:lineRule="auto"/>
+            </w:pPr>
+            <w:r>
+              <w:rPr>
+                <w:rFonts w:ascii="Times New Roman" w:hAnsi="Times New Roman" w:eastAsia="Times New Roman"/>
+                <w:color w:val="181A1F"/>
+                <w:sz w:val="28"/>
+              </w:rPr>
+            </w:r>
           </w:p>
         </w:tc>
         <w:tc>
@@ -1387,7 +2337,16 @@
             <w:tcW w:type="dxa" w:w="2051"/>
           </w:tcPr>
           <w:p>
-            <w:r/>
+            <w:pPr>
+              <w:spacing w:after="0" w:line="240" w:lineRule="auto"/>
+            </w:pPr>
+            <w:r>
+              <w:rPr>
+                <w:rFonts w:ascii="Times New Roman" w:hAnsi="Times New Roman" w:eastAsia="Times New Roman"/>
+                <w:color w:val="181A1F"/>
+                <w:sz w:val="28"/>
+              </w:rPr>
+            </w:r>
           </w:p>
         </w:tc>
         <w:tc>
@@ -1395,7 +2354,16 @@
             <w:tcW w:type="dxa" w:w="2051"/>
           </w:tcPr>
           <w:p>
-            <w:r/>
+            <w:pPr>
+              <w:spacing w:after="0" w:line="240" w:lineRule="auto"/>
+            </w:pPr>
+            <w:r>
+              <w:rPr>
+                <w:rFonts w:ascii="Times New Roman" w:hAnsi="Times New Roman" w:eastAsia="Times New Roman"/>
+                <w:color w:val="181A1F"/>
+                <w:sz w:val="28"/>
+              </w:rPr>
+            </w:r>
           </w:p>
         </w:tc>
         <w:tc>
@@ -1403,98 +2371,160 @@
             <w:tcW w:type="dxa" w:w="2051"/>
           </w:tcPr>
           <w:p>
-            <w:r/>
+            <w:pPr>
+              <w:spacing w:after="0" w:line="240" w:lineRule="auto"/>
+            </w:pPr>
+            <w:r>
+              <w:rPr>
+                <w:rFonts w:ascii="Times New Roman" w:hAnsi="Times New Roman" w:eastAsia="Times New Roman"/>
+                <w:color w:val="181A1F"/>
+                <w:sz w:val="28"/>
+              </w:rPr>
+            </w:r>
           </w:p>
         </w:tc>
       </w:tr>
     </w:tbl>
     <w:p>
-      <w:r>
-        <w:t>Ответ: ______________________________</w:t>
-      </w:r>
-    </w:p>
-    <w:p>
+      <w:pPr>
+        <w:keepNext/>
+        <w:widowControl/>
+        <w:spacing w:line="240" w:lineRule="auto" w:after="0" w:before="120"/>
+      </w:pPr>
       <w:r>
         <w:rPr>
+          <w:rFonts w:ascii="Times New Roman" w:hAnsi="Times New Roman" w:eastAsia="Times New Roman"/>
           <w:b/>
-          <w:sz w:val="24"/>
+          <w:color w:val="181A1F"/>
+          <w:sz w:val="28"/>
         </w:rPr>
         <w:t>14.</w:t>
       </w:r>
     </w:p>
     <w:p>
+      <w:pPr>
+        <w:widowControl/>
+        <w:spacing w:line="240" w:lineRule="auto" w:after="0"/>
+      </w:pPr>
       <w:r>
         <w:rPr>
+          <w:rFonts w:ascii="Times New Roman" w:hAnsi="Times New Roman" w:eastAsia="Times New Roman"/>
           <w:b w:val="0"/>
           <w:i w:val="0"/>
+          <w:color w:val="181A1F"/>
+          <w:sz w:val="28"/>
         </w:rPr>
         <w:t xml:space="preserve">Выберите верные суждения о нормах трудового права в Российской Федерации и запишите цифры, под которыми они указаны. </w:t>
       </w:r>
     </w:p>
     <w:p>
+      <w:pPr>
+        <w:widowControl/>
+        <w:spacing w:line="240" w:lineRule="auto" w:after="0"/>
+      </w:pPr>
       <w:r>
         <w:rPr>
+          <w:rFonts w:ascii="Times New Roman" w:hAnsi="Times New Roman" w:eastAsia="Times New Roman"/>
           <w:b w:val="0"/>
           <w:i w:val="0"/>
+          <w:color w:val="181A1F"/>
+          <w:sz w:val="28"/>
         </w:rPr>
         <w:t xml:space="preserve">1) Работодатель имеет право обеспечивать работникам равную оплату за труд равной ценности. </w:t>
       </w:r>
     </w:p>
     <w:p>
+      <w:pPr>
+        <w:widowControl/>
+        <w:spacing w:line="240" w:lineRule="auto" w:after="0"/>
+      </w:pPr>
       <w:r>
         <w:rPr>
+          <w:rFonts w:ascii="Times New Roman" w:hAnsi="Times New Roman" w:eastAsia="Times New Roman"/>
           <w:b w:val="0"/>
           <w:i w:val="0"/>
+          <w:color w:val="181A1F"/>
+          <w:sz w:val="28"/>
         </w:rPr>
         <w:t xml:space="preserve">2) Работник обязан незамедлительно сообщить работодателю либо непосредственному руководителю о возникновении ситуации, представляющей угрозу жизни и здоровью людей. </w:t>
       </w:r>
     </w:p>
     <w:p>
+      <w:pPr>
+        <w:widowControl/>
+        <w:spacing w:line="240" w:lineRule="auto" w:after="0"/>
+      </w:pPr>
       <w:r>
         <w:rPr>
+          <w:rFonts w:ascii="Times New Roman" w:hAnsi="Times New Roman" w:eastAsia="Times New Roman"/>
           <w:b w:val="0"/>
           <w:i w:val="0"/>
+          <w:color w:val="181A1F"/>
+          <w:sz w:val="28"/>
         </w:rPr>
         <w:t xml:space="preserve">3) После подписания трудового договора работодатель может ознакомить работника с правилами внутреннего трудового распорядка. </w:t>
       </w:r>
     </w:p>
     <w:p>
+      <w:pPr>
+        <w:widowControl/>
+        <w:spacing w:line="240" w:lineRule="auto" w:after="0"/>
+      </w:pPr>
       <w:r>
         <w:rPr>
+          <w:rFonts w:ascii="Times New Roman" w:hAnsi="Times New Roman" w:eastAsia="Times New Roman"/>
           <w:b w:val="0"/>
           <w:i w:val="0"/>
+          <w:color w:val="181A1F"/>
+          <w:sz w:val="28"/>
         </w:rPr>
         <w:t xml:space="preserve">4) Трудовой договор вступает в силу со дня его подписания работником и работодателем, если иное не установлено законодательством. </w:t>
       </w:r>
     </w:p>
     <w:p>
+      <w:pPr>
+        <w:widowControl/>
+        <w:spacing w:line="240" w:lineRule="auto" w:after="0"/>
+      </w:pPr>
       <w:r>
         <w:rPr>
+          <w:rFonts w:ascii="Times New Roman" w:hAnsi="Times New Roman" w:eastAsia="Times New Roman"/>
           <w:b w:val="0"/>
           <w:i w:val="0"/>
+          <w:color w:val="181A1F"/>
+          <w:sz w:val="28"/>
         </w:rPr>
         <w:t>5) Трудовой договор может заключаться на неопределённый срок.</w:t>
       </w:r>
     </w:p>
     <w:p>
-      <w:r>
-        <w:t>Ответ: ______________________________</w:t>
-      </w:r>
-    </w:p>
-    <w:p>
+      <w:pPr>
+        <w:keepNext/>
+        <w:widowControl/>
+        <w:spacing w:line="240" w:lineRule="auto" w:after="0" w:before="120"/>
+      </w:pPr>
       <w:r>
         <w:rPr>
+          <w:rFonts w:ascii="Times New Roman" w:hAnsi="Times New Roman" w:eastAsia="Times New Roman"/>
           <w:b/>
-          <w:sz w:val="24"/>
+          <w:color w:val="181A1F"/>
+          <w:sz w:val="28"/>
         </w:rPr>
         <w:t>15.</w:t>
       </w:r>
     </w:p>
     <w:p>
+      <w:pPr>
+        <w:widowControl/>
+        <w:spacing w:line="240" w:lineRule="auto" w:after="0"/>
+      </w:pPr>
       <w:r>
         <w:rPr>
+          <w:rFonts w:ascii="Times New Roman" w:hAnsi="Times New Roman" w:eastAsia="Times New Roman"/>
           <w:b w:val="0"/>
           <w:i w:val="0"/>
+          <w:color w:val="181A1F"/>
+          <w:sz w:val="28"/>
         </w:rPr>
         <w:t>Установите соответствие между действиями и правоохранительными органами: к каждой позиции, данной в первом столбце, подберите соответствующую позицию из второго столбца.</w:t>
       </w:r>
@@ -1503,6 +2533,7 @@
       <w:tblPr>
         <w:tblStyle w:val="TableGrid"/>
         <w:tblW w:type="auto" w:w="0"/>
+        <w:tblLayout w:type="autofit"/>
         <w:tblLook w:firstColumn="1" w:firstRow="1" w:lastColumn="0" w:lastRow="0" w:noHBand="0" w:noVBand="1" w:val="04A0"/>
       </w:tblPr>
       <w:tblGrid>
@@ -1515,7 +2546,16 @@
             <w:tcW w:type="dxa" w:w="5128"/>
           </w:tcPr>
           <w:p>
+            <w:pPr>
+              <w:spacing w:after="0" w:line="240" w:lineRule="auto"/>
+            </w:pPr>
             <w:r>
+              <w:rPr>
+                <w:rFonts w:ascii="Times New Roman" w:hAnsi="Times New Roman" w:eastAsia="Times New Roman"/>
+                <w:b/>
+                <w:color w:val="181A1F"/>
+                <w:sz w:val="28"/>
+              </w:rPr>
               <w:t>ДЕЙСТВИЯ</w:t>
             </w:r>
           </w:p>
@@ -1525,7 +2565,16 @@
             <w:tcW w:type="dxa" w:w="5128"/>
           </w:tcPr>
           <w:p>
+            <w:pPr>
+              <w:spacing w:after="0" w:line="240" w:lineRule="auto"/>
+            </w:pPr>
             <w:r>
+              <w:rPr>
+                <w:rFonts w:ascii="Times New Roman" w:hAnsi="Times New Roman" w:eastAsia="Times New Roman"/>
+                <w:b/>
+                <w:color w:val="181A1F"/>
+                <w:sz w:val="28"/>
+              </w:rPr>
               <w:t>ПРАВООХРАНИТЕЛЬНЫЕ ОРГАНЫ</w:t>
             </w:r>
           </w:p>
@@ -1537,8 +2586,24 @@
             <w:tcW w:type="dxa" w:w="5128"/>
           </w:tcPr>
           <w:p>
+            <w:pPr>
+              <w:spacing w:after="0" w:line="240" w:lineRule="auto"/>
+            </w:pPr>
             <w:r>
-              <w:t>А) надзор за исполнением законовБ) внешняя разведывательная деятельность в сфере информационной и иных видов специальной связи с территории Российской ФедерацииВ) расследование преступлений против жизни и здоровья людейГ) обеспечение соблюдения запретов и ограничений в отношении перемещаемых через границу товаровД) выявление, предупреждение, пресечение разведывательной деятельности специальных служб иностранных государств</w:t>
+              <w:rPr>
+                <w:rFonts w:ascii="Times New Roman" w:hAnsi="Times New Roman" w:eastAsia="Times New Roman"/>
+                <w:color w:val="181A1F"/>
+                <w:sz w:val="28"/>
+              </w:rPr>
+              <w:t>А) надзор за исполнением законов</w:t>
+              <w:br/>
+              <w:t>Б) внешняя разведывательная деятельность в сфере информационной и иных видов специальной связи с территории Российской Федерации</w:t>
+              <w:br/>
+              <w:t>В) расследование преступлений против жизни и здоровья людей</w:t>
+              <w:br/>
+              <w:t>Г) обеспечение соблюдения запретов и ограничений в отношении перемещаемых через границу товаров</w:t>
+              <w:br/>
+              <w:t>Д) выявление, предупреждение, пресечение разведывательной деятельности специальных служб иностранных государств</w:t>
             </w:r>
           </w:p>
         </w:tc>
@@ -1547,18 +2612,39 @@
             <w:tcW w:type="dxa" w:w="5128"/>
           </w:tcPr>
           <w:p>
+            <w:pPr>
+              <w:spacing w:after="0" w:line="240" w:lineRule="auto"/>
+            </w:pPr>
             <w:r>
-              <w:t>1) Следственный комитет Российской Федерации2) прокуратура3) Федеральная служба безопасности Российской Федерации4) таможенные органы</w:t>
+              <w:rPr>
+                <w:rFonts w:ascii="Times New Roman" w:hAnsi="Times New Roman" w:eastAsia="Times New Roman"/>
+                <w:color w:val="181A1F"/>
+                <w:sz w:val="28"/>
+              </w:rPr>
+              <w:t>1) Следственный комитет Российской Федерации</w:t>
+              <w:br/>
+              <w:t>2) прокуратура</w:t>
+              <w:br/>
+              <w:t>3) Федеральная служба безопасности Российской Федерации</w:t>
+              <w:br/>
+              <w:t>4) таможенные органы</w:t>
             </w:r>
           </w:p>
         </w:tc>
       </w:tr>
     </w:tbl>
     <w:p>
+      <w:pPr>
+        <w:widowControl/>
+        <w:spacing w:line="240" w:lineRule="auto" w:after="0"/>
+      </w:pPr>
       <w:r>
         <w:rPr>
+          <w:rFonts w:ascii="Times New Roman" w:hAnsi="Times New Roman" w:eastAsia="Times New Roman"/>
           <w:b w:val="0"/>
           <w:i w:val="0"/>
+          <w:color w:val="181A1F"/>
+          <w:sz w:val="28"/>
         </w:rPr>
         <w:t>Запишите в ответ цифры, расположив их в порядке, соответствующем буквам:</w:t>
       </w:r>
@@ -1567,6 +2653,7 @@
       <w:tblPr>
         <w:tblStyle w:val="TableGrid"/>
         <w:tblW w:type="auto" w:w="0"/>
+        <w:tblLayout w:type="autofit"/>
         <w:tblLook w:firstColumn="1" w:firstRow="1" w:lastColumn="0" w:lastRow="0" w:noHBand="0" w:noVBand="1" w:val="04A0"/>
       </w:tblPr>
       <w:tblGrid>
@@ -1582,7 +2669,16 @@
             <w:tcW w:type="dxa" w:w="2051"/>
           </w:tcPr>
           <w:p>
+            <w:pPr>
+              <w:spacing w:after="0" w:line="240" w:lineRule="auto"/>
+            </w:pPr>
             <w:r>
+              <w:rPr>
+                <w:rFonts w:ascii="Times New Roman" w:hAnsi="Times New Roman" w:eastAsia="Times New Roman"/>
+                <w:b/>
+                <w:color w:val="181A1F"/>
+                <w:sz w:val="28"/>
+              </w:rPr>
               <w:t>A</w:t>
             </w:r>
           </w:p>
@@ -1592,7 +2688,16 @@
             <w:tcW w:type="dxa" w:w="2051"/>
           </w:tcPr>
           <w:p>
+            <w:pPr>
+              <w:spacing w:after="0" w:line="240" w:lineRule="auto"/>
+            </w:pPr>
             <w:r>
+              <w:rPr>
+                <w:rFonts w:ascii="Times New Roman" w:hAnsi="Times New Roman" w:eastAsia="Times New Roman"/>
+                <w:b/>
+                <w:color w:val="181A1F"/>
+                <w:sz w:val="28"/>
+              </w:rPr>
               <w:t>Б</w:t>
             </w:r>
           </w:p>
@@ -1602,7 +2707,16 @@
             <w:tcW w:type="dxa" w:w="2051"/>
           </w:tcPr>
           <w:p>
+            <w:pPr>
+              <w:spacing w:after="0" w:line="240" w:lineRule="auto"/>
+            </w:pPr>
             <w:r>
+              <w:rPr>
+                <w:rFonts w:ascii="Times New Roman" w:hAnsi="Times New Roman" w:eastAsia="Times New Roman"/>
+                <w:b/>
+                <w:color w:val="181A1F"/>
+                <w:sz w:val="28"/>
+              </w:rPr>
               <w:t>В</w:t>
             </w:r>
           </w:p>
@@ -1612,7 +2726,16 @@
             <w:tcW w:type="dxa" w:w="2051"/>
           </w:tcPr>
           <w:p>
+            <w:pPr>
+              <w:spacing w:after="0" w:line="240" w:lineRule="auto"/>
+            </w:pPr>
             <w:r>
+              <w:rPr>
+                <w:rFonts w:ascii="Times New Roman" w:hAnsi="Times New Roman" w:eastAsia="Times New Roman"/>
+                <w:b/>
+                <w:color w:val="181A1F"/>
+                <w:sz w:val="28"/>
+              </w:rPr>
               <w:t>Г</w:t>
             </w:r>
           </w:p>
@@ -1622,7 +2745,16 @@
             <w:tcW w:type="dxa" w:w="2051"/>
           </w:tcPr>
           <w:p>
+            <w:pPr>
+              <w:spacing w:after="0" w:line="240" w:lineRule="auto"/>
+            </w:pPr>
             <w:r>
+              <w:rPr>
+                <w:rFonts w:ascii="Times New Roman" w:hAnsi="Times New Roman" w:eastAsia="Times New Roman"/>
+                <w:b/>
+                <w:color w:val="181A1F"/>
+                <w:sz w:val="28"/>
+              </w:rPr>
               <w:t>Д</w:t>
             </w:r>
           </w:p>
@@ -1634,7 +2766,16 @@
             <w:tcW w:type="dxa" w:w="2051"/>
           </w:tcPr>
           <w:p>
-            <w:r/>
+            <w:pPr>
+              <w:spacing w:after="0" w:line="240" w:lineRule="auto"/>
+            </w:pPr>
+            <w:r>
+              <w:rPr>
+                <w:rFonts w:ascii="Times New Roman" w:hAnsi="Times New Roman" w:eastAsia="Times New Roman"/>
+                <w:color w:val="181A1F"/>
+                <w:sz w:val="28"/>
+              </w:rPr>
+            </w:r>
           </w:p>
         </w:tc>
         <w:tc>
@@ -1642,7 +2783,16 @@
             <w:tcW w:type="dxa" w:w="2051"/>
           </w:tcPr>
           <w:p>
-            <w:r/>
+            <w:pPr>
+              <w:spacing w:after="0" w:line="240" w:lineRule="auto"/>
+            </w:pPr>
+            <w:r>
+              <w:rPr>
+                <w:rFonts w:ascii="Times New Roman" w:hAnsi="Times New Roman" w:eastAsia="Times New Roman"/>
+                <w:color w:val="181A1F"/>
+                <w:sz w:val="28"/>
+              </w:rPr>
+            </w:r>
           </w:p>
         </w:tc>
         <w:tc>
@@ -1650,7 +2800,16 @@
             <w:tcW w:type="dxa" w:w="2051"/>
           </w:tcPr>
           <w:p>
-            <w:r/>
+            <w:pPr>
+              <w:spacing w:after="0" w:line="240" w:lineRule="auto"/>
+            </w:pPr>
+            <w:r>
+              <w:rPr>
+                <w:rFonts w:ascii="Times New Roman" w:hAnsi="Times New Roman" w:eastAsia="Times New Roman"/>
+                <w:color w:val="181A1F"/>
+                <w:sz w:val="28"/>
+              </w:rPr>
+            </w:r>
           </w:p>
         </w:tc>
         <w:tc>
@@ -1658,7 +2817,16 @@
             <w:tcW w:type="dxa" w:w="2051"/>
           </w:tcPr>
           <w:p>
-            <w:r/>
+            <w:pPr>
+              <w:spacing w:after="0" w:line="240" w:lineRule="auto"/>
+            </w:pPr>
+            <w:r>
+              <w:rPr>
+                <w:rFonts w:ascii="Times New Roman" w:hAnsi="Times New Roman" w:eastAsia="Times New Roman"/>
+                <w:color w:val="181A1F"/>
+                <w:sz w:val="28"/>
+              </w:rPr>
+            </w:r>
           </w:p>
         </w:tc>
         <w:tc>
@@ -1666,487 +2834,776 @@
             <w:tcW w:type="dxa" w:w="2051"/>
           </w:tcPr>
           <w:p>
-            <w:r/>
+            <w:pPr>
+              <w:spacing w:after="0" w:line="240" w:lineRule="auto"/>
+            </w:pPr>
+            <w:r>
+              <w:rPr>
+                <w:rFonts w:ascii="Times New Roman" w:hAnsi="Times New Roman" w:eastAsia="Times New Roman"/>
+                <w:color w:val="181A1F"/>
+                <w:sz w:val="28"/>
+              </w:rPr>
+            </w:r>
           </w:p>
         </w:tc>
       </w:tr>
     </w:tbl>
     <w:p>
-      <w:r>
-        <w:t>Ответ: ______________________________</w:t>
-      </w:r>
-    </w:p>
-    <w:p>
+      <w:pPr>
+        <w:keepNext/>
+        <w:widowControl/>
+        <w:spacing w:line="240" w:lineRule="auto" w:after="0" w:before="120"/>
+      </w:pPr>
       <w:r>
         <w:rPr>
+          <w:rFonts w:ascii="Times New Roman" w:hAnsi="Times New Roman" w:eastAsia="Times New Roman"/>
           <w:b/>
-          <w:sz w:val="24"/>
+          <w:color w:val="181A1F"/>
+          <w:sz w:val="28"/>
         </w:rPr>
         <w:t>16.</w:t>
       </w:r>
     </w:p>
     <w:p>
+      <w:pPr>
+        <w:widowControl/>
+        <w:spacing w:line="240" w:lineRule="auto" w:after="0"/>
+      </w:pPr>
       <w:r>
         <w:rPr>
+          <w:rFonts w:ascii="Times New Roman" w:hAnsi="Times New Roman" w:eastAsia="Times New Roman"/>
           <w:b w:val="0"/>
           <w:i w:val="0"/>
+          <w:color w:val="181A1F"/>
+          <w:sz w:val="28"/>
         </w:rPr>
         <w:t>Выпускница педагогического университета Инна устраивается на работу. Она хочет работать учителем русского языка и литературы. Какие документы согласно Трудовому кодексу Российской Федерации Инна должна предъявить работодателю? Запишите цифры, под которыми они указаны.</w:t>
       </w:r>
     </w:p>
     <w:p>
+      <w:pPr>
+        <w:widowControl/>
+        <w:spacing w:line="240" w:lineRule="auto" w:after="0"/>
+      </w:pPr>
       <w:r>
         <w:rPr>
+          <w:rFonts w:ascii="Times New Roman" w:hAnsi="Times New Roman" w:eastAsia="Times New Roman"/>
           <w:b w:val="0"/>
           <w:i w:val="0"/>
+          <w:color w:val="181A1F"/>
+          <w:sz w:val="28"/>
         </w:rPr>
         <w:t>1) выписку из финансово-лицевого счёта</w:t>
       </w:r>
     </w:p>
     <w:p>
+      <w:pPr>
+        <w:widowControl/>
+        <w:spacing w:line="240" w:lineRule="auto" w:after="0"/>
+      </w:pPr>
       <w:r>
         <w:rPr>
+          <w:rFonts w:ascii="Times New Roman" w:hAnsi="Times New Roman" w:eastAsia="Times New Roman"/>
           <w:b w:val="0"/>
           <w:i w:val="0"/>
+          <w:color w:val="181A1F"/>
+          <w:sz w:val="28"/>
         </w:rPr>
         <w:t>2) паспорт или иной документ, удостоверяющий личность</w:t>
       </w:r>
     </w:p>
     <w:p>
+      <w:pPr>
+        <w:widowControl/>
+        <w:spacing w:line="240" w:lineRule="auto" w:after="0"/>
+      </w:pPr>
       <w:r>
         <w:rPr>
+          <w:rFonts w:ascii="Times New Roman" w:hAnsi="Times New Roman" w:eastAsia="Times New Roman"/>
           <w:b w:val="0"/>
           <w:i w:val="0"/>
+          <w:color w:val="181A1F"/>
+          <w:sz w:val="28"/>
         </w:rPr>
         <w:t>3) диплом о профессиональном образовании</w:t>
       </w:r>
     </w:p>
     <w:p>
+      <w:pPr>
+        <w:widowControl/>
+        <w:spacing w:line="240" w:lineRule="auto" w:after="0"/>
+      </w:pPr>
       <w:r>
         <w:rPr>
+          <w:rFonts w:ascii="Times New Roman" w:hAnsi="Times New Roman" w:eastAsia="Times New Roman"/>
           <w:b w:val="0"/>
           <w:i w:val="0"/>
+          <w:color w:val="181A1F"/>
+          <w:sz w:val="28"/>
         </w:rPr>
         <w:t>4) документ, подтверждающий регистрацию в системе индивидуального (персонифицированного) учёта</w:t>
       </w:r>
     </w:p>
     <w:p>
+      <w:pPr>
+        <w:widowControl/>
+        <w:spacing w:line="240" w:lineRule="auto" w:after="0"/>
+      </w:pPr>
       <w:r>
         <w:rPr>
+          <w:rFonts w:ascii="Times New Roman" w:hAnsi="Times New Roman" w:eastAsia="Times New Roman"/>
           <w:b w:val="0"/>
           <w:i w:val="0"/>
+          <w:color w:val="181A1F"/>
+          <w:sz w:val="28"/>
         </w:rPr>
         <w:t>5) свидетельство о регистрации права собственности на жилое помещение</w:t>
       </w:r>
     </w:p>
     <w:p>
+      <w:pPr>
+        <w:widowControl/>
+        <w:spacing w:line="240" w:lineRule="auto" w:after="0"/>
+      </w:pPr>
       <w:r>
         <w:rPr>
+          <w:rFonts w:ascii="Times New Roman" w:hAnsi="Times New Roman" w:eastAsia="Times New Roman"/>
           <w:b w:val="0"/>
           <w:i w:val="0"/>
+          <w:color w:val="181A1F"/>
+          <w:sz w:val="28"/>
         </w:rPr>
         <w:t>6) водительское удостоверение</w:t>
       </w:r>
     </w:p>
     <w:p>
+      <w:pPr>
+        <w:widowControl/>
+        <w:spacing w:line="240" w:lineRule="auto" w:after="0"/>
+      </w:pPr>
       <w:r>
-        <w:t>Ответ: ______________________________</w:t>
-      </w:r>
-    </w:p>
-    <w:p>
-      <w:r>
+        <w:rPr>
+          <w:rFonts w:ascii="Times New Roman" w:hAnsi="Times New Roman" w:eastAsia="Times New Roman"/>
+          <w:color w:val="181A1F"/>
+          <w:sz w:val="28"/>
+        </w:rPr>
         <w:br w:type="page"/>
       </w:r>
     </w:p>
     <w:p>
       <w:pPr>
         <w:pStyle w:val="Heading1"/>
+        <w:keepNext/>
+        <w:widowControl/>
+        <w:spacing w:line="240" w:lineRule="auto" w:after="60" w:before="160"/>
       </w:pPr>
       <w:r>
+        <w:rPr>
+          <w:rFonts w:ascii="Times New Roman" w:hAnsi="Times New Roman" w:eastAsia="Times New Roman"/>
+          <w:b/>
+          <w:color w:val="181A1F"/>
+          <w:sz w:val="28"/>
+        </w:rPr>
         <w:t>Часть 2</w:t>
       </w:r>
     </w:p>
     <w:p>
+      <w:pPr>
+        <w:widowControl/>
+        <w:spacing w:line="240" w:lineRule="auto" w:after="0"/>
+      </w:pPr>
       <w:r>
+        <w:rPr>
+          <w:rFonts w:ascii="Times New Roman" w:hAnsi="Times New Roman" w:eastAsia="Times New Roman"/>
+          <w:color w:val="181A1F"/>
+          <w:sz w:val="28"/>
+        </w:rPr>
         <w:t>Для заданий 17–25 запишите полный развёрнутый ответ. Каждый вопрос самодостаточен и тематически соответствует варианту.</w:t>
       </w:r>
     </w:p>
     <w:p>
+      <w:pPr>
+        <w:keepNext/>
+        <w:widowControl/>
+        <w:spacing w:line="240" w:lineRule="auto" w:after="0" w:before="120"/>
+      </w:pPr>
       <w:r>
         <w:rPr>
+          <w:rFonts w:ascii="Times New Roman" w:hAnsi="Times New Roman" w:eastAsia="Times New Roman"/>
           <w:b/>
-          <w:sz w:val="24"/>
+          <w:color w:val="181A1F"/>
+          <w:sz w:val="28"/>
         </w:rPr>
         <w:t>17.</w:t>
       </w:r>
     </w:p>
     <w:p>
+      <w:pPr>
+        <w:widowControl/>
+        <w:spacing w:line="240" w:lineRule="auto" w:after="0"/>
+      </w:pPr>
       <w:r>
         <w:rPr>
+          <w:rFonts w:ascii="Times New Roman" w:hAnsi="Times New Roman" w:eastAsia="Times New Roman"/>
           <w:b w:val="0"/>
           <w:i w:val="0"/>
+          <w:color w:val="181A1F"/>
+          <w:sz w:val="28"/>
         </w:rPr>
         <w:t>Налоги представляют собой один из основных методов мобилизации государственных доходов. В условиях частной собственности и рыночных отношений налоги становятся главным методом сбора доходов в государственные бюджеты.</w:t>
       </w:r>
     </w:p>
     <w:p>
+      <w:pPr>
+        <w:widowControl/>
+        <w:spacing w:line="240" w:lineRule="auto" w:after="0"/>
+      </w:pPr>
       <w:r>
         <w:rPr>
+          <w:rFonts w:ascii="Times New Roman" w:hAnsi="Times New Roman" w:eastAsia="Times New Roman"/>
           <w:b w:val="0"/>
           <w:i w:val="0"/>
+          <w:color w:val="181A1F"/>
+          <w:sz w:val="28"/>
         </w:rPr>
         <w:t>Налоги можно отнести к числу ключевых инструментов государственной политики. Они затрагивают наиболее значимые стороны жизни человека и общества, а процесс разработки налогового законодательства и его применения неразрывно связаны с острыми противоречиями и компромиссами. С одной стороны у государства должно быть достаточно средств для осуществления своих неотъемлемых функций (оборона, наука, образование и др.), а с другой — налоговое бремя предприятий и граждан не может быть слишком велико, поскольку результатом может стать снижение стимулов к труду и сдерживание экономического роста в целом.</w:t>
       </w:r>
     </w:p>
     <w:p>
+      <w:pPr>
+        <w:widowControl/>
+        <w:spacing w:line="240" w:lineRule="auto" w:after="0"/>
+      </w:pPr>
       <w:r>
         <w:rPr>
+          <w:rFonts w:ascii="Times New Roman" w:hAnsi="Times New Roman" w:eastAsia="Times New Roman"/>
           <w:b w:val="0"/>
           <w:i w:val="0"/>
+          <w:color w:val="181A1F"/>
+          <w:sz w:val="28"/>
         </w:rPr>
         <w:t>В широком смысле под налогом понимается взимаемый на основе государственного принуждения и не носящий характер наказания или компенсации обязательный безвозмездный платеж…</w:t>
       </w:r>
     </w:p>
     <w:p>
+      <w:pPr>
+        <w:widowControl/>
+        <w:spacing w:line="240" w:lineRule="auto" w:after="0"/>
+      </w:pPr>
       <w:r>
         <w:rPr>
+          <w:rFonts w:ascii="Times New Roman" w:hAnsi="Times New Roman" w:eastAsia="Times New Roman"/>
           <w:b w:val="0"/>
           <w:i w:val="0"/>
+          <w:color w:val="181A1F"/>
+          <w:sz w:val="28"/>
         </w:rPr>
         <w:t xml:space="preserve">Характерными чертами налога как платежа являются: обязательность; индивидуальная безвозмездность; направленность на финансирование деятельности государства или муниципальных образований. </w:t>
       </w:r>
     </w:p>
     <w:p>
+      <w:pPr>
+        <w:widowControl/>
+        <w:spacing w:line="240" w:lineRule="auto" w:after="0"/>
+      </w:pPr>
       <w:r>
         <w:rPr>
+          <w:rFonts w:ascii="Times New Roman" w:hAnsi="Times New Roman" w:eastAsia="Times New Roman"/>
           <w:b w:val="0"/>
           <w:i w:val="0"/>
+          <w:color w:val="181A1F"/>
+          <w:sz w:val="28"/>
         </w:rPr>
         <w:t>Фискальная функция является основной функцией налогообложения. Посредством данной функции реализуется главное предназначение налогов: формирование и мобилизация финансовых ресурсов государства, а также аккумулирование в бюджете средств для выполнения общегосударственных или целевых государственных программ. Все остальные функции налогообложения можно назвать производными от фискальной.</w:t>
       </w:r>
     </w:p>
     <w:p>
+      <w:pPr>
+        <w:widowControl/>
+        <w:spacing w:line="240" w:lineRule="auto" w:after="0"/>
+      </w:pPr>
       <w:r>
         <w:rPr>
+          <w:rFonts w:ascii="Times New Roman" w:hAnsi="Times New Roman" w:eastAsia="Times New Roman"/>
           <w:b w:val="0"/>
           <w:i w:val="0"/>
+          <w:color w:val="181A1F"/>
+          <w:sz w:val="28"/>
         </w:rPr>
         <w:t>Распределительная функция налогов состоит в перераспределении общественных доходов между различными категориями населения. Смысл функции в том, что происходит передача средств в пользу более слабых и незащищенных категорий граждан за счет возложения налогового бремени на более обеспеченные категории населения.</w:t>
       </w:r>
     </w:p>
     <w:p>
+      <w:pPr>
+        <w:widowControl/>
+        <w:spacing w:line="240" w:lineRule="auto" w:after="0"/>
+      </w:pPr>
       <w:r>
         <w:rPr>
+          <w:rFonts w:ascii="Times New Roman" w:hAnsi="Times New Roman" w:eastAsia="Times New Roman"/>
           <w:b w:val="0"/>
           <w:i w:val="0"/>
+          <w:color w:val="181A1F"/>
+          <w:sz w:val="28"/>
         </w:rPr>
         <w:t>Регулирующая функция осуществляется через установление налогов и дифференциацию налоговых ставок. Налоговое регулирование оказывает стимулирующее или сдерживающее влияние на производство, инвестиции и платежеспособный спрос населения. Так, общее понижение налогов ведет к увеличению чистой прибыли, активизирует хозяйственную деятельность, инвестиции и занятость</w:t>
       </w:r>
     </w:p>
     <w:p>
+      <w:pPr>
+        <w:widowControl/>
+        <w:spacing w:line="240" w:lineRule="auto" w:after="0"/>
+      </w:pPr>
       <w:r>
         <w:rPr>
+          <w:rFonts w:ascii="Times New Roman" w:hAnsi="Times New Roman" w:eastAsia="Times New Roman"/>
           <w:b w:val="0"/>
           <w:i w:val="0"/>
+          <w:color w:val="181A1F"/>
+          <w:sz w:val="28"/>
         </w:rPr>
         <w:t>Функции налогов неразрывно связаны друг с другом. Так, например, реализация фискальной функции позволяет удовлетворять общественные (коллективные) потребности… Налоги выражают обязанности юридических и физических лиц, получающих доходы, участвовать в формировании финансовых ресурсов государства (К.Ю.Кутузова)</w:t>
       </w:r>
     </w:p>
     <w:p>
+      <w:pPr>
+        <w:widowControl/>
+        <w:spacing w:line="240" w:lineRule="auto" w:after="0"/>
+      </w:pPr>
       <w:r>
         <w:rPr>
+          <w:rFonts w:ascii="Times New Roman" w:hAnsi="Times New Roman" w:eastAsia="Times New Roman"/>
           <w:b w:val="0"/>
           <w:i w:val="0"/>
+          <w:color w:val="181A1F"/>
+          <w:sz w:val="28"/>
         </w:rPr>
         <w:t xml:space="preserve">Какое определение понятия «налог» приводится в тексте? Как автор объясняет стимулирующее воздействие налогового регулирования на развитие экономики? С опорой на содержание текста назовите основное назначение налогов. </w:t>
       </w:r>
     </w:p>
     <w:p>
+      <w:pPr>
+        <w:widowControl/>
+        <w:spacing w:line="240" w:lineRule="auto" w:after="0"/>
+      </w:pPr>
       <w:r>
+        <w:rPr>
+          <w:rFonts w:ascii="Times New Roman" w:hAnsi="Times New Roman" w:eastAsia="Times New Roman"/>
+          <w:color w:val="181A1F"/>
+          <w:sz w:val="28"/>
+        </w:rPr>
         <w:t>Ответ:</w:t>
       </w:r>
     </w:p>
     <w:p>
-      <w:r>
-        <w:t>__________________________________________________________________________________________</w:t>
-      </w:r>
-    </w:p>
-    <w:p>
-      <w:r>
-        <w:t>__________________________________________________________________________________________</w:t>
-      </w:r>
-    </w:p>
-    <w:p>
-      <w:r>
-        <w:t>__________________________________________________________________________________________</w:t>
-      </w:r>
-    </w:p>
-    <w:p>
+      <w:pPr>
+        <w:keepNext/>
+        <w:widowControl/>
+        <w:spacing w:line="240" w:lineRule="auto" w:after="0" w:before="120"/>
+      </w:pPr>
       <w:r>
         <w:rPr>
+          <w:rFonts w:ascii="Times New Roman" w:hAnsi="Times New Roman" w:eastAsia="Times New Roman"/>
           <w:b/>
-          <w:sz w:val="24"/>
+          <w:color w:val="181A1F"/>
+          <w:sz w:val="28"/>
         </w:rPr>
         <w:t>18.</w:t>
       </w:r>
     </w:p>
     <w:p>
+      <w:pPr>
+        <w:widowControl/>
+        <w:spacing w:line="240" w:lineRule="auto" w:after="0"/>
+      </w:pPr>
       <w:r>
         <w:rPr>
+          <w:rFonts w:ascii="Times New Roman" w:hAnsi="Times New Roman" w:eastAsia="Times New Roman"/>
           <w:b w:val="0"/>
           <w:i w:val="0"/>
+          <w:color w:val="181A1F"/>
+          <w:sz w:val="28"/>
         </w:rPr>
         <w:t>Эволюционные изменения отличаются специфической внутренней структурой и могут быть охарактеризованы как процесс постепенного накопления каких-то новых элементов, свойств, в результате которого изменяется вся социальная система. Сам же процесс накопления, в свою очередь, может быть разделен на две составляющие: формирование инноваций (новых элементов) и их отбор. Инновация — это зарождение, появление и укрепление новых элементов. Отбор — осуществляющийся стихийно или сознательно процесс, посредством которого в системе сохраняются одни элементы нового и отбраковываются другие. &lt;.. &gt;</w:t>
       </w:r>
     </w:p>
     <w:p>
+      <w:pPr>
+        <w:widowControl/>
+        <w:spacing w:line="240" w:lineRule="auto" w:after="0"/>
+      </w:pPr>
       <w:r>
         <w:rPr>
+          <w:rFonts w:ascii="Times New Roman" w:hAnsi="Times New Roman" w:eastAsia="Times New Roman"/>
           <w:b w:val="0"/>
           <w:i w:val="0"/>
+          <w:color w:val="181A1F"/>
+          <w:sz w:val="28"/>
         </w:rPr>
         <w:t>Революционные социальные изменения отличаются от эволюционных существенным образом: во-первых, потому, что они в высшей степени радикальные, предполагающие коренную ломку социального объекта, во-вторых, потому, что они не частные, а общие или даже всеобщие и, наконец, в-третьих, как правило, они опираются на насилие.</w:t>
       </w:r>
     </w:p>
     <w:p>
+      <w:pPr>
+        <w:widowControl/>
+        <w:spacing w:line="240" w:lineRule="auto" w:after="0"/>
+      </w:pPr>
       <w:r>
         <w:rPr>
+          <w:rFonts w:ascii="Times New Roman" w:hAnsi="Times New Roman" w:eastAsia="Times New Roman"/>
           <w:b w:val="0"/>
           <w:i w:val="0"/>
+          <w:color w:val="181A1F"/>
+          <w:sz w:val="28"/>
         </w:rPr>
         <w:t>Циклические социальные изменения представляют собой более</w:t>
       </w:r>
     </w:p>
     <w:p>
+      <w:pPr>
+        <w:widowControl/>
+        <w:spacing w:line="240" w:lineRule="auto" w:after="0"/>
+      </w:pPr>
       <w:r>
         <w:rPr>
+          <w:rFonts w:ascii="Times New Roman" w:hAnsi="Times New Roman" w:eastAsia="Times New Roman"/>
           <w:b w:val="0"/>
           <w:i w:val="0"/>
+          <w:color w:val="181A1F"/>
+          <w:sz w:val="28"/>
         </w:rPr>
         <w:t>сложную форму социальных изменений, включающую эволюционные</w:t>
       </w:r>
     </w:p>
     <w:p>
+      <w:pPr>
+        <w:widowControl/>
+        <w:spacing w:line="240" w:lineRule="auto" w:after="0"/>
+      </w:pPr>
       <w:r>
         <w:rPr>
+          <w:rFonts w:ascii="Times New Roman" w:hAnsi="Times New Roman" w:eastAsia="Times New Roman"/>
           <w:b w:val="0"/>
           <w:i w:val="0"/>
+          <w:color w:val="181A1F"/>
+          <w:sz w:val="28"/>
         </w:rPr>
         <w:t>и революционные изменения, восходящую и нисходящую тенденции. Кроме того, имеются в виду не отдельные единичные акты каких-либо перемен. а определённый ряд изменений, который в совокупности образует цикл.</w:t>
       </w:r>
     </w:p>
     <w:p>
+      <w:pPr>
+        <w:widowControl/>
+        <w:spacing w:line="240" w:lineRule="auto" w:after="0"/>
+      </w:pPr>
       <w:r>
         <w:rPr>
+          <w:rFonts w:ascii="Times New Roman" w:hAnsi="Times New Roman" w:eastAsia="Times New Roman"/>
           <w:b w:val="0"/>
           <w:i w:val="0"/>
+          <w:color w:val="181A1F"/>
+          <w:sz w:val="28"/>
         </w:rPr>
         <w:t>Известно, что многие социальные институты, общности, классы и даже целые общества изменяются по циклической схеме. Особую сложность картине циклических социальных изменений придаёт то обстоятельство, что разные структуры, явления и процессы в обществе имеют циклы разной продолжительности. Так, в каждый момент истории мы имеем одновременное сосуществование социальных структур, явлений, процессов, находящихся на разных ступенях развития своего цикла. Этим в значительной степени определяется далеко не простой характер взаимодействия между ними, взаимные несоответетния, несовпаления и конфликты.</w:t>
       </w:r>
     </w:p>
     <w:p>
+      <w:pPr>
+        <w:widowControl/>
+        <w:spacing w:line="240" w:lineRule="auto" w:after="0"/>
+      </w:pPr>
       <w:r>
         <w:rPr>
+          <w:rFonts w:ascii="Times New Roman" w:hAnsi="Times New Roman" w:eastAsia="Times New Roman"/>
           <w:b w:val="0"/>
           <w:i w:val="0"/>
+          <w:color w:val="181A1F"/>
+          <w:sz w:val="28"/>
         </w:rPr>
         <w:t>Социальное развитие как реальный процесс характеризуют тремя взаимосвязанными чертами — необратимостью, направленностью и закономерностью. Необратимость означает постоянство процессов накопления количественных и качественных перемен; направленность — линию или линии, по которым совершается накопление; закономерность — не случайный, а необходимый процесс накопления таких перемен.</w:t>
       </w:r>
     </w:p>
     <w:p>
+      <w:pPr>
+        <w:widowControl/>
+        <w:spacing w:line="240" w:lineRule="auto" w:after="0"/>
+      </w:pPr>
       <w:r>
         <w:rPr>
+          <w:rFonts w:ascii="Times New Roman" w:hAnsi="Times New Roman" w:eastAsia="Times New Roman"/>
           <w:b w:val="0"/>
           <w:i w:val="0"/>
+          <w:color w:val="181A1F"/>
+          <w:sz w:val="28"/>
         </w:rPr>
         <w:t>В тексте упомянуты ключевые понятия социально-гуманитарных наук. Используя обществоведческие знания,</w:t>
       </w:r>
     </w:p>
     <w:p>
+      <w:pPr>
+        <w:widowControl/>
+        <w:spacing w:line="240" w:lineRule="auto" w:after="0"/>
+      </w:pPr>
       <w:r>
         <w:rPr>
+          <w:rFonts w:ascii="Times New Roman" w:hAnsi="Times New Roman" w:eastAsia="Times New Roman"/>
           <w:b w:val="0"/>
           <w:i w:val="0"/>
+          <w:color w:val="181A1F"/>
+          <w:sz w:val="28"/>
         </w:rPr>
         <w:t>— укажите не менее трёх основных характеристик социального института как исторически сложившейся формы организации людей;</w:t>
       </w:r>
     </w:p>
     <w:p>
+      <w:pPr>
+        <w:widowControl/>
+        <w:spacing w:line="240" w:lineRule="auto" w:after="0"/>
+      </w:pPr>
       <w:r>
         <w:rPr>
+          <w:rFonts w:ascii="Times New Roman" w:hAnsi="Times New Roman" w:eastAsia="Times New Roman"/>
           <w:b w:val="0"/>
           <w:i w:val="0"/>
+          <w:color w:val="181A1F"/>
+          <w:sz w:val="28"/>
         </w:rPr>
         <w:t>— объясните связь одной из названных в тексте особенностей социальных изменений с культурной подсистемой политической системы общества. (Объяснение с опорой на текст может быть дано в одном или нескольких распространённых предложениях.)</w:t>
       </w:r>
     </w:p>
     <w:p>
+      <w:pPr>
+        <w:widowControl/>
+        <w:spacing w:line="240" w:lineRule="auto" w:after="0"/>
+      </w:pPr>
       <w:r>
+        <w:rPr>
+          <w:rFonts w:ascii="Times New Roman" w:hAnsi="Times New Roman" w:eastAsia="Times New Roman"/>
+          <w:color w:val="181A1F"/>
+          <w:sz w:val="28"/>
+        </w:rPr>
         <w:t>Ответ:</w:t>
       </w:r>
     </w:p>
     <w:p>
-      <w:r>
-        <w:t>__________________________________________________________________________________________</w:t>
-      </w:r>
-    </w:p>
-    <w:p>
-      <w:r>
-        <w:t>__________________________________________________________________________________________</w:t>
-      </w:r>
-    </w:p>
-    <w:p>
-      <w:r>
-        <w:t>__________________________________________________________________________________________</w:t>
-      </w:r>
-    </w:p>
-    <w:p>
+      <w:pPr>
+        <w:keepNext/>
+        <w:widowControl/>
+        <w:spacing w:line="240" w:lineRule="auto" w:after="0" w:before="120"/>
+      </w:pPr>
       <w:r>
         <w:rPr>
+          <w:rFonts w:ascii="Times New Roman" w:hAnsi="Times New Roman" w:eastAsia="Times New Roman"/>
           <w:b/>
-          <w:sz w:val="24"/>
+          <w:color w:val="181A1F"/>
+          <w:sz w:val="28"/>
         </w:rPr>
         <w:t>19.</w:t>
       </w:r>
     </w:p>
     <w:p>
+      <w:pPr>
+        <w:widowControl/>
+        <w:spacing w:line="240" w:lineRule="auto" w:after="0"/>
+      </w:pPr>
       <w:r>
         <w:rPr>
+          <w:rFonts w:ascii="Times New Roman" w:hAnsi="Times New Roman" w:eastAsia="Times New Roman"/>
           <w:b w:val="0"/>
           <w:i w:val="0"/>
+          <w:color w:val="181A1F"/>
+          <w:sz w:val="28"/>
         </w:rPr>
         <w:t>Назовите и проиллюстрируйте любые три черты, объединяющие индустриальное и постиндустриальное общества. (В каждом случае сначала укажите черту, затем приведите соответствующий пример. Каждый пример должен быть сформулирован развёрнуто.)</w:t>
       </w:r>
     </w:p>
     <w:p>
+      <w:pPr>
+        <w:widowControl/>
+        <w:spacing w:line="240" w:lineRule="auto" w:after="0"/>
+      </w:pPr>
       <w:r>
+        <w:rPr>
+          <w:rFonts w:ascii="Times New Roman" w:hAnsi="Times New Roman" w:eastAsia="Times New Roman"/>
+          <w:color w:val="181A1F"/>
+          <w:sz w:val="28"/>
+        </w:rPr>
         <w:t>Ответ:</w:t>
       </w:r>
     </w:p>
     <w:p>
-      <w:r>
-        <w:t>__________________________________________________________________________________________</w:t>
-      </w:r>
-    </w:p>
-    <w:p>
-      <w:r>
-        <w:t>__________________________________________________________________________________________</w:t>
-      </w:r>
-    </w:p>
-    <w:p>
-      <w:r>
-        <w:t>__________________________________________________________________________________________</w:t>
-      </w:r>
-    </w:p>
-    <w:p>
+      <w:pPr>
+        <w:keepNext/>
+        <w:widowControl/>
+        <w:spacing w:line="240" w:lineRule="auto" w:after="0" w:before="120"/>
+      </w:pPr>
       <w:r>
         <w:rPr>
+          <w:rFonts w:ascii="Times New Roman" w:hAnsi="Times New Roman" w:eastAsia="Times New Roman"/>
           <w:b/>
-          <w:sz w:val="24"/>
+          <w:color w:val="181A1F"/>
+          <w:sz w:val="28"/>
         </w:rPr>
         <w:t>20.</w:t>
       </w:r>
     </w:p>
     <w:p>
+      <w:pPr>
+        <w:widowControl/>
+        <w:spacing w:line="240" w:lineRule="auto" w:after="0"/>
+      </w:pPr>
       <w:r>
         <w:rPr>
+          <w:rFonts w:ascii="Times New Roman" w:hAnsi="Times New Roman" w:eastAsia="Times New Roman"/>
           <w:b w:val="0"/>
           <w:i w:val="0"/>
+          <w:color w:val="181A1F"/>
+          <w:sz w:val="28"/>
         </w:rPr>
         <w:t>Сопоставительный анализ права и власти, а затем права и морали показывает значительную силу права. В связи с развитием направления философской мысли, называемого аксиологией (учением о ценностях), стало возможным охарактеризовать эту значительную силу права как регулятора в современных и высокозначимых категориях.</w:t>
       </w:r>
     </w:p>
     <w:p>
+      <w:pPr>
+        <w:widowControl/>
+        <w:spacing w:line="240" w:lineRule="auto" w:after="0"/>
+      </w:pPr>
       <w:r>
         <w:rPr>
+          <w:rFonts w:ascii="Times New Roman" w:hAnsi="Times New Roman" w:eastAsia="Times New Roman"/>
           <w:b w:val="0"/>
           <w:i w:val="0"/>
+          <w:color w:val="181A1F"/>
+          <w:sz w:val="28"/>
         </w:rPr>
         <w:t>Право в обществе в условиях цивилизации, его сила с аксиологической точки зрения — это не только необходимость, не просто средство социального регулирования, но такое «средство», которое выступает как ценность, социальное благо. Исходным для понимания права в этом качестве являются его особенности как институционного образования. Благодаря своей институционности право обладает рядом существенных социально значимых свойств — общеобязательной нормативностью, высокой (формальной) определённостью по содержанию, государственной гарантированностью, раскрывающими его миссию существенной социальной силы общества, носителя значительной социальной энергии. Это и связано как раз с характеристикой права в качестве социального феномена, обладающего социальной ценностью — инструментальной и собственной.</w:t>
       </w:r>
     </w:p>
     <w:p>
+      <w:pPr>
+        <w:widowControl/>
+        <w:spacing w:line="240" w:lineRule="auto" w:after="0"/>
+      </w:pPr>
       <w:r>
         <w:rPr>
+          <w:rFonts w:ascii="Times New Roman" w:hAnsi="Times New Roman" w:eastAsia="Times New Roman"/>
           <w:b w:val="0"/>
           <w:i w:val="0"/>
+          <w:color w:val="181A1F"/>
+          <w:sz w:val="28"/>
         </w:rPr>
         <w:t>Если не идти дальше рассмотрения права как регулятора общественных отношений, то его миссия в обществе состоит прежде всего в инструментальной ценности, т. е. ценности «инструмента», «средства» решения задач, относимых к различным сторонам жизни общества — экономической, политической, культурной…</w:t>
       </w:r>
     </w:p>
     <w:p>
+      <w:pPr>
+        <w:widowControl/>
+        <w:spacing w:line="240" w:lineRule="auto" w:after="0"/>
+      </w:pPr>
       <w:r>
         <w:rPr>
+          <w:rFonts w:ascii="Times New Roman" w:hAnsi="Times New Roman" w:eastAsia="Times New Roman"/>
           <w:b w:val="0"/>
           <w:i w:val="0"/>
+          <w:color w:val="181A1F"/>
+          <w:sz w:val="28"/>
         </w:rPr>
         <w:t>Вместе с тем важно подчеркнуть, что право имеет и собственную ценность, которая в демократическом обществе приобретает доминирующее значение. Эта собственная ценность даёт о себе знать и в сугубо «регулятивном плане». В том, что право способно «воспроизводить» данную социальную систему, вносить в неё нормативные начала.</w:t>
       </w:r>
     </w:p>
     <w:p>
+      <w:pPr>
+        <w:widowControl/>
+        <w:spacing w:line="240" w:lineRule="auto" w:after="0"/>
+      </w:pPr>
       <w:r>
         <w:rPr>
+          <w:rFonts w:ascii="Times New Roman" w:hAnsi="Times New Roman" w:eastAsia="Times New Roman"/>
           <w:b w:val="0"/>
           <w:i w:val="0"/>
+          <w:color w:val="181A1F"/>
+          <w:sz w:val="28"/>
         </w:rPr>
         <w:t>Но есть здесь нечто совсем своеобразное, исконно правовое. Самым общим образом собственную ценность права в этом отношении можно определить как выражение и олицетворение правом свободы и активности людей на основе упорядоченных отношений и в соответствии со справедливостью, необходимостью согласования воли и интересов различных слоёв населения, социальных групп. Иными словами, право в идеале — это ценность, которая не присуща никакому другому социально-политическому явлению, ценность упорядоченной свободы человека, справедливости, консенсуса. В этом своём качестве право может предоставлять людям, их коллективам в виде субъективных прав простор для свободы, для активности в поведении, и в то же время оно направлено на то, чтобы исключить произвол и своеволие, противостоять им, сообразовать поведение с моралью, со справедливостью. Именно как явление, противостоящее произволу и беззаконию и в то же время обеспечивающее простор для упорядоченной социальной свободы и активности, право само по себе занимает высокозначимое место в социальной жизни, выступает как фактор социального прогресса. И именно в этом отношении право и является значительной и притом — самостоятельной социальной ценностью... (С. С. Алексеев )</w:t>
       </w:r>
     </w:p>
     <w:p>
+      <w:pPr>
+        <w:widowControl/>
+        <w:spacing w:line="240" w:lineRule="auto" w:after="0"/>
+      </w:pPr>
       <w:r>
         <w:rPr>
+          <w:rFonts w:ascii="Times New Roman" w:hAnsi="Times New Roman" w:eastAsia="Times New Roman"/>
           <w:b w:val="0"/>
           <w:i w:val="0"/>
+          <w:color w:val="181A1F"/>
+          <w:sz w:val="28"/>
         </w:rPr>
         <w:t>Опираясь на текст и обществоведческие знания, приведите два аргумента сторонников и два аргумента противников мнения о том, что сила права превосходит силу морали. (Каждый аргумент должен быть сформулирован как распространённое предложение).</w:t>
       </w:r>
     </w:p>
     <w:p>
+      <w:pPr>
+        <w:widowControl/>
+        <w:spacing w:line="240" w:lineRule="auto" w:after="0"/>
+      </w:pPr>
       <w:r>
+        <w:rPr>
+          <w:rFonts w:ascii="Times New Roman" w:hAnsi="Times New Roman" w:eastAsia="Times New Roman"/>
+          <w:color w:val="181A1F"/>
+          <w:sz w:val="28"/>
+        </w:rPr>
         <w:t>Ответ:</w:t>
       </w:r>
     </w:p>
     <w:p>
-      <w:r>
-        <w:t>__________________________________________________________________________________________</w:t>
-      </w:r>
-    </w:p>
-    <w:p>
-      <w:r>
-        <w:t>__________________________________________________________________________________________</w:t>
-      </w:r>
-    </w:p>
-    <w:p>
-      <w:r>
-        <w:t>__________________________________________________________________________________________</w:t>
-      </w:r>
-    </w:p>
-    <w:p>
+      <w:pPr>
+        <w:keepNext/>
+        <w:widowControl/>
+        <w:spacing w:line="240" w:lineRule="auto" w:after="0" w:before="120"/>
+      </w:pPr>
       <w:r>
         <w:rPr>
+          <w:rFonts w:ascii="Times New Roman" w:hAnsi="Times New Roman" w:eastAsia="Times New Roman"/>
           <w:b/>
-          <w:sz w:val="24"/>
+          <w:color w:val="181A1F"/>
+          <w:sz w:val="28"/>
         </w:rPr>
         <w:t>21.</w:t>
       </w:r>
     </w:p>
     <w:p>
+      <w:pPr>
+        <w:widowControl/>
+        <w:spacing w:line="240" w:lineRule="auto" w:after="0"/>
+      </w:pPr>
       <w:r>
         <w:rPr>
+          <w:rFonts w:ascii="Times New Roman" w:hAnsi="Times New Roman" w:eastAsia="Times New Roman"/>
           <w:b w:val="0"/>
           <w:i w:val="0"/>
+          <w:color w:val="181A1F"/>
+          <w:sz w:val="28"/>
         </w:rPr>
         <w:t>На графике изображено изменение ситуации на рынке дезодорантов в стране Z. Спрос переместился из положения D в положение D1 при неизменном предложении S. (На графике Р — цена товара; Q — количество товара).</w:t>
       </w:r>
     </w:p>
     <w:p>
       <w:pPr>
+        <w:widowControl/>
+        <w:spacing w:line="240" w:lineRule="auto" w:after="0"/>
         <w:jc w:val="center"/>
       </w:pPr>
       <w:r>
+        <w:rPr>
+          <w:rFonts w:ascii="Times New Roman" w:hAnsi="Times New Roman" w:eastAsia="Times New Roman"/>
+          <w:color w:val="181A1F"/>
+          <w:sz w:val="28"/>
+        </w:rPr>
         <w:drawing>
           <wp:inline xmlns:a="http://schemas.openxmlformats.org/drawingml/2006/main" xmlns:pic="http://schemas.openxmlformats.org/drawingml/2006/picture">
-            <wp:extent cx="5400000" cy="5400000"/>
+            <wp:extent cx="2951999" cy="2951999"/>
             <wp:docPr id="2" name="Picture 2"/>
             <wp:cNvGraphicFramePr>
               <a:graphicFrameLocks noChangeAspect="1"/>
@@ -2167,7 +3624,7 @@
                   <pic:spPr>
                     <a:xfrm>
                       <a:off x="0" y="0"/>
-                      <a:ext cx="5400000" cy="5400000"/>
+                      <a:ext cx="2951999" cy="2951999"/>
                     </a:xfrm>
                     <a:prstGeom prst="rect"/>
                   </pic:spPr>
@@ -2179,1436 +3636,380 @@
       </w:r>
     </w:p>
     <w:p>
+      <w:pPr>
+        <w:widowControl/>
+        <w:spacing w:line="240" w:lineRule="auto" w:after="0"/>
+      </w:pPr>
       <w:r>
         <w:rPr>
+          <w:rFonts w:ascii="Times New Roman" w:hAnsi="Times New Roman" w:eastAsia="Times New Roman"/>
           <w:b w:val="0"/>
           <w:i w:val="0"/>
+          <w:color w:val="181A1F"/>
+          <w:sz w:val="28"/>
         </w:rPr>
         <w:t>Как изменилась равновесная цена?</w:t>
       </w:r>
     </w:p>
     <w:p>
+      <w:pPr>
+        <w:widowControl/>
+        <w:spacing w:line="240" w:lineRule="auto" w:after="0"/>
+      </w:pPr>
       <w:r>
         <w:rPr>
+          <w:rFonts w:ascii="Times New Roman" w:hAnsi="Times New Roman" w:eastAsia="Times New Roman"/>
           <w:b w:val="0"/>
           <w:i w:val="0"/>
+          <w:color w:val="181A1F"/>
+          <w:sz w:val="28"/>
         </w:rPr>
         <w:t>Что могло вызвать изменение спроса? Сначала укажите любое одно обстоятельство (фактор), затем объясните его влияние на спрос (обязательно укажите характер изменения спроса). (Объяснение должно быть дано применительно к рынку, указанному в тексте задания.)</w:t>
       </w:r>
     </w:p>
     <w:p>
+      <w:pPr>
+        <w:widowControl/>
+        <w:spacing w:line="240" w:lineRule="auto" w:after="0"/>
+      </w:pPr>
       <w:r>
         <w:rPr>
+          <w:rFonts w:ascii="Times New Roman" w:hAnsi="Times New Roman" w:eastAsia="Times New Roman"/>
           <w:b w:val="0"/>
           <w:i w:val="0"/>
+          <w:color w:val="181A1F"/>
+          <w:sz w:val="28"/>
         </w:rPr>
         <w:t>Как изменятся предложение и равновесная цена на данном рынке, если при прочих равных условиях уменьшится стоимость сырья для производства дезодорантов?</w:t>
       </w:r>
     </w:p>
     <w:p>
+      <w:pPr>
+        <w:widowControl/>
+        <w:spacing w:line="240" w:lineRule="auto" w:after="0"/>
+      </w:pPr>
       <w:r>
+        <w:rPr>
+          <w:rFonts w:ascii="Times New Roman" w:hAnsi="Times New Roman" w:eastAsia="Times New Roman"/>
+          <w:color w:val="181A1F"/>
+          <w:sz w:val="28"/>
+        </w:rPr>
         <w:t>Ответ:</w:t>
       </w:r>
     </w:p>
     <w:p>
-      <w:r>
-        <w:t>__________________________________________________________________________________________</w:t>
-      </w:r>
-    </w:p>
-    <w:p>
-      <w:r>
-        <w:t>__________________________________________________________________________________________</w:t>
-      </w:r>
-    </w:p>
-    <w:p>
-      <w:r>
-        <w:t>__________________________________________________________________________________________</w:t>
-      </w:r>
-    </w:p>
-    <w:p>
+      <w:pPr>
+        <w:keepNext/>
+        <w:widowControl/>
+        <w:spacing w:line="240" w:lineRule="auto" w:after="0" w:before="120"/>
+      </w:pPr>
       <w:r>
         <w:rPr>
+          <w:rFonts w:ascii="Times New Roman" w:hAnsi="Times New Roman" w:eastAsia="Times New Roman"/>
           <w:b/>
-          <w:sz w:val="24"/>
+          <w:color w:val="181A1F"/>
+          <w:sz w:val="28"/>
         </w:rPr>
         <w:t>22.</w:t>
       </w:r>
     </w:p>
     <w:p>
+      <w:pPr>
+        <w:widowControl/>
+        <w:spacing w:line="240" w:lineRule="auto" w:after="0"/>
+      </w:pPr>
       <w:r>
         <w:rPr>
+          <w:rFonts w:ascii="Times New Roman" w:hAnsi="Times New Roman" w:eastAsia="Times New Roman"/>
           <w:b w:val="0"/>
           <w:i w:val="0"/>
+          <w:color w:val="181A1F"/>
+          <w:sz w:val="28"/>
         </w:rPr>
         <w:t xml:space="preserve">Гражданин России Игорь Алексеевич Н. работает преподавателем в вузе. Он владеет на правах собственности двухкомнатной квартирой и загородным домом. Ежегодно в установленные сроки он уплачивает налог на имущество физических лиц. Игорь Алексеевич Н. размещает свои сбережения на депозите в банке, отдавая предпочтение срочным вкладам. Он активно пользуется интернет-банкингом / мобильным банкингом. </w:t>
       </w:r>
     </w:p>
     <w:p>
+      <w:pPr>
+        <w:widowControl/>
+        <w:spacing w:line="240" w:lineRule="auto" w:after="0"/>
+      </w:pPr>
       <w:r>
         <w:rPr>
+          <w:rFonts w:ascii="Times New Roman" w:hAnsi="Times New Roman" w:eastAsia="Times New Roman"/>
           <w:b w:val="0"/>
           <w:i w:val="0"/>
+          <w:color w:val="181A1F"/>
+          <w:sz w:val="28"/>
         </w:rPr>
         <w:t>К какому виду налогов/сборов (в зависимости от того, на какой территории он обязателен к уплате) относится налог на имущество физических лиц? Какие ещё налоги/сборы относятся к этому виду (в соответствии с Налоговым кодексом Российской Федерации)? (Назовите два налога / сбора.) Что отличает срочный вклад от вклада до востребования? В чём, по Вашему мнению, заключается главное преимущество такой услуги, как интернет-банкинг / мобильный банкинг?</w:t>
       </w:r>
     </w:p>
     <w:p>
+      <w:pPr>
+        <w:widowControl/>
+        <w:spacing w:line="240" w:lineRule="auto" w:after="0"/>
+      </w:pPr>
       <w:r>
+        <w:rPr>
+          <w:rFonts w:ascii="Times New Roman" w:hAnsi="Times New Roman" w:eastAsia="Times New Roman"/>
+          <w:color w:val="181A1F"/>
+          <w:sz w:val="28"/>
+        </w:rPr>
         <w:t>Ответ:</w:t>
       </w:r>
     </w:p>
     <w:p>
-      <w:r>
-        <w:t>__________________________________________________________________________________________</w:t>
-      </w:r>
-    </w:p>
-    <w:p>
-      <w:r>
-        <w:t>__________________________________________________________________________________________</w:t>
-      </w:r>
-    </w:p>
-    <w:p>
-      <w:r>
-        <w:t>__________________________________________________________________________________________</w:t>
-      </w:r>
-    </w:p>
-    <w:p>
+      <w:pPr>
+        <w:keepNext/>
+        <w:widowControl/>
+        <w:spacing w:line="240" w:lineRule="auto" w:after="0" w:before="120"/>
+      </w:pPr>
       <w:r>
         <w:rPr>
+          <w:rFonts w:ascii="Times New Roman" w:hAnsi="Times New Roman" w:eastAsia="Times New Roman"/>
           <w:b/>
-          <w:sz w:val="24"/>
+          <w:color w:val="181A1F"/>
+          <w:sz w:val="28"/>
         </w:rPr>
         <w:t>23.</w:t>
       </w:r>
     </w:p>
     <w:p>
+      <w:pPr>
+        <w:widowControl/>
+        <w:spacing w:line="240" w:lineRule="auto" w:after="0"/>
+      </w:pPr>
       <w:r>
         <w:rPr>
+          <w:rFonts w:ascii="Times New Roman" w:hAnsi="Times New Roman" w:eastAsia="Times New Roman"/>
           <w:b w:val="0"/>
           <w:i w:val="0"/>
+          <w:color w:val="181A1F"/>
+          <w:sz w:val="28"/>
         </w:rPr>
         <w:t xml:space="preserve">Конституция Российской Федерации закрепляет основы конституционного строя нашего государства, права и свободы человека и гражданина. </w:t>
       </w:r>
     </w:p>
     <w:p>
+      <w:pPr>
+        <w:widowControl/>
+        <w:spacing w:line="240" w:lineRule="auto" w:after="0"/>
+      </w:pPr>
       <w:r>
         <w:rPr>
+          <w:rFonts w:ascii="Times New Roman" w:hAnsi="Times New Roman" w:eastAsia="Times New Roman"/>
           <w:b w:val="0"/>
           <w:i w:val="0"/>
+          <w:color w:val="181A1F"/>
+          <w:sz w:val="28"/>
         </w:rPr>
         <w:t>На основе Конституции Российской Федерации объясните смысл следующих характеристик нашего государства: 1) демократическое государство; 2) федеративное государство; 3) наличие условий для реализации хозяйственной инициативы</w:t>
       </w:r>
     </w:p>
     <w:p>
+      <w:pPr>
+        <w:widowControl/>
+        <w:spacing w:line="240" w:lineRule="auto" w:after="0"/>
+      </w:pPr>
       <w:r>
         <w:rPr>
+          <w:rFonts w:ascii="Times New Roman" w:hAnsi="Times New Roman" w:eastAsia="Times New Roman"/>
           <w:b w:val="0"/>
           <w:i w:val="0"/>
+          <w:color w:val="181A1F"/>
+          <w:sz w:val="28"/>
         </w:rPr>
         <w:t>(Каждое объяснение должно быть сформулировано как распространённое предложение с опорой на конкретное положение Конституции Российской Федерации.</w:t>
       </w:r>
     </w:p>
     <w:p>
+      <w:pPr>
+        <w:widowControl/>
+        <w:spacing w:line="240" w:lineRule="auto" w:after="0"/>
+      </w:pPr>
       <w:r>
         <w:rPr>
+          <w:rFonts w:ascii="Times New Roman" w:hAnsi="Times New Roman" w:eastAsia="Times New Roman"/>
           <w:b w:val="0"/>
           <w:i w:val="0"/>
+          <w:color w:val="181A1F"/>
+          <w:sz w:val="28"/>
         </w:rPr>
         <w:t>Обратите внимание на то, что правильное выполнение задания не требует указания в ответе номеров соответствующих статей Конституции и дословного воспроизведения их содержания.)</w:t>
       </w:r>
     </w:p>
     <w:p>
+      <w:pPr>
+        <w:widowControl/>
+        <w:spacing w:line="240" w:lineRule="auto" w:after="0"/>
+      </w:pPr>
       <w:r>
+        <w:rPr>
+          <w:rFonts w:ascii="Times New Roman" w:hAnsi="Times New Roman" w:eastAsia="Times New Roman"/>
+          <w:color w:val="181A1F"/>
+          <w:sz w:val="28"/>
+        </w:rPr>
         <w:t>Ответ:</w:t>
       </w:r>
     </w:p>
     <w:p>
-      <w:r>
-        <w:t>__________________________________________________________________________________________</w:t>
-      </w:r>
-    </w:p>
-    <w:p>
-      <w:r>
-        <w:t>__________________________________________________________________________________________</w:t>
-      </w:r>
-    </w:p>
-    <w:p>
-      <w:r>
-        <w:t>__________________________________________________________________________________________</w:t>
-      </w:r>
-    </w:p>
-    <w:p>
+      <w:pPr>
+        <w:keepNext/>
+        <w:widowControl/>
+        <w:spacing w:line="240" w:lineRule="auto" w:after="0" w:before="120"/>
+      </w:pPr>
       <w:r>
         <w:rPr>
+          <w:rFonts w:ascii="Times New Roman" w:hAnsi="Times New Roman" w:eastAsia="Times New Roman"/>
           <w:b/>
-          <w:sz w:val="24"/>
+          <w:color w:val="181A1F"/>
+          <w:sz w:val="28"/>
         </w:rPr>
         <w:t>24.</w:t>
       </w:r>
     </w:p>
     <w:p>
+      <w:pPr>
+        <w:widowControl/>
+        <w:spacing w:line="240" w:lineRule="auto" w:after="0"/>
+      </w:pPr>
       <w:r>
         <w:rPr>
+          <w:rFonts w:ascii="Times New Roman" w:hAnsi="Times New Roman" w:eastAsia="Times New Roman"/>
           <w:b w:val="0"/>
           <w:i w:val="0"/>
+          <w:color w:val="181A1F"/>
+          <w:sz w:val="28"/>
         </w:rPr>
         <w:t xml:space="preserve">Используя обществоведческие знания, составьте сложный план, позволяющий раскрыть по существу тему «Правоохранительные органы». Сложный план должен содержать не менее трёх пунктов, непосредственно раскрывающих тему по существу, из которых два или более детализированы в подпунктах. (Количество подпунктов каждого детализированного пункта должно быть не менее трёх, за исключением случаев, когда с точки зрения общественных наук возможно только два подпункта.) </w:t>
       </w:r>
     </w:p>
     <w:p>
+      <w:pPr>
+        <w:widowControl/>
+        <w:spacing w:line="240" w:lineRule="auto" w:after="0"/>
+      </w:pPr>
       <w:r>
+        <w:rPr>
+          <w:rFonts w:ascii="Times New Roman" w:hAnsi="Times New Roman" w:eastAsia="Times New Roman"/>
+          <w:color w:val="181A1F"/>
+          <w:sz w:val="28"/>
+        </w:rPr>
         <w:t>Ответ:</w:t>
       </w:r>
     </w:p>
     <w:p>
-      <w:r>
-        <w:t>__________________________________________________________________________________________</w:t>
-      </w:r>
-    </w:p>
-    <w:p>
-      <w:r>
-        <w:t>__________________________________________________________________________________________</w:t>
-      </w:r>
-    </w:p>
-    <w:p>
-      <w:r>
-        <w:t>__________________________________________________________________________________________</w:t>
-      </w:r>
-    </w:p>
-    <w:p>
-      <w:r>
-        <w:t>__________________________________________________________________________________________</w:t>
-      </w:r>
-    </w:p>
-    <w:p>
-      <w:r>
-        <w:t>__________________________________________________________________________________________</w:t>
-      </w:r>
-    </w:p>
-    <w:p>
+      <w:pPr>
+        <w:keepNext/>
+        <w:widowControl/>
+        <w:spacing w:line="240" w:lineRule="auto" w:after="0" w:before="120"/>
+      </w:pPr>
       <w:r>
         <w:rPr>
+          <w:rFonts w:ascii="Times New Roman" w:hAnsi="Times New Roman" w:eastAsia="Times New Roman"/>
           <w:b/>
-          <w:sz w:val="24"/>
+          <w:color w:val="181A1F"/>
+          <w:sz w:val="28"/>
         </w:rPr>
         <w:t>25.</w:t>
       </w:r>
     </w:p>
     <w:p>
+      <w:pPr>
+        <w:widowControl/>
+        <w:spacing w:line="240" w:lineRule="auto" w:after="0"/>
+      </w:pPr>
       <w:r>
         <w:rPr>
+          <w:rFonts w:ascii="Times New Roman" w:hAnsi="Times New Roman" w:eastAsia="Times New Roman"/>
           <w:b w:val="0"/>
           <w:i w:val="0"/>
+          <w:color w:val="181A1F"/>
+          <w:sz w:val="28"/>
         </w:rPr>
         <w:t>1) Обоснуйте значение неотвратимости юридической ответственности для предупреждения правонарушений. (Обоснование должно быть дано с опорой на обществоведческие знания в нескольких связанных между собой распространенных предложениях, раскрывать причинно-следственные и (или) функциональные связи.)</w:t>
       </w:r>
     </w:p>
     <w:p>
+      <w:pPr>
+        <w:widowControl/>
+        <w:spacing w:line="240" w:lineRule="auto" w:after="0"/>
+      </w:pPr>
       <w:r>
         <w:rPr>
+          <w:rFonts w:ascii="Times New Roman" w:hAnsi="Times New Roman" w:eastAsia="Times New Roman"/>
           <w:b w:val="0"/>
           <w:i w:val="0"/>
+          <w:color w:val="181A1F"/>
+          <w:sz w:val="28"/>
         </w:rPr>
         <w:t>2) Какие есть виды правонарушений? (Назовите любые три вида правонарушений в Российской Федерации (для отраслей публичного права).</w:t>
       </w:r>
     </w:p>
     <w:p>
+      <w:pPr>
+        <w:widowControl/>
+        <w:spacing w:line="240" w:lineRule="auto" w:after="0"/>
+      </w:pPr>
       <w:r>
         <w:rPr>
+          <w:rFonts w:ascii="Times New Roman" w:hAnsi="Times New Roman" w:eastAsia="Times New Roman"/>
           <w:b w:val="0"/>
           <w:i w:val="0"/>
+          <w:color w:val="181A1F"/>
+          <w:sz w:val="28"/>
         </w:rPr>
         <w:t>3) Для каждого из видов правонарушений, названных в пункте 2), приведите пример, иллюстрирующий наступления юридической ответственности после совершенного правонарушения. (Каждый пример должен быть сформулирован развёрнуто.)</w:t>
       </w:r>
     </w:p>
     <w:p>
+      <w:pPr>
+        <w:widowControl/>
+        <w:spacing w:line="240" w:lineRule="auto" w:after="0"/>
+      </w:pPr>
       <w:r>
+        <w:rPr>
+          <w:rFonts w:ascii="Times New Roman" w:hAnsi="Times New Roman" w:eastAsia="Times New Roman"/>
+          <w:color w:val="181A1F"/>
+          <w:sz w:val="28"/>
+        </w:rPr>
         <w:t>Ответ:</w:t>
       </w:r>
     </w:p>
     <w:p>
+      <w:pPr>
+        <w:widowControl/>
+        <w:spacing w:line="240" w:lineRule="auto" w:after="0"/>
+      </w:pPr>
       <w:r>
-        <w:t>__________________________________________________________________________________________</w:t>
-      </w:r>
-    </w:p>
-    <w:p>
-      <w:r>
-        <w:t>__________________________________________________________________________________________</w:t>
-      </w:r>
-    </w:p>
-    <w:p>
-      <w:r>
-        <w:t>__________________________________________________________________________________________</w:t>
-      </w:r>
-    </w:p>
-    <w:p>
-      <w:r>
-        <w:t>__________________________________________________________________________________________</w:t>
-      </w:r>
-    </w:p>
-    <w:p>
-      <w:r>
-        <w:t>__________________________________________________________________________________________</w:t>
-      </w:r>
-    </w:p>
-    <w:p>
-      <w:r>
+        <w:rPr>
+          <w:rFonts w:ascii="Times New Roman" w:hAnsi="Times New Roman" w:eastAsia="Times New Roman"/>
+          <w:color w:val="181A1F"/>
+          <w:sz w:val="28"/>
+        </w:rPr>
         <w:br w:type="page"/>
       </w:r>
     </w:p>
-    <w:p>
-      <w:pPr>
-        <w:pStyle w:val="Heading1"/>
-      </w:pPr>
-      <w:r>
-        <w:t>Ответы и критерии</w:t>
-      </w:r>
-    </w:p>
-    <w:tbl>
-      <w:tblPr>
-        <w:tblStyle w:val="TableGrid"/>
-        <w:tblW w:type="auto" w:w="0"/>
-        <w:tblLook w:firstColumn="1" w:firstRow="1" w:lastColumn="0" w:lastRow="0" w:noHBand="0" w:noVBand="1" w:val="04A0"/>
-      </w:tblPr>
-      <w:tblGrid>
-        <w:gridCol w:w="3419"/>
-        <w:gridCol w:w="3419"/>
-        <w:gridCol w:w="3419"/>
-      </w:tblGrid>
-      <w:tr>
-        <w:tc>
-          <w:tcPr>
-            <w:tcW w:type="dxa" w:w="3419"/>
-            <w:shd w:fill="DCE9FA"/>
-          </w:tcPr>
-          <w:p>
-            <w:r>
-              <w:t>№</w:t>
-            </w:r>
-          </w:p>
-        </w:tc>
-        <w:tc>
-          <w:tcPr>
-            <w:tcW w:type="dxa" w:w="3419"/>
-            <w:shd w:fill="DCE9FA"/>
-          </w:tcPr>
-          <w:p>
-            <w:r>
-              <w:t>Ответ</w:t>
-            </w:r>
-          </w:p>
-        </w:tc>
-        <w:tc>
-          <w:tcPr>
-            <w:tcW w:type="dxa" w:w="3419"/>
-            <w:shd w:fill="DCE9FA"/>
-          </w:tcPr>
-          <w:p>
-            <w:r>
-              <w:t>Макс. балл</w:t>
-            </w:r>
-          </w:p>
-        </w:tc>
-      </w:tr>
-      <w:tr>
-        <w:tc>
-          <w:tcPr>
-            <w:tcW w:type="dxa" w:w="3419"/>
-          </w:tcPr>
-          <w:p>
-            <w:r>
-              <w:t>1</w:t>
-            </w:r>
-          </w:p>
-        </w:tc>
-        <w:tc>
-          <w:tcPr>
-            <w:tcW w:type="dxa" w:w="3419"/>
-          </w:tcPr>
-          <w:p>
-            <w:r>
-              <w:t>46</w:t>
-            </w:r>
-          </w:p>
-        </w:tc>
-        <w:tc>
-          <w:tcPr>
-            <w:tcW w:type="dxa" w:w="3419"/>
-          </w:tcPr>
-          <w:p>
-            <w:r>
-              <w:t>1</w:t>
-            </w:r>
-          </w:p>
-        </w:tc>
-      </w:tr>
-      <w:tr>
-        <w:tc>
-          <w:tcPr>
-            <w:tcW w:type="dxa" w:w="3419"/>
-          </w:tcPr>
-          <w:p>
-            <w:r>
-              <w:t>2</w:t>
-            </w:r>
-          </w:p>
-        </w:tc>
-        <w:tc>
-          <w:tcPr>
-            <w:tcW w:type="dxa" w:w="3419"/>
-          </w:tcPr>
-          <w:p>
-            <w:r>
-              <w:t>345</w:t>
-            </w:r>
-          </w:p>
-        </w:tc>
-        <w:tc>
-          <w:tcPr>
-            <w:tcW w:type="dxa" w:w="3419"/>
-          </w:tcPr>
-          <w:p>
-            <w:r>
-              <w:t>2</w:t>
-            </w:r>
-          </w:p>
-        </w:tc>
-      </w:tr>
-      <w:tr>
-        <w:tc>
-          <w:tcPr>
-            <w:tcW w:type="dxa" w:w="3419"/>
-          </w:tcPr>
-          <w:p>
-            <w:r>
-              <w:t>3</w:t>
-            </w:r>
-          </w:p>
-        </w:tc>
-        <w:tc>
-          <w:tcPr>
-            <w:tcW w:type="dxa" w:w="3419"/>
-          </w:tcPr>
-          <w:p>
-            <w:r>
-              <w:t>32143</w:t>
-            </w:r>
-          </w:p>
-        </w:tc>
-        <w:tc>
-          <w:tcPr>
-            <w:tcW w:type="dxa" w:w="3419"/>
-          </w:tcPr>
-          <w:p>
-            <w:r>
-              <w:t>1</w:t>
-            </w:r>
-          </w:p>
-        </w:tc>
-      </w:tr>
-      <w:tr>
-        <w:tc>
-          <w:tcPr>
-            <w:tcW w:type="dxa" w:w="3419"/>
-          </w:tcPr>
-          <w:p>
-            <w:r>
-              <w:t>4</w:t>
-            </w:r>
-          </w:p>
-        </w:tc>
-        <w:tc>
-          <w:tcPr>
-            <w:tcW w:type="dxa" w:w="3419"/>
-          </w:tcPr>
-          <w:p>
-            <w:r>
-              <w:t>1236</w:t>
-            </w:r>
-          </w:p>
-        </w:tc>
-        <w:tc>
-          <w:tcPr>
-            <w:tcW w:type="dxa" w:w="3419"/>
-          </w:tcPr>
-          <w:p>
-            <w:r>
-              <w:t>2</w:t>
-            </w:r>
-          </w:p>
-        </w:tc>
-      </w:tr>
-      <w:tr>
-        <w:tc>
-          <w:tcPr>
-            <w:tcW w:type="dxa" w:w="3419"/>
-          </w:tcPr>
-          <w:p>
-            <w:r>
-              <w:t>5</w:t>
-            </w:r>
-          </w:p>
-        </w:tc>
-        <w:tc>
-          <w:tcPr>
-            <w:tcW w:type="dxa" w:w="3419"/>
-          </w:tcPr>
-          <w:p>
-            <w:r>
-              <w:t>235</w:t>
-            </w:r>
-          </w:p>
-        </w:tc>
-        <w:tc>
-          <w:tcPr>
-            <w:tcW w:type="dxa" w:w="3419"/>
-          </w:tcPr>
-          <w:p>
-            <w:r>
-              <w:t>2</w:t>
-            </w:r>
-          </w:p>
-        </w:tc>
-      </w:tr>
-      <w:tr>
-        <w:tc>
-          <w:tcPr>
-            <w:tcW w:type="dxa" w:w="3419"/>
-          </w:tcPr>
-          <w:p>
-            <w:r>
-              <w:t>6</w:t>
-            </w:r>
-          </w:p>
-        </w:tc>
-        <w:tc>
-          <w:tcPr>
-            <w:tcW w:type="dxa" w:w="3419"/>
-          </w:tcPr>
-          <w:p>
-            <w:r>
-              <w:t>12112</w:t>
-            </w:r>
-          </w:p>
-        </w:tc>
-        <w:tc>
-          <w:tcPr>
-            <w:tcW w:type="dxa" w:w="3419"/>
-          </w:tcPr>
-          <w:p>
-            <w:r>
-              <w:t>2</w:t>
-            </w:r>
-          </w:p>
-        </w:tc>
-      </w:tr>
-      <w:tr>
-        <w:tc>
-          <w:tcPr>
-            <w:tcW w:type="dxa" w:w="3419"/>
-          </w:tcPr>
-          <w:p>
-            <w:r>
-              <w:t>7</w:t>
-            </w:r>
-          </w:p>
-        </w:tc>
-        <w:tc>
-          <w:tcPr>
-            <w:tcW w:type="dxa" w:w="3419"/>
-          </w:tcPr>
-          <w:p>
-            <w:r>
-              <w:t>246</w:t>
-            </w:r>
-          </w:p>
-        </w:tc>
-        <w:tc>
-          <w:tcPr>
-            <w:tcW w:type="dxa" w:w="3419"/>
-          </w:tcPr>
-          <w:p>
-            <w:r>
-              <w:t>2</w:t>
-            </w:r>
-          </w:p>
-        </w:tc>
-      </w:tr>
-      <w:tr>
-        <w:tc>
-          <w:tcPr>
-            <w:tcW w:type="dxa" w:w="3419"/>
-          </w:tcPr>
-          <w:p>
-            <w:r>
-              <w:t>8</w:t>
-            </w:r>
-          </w:p>
-        </w:tc>
-        <w:tc>
-          <w:tcPr>
-            <w:tcW w:type="dxa" w:w="3419"/>
-          </w:tcPr>
-          <w:p>
-            <w:r>
-              <w:t>234</w:t>
-            </w:r>
-          </w:p>
-        </w:tc>
-        <w:tc>
-          <w:tcPr>
-            <w:tcW w:type="dxa" w:w="3419"/>
-          </w:tcPr>
-          <w:p>
-            <w:r>
-              <w:t>2</w:t>
-            </w:r>
-          </w:p>
-        </w:tc>
-      </w:tr>
-      <w:tr>
-        <w:tc>
-          <w:tcPr>
-            <w:tcW w:type="dxa" w:w="3419"/>
-          </w:tcPr>
-          <w:p>
-            <w:r>
-              <w:t>9</w:t>
-            </w:r>
-          </w:p>
-        </w:tc>
-        <w:tc>
-          <w:tcPr>
-            <w:tcW w:type="dxa" w:w="3419"/>
-          </w:tcPr>
-          <w:p>
-            <w:r>
-              <w:t>135</w:t>
-            </w:r>
-          </w:p>
-        </w:tc>
-        <w:tc>
-          <w:tcPr>
-            <w:tcW w:type="dxa" w:w="3419"/>
-          </w:tcPr>
-          <w:p>
-            <w:r>
-              <w:t>1</w:t>
-            </w:r>
-          </w:p>
-        </w:tc>
-      </w:tr>
-      <w:tr>
-        <w:tc>
-          <w:tcPr>
-            <w:tcW w:type="dxa" w:w="3419"/>
-          </w:tcPr>
-          <w:p>
-            <w:r>
-              <w:t>10</w:t>
-            </w:r>
-          </w:p>
-        </w:tc>
-        <w:tc>
-          <w:tcPr>
-            <w:tcW w:type="dxa" w:w="3419"/>
-          </w:tcPr>
-          <w:p>
-            <w:r>
-              <w:t>245</w:t>
-            </w:r>
-          </w:p>
-        </w:tc>
-        <w:tc>
-          <w:tcPr>
-            <w:tcW w:type="dxa" w:w="3419"/>
-          </w:tcPr>
-          <w:p>
-            <w:r>
-              <w:t>2</w:t>
-            </w:r>
-          </w:p>
-        </w:tc>
-      </w:tr>
-      <w:tr>
-        <w:tc>
-          <w:tcPr>
-            <w:tcW w:type="dxa" w:w="3419"/>
-          </w:tcPr>
-          <w:p>
-            <w:r>
-              <w:t>11</w:t>
-            </w:r>
-          </w:p>
-        </w:tc>
-        <w:tc>
-          <w:tcPr>
-            <w:tcW w:type="dxa" w:w="3419"/>
-          </w:tcPr>
-          <w:p>
-            <w:r>
-              <w:t>56</w:t>
-            </w:r>
-          </w:p>
-        </w:tc>
-        <w:tc>
-          <w:tcPr>
-            <w:tcW w:type="dxa" w:w="3419"/>
-          </w:tcPr>
-          <w:p>
-            <w:r>
-              <w:t>2</w:t>
-            </w:r>
-          </w:p>
-        </w:tc>
-      </w:tr>
-      <w:tr>
-        <w:tc>
-          <w:tcPr>
-            <w:tcW w:type="dxa" w:w="3419"/>
-          </w:tcPr>
-          <w:p>
-            <w:r>
-              <w:t>12</w:t>
-            </w:r>
-          </w:p>
-        </w:tc>
-        <w:tc>
-          <w:tcPr>
-            <w:tcW w:type="dxa" w:w="3419"/>
-          </w:tcPr>
-          <w:p>
-            <w:r>
-              <w:t>134</w:t>
-            </w:r>
-          </w:p>
-        </w:tc>
-        <w:tc>
-          <w:tcPr>
-            <w:tcW w:type="dxa" w:w="3419"/>
-          </w:tcPr>
-          <w:p>
-            <w:r>
-              <w:t>1</w:t>
-            </w:r>
-          </w:p>
-        </w:tc>
-      </w:tr>
-      <w:tr>
-        <w:tc>
-          <w:tcPr>
-            <w:tcW w:type="dxa" w:w="3419"/>
-          </w:tcPr>
-          <w:p>
-            <w:r>
-              <w:t>13</w:t>
-            </w:r>
-          </w:p>
-        </w:tc>
-        <w:tc>
-          <w:tcPr>
-            <w:tcW w:type="dxa" w:w="3419"/>
-          </w:tcPr>
-          <w:p>
-            <w:r>
-              <w:t>11112</w:t>
-            </w:r>
-          </w:p>
-        </w:tc>
-        <w:tc>
-          <w:tcPr>
-            <w:tcW w:type="dxa" w:w="3419"/>
-          </w:tcPr>
-          <w:p>
-            <w:r>
-              <w:t>2</w:t>
-            </w:r>
-          </w:p>
-        </w:tc>
-      </w:tr>
-      <w:tr>
-        <w:tc>
-          <w:tcPr>
-            <w:tcW w:type="dxa" w:w="3419"/>
-          </w:tcPr>
-          <w:p>
-            <w:r>
-              <w:t>14</w:t>
-            </w:r>
-          </w:p>
-        </w:tc>
-        <w:tc>
-          <w:tcPr>
-            <w:tcW w:type="dxa" w:w="3419"/>
-          </w:tcPr>
-          <w:p>
-            <w:r>
-              <w:t>245</w:t>
-            </w:r>
-          </w:p>
-        </w:tc>
-        <w:tc>
-          <w:tcPr>
-            <w:tcW w:type="dxa" w:w="3419"/>
-          </w:tcPr>
-          <w:p>
-            <w:r>
-              <w:t>2</w:t>
-            </w:r>
-          </w:p>
-        </w:tc>
-      </w:tr>
-      <w:tr>
-        <w:tc>
-          <w:tcPr>
-            <w:tcW w:type="dxa" w:w="3419"/>
-          </w:tcPr>
-          <w:p>
-            <w:r>
-              <w:t>15</w:t>
-            </w:r>
-          </w:p>
-        </w:tc>
-        <w:tc>
-          <w:tcPr>
-            <w:tcW w:type="dxa" w:w="3419"/>
-          </w:tcPr>
-          <w:p>
-            <w:r>
-              <w:t>23143</w:t>
-            </w:r>
-          </w:p>
-        </w:tc>
-        <w:tc>
-          <w:tcPr>
-            <w:tcW w:type="dxa" w:w="3419"/>
-          </w:tcPr>
-          <w:p>
-            <w:r>
-              <w:t>2</w:t>
-            </w:r>
-          </w:p>
-        </w:tc>
-      </w:tr>
-      <w:tr>
-        <w:tc>
-          <w:tcPr>
-            <w:tcW w:type="dxa" w:w="3419"/>
-          </w:tcPr>
-          <w:p>
-            <w:r>
-              <w:t>16</w:t>
-            </w:r>
-          </w:p>
-        </w:tc>
-        <w:tc>
-          <w:tcPr>
-            <w:tcW w:type="dxa" w:w="3419"/>
-          </w:tcPr>
-          <w:p>
-            <w:r>
-              <w:t>234</w:t>
-            </w:r>
-          </w:p>
-        </w:tc>
-        <w:tc>
-          <w:tcPr>
-            <w:tcW w:type="dxa" w:w="3419"/>
-          </w:tcPr>
-          <w:p>
-            <w:r>
-              <w:t>2</w:t>
-            </w:r>
-          </w:p>
-        </w:tc>
-      </w:tr>
-    </w:tbl>
-    <w:p>
-      <w:r>
-        <w:rPr>
-          <w:b/>
-        </w:rPr>
-        <w:t>Задание 17 — до 2 баллов</w:t>
-      </w:r>
-    </w:p>
-    <w:p>
-      <w:r>
-        <w:rPr>
-          <w:b w:val="0"/>
-          <w:i w:val="0"/>
-        </w:rPr>
-        <w:t>1) Взимаемый на основе государственного принуждения и не носящий характер наказания или компенсации обязательный безвозмездный платеж.</w:t>
-      </w:r>
-    </w:p>
-    <w:p>
-      <w:r>
-        <w:rPr>
-          <w:b w:val="0"/>
-          <w:i w:val="0"/>
-        </w:rPr>
-        <w:t>2) Общее понижение налогов ведет к увеличению чистой прибыли, активизирует хозяйственную деятельность, инвестиции и занятость.</w:t>
-      </w:r>
-    </w:p>
-    <w:p>
-      <w:r>
-        <w:rPr>
-          <w:b w:val="0"/>
-          <w:i w:val="0"/>
-        </w:rPr>
-        <w:t xml:space="preserve">3) Формирование и мобилизация финансовых ресурсов государства, а также аккумулирование в бюджете средств для выполнения </w:t>
-        <w:tab/>
-        <w:t>общегосударственных или целевых государственных программ.</w:t>
-      </w:r>
-    </w:p>
-    <w:p>
-      <w:r>
-        <w:rPr>
-          <w:b/>
-        </w:rPr>
-        <w:t>Задание 18 — до 2 баллов</w:t>
-      </w:r>
-    </w:p>
-    <w:p>
-      <w:r>
-        <w:rPr>
-          <w:b w:val="0"/>
-          <w:i w:val="0"/>
-        </w:rPr>
-        <w:t>1) Признак социального института как исторически сложившейся формы организации совместной деятельности людей:</w:t>
-      </w:r>
-    </w:p>
-    <w:p>
-      <w:r>
-        <w:rPr>
-          <w:b w:val="0"/>
-          <w:i w:val="0"/>
-        </w:rPr>
-        <w:t>а) направлен на удовлетворения потребностей личности и общества;</w:t>
-      </w:r>
-    </w:p>
-    <w:p>
-      <w:r>
-        <w:rPr>
-          <w:b w:val="0"/>
-          <w:i w:val="0"/>
-        </w:rPr>
-        <w:t>б) содержит системы учреждений, обеспеченных определенными средствами для осуществления деятельности;</w:t>
-      </w:r>
-    </w:p>
-    <w:p>
-      <w:r>
-        <w:rPr>
-          <w:b w:val="0"/>
-          <w:i w:val="0"/>
-        </w:rPr>
-        <w:t>в) направлен на упорядочивание и стандартизацию поведения людей.</w:t>
-      </w:r>
-    </w:p>
-    <w:p>
-      <w:r>
-        <w:rPr>
-          <w:b w:val="0"/>
-          <w:i w:val="0"/>
-        </w:rPr>
-        <w:t>2) Связь такой особенности социальный изменений, как закономерность, с культурной подсистемой политической системы заключается в том, что культурная подсистема включает в себя политическое поведение граждан, под воздействием которого закономерно происходят социальные изменения.</w:t>
-      </w:r>
-    </w:p>
-    <w:p>
-      <w:r>
-        <w:rPr>
-          <w:b/>
-        </w:rPr>
-        <w:t>Задание 19 — до 3 баллов</w:t>
-      </w:r>
-    </w:p>
-    <w:p>
-      <w:r>
-        <w:rPr>
-          <w:b w:val="0"/>
-          <w:i w:val="0"/>
-        </w:rPr>
-        <w:t>1) Производство товаров массового потребления (В стране Z в начале XX появилось заводы, которые производили товары назначения для широких месс. Производство товаров происходило большими партиями идентично продукции. В XXI веке заводы бы заменены на уже более современные, но производство также серийно и направлено на широкие массы потребителей).</w:t>
-      </w:r>
-    </w:p>
-    <w:p>
-      <w:r>
-        <w:rPr>
-          <w:b w:val="0"/>
-          <w:i w:val="0"/>
-        </w:rPr>
-        <w:t>2) Высокая роль массовой культуры в обществе (В ХХ веке зарождается массовая культура, повернется телевидение кинематограф и т.д., что пользуется популярностью у широких масс. В XXI в развитых странах выпускаются лучшие продукты мирового кинематографа, телевидение обладают огромной популярностью как внутри этих стран, так и за их пределами).</w:t>
-      </w:r>
-    </w:p>
-    <w:p>
-      <w:r>
-        <w:rPr>
-          <w:b w:val="0"/>
-          <w:i w:val="0"/>
-        </w:rPr>
-        <w:t>3) Высокий уровень урбанизации (С развитием промышленности в ХХ веке, города становятся главным местом проживания людей, которые работали на заводах, благодаря чему возрастает урбанизация. В современное время в развитых постиндустриальных странах уровень урбанизации остается высокими и продолжает расти, так как города остаются культурными, экономическими и политическими центрами).</w:t>
-      </w:r>
-    </w:p>
-    <w:p>
-      <w:r>
-        <w:rPr>
-          <w:b/>
-        </w:rPr>
-        <w:t>Задание 20 — до 3 баллов</w:t>
-      </w:r>
-    </w:p>
-    <w:p>
-      <w:r>
-        <w:rPr>
-          <w:b w:val="0"/>
-          <w:i w:val="0"/>
-        </w:rPr>
-        <w:t>Аргументы сторонников:</w:t>
-      </w:r>
-    </w:p>
-    <w:p>
-      <w:r>
-        <w:rPr>
-          <w:b w:val="0"/>
-          <w:i w:val="0"/>
-        </w:rPr>
-        <w:t>1) Нормы права в отличии от норм морали являются обязательным для исполнения всеми участниками общественных отношений, тем самым правовые нормы обеспечиваются силой государства, в то время как неисполнение норм морали является добровольным).</w:t>
-      </w:r>
-    </w:p>
-    <w:p>
-      <w:r>
-        <w:rPr>
-          <w:b w:val="0"/>
-          <w:i w:val="0"/>
-        </w:rPr>
-        <w:t>2) Нормы права обладают четкой формальной определенностью, единым толкованием и применением, в то время как моральные нормы могут восприниматься разными людьми по-разному, что приводит к отсутствию единообразного поведения в сферах, регулируемыми нормами морали, чего не происходит в правоотношениях).</w:t>
-      </w:r>
-    </w:p>
-    <w:p>
-      <w:r>
-        <w:rPr>
-          <w:b w:val="0"/>
-          <w:i w:val="0"/>
-        </w:rPr>
-        <w:t>Аргументы противников:</w:t>
-      </w:r>
-    </w:p>
-    <w:p>
-      <w:r>
-        <w:rPr>
-          <w:b w:val="0"/>
-          <w:i w:val="0"/>
-        </w:rPr>
-        <w:t>1) Нормы морали регулируют намного более широкий спектр общественных отношений по сравнению с правом. Мораль связана не только с внешним выражением поведения человека, но также затрагивает его внутренний мир.</w:t>
-      </w:r>
-    </w:p>
-    <w:p>
-      <w:r>
-        <w:rPr>
-          <w:b w:val="0"/>
-          <w:i w:val="0"/>
-        </w:rPr>
-        <w:t>2) Нормы морали являются основой для соблюдения норм права. При наличии четкого следования моральным нормам нет необходимости использования правовых механизмов воздействия на людей.</w:t>
-      </w:r>
-    </w:p>
-    <w:p>
-      <w:r>
-        <w:rPr>
-          <w:b/>
-        </w:rPr>
-        <w:t>Задание 21 — до 3 баллов</w:t>
-      </w:r>
-    </w:p>
-    <w:p>
-      <w:r>
-        <w:rPr>
-          <w:b w:val="0"/>
-          <w:i w:val="0"/>
-        </w:rPr>
-        <w:t>1) Равновесная цена снизится;</w:t>
-      </w:r>
-    </w:p>
-    <w:p>
-      <w:r>
-        <w:rPr>
-          <w:b w:val="0"/>
-          <w:i w:val="0"/>
-        </w:rPr>
-        <w:t>2) Сокращение числа населения (в стране Z произошла массовая эмиграция, многие люди покинули страну, следовательно, сократилось количество потребителей, что вызвало падение спроса на рынке дезодорантов);</w:t>
-      </w:r>
-    </w:p>
-    <w:p>
-      <w:r>
-        <w:rPr>
-          <w:b w:val="0"/>
-          <w:i w:val="0"/>
-        </w:rPr>
-        <w:t>3) Предложение увеличится, равновесная цена снизится.</w:t>
-      </w:r>
-    </w:p>
-    <w:p>
-      <w:r>
-        <w:rPr>
-          <w:b/>
-        </w:rPr>
-        <w:t>Задание 22 — до 4 баллов</w:t>
-      </w:r>
-    </w:p>
-    <w:p>
-      <w:r>
-        <w:rPr>
-          <w:b w:val="0"/>
-          <w:i w:val="0"/>
-        </w:rPr>
-        <w:t>1) Местный;</w:t>
-      </w:r>
-    </w:p>
-    <w:p>
-      <w:r>
-        <w:rPr>
-          <w:b w:val="0"/>
-          <w:i w:val="0"/>
-        </w:rPr>
-        <w:t>2) Земельный налог; торговый сбор;</w:t>
-      </w:r>
-    </w:p>
-    <w:p>
-      <w:r>
-        <w:rPr>
-          <w:b w:val="0"/>
-          <w:i w:val="0"/>
-        </w:rPr>
-        <w:t>3) Срочный вклад имеет определенный срок и вывод средств доступен только после истечения данного срока, в то время как вклад до востребования предполагает возможность вывода средств в любое время;</w:t>
-      </w:r>
-    </w:p>
-    <w:p>
-      <w:r>
-        <w:rPr>
-          <w:b w:val="0"/>
-          <w:i w:val="0"/>
-        </w:rPr>
-        <w:t>4) Главное преимущество интернет-банкинга заключается в том, что можно пользоваться банковскими услугами из любой точки мира и в любое время, не посещая отделений банка.</w:t>
-      </w:r>
-    </w:p>
-    <w:p>
-      <w:r>
-        <w:rPr>
-          <w:b/>
-        </w:rPr>
-        <w:t>Задание 23 — до 3 баллов</w:t>
-      </w:r>
-    </w:p>
-    <w:p>
-      <w:r>
-        <w:rPr>
-          <w:b w:val="0"/>
-          <w:i w:val="0"/>
-        </w:rPr>
-        <w:t>1) Демократическое государство: многонациональный народ России признан носителем суверенитета и единственным источником власти;</w:t>
-      </w:r>
-    </w:p>
-    <w:p>
-      <w:r>
-        <w:rPr>
-          <w:b w:val="0"/>
-          <w:i w:val="0"/>
-        </w:rPr>
-        <w:t>2) Федеративное государство: во взаимоотношениях с федеральными органами государственной власти все субъекты РФ между собой равноправны;</w:t>
-      </w:r>
-    </w:p>
-    <w:p>
-      <w:r>
-        <w:rPr>
-          <w:b w:val="0"/>
-          <w:i w:val="0"/>
-        </w:rPr>
-        <w:t>3) Наличие условий для реализации хозяйственной инициативы: в РФ гарантируются свободное перемещение товаров, услуг и финансовых средств, поддержка конкуренции, свобода экономической деятельности / в РФ признаются и защищаются равным образом частная, государственная, муниципальная и иные формы собственности.</w:t>
-      </w:r>
-    </w:p>
-    <w:p>
-      <w:r>
-        <w:rPr>
-          <w:b/>
-        </w:rPr>
-        <w:t>Задание 24 — до 4 баллов</w:t>
-      </w:r>
-    </w:p>
-    <w:p>
-      <w:r>
-        <w:rPr>
-          <w:b w:val="0"/>
-          <w:i w:val="0"/>
-        </w:rPr>
-        <w:t>Правоохранительные органы</w:t>
-      </w:r>
-    </w:p>
-    <w:p>
-      <w:r>
-        <w:rPr>
-          <w:b w:val="0"/>
-          <w:i w:val="0"/>
-        </w:rPr>
-        <w:t>1. Понятие “Правоохранительные органы”</w:t>
-      </w:r>
-    </w:p>
-    <w:p>
-      <w:r>
-        <w:rPr>
-          <w:b w:val="0"/>
-          <w:i w:val="0"/>
-        </w:rPr>
-        <w:t xml:space="preserve">2. Характеристики правоохранительных органов: </w:t>
-      </w:r>
-    </w:p>
-    <w:p>
-      <w:r>
-        <w:rPr>
-          <w:b w:val="0"/>
-          <w:i w:val="0"/>
-        </w:rPr>
-        <w:t xml:space="preserve">а) осуществление правоохранительной деятельности в соответствии с законом; </w:t>
-      </w:r>
-    </w:p>
-    <w:p>
-      <w:r>
-        <w:rPr>
-          <w:b w:val="0"/>
-          <w:i w:val="0"/>
-        </w:rPr>
-        <w:t xml:space="preserve">б) возможность применения  мер государственного принуждения; </w:t>
-      </w:r>
-    </w:p>
-    <w:p>
-      <w:r>
-        <w:rPr>
-          <w:b w:val="0"/>
-          <w:i w:val="0"/>
-        </w:rPr>
-        <w:t>в) обязательность исполнения выносимых решений.</w:t>
-      </w:r>
-    </w:p>
-    <w:p>
-      <w:r>
-        <w:rPr>
-          <w:b w:val="0"/>
-          <w:i w:val="0"/>
-        </w:rPr>
-        <w:t xml:space="preserve">3. Общие функции правоохранительных органов: </w:t>
-      </w:r>
-    </w:p>
-    <w:p>
-      <w:r>
-        <w:rPr>
-          <w:b w:val="0"/>
-          <w:i w:val="0"/>
-        </w:rPr>
-        <w:t xml:space="preserve">а) охрана государственного и общественного строя; </w:t>
-      </w:r>
-    </w:p>
-    <w:p>
-      <w:r>
-        <w:rPr>
-          <w:b w:val="0"/>
-          <w:i w:val="0"/>
-        </w:rPr>
-        <w:t>б) защита прав и свобод человека и гражданина;</w:t>
-      </w:r>
-    </w:p>
-    <w:p>
-      <w:r>
-        <w:rPr>
-          <w:b w:val="0"/>
-          <w:i w:val="0"/>
-        </w:rPr>
-        <w:t>в) укрепление законности и правопорядка.</w:t>
-      </w:r>
-    </w:p>
-    <w:p>
-      <w:r>
-        <w:rPr>
-          <w:b w:val="0"/>
-          <w:i w:val="0"/>
-        </w:rPr>
-        <w:t xml:space="preserve">4. Основные правоохранительные органы в РФ: </w:t>
-      </w:r>
-    </w:p>
-    <w:p>
-      <w:r>
-        <w:rPr>
-          <w:b w:val="0"/>
-          <w:i w:val="0"/>
-        </w:rPr>
-        <w:t xml:space="preserve">а) прокуратура; </w:t>
-      </w:r>
-    </w:p>
-    <w:p>
-      <w:r>
-        <w:rPr>
-          <w:b w:val="0"/>
-          <w:i w:val="0"/>
-        </w:rPr>
-        <w:t xml:space="preserve">б) органы внутренних дел; </w:t>
-      </w:r>
-    </w:p>
-    <w:p>
-      <w:r>
-        <w:rPr>
-          <w:b w:val="0"/>
-          <w:i w:val="0"/>
-        </w:rPr>
-        <w:t>в) органы безопасности.</w:t>
-      </w:r>
-    </w:p>
-    <w:p>
-      <w:r>
-        <w:rPr>
-          <w:b w:val="0"/>
-          <w:i w:val="0"/>
-        </w:rPr>
-        <w:t>5. Функции органов внутренних дел:</w:t>
-      </w:r>
-    </w:p>
-    <w:p>
-      <w:r>
-        <w:rPr>
-          <w:b w:val="0"/>
-          <w:i w:val="0"/>
-        </w:rPr>
-        <w:t xml:space="preserve">а) защита прав и свобод человека и гражданина; </w:t>
-      </w:r>
-    </w:p>
-    <w:p>
-      <w:r>
-        <w:rPr>
-          <w:b w:val="0"/>
-          <w:i w:val="0"/>
-        </w:rPr>
-        <w:t xml:space="preserve">б)охрана государственного и общественного строя; </w:t>
-      </w:r>
-    </w:p>
-    <w:p>
-      <w:r>
-        <w:rPr>
-          <w:b w:val="0"/>
-          <w:i w:val="0"/>
-        </w:rPr>
-        <w:t>в) борьба с преступностью.</w:t>
-      </w:r>
-    </w:p>
-    <w:p>
-      <w:r>
-        <w:rPr>
-          <w:b w:val="0"/>
-          <w:i w:val="0"/>
-        </w:rPr>
-        <w:t xml:space="preserve">6. Функции прокуратуры: </w:t>
-      </w:r>
-    </w:p>
-    <w:p>
-      <w:r>
-        <w:rPr>
-          <w:b w:val="0"/>
-          <w:i w:val="0"/>
-        </w:rPr>
-        <w:t xml:space="preserve">а) надзор за исполнением законов и соблюдением Конституции; </w:t>
-      </w:r>
-    </w:p>
-    <w:p>
-      <w:r>
-        <w:rPr>
-          <w:b w:val="0"/>
-          <w:i w:val="0"/>
-        </w:rPr>
-        <w:t xml:space="preserve">б) надзор за соблюдением прав и свобод человека и гражданина различными органами власти; </w:t>
-      </w:r>
-    </w:p>
-    <w:p>
-      <w:r>
-        <w:rPr>
-          <w:b w:val="0"/>
-          <w:i w:val="0"/>
-        </w:rPr>
-        <w:t>в) поддержание государственного обвинения.</w:t>
-      </w:r>
-    </w:p>
-    <w:p>
-      <w:r>
-        <w:rPr>
-          <w:b w:val="0"/>
-          <w:i w:val="0"/>
-        </w:rPr>
-        <w:t>Обязательные: 2, 3, 4, 5/6/фунции других правоохранительных органах.</w:t>
-      </w:r>
-    </w:p>
-    <w:p>
-      <w:r>
-        <w:rPr>
-          <w:b/>
-        </w:rPr>
-        <w:t>Задание 25 — до 6 баллов</w:t>
-      </w:r>
-    </w:p>
-    <w:p>
-      <w:r>
-        <w:rPr>
-          <w:b w:val="0"/>
-          <w:i w:val="0"/>
-        </w:rPr>
-        <w:t>1) Неотвратимость юридической ответственности предполагает, что за любым правонарушением неизбежно последует правовая санкция для правонарушителя. Реализация такого принципа имеет большое значения для предупреждения правонарушений, так как в этом случае, каждый потенциальный правонарушитель осознает, что ему не удастся избежать наказания за свои противозаконные действия. Благодаря этому правонарушитель отказывается от осуществления противоправных действий и количество правонарушений снижается.</w:t>
-      </w:r>
-    </w:p>
-    <w:p>
-      <w:r>
-        <w:rPr>
-          <w:b w:val="0"/>
-          <w:i w:val="0"/>
-        </w:rPr>
-        <w:t>2) Уголовное, административное, налоговое.</w:t>
-      </w:r>
-    </w:p>
-    <w:p>
-      <w:r>
-        <w:rPr>
-          <w:b w:val="0"/>
-          <w:i w:val="0"/>
-        </w:rPr>
-        <w:t>3) Примеры:</w:t>
-      </w:r>
-    </w:p>
-    <w:p>
-      <w:r>
-        <w:rPr>
-          <w:b w:val="0"/>
-          <w:i w:val="0"/>
-        </w:rPr>
-        <w:t>— уголовное правонарушение (Евгений выстрелил из пистолета в своего начальника. Евгений умышленно нанёс несовместимые с жизнью ранения начальнику, поэтому это деяние квалифицировалось как убийство, за которое суд назначил Евгению наказание в виде лишения свободы);</w:t>
-      </w:r>
-    </w:p>
-    <w:p>
-      <w:r>
-        <w:rPr>
-          <w:b w:val="0"/>
-          <w:i w:val="0"/>
-        </w:rPr>
-        <w:t>— административное правонарушение (Алексей передвигался на автомобиле со скоростью выше разрешённой, поэтому сотрудник ДПС составил административный протокол, в котором был зафиксирован факт правонарушения и назначен штраф);</w:t>
-      </w:r>
-    </w:p>
-    <w:p>
-      <w:r>
-        <w:rPr>
-          <w:b w:val="0"/>
-          <w:i w:val="0"/>
-        </w:rPr>
-        <w:t>— налоговое правонарушение (ООО «Весна» не представило в установленный срок налоговую декларацию по НДС за I квартал. Налоговый орган составил акт налоговой проверки и вынес решение о привлечении общества к ответственности по ст. 119 НК РФ в виде штрафа).</w:t>
-      </w:r>
-    </w:p>
     <w:sectPr>
-      <w:pgSz w:w="12240" w:h="15840"/>
-      <w:pgMar w:top="964" w:right="850" w:bottom="964" w:left="1134" w:header="720" w:footer="720" w:gutter="0"/>
+      <w:footerReference w:type="default" r:id="rId11"/>
+      <w:pgSz w:w="11906" w:h="16838"/>
+      <w:pgMar w:top="935" w:right="879" w:bottom="879" w:left="992" w:header="397" w:footer="397" w:gutter="0"/>
       <w:cols w:space="720"/>
       <w:docGrid w:linePitch="360"/>
     </w:sectPr>
   </w:body>
 </w:document>
+</file>
+
+<file path=word/footer1.xml><?xml version="1.0" encoding="utf-8"?>
+<w:ftr xmlns:m="http://schemas.openxmlformats.org/officeDocument/2006/math" xmlns:mc="http://schemas.openxmlformats.org/markup-compatibility/2006" xmlns:mo="http://schemas.microsoft.com/office/mac/office/2008/main" xmlns:mv="urn:schemas-microsoft-com:mac:vml" xmlns:o="urn:schemas-microsoft-com:office:office" xmlns:r="http://schemas.openxmlformats.org/officeDocument/2006/relationships" xmlns:v="urn:schemas-microsoft-com:vml" xmlns:w10="urn:schemas-microsoft-com:office:word" xmlns:w14="http://schemas.microsoft.com/office/word/2010/wordml" xmlns:w="http://schemas.openxmlformats.org/wordprocessingml/2006/main" xmlns:wne="http://schemas.microsoft.com/office/word/2006/wordml" xmlns:wp14="http://schemas.microsoft.com/office/word/2010/wordprocessingDrawing" xmlns:wp="http://schemas.openxmlformats.org/drawingml/2006/wordprocessingDrawing" xmlns:wpc="http://schemas.microsoft.com/office/word/2010/wordprocessingCanvas" xmlns:wpg="http://schemas.microsoft.com/office/word/2010/wordprocessingGroup" xmlns:wpi="http://schemas.microsoft.com/office/word/2010/wordprocessingInk" xmlns:wps="http://schemas.microsoft.com/office/word/2010/wordprocessingShape" mc:Ignorable="w14 wp14">
+  <w:p>
+    <w:pPr>
+      <w:pStyle w:val="Footer"/>
+    </w:pPr>
+  </w:p>
+</w:ftr>
 </file>
 
 <file path=word/numbering.xml><?xml version="1.0" encoding="utf-8"?>
@@ -3975,11 +4376,12 @@
     <w:qFormat/>
     <w:rsid w:val="00FC693F"/>
     <w:pPr>
-      <w:spacing w:after="100"/>
+      <w:spacing w:after="0" w:line="240" w:lineRule="auto"/>
     </w:pPr>
     <w:rPr>
-      <w:rFonts w:ascii="Arial" w:hAnsi="Arial"/>
-      <w:sz w:val="22"/>
+      <w:rFonts w:ascii="Times New Roman" w:hAnsi="Times New Roman"/>
+      <w:color w:val="181A1F"/>
+      <w:sz w:val="28"/>
     </w:rPr>
   </w:style>
   <w:style w:type="paragraph" w:styleId="Header">
@@ -4041,10 +4443,10 @@
       <w:outlineLvl w:val="0"/>
     </w:pPr>
     <w:rPr>
-      <w:rFonts w:asciiTheme="majorHAnsi" w:eastAsiaTheme="majorEastAsia" w:hAnsiTheme="majorHAnsi" w:cstheme="majorBidi" w:ascii="Arial" w:hAnsi="Arial"/>
+      <w:rFonts w:asciiTheme="majorHAnsi" w:eastAsiaTheme="majorEastAsia" w:hAnsiTheme="majorHAnsi" w:cstheme="majorBidi" w:ascii="Times New Roman" w:hAnsi="Times New Roman"/>
       <w:b/>
       <w:bCs/>
-      <w:color w:val="365F91" w:themeColor="accent1" w:themeShade="BF"/>
+      <w:color w:val="181A1F"/>
       <w:sz w:val="28"/>
       <w:szCs w:val="28"/>
     </w:rPr>

--- a/obschiy_variant_1.docx
+++ b/obschiy_variant_1.docx
@@ -4,220 +4,183 @@
   <w:body>
     <w:p>
       <w:pPr>
-        <w:widowControl/>
-        <w:spacing w:line="240" w:lineRule="auto" w:after="120"/>
-        <w:jc w:val="left"/>
+        <w:keepNext/>
+        <w:spacing w:after="60" w:line="240" w:lineRule="auto"/>
+        <w:jc w:val="center"/>
       </w:pPr>
       <w:r>
         <w:rPr>
           <w:rFonts w:ascii="Times New Roman" w:hAnsi="Times New Roman" w:eastAsia="Times New Roman"/>
           <w:b/>
-          <w:color w:val="181A1F"/>
+          <w:i w:val="0"/>
           <w:sz w:val="28"/>
         </w:rPr>
-        <w:t>Тематический пробный вариант № 1. Общий вариант по всем разделам</w:t>
+        <w:t>Пробный ЕГЭ по обществознанию</w:t>
       </w:r>
     </w:p>
     <w:p>
       <w:pPr>
-        <w:widowControl/>
-        <w:spacing w:line="240" w:lineRule="auto" w:after="140"/>
-        <w:jc w:val="left"/>
-      </w:pPr>
-      <w:r>
-        <w:rPr>
-          <w:rFonts w:ascii="Times New Roman" w:hAnsi="Times New Roman" w:eastAsia="Times New Roman"/>
-          <w:color w:val="181A1F"/>
-          <w:sz w:val="28"/>
-        </w:rPr>
-        <w:t>25 заданий • максимальный первичный балл — 58 • рекомендуемое время — 3 часа 30 минут</w:t>
-      </w:r>
-    </w:p>
-    <w:p>
-      <w:pPr>
-        <w:widowControl/>
-        <w:spacing w:line="240" w:lineRule="auto" w:after="0"/>
-      </w:pPr>
-      <w:r>
-        <w:rPr>
-          <w:rFonts w:ascii="Times New Roman" w:hAnsi="Times New Roman" w:eastAsia="Times New Roman"/>
-          <w:i/>
-          <w:color w:val="181A1F"/>
-          <w:sz w:val="28"/>
-        </w:rPr>
-        <w:t>Смешанный вариант: задания распределены между указанными разделами.</w:t>
-      </w:r>
-    </w:p>
-    <w:p>
-      <w:pPr>
-        <w:pStyle w:val="Heading1"/>
-        <w:keepNext/>
-        <w:widowControl/>
-        <w:spacing w:line="240" w:lineRule="auto" w:after="60" w:before="160"/>
-      </w:pPr>
-      <w:r>
-        <w:rPr>
-          <w:rFonts w:ascii="Times New Roman" w:hAnsi="Times New Roman" w:eastAsia="Times New Roman"/>
-          <w:b/>
-          <w:color w:val="181A1F"/>
-          <w:sz w:val="28"/>
-        </w:rPr>
-        <w:t>Часть 1</w:t>
-      </w:r>
-    </w:p>
-    <w:p>
-      <w:pPr>
-        <w:widowControl/>
-        <w:spacing w:line="240" w:lineRule="auto" w:after="0"/>
-      </w:pPr>
-      <w:r>
-        <w:rPr>
-          <w:rFonts w:ascii="Times New Roman" w:hAnsi="Times New Roman" w:eastAsia="Times New Roman"/>
-          <w:color w:val="181A1F"/>
-          <w:sz w:val="28"/>
-        </w:rPr>
-        <w:t>Ответами к заданиям 1–16 являются последовательности цифр. Запишите ответ без пробелов и дополнительных символов.</w:t>
-      </w:r>
-    </w:p>
-    <w:p>
-      <w:pPr>
-        <w:keepNext/>
-        <w:widowControl/>
-        <w:spacing w:line="240" w:lineRule="auto" w:after="0" w:before="120"/>
-      </w:pPr>
-      <w:r>
-        <w:rPr>
-          <w:rFonts w:ascii="Times New Roman" w:hAnsi="Times New Roman" w:eastAsia="Times New Roman"/>
-          <w:b/>
-          <w:color w:val="181A1F"/>
-          <w:sz w:val="28"/>
-        </w:rPr>
-        <w:t>1.</w:t>
-      </w:r>
-    </w:p>
-    <w:p>
-      <w:pPr>
-        <w:widowControl/>
-        <w:spacing w:line="240" w:lineRule="auto" w:after="0"/>
+        <w:keepNext w:val="0"/>
+        <w:spacing w:after="60" w:line="240" w:lineRule="auto"/>
+        <w:jc w:val="center"/>
       </w:pPr>
       <w:r>
         <w:rPr>
           <w:rFonts w:ascii="Times New Roman" w:hAnsi="Times New Roman" w:eastAsia="Times New Roman"/>
           <w:b w:val="0"/>
           <w:i w:val="0"/>
-          <w:color w:val="181A1F"/>
           <w:sz w:val="28"/>
         </w:rPr>
-        <w:t>Ниже приведён перечень терминов. Все они, за исключением двух, относятся к понятию «социальный контроль».</w:t>
+        <w:t>Вариант № 1</w:t>
       </w:r>
     </w:p>
     <w:p>
       <w:pPr>
-        <w:widowControl/>
-        <w:spacing w:line="240" w:lineRule="auto" w:after="0"/>
-      </w:pPr>
+        <w:keepNext/>
+        <w:spacing w:after="60" w:line="240" w:lineRule="auto"/>
+        <w:jc w:val="both"/>
+      </w:pPr>
+      <w:r>
+        <w:rPr>
+          <w:rFonts w:ascii="Times New Roman" w:hAnsi="Times New Roman" w:eastAsia="Times New Roman"/>
+          <w:b/>
+          <w:i w:val="0"/>
+          <w:sz w:val="28"/>
+        </w:rPr>
+        <w:t>Первая часть</w:t>
+      </w:r>
+    </w:p>
+    <w:p>
+      <w:pPr>
+        <w:keepNext w:val="0"/>
+        <w:spacing w:after="60" w:line="240" w:lineRule="auto"/>
+        <w:jc w:val="both"/>
+      </w:pPr>
+      <w:r>
+        <w:rPr>
+          <w:rFonts w:ascii="Times New Roman" w:hAnsi="Times New Roman" w:eastAsia="Times New Roman"/>
+          <w:b/>
+          <w:sz w:val="28"/>
+        </w:rPr>
+        <w:t xml:space="preserve">№1 </w:t>
+      </w:r>
       <w:r>
         <w:rPr>
           <w:rFonts w:ascii="Times New Roman" w:hAnsi="Times New Roman" w:eastAsia="Times New Roman"/>
           <w:b w:val="0"/>
           <w:i w:val="0"/>
-          <w:color w:val="181A1F"/>
           <w:sz w:val="28"/>
         </w:rPr>
-        <w:t>1) наказание;</w:t>
+        <w:t>Ниже приведён перечень терминов. Все они, за исключением двух, связаны с понятием «глобализация».</w:t>
       </w:r>
     </w:p>
     <w:p>
       <w:pPr>
-        <w:widowControl/>
-        <w:spacing w:line="240" w:lineRule="auto" w:after="0"/>
+        <w:keepNext w:val="0"/>
+        <w:spacing w:after="60" w:line="240" w:lineRule="auto"/>
+        <w:jc w:val="both"/>
       </w:pPr>
       <w:r>
         <w:rPr>
           <w:rFonts w:ascii="Times New Roman" w:hAnsi="Times New Roman" w:eastAsia="Times New Roman"/>
           <w:b w:val="0"/>
           <w:i w:val="0"/>
-          <w:color w:val="181A1F"/>
           <w:sz w:val="28"/>
         </w:rPr>
-        <w:t>2) санкция;</w:t>
+        <w:t>1) локальная цивилизация;</w:t>
       </w:r>
     </w:p>
     <w:p>
       <w:pPr>
-        <w:widowControl/>
-        <w:spacing w:line="240" w:lineRule="auto" w:after="0"/>
+        <w:keepNext w:val="0"/>
+        <w:spacing w:after="60" w:line="240" w:lineRule="auto"/>
+        <w:jc w:val="both"/>
       </w:pPr>
       <w:r>
         <w:rPr>
           <w:rFonts w:ascii="Times New Roman" w:hAnsi="Times New Roman" w:eastAsia="Times New Roman"/>
           <w:b w:val="0"/>
           <w:i w:val="0"/>
-          <w:color w:val="181A1F"/>
           <w:sz w:val="28"/>
         </w:rPr>
-        <w:t>3) поощрение;</w:t>
+        <w:t>2) сепаратизм;</w:t>
       </w:r>
     </w:p>
     <w:p>
       <w:pPr>
-        <w:widowControl/>
-        <w:spacing w:line="240" w:lineRule="auto" w:after="0"/>
+        <w:keepNext w:val="0"/>
+        <w:spacing w:after="60" w:line="240" w:lineRule="auto"/>
+        <w:jc w:val="both"/>
       </w:pPr>
       <w:r>
         <w:rPr>
           <w:rFonts w:ascii="Times New Roman" w:hAnsi="Times New Roman" w:eastAsia="Times New Roman"/>
           <w:b w:val="0"/>
           <w:i w:val="0"/>
-          <w:color w:val="181A1F"/>
           <w:sz w:val="28"/>
         </w:rPr>
-        <w:t>4) идеология;</w:t>
+        <w:t>3) интернет-сети;</w:t>
       </w:r>
     </w:p>
     <w:p>
       <w:pPr>
-        <w:widowControl/>
-        <w:spacing w:line="240" w:lineRule="auto" w:after="0"/>
+        <w:keepNext w:val="0"/>
+        <w:spacing w:after="60" w:line="240" w:lineRule="auto"/>
+        <w:jc w:val="both"/>
       </w:pPr>
       <w:r>
         <w:rPr>
           <w:rFonts w:ascii="Times New Roman" w:hAnsi="Times New Roman" w:eastAsia="Times New Roman"/>
           <w:b w:val="0"/>
           <w:i w:val="0"/>
-          <w:color w:val="181A1F"/>
           <w:sz w:val="28"/>
         </w:rPr>
-        <w:t>5) осуждение;</w:t>
+        <w:t>4) мировые рынки;</w:t>
       </w:r>
     </w:p>
     <w:p>
       <w:pPr>
-        <w:widowControl/>
-        <w:spacing w:line="240" w:lineRule="auto" w:after="0"/>
+        <w:keepNext w:val="0"/>
+        <w:spacing w:after="60" w:line="240" w:lineRule="auto"/>
+        <w:jc w:val="both"/>
       </w:pPr>
       <w:r>
         <w:rPr>
           <w:rFonts w:ascii="Times New Roman" w:hAnsi="Times New Roman" w:eastAsia="Times New Roman"/>
           <w:b w:val="0"/>
           <w:i w:val="0"/>
-          <w:color w:val="181A1F"/>
           <w:sz w:val="28"/>
         </w:rPr>
-        <w:t>6) культура.</w:t>
+        <w:t>5) интернационализация;</w:t>
       </w:r>
     </w:p>
     <w:p>
       <w:pPr>
-        <w:widowControl/>
-        <w:spacing w:line="240" w:lineRule="auto" w:after="0"/>
+        <w:keepNext w:val="0"/>
+        <w:spacing w:after="60" w:line="240" w:lineRule="auto"/>
+        <w:jc w:val="both"/>
       </w:pPr>
       <w:r>
         <w:rPr>
           <w:rFonts w:ascii="Times New Roman" w:hAnsi="Times New Roman" w:eastAsia="Times New Roman"/>
           <w:b w:val="0"/>
           <w:i w:val="0"/>
-          <w:color w:val="181A1F"/>
+          <w:sz w:val="28"/>
+        </w:rPr>
+        <w:t>6) международное разделение труда.</w:t>
+      </w:r>
+    </w:p>
+    <w:p>
+      <w:pPr>
+        <w:keepNext w:val="0"/>
+        <w:spacing w:after="60" w:line="240" w:lineRule="auto"/>
+        <w:jc w:val="both"/>
+      </w:pPr>
+      <w:r>
+        <w:rPr>
+          <w:rFonts w:ascii="Times New Roman" w:hAnsi="Times New Roman" w:eastAsia="Times New Roman"/>
+          <w:b w:val="0"/>
+          <w:i w:val="0"/>
           <w:sz w:val="28"/>
         </w:rPr>
         <w:t>Найдите два термина, «выпадающих» из общего ряда, и запишите в таблицу цифры, под которыми они указаны.</w:t>
@@ -225,146 +188,162 @@
     </w:p>
     <w:p>
       <w:pPr>
-        <w:keepNext/>
-        <w:widowControl/>
-        <w:spacing w:line="240" w:lineRule="auto" w:after="0" w:before="120"/>
-      </w:pPr>
-      <w:r>
-        <w:rPr>
-          <w:rFonts w:ascii="Times New Roman" w:hAnsi="Times New Roman" w:eastAsia="Times New Roman"/>
-          <w:b/>
-          <w:color w:val="181A1F"/>
-          <w:sz w:val="28"/>
-        </w:rPr>
-        <w:t>2.</w:t>
-      </w:r>
-    </w:p>
-    <w:p>
-      <w:pPr>
-        <w:widowControl/>
-        <w:spacing w:line="240" w:lineRule="auto" w:after="0"/>
+        <w:keepNext w:val="0"/>
+        <w:spacing w:after="60" w:line="240" w:lineRule="auto"/>
+        <w:jc w:val="both"/>
       </w:pPr>
       <w:r>
         <w:rPr>
           <w:rFonts w:ascii="Times New Roman" w:hAnsi="Times New Roman" w:eastAsia="Times New Roman"/>
           <w:b w:val="0"/>
           <w:i w:val="0"/>
-          <w:color w:val="181A1F"/>
           <w:sz w:val="28"/>
         </w:rPr>
-        <w:t>Выберите верные суждения об искусстве и запишите цифры, под которыми они указаны.</w:t>
+        <w:t>Ответ:</w:t>
       </w:r>
     </w:p>
     <w:p>
       <w:pPr>
-        <w:widowControl/>
-        <w:spacing w:line="240" w:lineRule="auto" w:after="0"/>
-      </w:pPr>
+        <w:keepNext w:val="0"/>
+        <w:spacing w:after="60" w:line="240" w:lineRule="auto"/>
+        <w:jc w:val="both"/>
+      </w:pPr>
+      <w:r>
+        <w:rPr>
+          <w:rFonts w:ascii="Times New Roman" w:hAnsi="Times New Roman" w:eastAsia="Times New Roman"/>
+          <w:b/>
+          <w:sz w:val="28"/>
+        </w:rPr>
+        <w:t xml:space="preserve">№2 </w:t>
+      </w:r>
       <w:r>
         <w:rPr>
           <w:rFonts w:ascii="Times New Roman" w:hAnsi="Times New Roman" w:eastAsia="Times New Roman"/>
           <w:b w:val="0"/>
           <w:i w:val="0"/>
-          <w:color w:val="181A1F"/>
           <w:sz w:val="28"/>
         </w:rPr>
-        <w:t>1) Только искусство позволяет человеку раскрыть свой творческий потенциал.</w:t>
+        <w:t>Выберите верные суждения об истине и её критериях и запишите цифры, под которыми они указаны.</w:t>
       </w:r>
     </w:p>
     <w:p>
       <w:pPr>
-        <w:widowControl/>
-        <w:spacing w:line="240" w:lineRule="auto" w:after="0"/>
+        <w:keepNext w:val="0"/>
+        <w:spacing w:after="60" w:line="240" w:lineRule="auto"/>
+        <w:jc w:val="both"/>
       </w:pPr>
       <w:r>
         <w:rPr>
           <w:rFonts w:ascii="Times New Roman" w:hAnsi="Times New Roman" w:eastAsia="Times New Roman"/>
           <w:b w:val="0"/>
           <w:i w:val="0"/>
-          <w:color w:val="181A1F"/>
           <w:sz w:val="28"/>
         </w:rPr>
-        <w:t>2) Искусство не влияет на мировоззрение человека.</w:t>
+        <w:t>1) Истиной называют любое новое знание, полученное в результате процесса познания.</w:t>
       </w:r>
     </w:p>
     <w:p>
       <w:pPr>
-        <w:widowControl/>
-        <w:spacing w:line="240" w:lineRule="auto" w:after="0"/>
+        <w:keepNext w:val="0"/>
+        <w:spacing w:after="60" w:line="240" w:lineRule="auto"/>
+        <w:jc w:val="both"/>
       </w:pPr>
       <w:r>
         <w:rPr>
           <w:rFonts w:ascii="Times New Roman" w:hAnsi="Times New Roman" w:eastAsia="Times New Roman"/>
           <w:b w:val="0"/>
           <w:i w:val="0"/>
-          <w:color w:val="181A1F"/>
           <w:sz w:val="28"/>
         </w:rPr>
-        <w:t>3) Искусство отражает мир в художественных образах, в которых реальность переплетается с вымыслом.</w:t>
+        <w:t>2) Абсолютная истина представляет собой полное исчерпывающее знание о сложном объекте.</w:t>
       </w:r>
     </w:p>
     <w:p>
       <w:pPr>
-        <w:widowControl/>
-        <w:spacing w:line="240" w:lineRule="auto" w:after="0"/>
+        <w:keepNext w:val="0"/>
+        <w:spacing w:after="60" w:line="240" w:lineRule="auto"/>
+        <w:jc w:val="both"/>
       </w:pPr>
       <w:r>
         <w:rPr>
           <w:rFonts w:ascii="Times New Roman" w:hAnsi="Times New Roman" w:eastAsia="Times New Roman"/>
           <w:b w:val="0"/>
           <w:i w:val="0"/>
-          <w:color w:val="181A1F"/>
           <w:sz w:val="28"/>
         </w:rPr>
-        <w:t>4) Искусство помогает человеку удовлетворять его потребности.</w:t>
+        <w:t>3) Относительная истина — это достоверное знание о предмете познания, которое может со временем быть уточнено или дополнено.</w:t>
       </w:r>
     </w:p>
     <w:p>
       <w:pPr>
-        <w:widowControl/>
-        <w:spacing w:line="240" w:lineRule="auto" w:after="0"/>
+        <w:keepNext w:val="0"/>
+        <w:spacing w:after="60" w:line="240" w:lineRule="auto"/>
+        <w:jc w:val="both"/>
       </w:pPr>
       <w:r>
         <w:rPr>
           <w:rFonts w:ascii="Times New Roman" w:hAnsi="Times New Roman" w:eastAsia="Times New Roman"/>
           <w:b w:val="0"/>
           <w:i w:val="0"/>
-          <w:color w:val="181A1F"/>
           <w:sz w:val="28"/>
         </w:rPr>
-        <w:t>5) Искусство привлекает внимание общества к социальным и нравственным проблемам.</w:t>
+        <w:t>4) Только относительная истина выявляет существенные признаки, связи, закономерности, законы.</w:t>
       </w:r>
     </w:p>
     <w:p>
       <w:pPr>
-        <w:keepNext/>
-        <w:widowControl/>
-        <w:spacing w:line="240" w:lineRule="auto" w:after="0" w:before="120"/>
-      </w:pPr>
-      <w:r>
-        <w:rPr>
-          <w:rFonts w:ascii="Times New Roman" w:hAnsi="Times New Roman" w:eastAsia="Times New Roman"/>
-          <w:b/>
-          <w:color w:val="181A1F"/>
-          <w:sz w:val="28"/>
-        </w:rPr>
-        <w:t>3.</w:t>
-      </w:r>
-    </w:p>
-    <w:p>
-      <w:pPr>
-        <w:widowControl/>
-        <w:spacing w:line="240" w:lineRule="auto" w:after="0"/>
+        <w:keepNext w:val="0"/>
+        <w:spacing w:after="60" w:line="240" w:lineRule="auto"/>
+        <w:jc w:val="both"/>
       </w:pPr>
       <w:r>
         <w:rPr>
           <w:rFonts w:ascii="Times New Roman" w:hAnsi="Times New Roman" w:eastAsia="Times New Roman"/>
           <w:b w:val="0"/>
           <w:i w:val="0"/>
-          <w:color w:val="181A1F"/>
           <w:sz w:val="28"/>
         </w:rPr>
-        <w:t>Установите соответствие между характеристиками и элементами структуры деятельности: к каждой позиции, данной в первом столбце, подберите соответствующую позицию из второго столбца.</w:t>
+        <w:t>5) Истина — это соответствие полученного знания действительности.</w:t>
+      </w:r>
+    </w:p>
+    <w:p>
+      <w:pPr>
+        <w:keepNext w:val="0"/>
+        <w:spacing w:after="60" w:line="240" w:lineRule="auto"/>
+        <w:jc w:val="both"/>
+      </w:pPr>
+      <w:r>
+        <w:rPr>
+          <w:rFonts w:ascii="Times New Roman" w:hAnsi="Times New Roman" w:eastAsia="Times New Roman"/>
+          <w:b w:val="0"/>
+          <w:i w:val="0"/>
+          <w:sz w:val="28"/>
+        </w:rPr>
+        <w:t>Ответ:</w:t>
+      </w:r>
+    </w:p>
+    <w:p>
+      <w:pPr>
+        <w:keepNext w:val="0"/>
+        <w:spacing w:after="60" w:line="240" w:lineRule="auto"/>
+        <w:jc w:val="both"/>
+      </w:pPr>
+      <w:r>
+        <w:rPr>
+          <w:rFonts w:ascii="Times New Roman" w:hAnsi="Times New Roman" w:eastAsia="Times New Roman"/>
+          <w:b/>
+          <w:sz w:val="28"/>
+        </w:rPr>
+        <w:t xml:space="preserve">№3 </w:t>
+      </w:r>
+      <w:r>
+        <w:rPr>
+          <w:rFonts w:ascii="Times New Roman" w:hAnsi="Times New Roman" w:eastAsia="Times New Roman"/>
+          <w:b w:val="0"/>
+          <w:i w:val="0"/>
+          <w:sz w:val="28"/>
+        </w:rPr>
+        <w:t>Установите соответствие между характеристиками и методами, приёмами мышления: к каждой позиции, данной в первом столбце, подберите соответствующую позицию из второго столбца.</w:t>
       </w:r>
     </w:p>
     <w:tbl>
@@ -382,16 +361,23 @@
         <w:tc>
           <w:tcPr>
             <w:tcW w:type="dxa" w:w="5128"/>
+            <w:vAlign w:val="center"/>
+            <w:tcMar>
+              <w:top w:w="80" w:type="dxa"/>
+              <w:start w:w="100" w:type="dxa"/>
+              <w:bottom w:w="80" w:type="dxa"/>
+              <w:end w:w="100" w:type="dxa"/>
+            </w:tcMar>
           </w:tcPr>
           <w:p>
             <w:pPr>
+              <w:keepNext w:val="0"/>
               <w:spacing w:after="0" w:line="240" w:lineRule="auto"/>
+              <w:jc w:val="left"/>
             </w:pPr>
             <w:r>
               <w:rPr>
                 <w:rFonts w:ascii="Times New Roman" w:hAnsi="Times New Roman" w:eastAsia="Times New Roman"/>
-                <w:b/>
-                <w:color w:val="181A1F"/>
                 <w:sz w:val="28"/>
               </w:rPr>
               <w:t>ХАРАКТЕРИСТИКИ</w:t>
@@ -401,19 +387,26 @@
         <w:tc>
           <w:tcPr>
             <w:tcW w:type="dxa" w:w="5128"/>
+            <w:vAlign w:val="center"/>
+            <w:tcMar>
+              <w:top w:w="80" w:type="dxa"/>
+              <w:start w:w="100" w:type="dxa"/>
+              <w:bottom w:w="80" w:type="dxa"/>
+              <w:end w:w="100" w:type="dxa"/>
+            </w:tcMar>
           </w:tcPr>
           <w:p>
             <w:pPr>
+              <w:keepNext w:val="0"/>
               <w:spacing w:after="0" w:line="240" w:lineRule="auto"/>
+              <w:jc w:val="left"/>
             </w:pPr>
             <w:r>
               <w:rPr>
                 <w:rFonts w:ascii="Times New Roman" w:hAnsi="Times New Roman" w:eastAsia="Times New Roman"/>
-                <w:b/>
-                <w:color w:val="181A1F"/>
                 <w:sz w:val="28"/>
               </w:rPr>
-              <w:t>ЭЛЕМЕНТЫ СТРУКТУРЫ ДЕЯТЕЛЬНОСТИ</w:t>
+              <w:t>МЕТОДЫ, ПРИЕМЫ МЫШЛЕНИЯ</w:t>
             </w:r>
           </w:p>
         </w:tc>
@@ -422,66 +415,69 @@
         <w:tc>
           <w:tcPr>
             <w:tcW w:type="dxa" w:w="5128"/>
+            <w:vAlign w:val="center"/>
+            <w:tcMar>
+              <w:top w:w="80" w:type="dxa"/>
+              <w:start w:w="100" w:type="dxa"/>
+              <w:bottom w:w="80" w:type="dxa"/>
+              <w:end w:w="100" w:type="dxa"/>
+            </w:tcMar>
           </w:tcPr>
           <w:p>
             <w:pPr>
+              <w:keepNext w:val="0"/>
               <w:spacing w:after="0" w:line="240" w:lineRule="auto"/>
+              <w:jc w:val="left"/>
             </w:pPr>
             <w:r>
               <w:rPr>
                 <w:rFonts w:ascii="Times New Roman" w:hAnsi="Times New Roman" w:eastAsia="Times New Roman"/>
-                <w:color w:val="181A1F"/>
                 <w:sz w:val="28"/>
               </w:rPr>
-              <w:t>А) различные способы достижения желаемого</w:t>
-              <w:br/>
-              <w:t>Б) осознанный образ, на достижение которого направлена деятельность</w:t>
-              <w:br/>
-              <w:t>В) побуждение к деятельности</w:t>
-              <w:br/>
-              <w:t>Г) продукт деятельности</w:t>
-              <w:br/>
-              <w:t>Д) используемые в ходе деятельности предметы</w:t>
+              <w:t>А) переход от общих свойств предмета к его отдельным свойствам Б) выделение и изучение отдельных частей объекта В) выявление причинно-следственных связей мысленно выделенных отдельных элементов познаваемого объекта Г) отвлечение от второстепенных свойств предмета Д) вывод об общих свойствах объекта на основе его отдельных свойств</w:t>
             </w:r>
           </w:p>
         </w:tc>
         <w:tc>
           <w:tcPr>
             <w:tcW w:type="dxa" w:w="5128"/>
+            <w:vAlign w:val="center"/>
+            <w:tcMar>
+              <w:top w:w="80" w:type="dxa"/>
+              <w:start w:w="100" w:type="dxa"/>
+              <w:bottom w:w="80" w:type="dxa"/>
+              <w:end w:w="100" w:type="dxa"/>
+            </w:tcMar>
           </w:tcPr>
           <w:p>
             <w:pPr>
+              <w:keepNext w:val="0"/>
               <w:spacing w:after="0" w:line="240" w:lineRule="auto"/>
+              <w:jc w:val="left"/>
             </w:pPr>
             <w:r>
               <w:rPr>
                 <w:rFonts w:ascii="Times New Roman" w:hAnsi="Times New Roman" w:eastAsia="Times New Roman"/>
-                <w:color w:val="181A1F"/>
                 <w:sz w:val="28"/>
               </w:rPr>
-              <w:t>1) мотив</w:t>
-              <w:br/>
-              <w:t>2) цель</w:t>
-              <w:br/>
-              <w:t>3) средства</w:t>
-              <w:br/>
-              <w:t>4) результат</w:t>
+              <w:t>1) индукция 2) дедукция 3) абстрагирование 4) анализ</w:t>
             </w:r>
           </w:p>
         </w:tc>
       </w:tr>
     </w:tbl>
+    <w:p/>
     <w:p>
       <w:pPr>
-        <w:widowControl/>
-        <w:spacing w:line="240" w:lineRule="auto" w:after="0"/>
+        <w:keepNext w:val="0"/>
+        <w:spacing w:after="60" w:line="240" w:lineRule="auto"/>
+        <w:jc w:val="both"/>
       </w:pPr>
       <w:r>
         <w:rPr>
           <w:rFonts w:ascii="Times New Roman" w:hAnsi="Times New Roman" w:eastAsia="Times New Roman"/>
           <w:b w:val="0"/>
           <w:i w:val="0"/>
-          <w:color w:val="181A1F"/>
           <w:sz w:val="28"/>
         </w:rPr>
         <w:t>Запишите в ответ цифры, расположив их в порядке, соответствующем буквам:</w:t>
@@ -505,16 +501,23 @@
         <w:tc>
           <w:tcPr>
             <w:tcW w:type="dxa" w:w="2051"/>
+            <w:vAlign w:val="center"/>
+            <w:tcMar>
+              <w:top w:w="80" w:type="dxa"/>
+              <w:start w:w="100" w:type="dxa"/>
+              <w:bottom w:w="80" w:type="dxa"/>
+              <w:end w:w="100" w:type="dxa"/>
+            </w:tcMar>
           </w:tcPr>
           <w:p>
             <w:pPr>
+              <w:keepNext w:val="0"/>
               <w:spacing w:after="0" w:line="240" w:lineRule="auto"/>
+              <w:jc w:val="left"/>
             </w:pPr>
             <w:r>
               <w:rPr>
                 <w:rFonts w:ascii="Times New Roman" w:hAnsi="Times New Roman" w:eastAsia="Times New Roman"/>
-                <w:b/>
-                <w:color w:val="181A1F"/>
                 <w:sz w:val="28"/>
               </w:rPr>
               <w:t>A</w:t>
@@ -524,16 +527,23 @@
         <w:tc>
           <w:tcPr>
             <w:tcW w:type="dxa" w:w="2051"/>
+            <w:vAlign w:val="center"/>
+            <w:tcMar>
+              <w:top w:w="80" w:type="dxa"/>
+              <w:start w:w="100" w:type="dxa"/>
+              <w:bottom w:w="80" w:type="dxa"/>
+              <w:end w:w="100" w:type="dxa"/>
+            </w:tcMar>
           </w:tcPr>
           <w:p>
             <w:pPr>
+              <w:keepNext w:val="0"/>
               <w:spacing w:after="0" w:line="240" w:lineRule="auto"/>
+              <w:jc w:val="left"/>
             </w:pPr>
             <w:r>
               <w:rPr>
                 <w:rFonts w:ascii="Times New Roman" w:hAnsi="Times New Roman" w:eastAsia="Times New Roman"/>
-                <w:b/>
-                <w:color w:val="181A1F"/>
                 <w:sz w:val="28"/>
               </w:rPr>
               <w:t>Б</w:t>
@@ -543,16 +553,23 @@
         <w:tc>
           <w:tcPr>
             <w:tcW w:type="dxa" w:w="2051"/>
+            <w:vAlign w:val="center"/>
+            <w:tcMar>
+              <w:top w:w="80" w:type="dxa"/>
+              <w:start w:w="100" w:type="dxa"/>
+              <w:bottom w:w="80" w:type="dxa"/>
+              <w:end w:w="100" w:type="dxa"/>
+            </w:tcMar>
           </w:tcPr>
           <w:p>
             <w:pPr>
+              <w:keepNext w:val="0"/>
               <w:spacing w:after="0" w:line="240" w:lineRule="auto"/>
+              <w:jc w:val="left"/>
             </w:pPr>
             <w:r>
               <w:rPr>
                 <w:rFonts w:ascii="Times New Roman" w:hAnsi="Times New Roman" w:eastAsia="Times New Roman"/>
-                <w:b/>
-                <w:color w:val="181A1F"/>
                 <w:sz w:val="28"/>
               </w:rPr>
               <w:t>В</w:t>
@@ -562,16 +579,23 @@
         <w:tc>
           <w:tcPr>
             <w:tcW w:type="dxa" w:w="2051"/>
+            <w:vAlign w:val="center"/>
+            <w:tcMar>
+              <w:top w:w="80" w:type="dxa"/>
+              <w:start w:w="100" w:type="dxa"/>
+              <w:bottom w:w="80" w:type="dxa"/>
+              <w:end w:w="100" w:type="dxa"/>
+            </w:tcMar>
           </w:tcPr>
           <w:p>
             <w:pPr>
+              <w:keepNext w:val="0"/>
               <w:spacing w:after="0" w:line="240" w:lineRule="auto"/>
+              <w:jc w:val="left"/>
             </w:pPr>
             <w:r>
               <w:rPr>
                 <w:rFonts w:ascii="Times New Roman" w:hAnsi="Times New Roman" w:eastAsia="Times New Roman"/>
-                <w:b/>
-                <w:color w:val="181A1F"/>
                 <w:sz w:val="28"/>
               </w:rPr>
               <w:t>Г</w:t>
@@ -581,16 +605,23 @@
         <w:tc>
           <w:tcPr>
             <w:tcW w:type="dxa" w:w="2051"/>
+            <w:vAlign w:val="center"/>
+            <w:tcMar>
+              <w:top w:w="80" w:type="dxa"/>
+              <w:start w:w="100" w:type="dxa"/>
+              <w:bottom w:w="80" w:type="dxa"/>
+              <w:end w:w="100" w:type="dxa"/>
+            </w:tcMar>
           </w:tcPr>
           <w:p>
             <w:pPr>
+              <w:keepNext w:val="0"/>
               <w:spacing w:after="0" w:line="240" w:lineRule="auto"/>
+              <w:jc w:val="left"/>
             </w:pPr>
             <w:r>
               <w:rPr>
                 <w:rFonts w:ascii="Times New Roman" w:hAnsi="Times New Roman" w:eastAsia="Times New Roman"/>
-                <w:b/>
-                <w:color w:val="181A1F"/>
                 <w:sz w:val="28"/>
               </w:rPr>
               <w:t>Д</w:t>
@@ -602,15 +633,23 @@
         <w:tc>
           <w:tcPr>
             <w:tcW w:type="dxa" w:w="2051"/>
+            <w:vAlign w:val="center"/>
+            <w:tcMar>
+              <w:top w:w="80" w:type="dxa"/>
+              <w:start w:w="100" w:type="dxa"/>
+              <w:bottom w:w="80" w:type="dxa"/>
+              <w:end w:w="100" w:type="dxa"/>
+            </w:tcMar>
           </w:tcPr>
           <w:p>
             <w:pPr>
+              <w:keepNext w:val="0"/>
               <w:spacing w:after="0" w:line="240" w:lineRule="auto"/>
+              <w:jc w:val="left"/>
             </w:pPr>
             <w:r>
               <w:rPr>
                 <w:rFonts w:ascii="Times New Roman" w:hAnsi="Times New Roman" w:eastAsia="Times New Roman"/>
-                <w:color w:val="181A1F"/>
                 <w:sz w:val="28"/>
               </w:rPr>
             </w:r>
@@ -619,15 +658,23 @@
         <w:tc>
           <w:tcPr>
             <w:tcW w:type="dxa" w:w="2051"/>
+            <w:vAlign w:val="center"/>
+            <w:tcMar>
+              <w:top w:w="80" w:type="dxa"/>
+              <w:start w:w="100" w:type="dxa"/>
+              <w:bottom w:w="80" w:type="dxa"/>
+              <w:end w:w="100" w:type="dxa"/>
+            </w:tcMar>
           </w:tcPr>
           <w:p>
             <w:pPr>
+              <w:keepNext w:val="0"/>
               <w:spacing w:after="0" w:line="240" w:lineRule="auto"/>
+              <w:jc w:val="left"/>
             </w:pPr>
             <w:r>
               <w:rPr>
                 <w:rFonts w:ascii="Times New Roman" w:hAnsi="Times New Roman" w:eastAsia="Times New Roman"/>
-                <w:color w:val="181A1F"/>
                 <w:sz w:val="28"/>
               </w:rPr>
             </w:r>
@@ -636,15 +683,23 @@
         <w:tc>
           <w:tcPr>
             <w:tcW w:type="dxa" w:w="2051"/>
+            <w:vAlign w:val="center"/>
+            <w:tcMar>
+              <w:top w:w="80" w:type="dxa"/>
+              <w:start w:w="100" w:type="dxa"/>
+              <w:bottom w:w="80" w:type="dxa"/>
+              <w:end w:w="100" w:type="dxa"/>
+            </w:tcMar>
           </w:tcPr>
           <w:p>
             <w:pPr>
+              <w:keepNext w:val="0"/>
               <w:spacing w:after="0" w:line="240" w:lineRule="auto"/>
+              <w:jc w:val="left"/>
             </w:pPr>
             <w:r>
               <w:rPr>
                 <w:rFonts w:ascii="Times New Roman" w:hAnsi="Times New Roman" w:eastAsia="Times New Roman"/>
-                <w:color w:val="181A1F"/>
                 <w:sz w:val="28"/>
               </w:rPr>
             </w:r>
@@ -653,15 +708,23 @@
         <w:tc>
           <w:tcPr>
             <w:tcW w:type="dxa" w:w="2051"/>
+            <w:vAlign w:val="center"/>
+            <w:tcMar>
+              <w:top w:w="80" w:type="dxa"/>
+              <w:start w:w="100" w:type="dxa"/>
+              <w:bottom w:w="80" w:type="dxa"/>
+              <w:end w:w="100" w:type="dxa"/>
+            </w:tcMar>
           </w:tcPr>
           <w:p>
             <w:pPr>
+              <w:keepNext w:val="0"/>
               <w:spacing w:after="0" w:line="240" w:lineRule="auto"/>
+              <w:jc w:val="left"/>
             </w:pPr>
             <w:r>
               <w:rPr>
                 <w:rFonts w:ascii="Times New Roman" w:hAnsi="Times New Roman" w:eastAsia="Times New Roman"/>
-                <w:color w:val="181A1F"/>
                 <w:sz w:val="28"/>
               </w:rPr>
             </w:r>
@@ -670,15 +733,23 @@
         <w:tc>
           <w:tcPr>
             <w:tcW w:type="dxa" w:w="2051"/>
+            <w:vAlign w:val="center"/>
+            <w:tcMar>
+              <w:top w:w="80" w:type="dxa"/>
+              <w:start w:w="100" w:type="dxa"/>
+              <w:bottom w:w="80" w:type="dxa"/>
+              <w:end w:w="100" w:type="dxa"/>
+            </w:tcMar>
           </w:tcPr>
           <w:p>
             <w:pPr>
+              <w:keepNext w:val="0"/>
               <w:spacing w:after="0" w:line="240" w:lineRule="auto"/>
+              <w:jc w:val="left"/>
             </w:pPr>
             <w:r>
               <w:rPr>
                 <w:rFonts w:ascii="Times New Roman" w:hAnsi="Times New Roman" w:eastAsia="Times New Roman"/>
-                <w:color w:val="181A1F"/>
                 <w:sz w:val="28"/>
               </w:rPr>
             </w:r>
@@ -686,273 +757,298 @@
         </w:tc>
       </w:tr>
     </w:tbl>
+    <w:p/>
     <w:p>
       <w:pPr>
-        <w:keepNext/>
-        <w:widowControl/>
-        <w:spacing w:line="240" w:lineRule="auto" w:after="0" w:before="120"/>
-      </w:pPr>
-      <w:r>
-        <w:rPr>
-          <w:rFonts w:ascii="Times New Roman" w:hAnsi="Times New Roman" w:eastAsia="Times New Roman"/>
-          <w:b/>
-          <w:color w:val="181A1F"/>
-          <w:sz w:val="28"/>
-        </w:rPr>
-        <w:t>4.</w:t>
-      </w:r>
-    </w:p>
-    <w:p>
-      <w:pPr>
-        <w:widowControl/>
-        <w:spacing w:line="240" w:lineRule="auto" w:after="0"/>
+        <w:keepNext w:val="0"/>
+        <w:spacing w:after="60" w:line="240" w:lineRule="auto"/>
+        <w:jc w:val="both"/>
       </w:pPr>
       <w:r>
         <w:rPr>
           <w:rFonts w:ascii="Times New Roman" w:hAnsi="Times New Roman" w:eastAsia="Times New Roman"/>
           <w:b w:val="0"/>
           <w:i w:val="0"/>
-          <w:color w:val="181A1F"/>
           <w:sz w:val="28"/>
         </w:rPr>
-        <w:t>Учёные страны Z обобщили результаты исследования в области мотивации учебной деятельности среди учеников младших классов. Найдите в приведённом списке действия учёных, соответствующие теоретическому уровню научного познания. Запишите цифры, под которыми они указаны.</w:t>
+        <w:t>Ответ:</w:t>
       </w:r>
     </w:p>
     <w:p>
       <w:pPr>
-        <w:widowControl/>
-        <w:spacing w:line="240" w:lineRule="auto" w:after="0"/>
-      </w:pPr>
+        <w:keepNext w:val="0"/>
+        <w:spacing w:after="60" w:line="240" w:lineRule="auto"/>
+        <w:jc w:val="both"/>
+      </w:pPr>
+      <w:r>
+        <w:rPr>
+          <w:rFonts w:ascii="Times New Roman" w:hAnsi="Times New Roman" w:eastAsia="Times New Roman"/>
+          <w:b/>
+          <w:sz w:val="28"/>
+        </w:rPr>
+        <w:t xml:space="preserve">№4 </w:t>
+      </w:r>
       <w:r>
         <w:rPr>
           <w:rFonts w:ascii="Times New Roman" w:hAnsi="Times New Roman" w:eastAsia="Times New Roman"/>
           <w:b w:val="0"/>
           <w:i w:val="0"/>
-          <w:color w:val="181A1F"/>
           <w:sz w:val="28"/>
         </w:rPr>
-        <w:t>1) обоснование причин различий в мотивации учебной деятельности</w:t>
+        <w:t>Известный писатель сочинил философское эссе, где дал весьма субъективную, индивидуально-творческую, совершенно непривычную интерпретацию событий недавнего прошлого. Найдите в приведённом ниже списке характеристики свойственные данному типу культуры, и запишите цифры, под которыми они указаны.</w:t>
       </w:r>
     </w:p>
     <w:p>
       <w:pPr>
-        <w:widowControl/>
-        <w:spacing w:line="240" w:lineRule="auto" w:after="0"/>
+        <w:keepNext w:val="0"/>
+        <w:spacing w:after="60" w:line="240" w:lineRule="auto"/>
+        <w:jc w:val="both"/>
       </w:pPr>
       <w:r>
         <w:rPr>
           <w:rFonts w:ascii="Times New Roman" w:hAnsi="Times New Roman" w:eastAsia="Times New Roman"/>
           <w:b w:val="0"/>
           <w:i w:val="0"/>
-          <w:color w:val="181A1F"/>
           <w:sz w:val="28"/>
         </w:rPr>
-        <w:t>2) выдвижение и обоснование гипотезы</w:t>
+        <w:t>1) отражение в произведении авторской индивидуальности</w:t>
       </w:r>
     </w:p>
     <w:p>
       <w:pPr>
-        <w:widowControl/>
-        <w:spacing w:line="240" w:lineRule="auto" w:after="0"/>
+        <w:keepNext w:val="0"/>
+        <w:spacing w:after="60" w:line="240" w:lineRule="auto"/>
+        <w:jc w:val="both"/>
       </w:pPr>
       <w:r>
         <w:rPr>
           <w:rFonts w:ascii="Times New Roman" w:hAnsi="Times New Roman" w:eastAsia="Times New Roman"/>
           <w:b w:val="0"/>
           <w:i w:val="0"/>
-          <w:color w:val="181A1F"/>
           <w:sz w:val="28"/>
         </w:rPr>
-        <w:t>3) формулирование концепции</w:t>
+        <w:t>2) оригинальность формы и (или) содержания</w:t>
       </w:r>
     </w:p>
     <w:p>
       <w:pPr>
-        <w:widowControl/>
-        <w:spacing w:line="240" w:lineRule="auto" w:after="0"/>
+        <w:keepNext w:val="0"/>
+        <w:spacing w:after="60" w:line="240" w:lineRule="auto"/>
+        <w:jc w:val="both"/>
       </w:pPr>
       <w:r>
         <w:rPr>
           <w:rFonts w:ascii="Times New Roman" w:hAnsi="Times New Roman" w:eastAsia="Times New Roman"/>
           <w:b w:val="0"/>
           <w:i w:val="0"/>
-          <w:color w:val="181A1F"/>
           <w:sz w:val="28"/>
         </w:rPr>
-        <w:t>4) наблюдение за поведением учеников</w:t>
+        <w:t>3) ярко выраженный коммерческий характер</w:t>
       </w:r>
     </w:p>
     <w:p>
       <w:pPr>
-        <w:widowControl/>
-        <w:spacing w:line="240" w:lineRule="auto" w:after="0"/>
+        <w:keepNext w:val="0"/>
+        <w:spacing w:after="60" w:line="240" w:lineRule="auto"/>
+        <w:jc w:val="both"/>
       </w:pPr>
       <w:r>
         <w:rPr>
           <w:rFonts w:ascii="Times New Roman" w:hAnsi="Times New Roman" w:eastAsia="Times New Roman"/>
           <w:b w:val="0"/>
           <w:i w:val="0"/>
-          <w:color w:val="181A1F"/>
           <w:sz w:val="28"/>
         </w:rPr>
-        <w:t>5) измерение уровня самооценки учеников</w:t>
+        <w:t>4) необходимость специальной подготовки читателя</w:t>
       </w:r>
     </w:p>
     <w:p>
       <w:pPr>
-        <w:widowControl/>
-        <w:spacing w:line="240" w:lineRule="auto" w:after="0"/>
+        <w:keepNext w:val="0"/>
+        <w:spacing w:after="60" w:line="240" w:lineRule="auto"/>
+        <w:jc w:val="both"/>
       </w:pPr>
       <w:r>
         <w:rPr>
           <w:rFonts w:ascii="Times New Roman" w:hAnsi="Times New Roman" w:eastAsia="Times New Roman"/>
           <w:b w:val="0"/>
           <w:i w:val="0"/>
-          <w:color w:val="181A1F"/>
           <w:sz w:val="28"/>
         </w:rPr>
-        <w:t>6) объяснение закономерностей поведения учеников</w:t>
+        <w:t>5) сложность содержания</w:t>
       </w:r>
     </w:p>
     <w:p>
       <w:pPr>
-        <w:keepNext/>
-        <w:widowControl/>
-        <w:spacing w:line="240" w:lineRule="auto" w:after="0" w:before="120"/>
-      </w:pPr>
-      <w:r>
-        <w:rPr>
-          <w:rFonts w:ascii="Times New Roman" w:hAnsi="Times New Roman" w:eastAsia="Times New Roman"/>
-          <w:b/>
-          <w:color w:val="181A1F"/>
-          <w:sz w:val="28"/>
-        </w:rPr>
-        <w:t>5.</w:t>
-      </w:r>
-    </w:p>
-    <w:p>
-      <w:pPr>
-        <w:widowControl/>
-        <w:spacing w:line="240" w:lineRule="auto" w:after="0"/>
+        <w:keepNext w:val="0"/>
+        <w:spacing w:after="60" w:line="240" w:lineRule="auto"/>
+        <w:jc w:val="both"/>
       </w:pPr>
       <w:r>
         <w:rPr>
           <w:rFonts w:ascii="Times New Roman" w:hAnsi="Times New Roman" w:eastAsia="Times New Roman"/>
           <w:b w:val="0"/>
           <w:i w:val="0"/>
-          <w:color w:val="181A1F"/>
           <w:sz w:val="28"/>
         </w:rPr>
-        <w:t>Выберите верные суждения о финансовых институтах и услугах и запишите цифры, под которыми они указаны.</w:t>
+        <w:t>6) ориентация на запросы широкого круга потребителей</w:t>
       </w:r>
     </w:p>
     <w:p>
       <w:pPr>
-        <w:widowControl/>
-        <w:spacing w:line="240" w:lineRule="auto" w:after="0"/>
+        <w:keepNext w:val="0"/>
+        <w:spacing w:after="60" w:line="240" w:lineRule="auto"/>
+        <w:jc w:val="both"/>
       </w:pPr>
       <w:r>
         <w:rPr>
           <w:rFonts w:ascii="Times New Roman" w:hAnsi="Times New Roman" w:eastAsia="Times New Roman"/>
           <w:b w:val="0"/>
           <w:i w:val="0"/>
-          <w:color w:val="181A1F"/>
           <w:sz w:val="28"/>
         </w:rPr>
-        <w:t>1) К финансовым услугам относят только услуги банков по привлечению денежных средств граждан.</w:t>
+        <w:t>Ответ:</w:t>
       </w:r>
     </w:p>
     <w:p>
       <w:pPr>
-        <w:widowControl/>
-        <w:spacing w:line="240" w:lineRule="auto" w:after="0"/>
-      </w:pPr>
+        <w:keepNext w:val="0"/>
+        <w:spacing w:after="60" w:line="240" w:lineRule="auto"/>
+        <w:jc w:val="both"/>
+      </w:pPr>
+      <w:r>
+        <w:rPr>
+          <w:rFonts w:ascii="Times New Roman" w:hAnsi="Times New Roman" w:eastAsia="Times New Roman"/>
+          <w:b/>
+          <w:sz w:val="28"/>
+        </w:rPr>
+        <w:t xml:space="preserve">№5 </w:t>
+      </w:r>
       <w:r>
         <w:rPr>
           <w:rFonts w:ascii="Times New Roman" w:hAnsi="Times New Roman" w:eastAsia="Times New Roman"/>
           <w:b w:val="0"/>
           <w:i w:val="0"/>
-          <w:color w:val="181A1F"/>
           <w:sz w:val="28"/>
         </w:rPr>
-        <w:t>2) Страховые компании оказывают финансовые услуги.</w:t>
+        <w:t>Выберите верные суждения о ценных бумагах и запишите цифры, под которыми они указаны.</w:t>
       </w:r>
     </w:p>
     <w:p>
       <w:pPr>
-        <w:widowControl/>
-        <w:spacing w:line="240" w:lineRule="auto" w:after="0"/>
+        <w:keepNext w:val="0"/>
+        <w:spacing w:after="60" w:line="240" w:lineRule="auto"/>
+        <w:jc w:val="both"/>
       </w:pPr>
       <w:r>
         <w:rPr>
           <w:rFonts w:ascii="Times New Roman" w:hAnsi="Times New Roman" w:eastAsia="Times New Roman"/>
           <w:b w:val="0"/>
           <w:i w:val="0"/>
-          <w:color w:val="181A1F"/>
           <w:sz w:val="28"/>
         </w:rPr>
-        <w:t>3) Потребитель имеет право обратиться с иском в суд в случае, если при оказании финансовых услуг допущены нарушения его прав.</w:t>
+        <w:t>1) Вексель — документ, удостоверяющий факт внесения его владельцем определённой суммы в банк.</w:t>
       </w:r>
     </w:p>
     <w:p>
       <w:pPr>
-        <w:widowControl/>
-        <w:spacing w:line="240" w:lineRule="auto" w:after="0"/>
+        <w:keepNext w:val="0"/>
+        <w:spacing w:after="60" w:line="240" w:lineRule="auto"/>
+        <w:jc w:val="both"/>
       </w:pPr>
       <w:r>
         <w:rPr>
           <w:rFonts w:ascii="Times New Roman" w:hAnsi="Times New Roman" w:eastAsia="Times New Roman"/>
           <w:b w:val="0"/>
           <w:i w:val="0"/>
-          <w:color w:val="181A1F"/>
           <w:sz w:val="28"/>
         </w:rPr>
-        <w:t>4) Потребитель вправе обратиться с жалобой в органы государственной власти, имеющие право проводить проверки в отношении организаций, оказывающих финансовые услуги, и привлекать их к уголовной ответственности.</w:t>
+        <w:t>2) Документарные ценные бумаги могут быть предъявительскими (ценными бумагами на предъявителя), ордерными и именными.</w:t>
       </w:r>
     </w:p>
     <w:p>
       <w:pPr>
-        <w:widowControl/>
-        <w:spacing w:line="240" w:lineRule="auto" w:after="0"/>
+        <w:keepNext w:val="0"/>
+        <w:spacing w:after="60" w:line="240" w:lineRule="auto"/>
+        <w:jc w:val="both"/>
       </w:pPr>
       <w:r>
         <w:rPr>
           <w:rFonts w:ascii="Times New Roman" w:hAnsi="Times New Roman" w:eastAsia="Times New Roman"/>
           <w:b w:val="0"/>
           <w:i w:val="0"/>
-          <w:color w:val="181A1F"/>
           <w:sz w:val="28"/>
         </w:rPr>
-        <w:t>5) Одной из основных особенностей кредита как финансового инструмента является обязательство заёмщика вернуть полученные деньги с процентами в будущем.</w:t>
+        <w:t>3) Облигация — ценная бумага, удостоверяющая внесение её владельцем денежных средств и подтверждающая обязательство возместить ему номинальную стоимость этой ценной бумаги в предусмотренный срок с уплатой фиксированного процента, если иное не предусмотрено условиями выпуска.</w:t>
       </w:r>
     </w:p>
     <w:p>
       <w:pPr>
-        <w:keepNext/>
-        <w:widowControl/>
-        <w:spacing w:line="240" w:lineRule="auto" w:after="0" w:before="120"/>
-      </w:pPr>
-      <w:r>
-        <w:rPr>
-          <w:rFonts w:ascii="Times New Roman" w:hAnsi="Times New Roman" w:eastAsia="Times New Roman"/>
-          <w:b/>
-          <w:color w:val="181A1F"/>
-          <w:sz w:val="28"/>
-        </w:rPr>
-        <w:t>6.</w:t>
-      </w:r>
-    </w:p>
-    <w:p>
-      <w:pPr>
-        <w:widowControl/>
-        <w:spacing w:line="240" w:lineRule="auto" w:after="0"/>
+        <w:keepNext w:val="0"/>
+        <w:spacing w:after="60" w:line="240" w:lineRule="auto"/>
+        <w:jc w:val="both"/>
       </w:pPr>
       <w:r>
         <w:rPr>
           <w:rFonts w:ascii="Times New Roman" w:hAnsi="Times New Roman" w:eastAsia="Times New Roman"/>
           <w:b w:val="0"/>
           <w:i w:val="0"/>
-          <w:color w:val="181A1F"/>
+          <w:sz w:val="28"/>
+        </w:rPr>
+        <w:t>4) Привилегированная акция, в отличие от обыкновенной акции, даёт право на участие в управлении фирмой и получение дивидендов.</w:t>
+      </w:r>
+    </w:p>
+    <w:p>
+      <w:pPr>
+        <w:keepNext w:val="0"/>
+        <w:spacing w:after="60" w:line="240" w:lineRule="auto"/>
+        <w:jc w:val="both"/>
+      </w:pPr>
+      <w:r>
+        <w:rPr>
+          <w:rFonts w:ascii="Times New Roman" w:hAnsi="Times New Roman" w:eastAsia="Times New Roman"/>
+          <w:b w:val="0"/>
+          <w:i w:val="0"/>
+          <w:sz w:val="28"/>
+        </w:rPr>
+        <w:t>5) Ценными бумагами являются документы, соответствующие установленным законом требованиям и удостоверяющие обязательственные и иные права, осуществление или передача которых возможны только при предъявлении таких документов (документарные ценные бумаги).</w:t>
+      </w:r>
+    </w:p>
+    <w:p>
+      <w:pPr>
+        <w:keepNext w:val="0"/>
+        <w:spacing w:after="60" w:line="240" w:lineRule="auto"/>
+        <w:jc w:val="both"/>
+      </w:pPr>
+      <w:r>
+        <w:rPr>
+          <w:rFonts w:ascii="Times New Roman" w:hAnsi="Times New Roman" w:eastAsia="Times New Roman"/>
+          <w:b w:val="0"/>
+          <w:i w:val="0"/>
+          <w:sz w:val="28"/>
+        </w:rPr>
+        <w:t>Ответ:</w:t>
+      </w:r>
+    </w:p>
+    <w:p>
+      <w:pPr>
+        <w:keepNext w:val="0"/>
+        <w:spacing w:after="60" w:line="240" w:lineRule="auto"/>
+        <w:jc w:val="both"/>
+      </w:pPr>
+      <w:r>
+        <w:rPr>
+          <w:rFonts w:ascii="Times New Roman" w:hAnsi="Times New Roman" w:eastAsia="Times New Roman"/>
+          <w:b/>
+          <w:sz w:val="28"/>
+        </w:rPr>
+        <w:t xml:space="preserve">№6 </w:t>
+      </w:r>
+      <w:r>
+        <w:rPr>
+          <w:rFonts w:ascii="Times New Roman" w:hAnsi="Times New Roman" w:eastAsia="Times New Roman"/>
+          <w:b w:val="0"/>
+          <w:i w:val="0"/>
           <w:sz w:val="28"/>
         </w:rPr>
         <w:t>Установите соответствие между примерами и видами издержек фирмы в краткосрочном периоде: к каждой позиции, данной в первом столбце, подберите соответствующую позицию из второго столбца.</w:t>
@@ -973,16 +1069,23 @@
         <w:tc>
           <w:tcPr>
             <w:tcW w:type="dxa" w:w="5128"/>
+            <w:vAlign w:val="center"/>
+            <w:tcMar>
+              <w:top w:w="80" w:type="dxa"/>
+              <w:start w:w="100" w:type="dxa"/>
+              <w:bottom w:w="80" w:type="dxa"/>
+              <w:end w:w="100" w:type="dxa"/>
+            </w:tcMar>
           </w:tcPr>
           <w:p>
             <w:pPr>
+              <w:keepNext w:val="0"/>
               <w:spacing w:after="0" w:line="240" w:lineRule="auto"/>
+              <w:jc w:val="left"/>
             </w:pPr>
             <w:r>
               <w:rPr>
                 <w:rFonts w:ascii="Times New Roman" w:hAnsi="Times New Roman" w:eastAsia="Times New Roman"/>
-                <w:b/>
-                <w:color w:val="181A1F"/>
                 <w:sz w:val="28"/>
               </w:rPr>
               <w:t>ПРИМЕРЫ</w:t>
@@ -992,19 +1095,26 @@
         <w:tc>
           <w:tcPr>
             <w:tcW w:type="dxa" w:w="5128"/>
+            <w:vAlign w:val="center"/>
+            <w:tcMar>
+              <w:top w:w="80" w:type="dxa"/>
+              <w:start w:w="100" w:type="dxa"/>
+              <w:bottom w:w="80" w:type="dxa"/>
+              <w:end w:w="100" w:type="dxa"/>
+            </w:tcMar>
           </w:tcPr>
           <w:p>
             <w:pPr>
+              <w:keepNext w:val="0"/>
               <w:spacing w:after="0" w:line="240" w:lineRule="auto"/>
+              <w:jc w:val="left"/>
             </w:pPr>
             <w:r>
               <w:rPr>
                 <w:rFonts w:ascii="Times New Roman" w:hAnsi="Times New Roman" w:eastAsia="Times New Roman"/>
-                <w:b/>
-                <w:color w:val="181A1F"/>
                 <w:sz w:val="28"/>
               </w:rPr>
-              <w:t>ВИДЫ ИЗДЕРЖЕК ФИРМЫ В КРАТКОСРОЧНОМ ПЕРИОДЕ</w:t>
+              <w:t>ВИДЫ ИЗДЕРЖЕК</w:t>
             </w:r>
           </w:p>
         </w:tc>
@@ -1013,62 +1123,69 @@
         <w:tc>
           <w:tcPr>
             <w:tcW w:type="dxa" w:w="5128"/>
+            <w:vAlign w:val="center"/>
+            <w:tcMar>
+              <w:top w:w="80" w:type="dxa"/>
+              <w:start w:w="100" w:type="dxa"/>
+              <w:bottom w:w="80" w:type="dxa"/>
+              <w:end w:w="100" w:type="dxa"/>
+            </w:tcMar>
           </w:tcPr>
           <w:p>
             <w:pPr>
+              <w:keepNext w:val="0"/>
               <w:spacing w:after="0" w:line="240" w:lineRule="auto"/>
+              <w:jc w:val="left"/>
             </w:pPr>
             <w:r>
               <w:rPr>
                 <w:rFonts w:ascii="Times New Roman" w:hAnsi="Times New Roman" w:eastAsia="Times New Roman"/>
-                <w:color w:val="181A1F"/>
                 <w:sz w:val="28"/>
               </w:rPr>
-              <w:t>А) арендная плата за помещение</w:t>
-              <w:br/>
-              <w:t>Б) транспортные расходы</w:t>
-              <w:br/>
-              <w:t>В) амортизационные отчисления</w:t>
-              <w:br/>
-              <w:t>Г) налоги и взносы с заработной платы сотрудников на окладе</w:t>
-              <w:br/>
-              <w:t>Д) выплата сдельной заработной платы работникам</w:t>
+              <w:t>А) плата за электроэнергиюБ) транспортные расходыВ) сдельная оплата труда наёмных работниковГ) страховые выплатыД) оклады администрации</w:t>
             </w:r>
           </w:p>
         </w:tc>
         <w:tc>
           <w:tcPr>
             <w:tcW w:type="dxa" w:w="5128"/>
+            <w:vAlign w:val="center"/>
+            <w:tcMar>
+              <w:top w:w="80" w:type="dxa"/>
+              <w:start w:w="100" w:type="dxa"/>
+              <w:bottom w:w="80" w:type="dxa"/>
+              <w:end w:w="100" w:type="dxa"/>
+            </w:tcMar>
           </w:tcPr>
           <w:p>
             <w:pPr>
+              <w:keepNext w:val="0"/>
               <w:spacing w:after="0" w:line="240" w:lineRule="auto"/>
+              <w:jc w:val="left"/>
             </w:pPr>
             <w:r>
               <w:rPr>
                 <w:rFonts w:ascii="Times New Roman" w:hAnsi="Times New Roman" w:eastAsia="Times New Roman"/>
-                <w:color w:val="181A1F"/>
                 <w:sz w:val="28"/>
               </w:rPr>
-              <w:t>1) постоянные</w:t>
-              <w:br/>
-              <w:t>2) переменные</w:t>
+              <w:t>1) переменные2) постоянные</w:t>
             </w:r>
           </w:p>
         </w:tc>
       </w:tr>
     </w:tbl>
+    <w:p/>
     <w:p>
       <w:pPr>
-        <w:widowControl/>
-        <w:spacing w:line="240" w:lineRule="auto" w:after="0"/>
+        <w:keepNext w:val="0"/>
+        <w:spacing w:after="60" w:line="240" w:lineRule="auto"/>
+        <w:jc w:val="both"/>
       </w:pPr>
       <w:r>
         <w:rPr>
           <w:rFonts w:ascii="Times New Roman" w:hAnsi="Times New Roman" w:eastAsia="Times New Roman"/>
           <w:b w:val="0"/>
           <w:i w:val="0"/>
-          <w:color w:val="181A1F"/>
           <w:sz w:val="28"/>
         </w:rPr>
         <w:t>Запишите в ответ цифры, расположив их в порядке, соответствующем буквам:</w:t>
@@ -1092,16 +1209,23 @@
         <w:tc>
           <w:tcPr>
             <w:tcW w:type="dxa" w:w="2051"/>
+            <w:vAlign w:val="center"/>
+            <w:tcMar>
+              <w:top w:w="80" w:type="dxa"/>
+              <w:start w:w="100" w:type="dxa"/>
+              <w:bottom w:w="80" w:type="dxa"/>
+              <w:end w:w="100" w:type="dxa"/>
+            </w:tcMar>
           </w:tcPr>
           <w:p>
             <w:pPr>
+              <w:keepNext w:val="0"/>
               <w:spacing w:after="0" w:line="240" w:lineRule="auto"/>
+              <w:jc w:val="left"/>
             </w:pPr>
             <w:r>
               <w:rPr>
                 <w:rFonts w:ascii="Times New Roman" w:hAnsi="Times New Roman" w:eastAsia="Times New Roman"/>
-                <w:b/>
-                <w:color w:val="181A1F"/>
                 <w:sz w:val="28"/>
               </w:rPr>
               <w:t>A</w:t>
@@ -1111,16 +1235,23 @@
         <w:tc>
           <w:tcPr>
             <w:tcW w:type="dxa" w:w="2051"/>
+            <w:vAlign w:val="center"/>
+            <w:tcMar>
+              <w:top w:w="80" w:type="dxa"/>
+              <w:start w:w="100" w:type="dxa"/>
+              <w:bottom w:w="80" w:type="dxa"/>
+              <w:end w:w="100" w:type="dxa"/>
+            </w:tcMar>
           </w:tcPr>
           <w:p>
             <w:pPr>
+              <w:keepNext w:val="0"/>
               <w:spacing w:after="0" w:line="240" w:lineRule="auto"/>
+              <w:jc w:val="left"/>
             </w:pPr>
             <w:r>
               <w:rPr>
                 <w:rFonts w:ascii="Times New Roman" w:hAnsi="Times New Roman" w:eastAsia="Times New Roman"/>
-                <w:b/>
-                <w:color w:val="181A1F"/>
                 <w:sz w:val="28"/>
               </w:rPr>
               <w:t>Б</w:t>
@@ -1130,16 +1261,23 @@
         <w:tc>
           <w:tcPr>
             <w:tcW w:type="dxa" w:w="2051"/>
+            <w:vAlign w:val="center"/>
+            <w:tcMar>
+              <w:top w:w="80" w:type="dxa"/>
+              <w:start w:w="100" w:type="dxa"/>
+              <w:bottom w:w="80" w:type="dxa"/>
+              <w:end w:w="100" w:type="dxa"/>
+            </w:tcMar>
           </w:tcPr>
           <w:p>
             <w:pPr>
+              <w:keepNext w:val="0"/>
               <w:spacing w:after="0" w:line="240" w:lineRule="auto"/>
+              <w:jc w:val="left"/>
             </w:pPr>
             <w:r>
               <w:rPr>
                 <w:rFonts w:ascii="Times New Roman" w:hAnsi="Times New Roman" w:eastAsia="Times New Roman"/>
-                <w:b/>
-                <w:color w:val="181A1F"/>
                 <w:sz w:val="28"/>
               </w:rPr>
               <w:t>В</w:t>
@@ -1149,16 +1287,23 @@
         <w:tc>
           <w:tcPr>
             <w:tcW w:type="dxa" w:w="2051"/>
+            <w:vAlign w:val="center"/>
+            <w:tcMar>
+              <w:top w:w="80" w:type="dxa"/>
+              <w:start w:w="100" w:type="dxa"/>
+              <w:bottom w:w="80" w:type="dxa"/>
+              <w:end w:w="100" w:type="dxa"/>
+            </w:tcMar>
           </w:tcPr>
           <w:p>
             <w:pPr>
+              <w:keepNext w:val="0"/>
               <w:spacing w:after="0" w:line="240" w:lineRule="auto"/>
+              <w:jc w:val="left"/>
             </w:pPr>
             <w:r>
               <w:rPr>
                 <w:rFonts w:ascii="Times New Roman" w:hAnsi="Times New Roman" w:eastAsia="Times New Roman"/>
-                <w:b/>
-                <w:color w:val="181A1F"/>
                 <w:sz w:val="28"/>
               </w:rPr>
               <w:t>Г</w:t>
@@ -1168,16 +1313,23 @@
         <w:tc>
           <w:tcPr>
             <w:tcW w:type="dxa" w:w="2051"/>
+            <w:vAlign w:val="center"/>
+            <w:tcMar>
+              <w:top w:w="80" w:type="dxa"/>
+              <w:start w:w="100" w:type="dxa"/>
+              <w:bottom w:w="80" w:type="dxa"/>
+              <w:end w:w="100" w:type="dxa"/>
+            </w:tcMar>
           </w:tcPr>
           <w:p>
             <w:pPr>
+              <w:keepNext w:val="0"/>
               <w:spacing w:after="0" w:line="240" w:lineRule="auto"/>
+              <w:jc w:val="left"/>
             </w:pPr>
             <w:r>
               <w:rPr>
                 <w:rFonts w:ascii="Times New Roman" w:hAnsi="Times New Roman" w:eastAsia="Times New Roman"/>
-                <w:b/>
-                <w:color w:val="181A1F"/>
                 <w:sz w:val="28"/>
               </w:rPr>
               <w:t>Д</w:t>
@@ -1189,15 +1341,23 @@
         <w:tc>
           <w:tcPr>
             <w:tcW w:type="dxa" w:w="2051"/>
+            <w:vAlign w:val="center"/>
+            <w:tcMar>
+              <w:top w:w="80" w:type="dxa"/>
+              <w:start w:w="100" w:type="dxa"/>
+              <w:bottom w:w="80" w:type="dxa"/>
+              <w:end w:w="100" w:type="dxa"/>
+            </w:tcMar>
           </w:tcPr>
           <w:p>
             <w:pPr>
+              <w:keepNext w:val="0"/>
               <w:spacing w:after="0" w:line="240" w:lineRule="auto"/>
+              <w:jc w:val="left"/>
             </w:pPr>
             <w:r>
               <w:rPr>
                 <w:rFonts w:ascii="Times New Roman" w:hAnsi="Times New Roman" w:eastAsia="Times New Roman"/>
-                <w:color w:val="181A1F"/>
                 <w:sz w:val="28"/>
               </w:rPr>
             </w:r>
@@ -1206,15 +1366,23 @@
         <w:tc>
           <w:tcPr>
             <w:tcW w:type="dxa" w:w="2051"/>
+            <w:vAlign w:val="center"/>
+            <w:tcMar>
+              <w:top w:w="80" w:type="dxa"/>
+              <w:start w:w="100" w:type="dxa"/>
+              <w:bottom w:w="80" w:type="dxa"/>
+              <w:end w:w="100" w:type="dxa"/>
+            </w:tcMar>
           </w:tcPr>
           <w:p>
             <w:pPr>
+              <w:keepNext w:val="0"/>
               <w:spacing w:after="0" w:line="240" w:lineRule="auto"/>
+              <w:jc w:val="left"/>
             </w:pPr>
             <w:r>
               <w:rPr>
                 <w:rFonts w:ascii="Times New Roman" w:hAnsi="Times New Roman" w:eastAsia="Times New Roman"/>
-                <w:color w:val="181A1F"/>
                 <w:sz w:val="28"/>
               </w:rPr>
             </w:r>
@@ -1223,15 +1391,23 @@
         <w:tc>
           <w:tcPr>
             <w:tcW w:type="dxa" w:w="2051"/>
+            <w:vAlign w:val="center"/>
+            <w:tcMar>
+              <w:top w:w="80" w:type="dxa"/>
+              <w:start w:w="100" w:type="dxa"/>
+              <w:bottom w:w="80" w:type="dxa"/>
+              <w:end w:w="100" w:type="dxa"/>
+            </w:tcMar>
           </w:tcPr>
           <w:p>
             <w:pPr>
+              <w:keepNext w:val="0"/>
               <w:spacing w:after="0" w:line="240" w:lineRule="auto"/>
+              <w:jc w:val="left"/>
             </w:pPr>
             <w:r>
               <w:rPr>
                 <w:rFonts w:ascii="Times New Roman" w:hAnsi="Times New Roman" w:eastAsia="Times New Roman"/>
-                <w:color w:val="181A1F"/>
                 <w:sz w:val="28"/>
               </w:rPr>
             </w:r>
@@ -1240,15 +1416,23 @@
         <w:tc>
           <w:tcPr>
             <w:tcW w:type="dxa" w:w="2051"/>
+            <w:vAlign w:val="center"/>
+            <w:tcMar>
+              <w:top w:w="80" w:type="dxa"/>
+              <w:start w:w="100" w:type="dxa"/>
+              <w:bottom w:w="80" w:type="dxa"/>
+              <w:end w:w="100" w:type="dxa"/>
+            </w:tcMar>
           </w:tcPr>
           <w:p>
             <w:pPr>
+              <w:keepNext w:val="0"/>
               <w:spacing w:after="0" w:line="240" w:lineRule="auto"/>
+              <w:jc w:val="left"/>
             </w:pPr>
             <w:r>
               <w:rPr>
                 <w:rFonts w:ascii="Times New Roman" w:hAnsi="Times New Roman" w:eastAsia="Times New Roman"/>
-                <w:color w:val="181A1F"/>
                 <w:sz w:val="28"/>
               </w:rPr>
             </w:r>
@@ -1257,15 +1441,23 @@
         <w:tc>
           <w:tcPr>
             <w:tcW w:type="dxa" w:w="2051"/>
+            <w:vAlign w:val="center"/>
+            <w:tcMar>
+              <w:top w:w="80" w:type="dxa"/>
+              <w:start w:w="100" w:type="dxa"/>
+              <w:bottom w:w="80" w:type="dxa"/>
+              <w:end w:w="100" w:type="dxa"/>
+            </w:tcMar>
           </w:tcPr>
           <w:p>
             <w:pPr>
+              <w:keepNext w:val="0"/>
               <w:spacing w:after="0" w:line="240" w:lineRule="auto"/>
+              <w:jc w:val="left"/>
             </w:pPr>
             <w:r>
               <w:rPr>
                 <w:rFonts w:ascii="Times New Roman" w:hAnsi="Times New Roman" w:eastAsia="Times New Roman"/>
-                <w:color w:val="181A1F"/>
                 <w:sz w:val="28"/>
               </w:rPr>
             </w:r>
@@ -1273,293 +1465,312 @@
         </w:tc>
       </w:tr>
     </w:tbl>
+    <w:p/>
     <w:p>
       <w:pPr>
-        <w:keepNext/>
-        <w:widowControl/>
-        <w:spacing w:line="240" w:lineRule="auto" w:after="0" w:before="120"/>
-      </w:pPr>
-      <w:r>
-        <w:rPr>
-          <w:rFonts w:ascii="Times New Roman" w:hAnsi="Times New Roman" w:eastAsia="Times New Roman"/>
-          <w:b/>
-          <w:color w:val="181A1F"/>
-          <w:sz w:val="28"/>
-        </w:rPr>
-        <w:t>7.</w:t>
-      </w:r>
-    </w:p>
-    <w:p>
-      <w:pPr>
-        <w:widowControl/>
-        <w:spacing w:line="240" w:lineRule="auto" w:after="0"/>
+        <w:keepNext w:val="0"/>
+        <w:spacing w:after="60" w:line="240" w:lineRule="auto"/>
+        <w:jc w:val="both"/>
       </w:pPr>
       <w:r>
         <w:rPr>
           <w:rFonts w:ascii="Times New Roman" w:hAnsi="Times New Roman" w:eastAsia="Times New Roman"/>
           <w:b w:val="0"/>
           <w:i w:val="0"/>
-          <w:color w:val="181A1F"/>
           <w:sz w:val="28"/>
         </w:rPr>
-        <w:t>Ателье по пошиву и ремонту одежды несёт постоянные и переменные издержки. Что из перечисленного ниже относится к переменным издержкам ателье (в краткосрочный период)? Запишите цифры, под которыми они указаны.</w:t>
+        <w:t>Ответ:</w:t>
       </w:r>
     </w:p>
     <w:p>
       <w:pPr>
-        <w:widowControl/>
-        <w:spacing w:line="240" w:lineRule="auto" w:after="0"/>
-      </w:pPr>
+        <w:keepNext w:val="0"/>
+        <w:spacing w:after="60" w:line="240" w:lineRule="auto"/>
+        <w:jc w:val="both"/>
+      </w:pPr>
+      <w:r>
+        <w:rPr>
+          <w:rFonts w:ascii="Times New Roman" w:hAnsi="Times New Roman" w:eastAsia="Times New Roman"/>
+          <w:b/>
+          <w:sz w:val="28"/>
+        </w:rPr>
+        <w:t xml:space="preserve">№7 </w:t>
+      </w:r>
       <w:r>
         <w:rPr>
           <w:rFonts w:ascii="Times New Roman" w:hAnsi="Times New Roman" w:eastAsia="Times New Roman"/>
           <w:b w:val="0"/>
           <w:i w:val="0"/>
-          <w:color w:val="181A1F"/>
           <w:sz w:val="28"/>
         </w:rPr>
-        <w:t>1) арендная плата за помещение</w:t>
+        <w:t>В городские магазины свежие овощи и фрукты поставляют множество производителей. Они не имеют возможности контролировать цены на овощи и фрукты. Найдите в приведённом списке характеристики данного рынка и запишите цифры, под которыми они указаны.</w:t>
       </w:r>
     </w:p>
     <w:p>
       <w:pPr>
-        <w:widowControl/>
-        <w:spacing w:line="240" w:lineRule="auto" w:after="0"/>
+        <w:keepNext w:val="0"/>
+        <w:spacing w:after="60" w:line="240" w:lineRule="auto"/>
+        <w:jc w:val="both"/>
       </w:pPr>
       <w:r>
         <w:rPr>
           <w:rFonts w:ascii="Times New Roman" w:hAnsi="Times New Roman" w:eastAsia="Times New Roman"/>
           <w:b w:val="0"/>
           <w:i w:val="0"/>
-          <w:color w:val="181A1F"/>
           <w:sz w:val="28"/>
         </w:rPr>
-        <w:t>2) приобретение сырья</w:t>
+        <w:t>1) рынок товаров</w:t>
       </w:r>
     </w:p>
     <w:p>
       <w:pPr>
-        <w:widowControl/>
-        <w:spacing w:line="240" w:lineRule="auto" w:after="0"/>
+        <w:keepNext w:val="0"/>
+        <w:spacing w:after="60" w:line="240" w:lineRule="auto"/>
+        <w:jc w:val="both"/>
       </w:pPr>
       <w:r>
         <w:rPr>
           <w:rFonts w:ascii="Times New Roman" w:hAnsi="Times New Roman" w:eastAsia="Times New Roman"/>
           <w:b w:val="0"/>
           <w:i w:val="0"/>
-          <w:color w:val="181A1F"/>
           <w:sz w:val="28"/>
         </w:rPr>
-        <w:t>3) проценты по кредитам</w:t>
+        <w:t>2) местный рынок</w:t>
       </w:r>
     </w:p>
     <w:p>
       <w:pPr>
-        <w:widowControl/>
-        <w:spacing w:line="240" w:lineRule="auto" w:after="0"/>
+        <w:keepNext w:val="0"/>
+        <w:spacing w:after="60" w:line="240" w:lineRule="auto"/>
+        <w:jc w:val="both"/>
       </w:pPr>
       <w:r>
         <w:rPr>
           <w:rFonts w:ascii="Times New Roman" w:hAnsi="Times New Roman" w:eastAsia="Times New Roman"/>
           <w:b w:val="0"/>
           <w:i w:val="0"/>
-          <w:color w:val="181A1F"/>
           <w:sz w:val="28"/>
         </w:rPr>
-        <w:t>4) оплата транспортных услуг</w:t>
+        <w:t>3) монополия</w:t>
       </w:r>
     </w:p>
     <w:p>
       <w:pPr>
-        <w:widowControl/>
-        <w:spacing w:line="240" w:lineRule="auto" w:after="0"/>
+        <w:keepNext w:val="0"/>
+        <w:spacing w:after="60" w:line="240" w:lineRule="auto"/>
+        <w:jc w:val="both"/>
       </w:pPr>
       <w:r>
         <w:rPr>
           <w:rFonts w:ascii="Times New Roman" w:hAnsi="Times New Roman" w:eastAsia="Times New Roman"/>
           <w:b w:val="0"/>
           <w:i w:val="0"/>
-          <w:color w:val="181A1F"/>
           <w:sz w:val="28"/>
         </w:rPr>
-        <w:t>5) оклады администрации</w:t>
+        <w:t>4) рынок информации</w:t>
       </w:r>
     </w:p>
     <w:p>
       <w:pPr>
-        <w:widowControl/>
-        <w:spacing w:line="240" w:lineRule="auto" w:after="0"/>
+        <w:keepNext w:val="0"/>
+        <w:spacing w:after="60" w:line="240" w:lineRule="auto"/>
+        <w:jc w:val="both"/>
       </w:pPr>
       <w:r>
         <w:rPr>
           <w:rFonts w:ascii="Times New Roman" w:hAnsi="Times New Roman" w:eastAsia="Times New Roman"/>
           <w:b w:val="0"/>
           <w:i w:val="0"/>
-          <w:color w:val="181A1F"/>
           <w:sz w:val="28"/>
         </w:rPr>
-        <w:t>6) сдельная оплата мастеров</w:t>
+        <w:t>5) дефицит товаров</w:t>
       </w:r>
     </w:p>
     <w:p>
       <w:pPr>
-        <w:keepNext/>
-        <w:widowControl/>
-        <w:spacing w:line="240" w:lineRule="auto" w:after="0" w:before="120"/>
-      </w:pPr>
-      <w:r>
-        <w:rPr>
-          <w:rFonts w:ascii="Times New Roman" w:hAnsi="Times New Roman" w:eastAsia="Times New Roman"/>
-          <w:b/>
-          <w:color w:val="181A1F"/>
-          <w:sz w:val="28"/>
-        </w:rPr>
-        <w:t>8.</w:t>
-      </w:r>
-    </w:p>
-    <w:p>
-      <w:pPr>
-        <w:widowControl/>
-        <w:spacing w:line="240" w:lineRule="auto" w:after="0"/>
+        <w:keepNext w:val="0"/>
+        <w:spacing w:after="60" w:line="240" w:lineRule="auto"/>
+        <w:jc w:val="both"/>
       </w:pPr>
       <w:r>
         <w:rPr>
           <w:rFonts w:ascii="Times New Roman" w:hAnsi="Times New Roman" w:eastAsia="Times New Roman"/>
           <w:b w:val="0"/>
           <w:i w:val="0"/>
-          <w:color w:val="181A1F"/>
           <w:sz w:val="28"/>
         </w:rPr>
-        <w:t>Выберите верные суждения об отклоняющемся поведении и запишите цифры, под которыми они указаны.</w:t>
+        <w:t>6) совершенная (чистая) конкуренция</w:t>
       </w:r>
     </w:p>
     <w:p>
       <w:pPr>
-        <w:widowControl/>
-        <w:spacing w:line="240" w:lineRule="auto" w:after="0"/>
+        <w:keepNext w:val="0"/>
+        <w:spacing w:after="60" w:line="240" w:lineRule="auto"/>
+        <w:jc w:val="both"/>
       </w:pPr>
       <w:r>
         <w:rPr>
           <w:rFonts w:ascii="Times New Roman" w:hAnsi="Times New Roman" w:eastAsia="Times New Roman"/>
           <w:b w:val="0"/>
           <w:i w:val="0"/>
-          <w:color w:val="181A1F"/>
           <w:sz w:val="28"/>
         </w:rPr>
-        <w:t xml:space="preserve">1) Отклоняющееся поведение — это любое поведение, которое вызывает неодобрение общества. </w:t>
+        <w:t>Ответ:</w:t>
       </w:r>
     </w:p>
     <w:p>
       <w:pPr>
-        <w:widowControl/>
-        <w:spacing w:line="240" w:lineRule="auto" w:after="0"/>
-      </w:pPr>
+        <w:keepNext w:val="0"/>
+        <w:spacing w:after="60" w:line="240" w:lineRule="auto"/>
+        <w:jc w:val="both"/>
+      </w:pPr>
+      <w:r>
+        <w:rPr>
+          <w:rFonts w:ascii="Times New Roman" w:hAnsi="Times New Roman" w:eastAsia="Times New Roman"/>
+          <w:b/>
+          <w:sz w:val="28"/>
+        </w:rPr>
+        <w:t xml:space="preserve">№8 </w:t>
+      </w:r>
       <w:r>
         <w:rPr>
           <w:rFonts w:ascii="Times New Roman" w:hAnsi="Times New Roman" w:eastAsia="Times New Roman"/>
           <w:b w:val="0"/>
           <w:i w:val="0"/>
-          <w:color w:val="181A1F"/>
           <w:sz w:val="28"/>
         </w:rPr>
-        <w:t>2) Отклоняющееся поведение подразумевает нарушение общепринятых норм.</w:t>
+        <w:t>Выберите верные суждения о социальных нормах и запишите цифры, под которыми они указаны.</w:t>
       </w:r>
     </w:p>
     <w:p>
       <w:pPr>
-        <w:widowControl/>
-        <w:spacing w:line="240" w:lineRule="auto" w:after="0"/>
+        <w:keepNext w:val="0"/>
+        <w:spacing w:after="60" w:line="240" w:lineRule="auto"/>
+        <w:jc w:val="both"/>
       </w:pPr>
       <w:r>
         <w:rPr>
           <w:rFonts w:ascii="Times New Roman" w:hAnsi="Times New Roman" w:eastAsia="Times New Roman"/>
           <w:b w:val="0"/>
           <w:i w:val="0"/>
-          <w:color w:val="181A1F"/>
           <w:sz w:val="28"/>
         </w:rPr>
-        <w:t xml:space="preserve">3) Отклоняющееся поведение может быть проявлением недостатков социализации индивида. </w:t>
+        <w:t>1) Все социальные нормы санкционируются государством.</w:t>
       </w:r>
     </w:p>
     <w:p>
       <w:pPr>
-        <w:widowControl/>
-        <w:spacing w:line="240" w:lineRule="auto" w:after="0"/>
+        <w:keepNext w:val="0"/>
+        <w:spacing w:after="60" w:line="240" w:lineRule="auto"/>
+        <w:jc w:val="both"/>
       </w:pPr>
       <w:r>
         <w:rPr>
           <w:rFonts w:ascii="Times New Roman" w:hAnsi="Times New Roman" w:eastAsia="Times New Roman"/>
           <w:b w:val="0"/>
           <w:i w:val="0"/>
-          <w:color w:val="181A1F"/>
           <w:sz w:val="28"/>
         </w:rPr>
-        <w:t xml:space="preserve">4) Отклоняющееся поведение может иметь как коллективный, так и индивидуальный характер. </w:t>
+        <w:t>2) Этические нормы всегда отражаются в политических принципах.</w:t>
       </w:r>
     </w:p>
     <w:p>
       <w:pPr>
-        <w:widowControl/>
-        <w:spacing w:line="240" w:lineRule="auto" w:after="0"/>
+        <w:keepNext w:val="0"/>
+        <w:spacing w:after="60" w:line="240" w:lineRule="auto"/>
+        <w:jc w:val="both"/>
       </w:pPr>
       <w:r>
         <w:rPr>
           <w:rFonts w:ascii="Times New Roman" w:hAnsi="Times New Roman" w:eastAsia="Times New Roman"/>
           <w:b w:val="0"/>
           <w:i w:val="0"/>
-          <w:color w:val="181A1F"/>
           <w:sz w:val="28"/>
         </w:rPr>
-        <w:t>5) Негативное отклоняющееся поведение обычно влечёт юридическую ответственность.</w:t>
+        <w:t>3) Социальные нормы отражают модели должного поведения.</w:t>
       </w:r>
     </w:p>
     <w:p>
       <w:pPr>
-        <w:keepNext/>
-        <w:widowControl/>
-        <w:spacing w:line="240" w:lineRule="auto" w:after="0" w:before="120"/>
-      </w:pPr>
-      <w:r>
-        <w:rPr>
-          <w:rFonts w:ascii="Times New Roman" w:hAnsi="Times New Roman" w:eastAsia="Times New Roman"/>
-          <w:b/>
-          <w:color w:val="181A1F"/>
-          <w:sz w:val="28"/>
-        </w:rPr>
-        <w:t>9.</w:t>
-      </w:r>
-    </w:p>
-    <w:p>
-      <w:pPr>
-        <w:widowControl/>
-        <w:spacing w:line="240" w:lineRule="auto" w:after="0"/>
+        <w:keepNext w:val="0"/>
+        <w:spacing w:after="60" w:line="240" w:lineRule="auto"/>
+        <w:jc w:val="both"/>
       </w:pPr>
       <w:r>
         <w:rPr>
           <w:rFonts w:ascii="Times New Roman" w:hAnsi="Times New Roman" w:eastAsia="Times New Roman"/>
           <w:b w:val="0"/>
           <w:i w:val="0"/>
-          <w:color w:val="181A1F"/>
           <w:sz w:val="28"/>
         </w:rPr>
-        <w:t>В ходе социологических опросов совершеннолетним жителям страны Z задавали вопрос: «Почему некоторые молодые люди в возрасте 18-25 лет, не состоящие в браке, предпочитают жить вместе с родителями?» (Можно было выбрать несколько ответов). Полученные результаты (в % от числа опрошенных) представлены в графическом виде.</w:t>
+        <w:t>4) Корпоративные нормы обеспечиваются мерами, предусмотренными организациями.</w:t>
       </w:r>
     </w:p>
     <w:p>
       <w:pPr>
-        <w:widowControl/>
-        <w:spacing w:line="240" w:lineRule="auto" w:after="0"/>
-        <w:jc w:val="center"/>
+        <w:keepNext w:val="0"/>
+        <w:spacing w:after="60" w:line="240" w:lineRule="auto"/>
+        <w:jc w:val="both"/>
       </w:pPr>
       <w:r>
         <w:rPr>
           <w:rFonts w:ascii="Times New Roman" w:hAnsi="Times New Roman" w:eastAsia="Times New Roman"/>
-          <w:color w:val="181A1F"/>
+          <w:b w:val="0"/>
+          <w:i w:val="0"/>
           <w:sz w:val="28"/>
         </w:rPr>
+        <w:t>5) Порядок применения правовых норм отличается от порядка применения норм морали.</w:t>
+      </w:r>
+    </w:p>
+    <w:p>
+      <w:pPr>
+        <w:keepNext w:val="0"/>
+        <w:spacing w:after="60" w:line="240" w:lineRule="auto"/>
+        <w:jc w:val="both"/>
+      </w:pPr>
+      <w:r>
+        <w:rPr>
+          <w:rFonts w:ascii="Times New Roman" w:hAnsi="Times New Roman" w:eastAsia="Times New Roman"/>
+          <w:b w:val="0"/>
+          <w:i w:val="0"/>
+          <w:sz w:val="28"/>
+        </w:rPr>
+        <w:t>Ответ:</w:t>
+      </w:r>
+    </w:p>
+    <w:p>
+      <w:pPr>
+        <w:keepNext w:val="0"/>
+        <w:spacing w:after="60" w:line="240" w:lineRule="auto"/>
+        <w:jc w:val="both"/>
+      </w:pPr>
+      <w:r>
+        <w:rPr>
+          <w:rFonts w:ascii="Times New Roman" w:hAnsi="Times New Roman" w:eastAsia="Times New Roman"/>
+          <w:b/>
+          <w:sz w:val="28"/>
+        </w:rPr>
+        <w:t xml:space="preserve">№9 </w:t>
+      </w:r>
+      <w:r>
+        <w:rPr>
+          <w:rFonts w:ascii="Times New Roman" w:hAnsi="Times New Roman" w:eastAsia="Times New Roman"/>
+          <w:b w:val="0"/>
+          <w:i w:val="0"/>
+          <w:sz w:val="28"/>
+        </w:rPr>
+        <w:t>В ходе социологического опроса респондентам с разным уровнем образования предлагалось ответить на вопрос: «Что важнее всего в молодости?». Полученные результаты представлены в виде диаграммы.</w:t>
+      </w:r>
+    </w:p>
+    <w:p>
+      <w:pPr>
+        <w:spacing w:after="80"/>
+        <w:jc w:val="center"/>
+      </w:pPr>
+      <w:r>
         <w:drawing>
           <wp:inline xmlns:a="http://schemas.openxmlformats.org/drawingml/2006/main" xmlns:pic="http://schemas.openxmlformats.org/drawingml/2006/picture">
-            <wp:extent cx="5400000" cy="4752000"/>
+            <wp:extent cx="3780000" cy="3780000"/>
             <wp:docPr id="1" name="Picture 1"/>
             <wp:cNvGraphicFramePr>
               <a:graphicFrameLocks noChangeAspect="1"/>
@@ -1568,12 +1779,11 @@
               <a:graphicData uri="http://schemas.openxmlformats.org/drawingml/2006/picture">
                 <pic:pic>
                   <pic:nvPicPr>
-                    <pic:cNvPr id="0" name="asset-0080.png"/>
+                    <pic:cNvPr id="0" name="asset-0088.png"/>
                     <pic:cNvPicPr/>
                   </pic:nvPicPr>
                   <pic:blipFill>
                     <a:blip r:embed="rId9"/>
-                    <a:srcRect b="12000"/>
                     <a:stretch>
                       <a:fillRect/>
                     </a:stretch>
@@ -1581,7 +1791,7 @@
                   <pic:spPr>
                     <a:xfrm>
                       <a:off x="0" y="0"/>
-                      <a:ext cx="5400000" cy="4752000"/>
+                      <a:ext cx="3780000" cy="3780000"/>
                     </a:xfrm>
                     <a:prstGeom prst="rect"/>
                   </pic:spPr>
@@ -1594,482 +1804,514 @@
     </w:p>
     <w:p>
       <w:pPr>
-        <w:widowControl/>
-        <w:spacing w:line="240" w:lineRule="auto" w:after="0"/>
+        <w:keepNext w:val="0"/>
+        <w:spacing w:after="60" w:line="240" w:lineRule="auto"/>
+        <w:jc w:val="both"/>
       </w:pPr>
       <w:r>
         <w:rPr>
           <w:rFonts w:ascii="Times New Roman" w:hAnsi="Times New Roman" w:eastAsia="Times New Roman"/>
           <w:b w:val="0"/>
           <w:i w:val="0"/>
-          <w:color w:val="181A1F"/>
           <w:sz w:val="28"/>
         </w:rPr>
-        <w:t xml:space="preserve">Найдите в приведённом списке выводы, которые можно сделать на основе диаграммы, и запишите цифры, под которыми они указаны.                             </w:t>
+        <w:t>Какие выводы можно сделать на основании данных диаграммы? Запишите цифры, под которыми они указаны.</w:t>
       </w:r>
     </w:p>
     <w:p>
       <w:pPr>
-        <w:widowControl/>
-        <w:spacing w:line="240" w:lineRule="auto" w:after="0"/>
+        <w:keepNext w:val="0"/>
+        <w:spacing w:after="60" w:line="240" w:lineRule="auto"/>
+        <w:jc w:val="both"/>
       </w:pPr>
       <w:r>
         <w:rPr>
           <w:rFonts w:ascii="Times New Roman" w:hAnsi="Times New Roman" w:eastAsia="Times New Roman"/>
           <w:b w:val="0"/>
           <w:i w:val="0"/>
-          <w:color w:val="181A1F"/>
           <w:sz w:val="28"/>
         </w:rPr>
-        <w:t xml:space="preserve">1) В 2009 г. среди опрошенных тех, кто считали, что молодые люди не готовы к самостоятельной жизни, было больше, чем тех, кто считали, что молодые люди боятся совершать необдуманные поступки.            </w:t>
+        <w:t>1) Среди респондентов со средним образованием мнение, что в молодости важнее создать семью, менее популярно, чем мнение, что надо пожить в своё удовольствие.</w:t>
       </w:r>
     </w:p>
     <w:p>
       <w:pPr>
-        <w:widowControl/>
-        <w:spacing w:line="240" w:lineRule="auto" w:after="0"/>
+        <w:keepNext w:val="0"/>
+        <w:spacing w:after="60" w:line="240" w:lineRule="auto"/>
+        <w:jc w:val="both"/>
       </w:pPr>
       <w:r>
         <w:rPr>
           <w:rFonts w:ascii="Times New Roman" w:hAnsi="Times New Roman" w:eastAsia="Times New Roman"/>
           <w:b w:val="0"/>
           <w:i w:val="0"/>
-          <w:color w:val="181A1F"/>
           <w:sz w:val="28"/>
         </w:rPr>
-        <w:t>2) Доля тех, кто затруднился ответить, в 2009 г. была больше, чем в 2019 г.</w:t>
+        <w:t>2) Среди респондентов с высшим образованием тех, кто считает, что в молодости важнее сделать карьеру, больше, чем тех, кто считает, что важнее создать семью.</w:t>
       </w:r>
     </w:p>
     <w:p>
       <w:pPr>
-        <w:widowControl/>
-        <w:spacing w:line="240" w:lineRule="auto" w:after="0"/>
+        <w:keepNext w:val="0"/>
+        <w:spacing w:after="60" w:line="240" w:lineRule="auto"/>
+        <w:jc w:val="both"/>
       </w:pPr>
       <w:r>
         <w:rPr>
           <w:rFonts w:ascii="Times New Roman" w:hAnsi="Times New Roman" w:eastAsia="Times New Roman"/>
           <w:b w:val="0"/>
           <w:i w:val="0"/>
-          <w:color w:val="181A1F"/>
           <w:sz w:val="28"/>
         </w:rPr>
-        <w:t>3) Доля тех, кто отметили, что молодые люди считают необходимым оказывать родителям материальную помощь, осталась неизменной на протяжении 10 лет.</w:t>
+        <w:t>3) Независимо от уровня образования респонденты считают, что в молодости пожить в своё удовольствие предпочтительнее, чем создать семью.</w:t>
       </w:r>
     </w:p>
     <w:p>
       <w:pPr>
-        <w:widowControl/>
-        <w:spacing w:line="240" w:lineRule="auto" w:after="0"/>
+        <w:keepNext w:val="0"/>
+        <w:spacing w:after="60" w:line="240" w:lineRule="auto"/>
+        <w:jc w:val="both"/>
       </w:pPr>
       <w:r>
         <w:rPr>
           <w:rFonts w:ascii="Times New Roman" w:hAnsi="Times New Roman" w:eastAsia="Times New Roman"/>
           <w:b w:val="0"/>
           <w:i w:val="0"/>
-          <w:color w:val="181A1F"/>
           <w:sz w:val="28"/>
         </w:rPr>
-        <w:t>4) В 2009 г. равные доли опрошенных затруднились ответить и выбрали другое мнение.</w:t>
+        <w:t>4) Каждый пятый респондент с высшим образованием считает, что в молодости важнее всего пожить в своё удовольствие.</w:t>
       </w:r>
     </w:p>
     <w:p>
       <w:pPr>
-        <w:widowControl/>
-        <w:spacing w:line="240" w:lineRule="auto" w:after="0"/>
+        <w:keepNext w:val="0"/>
+        <w:spacing w:after="60" w:line="240" w:lineRule="auto"/>
+        <w:jc w:val="both"/>
       </w:pPr>
       <w:r>
         <w:rPr>
           <w:rFonts w:ascii="Times New Roman" w:hAnsi="Times New Roman" w:eastAsia="Times New Roman"/>
           <w:b w:val="0"/>
           <w:i w:val="0"/>
-          <w:color w:val="181A1F"/>
           <w:sz w:val="28"/>
         </w:rPr>
-        <w:t>5) В 2019 г. равные доли опрошенных отметили, что молодые люди боятся совершать необдуманные поступки и что они не хотят, чтобы возникло отчуждение с родителями.</w:t>
+        <w:t>5) Равные доли респондентов с образованием ниже среднего считают, что в молодости важнее пожить в своё удовольствие и сделать карьеру.</w:t>
       </w:r>
     </w:p>
     <w:p>
       <w:pPr>
-        <w:keepNext/>
-        <w:widowControl/>
-        <w:spacing w:line="240" w:lineRule="auto" w:after="0" w:before="120"/>
-      </w:pPr>
-      <w:r>
-        <w:rPr>
-          <w:rFonts w:ascii="Times New Roman" w:hAnsi="Times New Roman" w:eastAsia="Times New Roman"/>
-          <w:b/>
-          <w:color w:val="181A1F"/>
-          <w:sz w:val="28"/>
-        </w:rPr>
-        <w:t>10.</w:t>
-      </w:r>
-    </w:p>
-    <w:p>
-      <w:pPr>
-        <w:widowControl/>
-        <w:spacing w:line="240" w:lineRule="auto" w:after="0"/>
+        <w:keepNext w:val="0"/>
+        <w:spacing w:after="60" w:line="240" w:lineRule="auto"/>
+        <w:jc w:val="both"/>
       </w:pPr>
       <w:r>
         <w:rPr>
           <w:rFonts w:ascii="Times New Roman" w:hAnsi="Times New Roman" w:eastAsia="Times New Roman"/>
           <w:b w:val="0"/>
           <w:i w:val="0"/>
-          <w:color w:val="181A1F"/>
           <w:sz w:val="28"/>
         </w:rPr>
-        <w:t>Выберите верные суждения о политических партиях и движениях и запишите цифры, под которыми они указаны.</w:t>
+        <w:t>Ответ:</w:t>
       </w:r>
     </w:p>
     <w:p>
       <w:pPr>
-        <w:widowControl/>
-        <w:spacing w:line="240" w:lineRule="auto" w:after="0"/>
-      </w:pPr>
+        <w:keepNext w:val="0"/>
+        <w:spacing w:after="60" w:line="240" w:lineRule="auto"/>
+        <w:jc w:val="both"/>
+      </w:pPr>
+      <w:r>
+        <w:rPr>
+          <w:rFonts w:ascii="Times New Roman" w:hAnsi="Times New Roman" w:eastAsia="Times New Roman"/>
+          <w:b/>
+          <w:sz w:val="28"/>
+        </w:rPr>
+        <w:t xml:space="preserve">№10 </w:t>
+      </w:r>
       <w:r>
         <w:rPr>
           <w:rFonts w:ascii="Times New Roman" w:hAnsi="Times New Roman" w:eastAsia="Times New Roman"/>
           <w:b w:val="0"/>
           <w:i w:val="0"/>
-          <w:color w:val="181A1F"/>
           <w:sz w:val="28"/>
         </w:rPr>
-        <w:t>1) По способу организации различают правящие и оппозиционные политические партии.</w:t>
+        <w:t>Выберите верные суждения о политической элите и запишите цифры, под которыми они указаны.</w:t>
       </w:r>
     </w:p>
     <w:p>
       <w:pPr>
-        <w:widowControl/>
-        <w:spacing w:line="240" w:lineRule="auto" w:after="0"/>
+        <w:keepNext w:val="0"/>
+        <w:spacing w:after="60" w:line="240" w:lineRule="auto"/>
+        <w:jc w:val="both"/>
       </w:pPr>
       <w:r>
         <w:rPr>
           <w:rFonts w:ascii="Times New Roman" w:hAnsi="Times New Roman" w:eastAsia="Times New Roman"/>
           <w:b w:val="0"/>
           <w:i w:val="0"/>
-          <w:color w:val="181A1F"/>
           <w:sz w:val="28"/>
         </w:rPr>
-        <w:t>2) И политические партии, и общественно-политические движения участвуют в политической жизни.</w:t>
+        <w:t xml:space="preserve">1) Правящая политическая элита — это группа лиц, профессионально занимающихся деятельностью в сфере власти и управления государством. </w:t>
       </w:r>
     </w:p>
     <w:p>
       <w:pPr>
-        <w:widowControl/>
-        <w:spacing w:line="240" w:lineRule="auto" w:after="0"/>
+        <w:keepNext w:val="0"/>
+        <w:spacing w:after="60" w:line="240" w:lineRule="auto"/>
+        <w:jc w:val="both"/>
       </w:pPr>
       <w:r>
         <w:rPr>
           <w:rFonts w:ascii="Times New Roman" w:hAnsi="Times New Roman" w:eastAsia="Times New Roman"/>
           <w:b w:val="0"/>
           <w:i w:val="0"/>
-          <w:color w:val="181A1F"/>
           <w:sz w:val="28"/>
         </w:rPr>
-        <w:t>3) Коммунистические партии, как правило, отстаивают священность и неотчуждаемость естественных прав личности, невмешательство государства в рыночную экономику.</w:t>
+        <w:t xml:space="preserve">2) К задачам политической элиты относятся принятие политических решений и контроль за их реализацией. </w:t>
       </w:r>
     </w:p>
     <w:p>
       <w:pPr>
-        <w:widowControl/>
-        <w:spacing w:line="240" w:lineRule="auto" w:after="0"/>
+        <w:keepNext w:val="0"/>
+        <w:spacing w:after="60" w:line="240" w:lineRule="auto"/>
+        <w:jc w:val="both"/>
       </w:pPr>
       <w:r>
         <w:rPr>
           <w:rFonts w:ascii="Times New Roman" w:hAnsi="Times New Roman" w:eastAsia="Times New Roman"/>
           <w:b w:val="0"/>
           <w:i w:val="0"/>
-          <w:color w:val="181A1F"/>
           <w:sz w:val="28"/>
         </w:rPr>
-        <w:t>4) Массовые политические партии, как правило, создают сеть своих региональных организаций.</w:t>
+        <w:t xml:space="preserve">3) Пополнение или изменение состава политической элиты зависит только от позиции самих элитарных группировок в обществе. </w:t>
       </w:r>
     </w:p>
     <w:p>
       <w:pPr>
-        <w:widowControl/>
-        <w:spacing w:line="240" w:lineRule="auto" w:after="0"/>
+        <w:keepNext w:val="0"/>
+        <w:spacing w:after="60" w:line="240" w:lineRule="auto"/>
+        <w:jc w:val="both"/>
       </w:pPr>
       <w:r>
         <w:rPr>
           <w:rFonts w:ascii="Times New Roman" w:hAnsi="Times New Roman" w:eastAsia="Times New Roman"/>
           <w:b w:val="0"/>
           <w:i w:val="0"/>
-          <w:color w:val="181A1F"/>
           <w:sz w:val="28"/>
         </w:rPr>
-        <w:t>5) Политические партии участвуют в выборах в органы государственной власти и местного самоуправления.</w:t>
+        <w:t xml:space="preserve">4) В политическую элиту входят прежде всего наиболее видные и авторитетные представители экономических кругов, гуманитарной и технической интеллигенции. </w:t>
       </w:r>
     </w:p>
     <w:p>
       <w:pPr>
-        <w:keepNext/>
-        <w:widowControl/>
-        <w:spacing w:line="240" w:lineRule="auto" w:after="0" w:before="120"/>
-      </w:pPr>
-      <w:r>
-        <w:rPr>
-          <w:rFonts w:ascii="Times New Roman" w:hAnsi="Times New Roman" w:eastAsia="Times New Roman"/>
-          <w:b/>
-          <w:color w:val="181A1F"/>
-          <w:sz w:val="28"/>
-        </w:rPr>
-        <w:t>11.</w:t>
-      </w:r>
-    </w:p>
-    <w:p>
-      <w:pPr>
-        <w:widowControl/>
-        <w:spacing w:line="240" w:lineRule="auto" w:after="0"/>
+        <w:keepNext w:val="0"/>
+        <w:spacing w:after="60" w:line="240" w:lineRule="auto"/>
+        <w:jc w:val="both"/>
       </w:pPr>
       <w:r>
         <w:rPr>
           <w:rFonts w:ascii="Times New Roman" w:hAnsi="Times New Roman" w:eastAsia="Times New Roman"/>
           <w:b w:val="0"/>
           <w:i w:val="0"/>
-          <w:color w:val="181A1F"/>
           <w:sz w:val="28"/>
         </w:rPr>
-        <w:t>В государстве Z президент является главой исполнительной власти. Какие признаки свидетельствуют о том, что форма правления государства Z — республика? Запишите цифры, под которыми они указаны.</w:t>
+        <w:t>5) В демократическом обществе пополнение политической элиты может происходить за счёт способных к управлению представителей разных слоёв общества.</w:t>
       </w:r>
     </w:p>
     <w:p>
       <w:pPr>
-        <w:widowControl/>
-        <w:spacing w:line="240" w:lineRule="auto" w:after="0"/>
+        <w:keepNext w:val="0"/>
+        <w:spacing w:after="60" w:line="240" w:lineRule="auto"/>
+        <w:jc w:val="both"/>
       </w:pPr>
       <w:r>
         <w:rPr>
           <w:rFonts w:ascii="Times New Roman" w:hAnsi="Times New Roman" w:eastAsia="Times New Roman"/>
           <w:b w:val="0"/>
           <w:i w:val="0"/>
-          <w:color w:val="181A1F"/>
           <w:sz w:val="28"/>
         </w:rPr>
-        <w:t>1) Глава государства обладает широкими полномочиями.</w:t>
+        <w:t>Ответ:</w:t>
       </w:r>
     </w:p>
     <w:p>
       <w:pPr>
-        <w:widowControl/>
-        <w:spacing w:line="240" w:lineRule="auto" w:after="0"/>
-      </w:pPr>
+        <w:keepNext w:val="0"/>
+        <w:spacing w:after="60" w:line="240" w:lineRule="auto"/>
+        <w:jc w:val="both"/>
+      </w:pPr>
+      <w:r>
+        <w:rPr>
+          <w:rFonts w:ascii="Times New Roman" w:hAnsi="Times New Roman" w:eastAsia="Times New Roman"/>
+          <w:b/>
+          <w:sz w:val="28"/>
+        </w:rPr>
+        <w:t xml:space="preserve">№11 </w:t>
+      </w:r>
       <w:r>
         <w:rPr>
           <w:rFonts w:ascii="Times New Roman" w:hAnsi="Times New Roman" w:eastAsia="Times New Roman"/>
           <w:b w:val="0"/>
           <w:i w:val="0"/>
-          <w:color w:val="181A1F"/>
           <w:sz w:val="28"/>
         </w:rPr>
-        <w:t>2) В стране существует свободная конкуренция политических партий.</w:t>
+        <w:t>В стране Z прошли парламентские выборы. В некоторых избирательных округах предстоит повторное голосование, так как баллотирующиеся кандидаты не смогли набрать необходимого количества голосов. Какие признаки из перечисленных ниже позволяют сделать вывод о том, что выборы проходили по мажоритарной системе? Запишите цифры, под которыми они указаны.</w:t>
       </w:r>
     </w:p>
     <w:p>
       <w:pPr>
-        <w:widowControl/>
-        <w:spacing w:line="240" w:lineRule="auto" w:after="0"/>
+        <w:keepNext w:val="0"/>
+        <w:spacing w:after="60" w:line="240" w:lineRule="auto"/>
+        <w:jc w:val="both"/>
       </w:pPr>
       <w:r>
         <w:rPr>
           <w:rFonts w:ascii="Times New Roman" w:hAnsi="Times New Roman" w:eastAsia="Times New Roman"/>
           <w:b w:val="0"/>
           <w:i w:val="0"/>
-          <w:color w:val="181A1F"/>
           <w:sz w:val="28"/>
         </w:rPr>
-        <w:t>3) Правительство страны разрабатывает и исполняет государственный бюджет.</w:t>
+        <w:t>1) возможно выдвижение независимых беспартийных кандидатов</w:t>
       </w:r>
     </w:p>
     <w:p>
       <w:pPr>
-        <w:widowControl/>
-        <w:spacing w:line="240" w:lineRule="auto" w:after="0"/>
+        <w:keepNext w:val="0"/>
+        <w:spacing w:after="60" w:line="240" w:lineRule="auto"/>
+        <w:jc w:val="both"/>
       </w:pPr>
       <w:r>
         <w:rPr>
           <w:rFonts w:ascii="Times New Roman" w:hAnsi="Times New Roman" w:eastAsia="Times New Roman"/>
           <w:b w:val="0"/>
           <w:i w:val="0"/>
-          <w:color w:val="181A1F"/>
           <w:sz w:val="28"/>
         </w:rPr>
-        <w:t>4) В стране действует конституция.</w:t>
+        <w:t>2) количество депутатов парламента зависит от процента голосов, полученных партией</w:t>
       </w:r>
     </w:p>
     <w:p>
       <w:pPr>
-        <w:widowControl/>
-        <w:spacing w:line="240" w:lineRule="auto" w:after="0"/>
+        <w:keepNext w:val="0"/>
+        <w:spacing w:after="60" w:line="240" w:lineRule="auto"/>
+        <w:jc w:val="both"/>
       </w:pPr>
       <w:r>
         <w:rPr>
           <w:rFonts w:ascii="Times New Roman" w:hAnsi="Times New Roman" w:eastAsia="Times New Roman"/>
           <w:b w:val="0"/>
           <w:i w:val="0"/>
-          <w:color w:val="181A1F"/>
           <w:sz w:val="28"/>
         </w:rPr>
-        <w:t>5) Президент, депутаты парламента избираются на пять лет.</w:t>
+        <w:t>3) граждане голосуют прежде всего за программу партии, а не за конкретных людей</w:t>
       </w:r>
     </w:p>
     <w:p>
       <w:pPr>
-        <w:widowControl/>
-        <w:spacing w:line="240" w:lineRule="auto" w:after="0"/>
+        <w:keepNext w:val="0"/>
+        <w:spacing w:after="60" w:line="240" w:lineRule="auto"/>
+        <w:jc w:val="both"/>
       </w:pPr>
       <w:r>
         <w:rPr>
           <w:rFonts w:ascii="Times New Roman" w:hAnsi="Times New Roman" w:eastAsia="Times New Roman"/>
           <w:b w:val="0"/>
           <w:i w:val="0"/>
-          <w:color w:val="181A1F"/>
           <w:sz w:val="28"/>
         </w:rPr>
-        <w:t>6) Источником власти признан народ.</w:t>
+        <w:t>4) предусмотрено голосование по одномандатным округам</w:t>
       </w:r>
     </w:p>
     <w:p>
       <w:pPr>
-        <w:keepNext/>
-        <w:widowControl/>
-        <w:spacing w:line="240" w:lineRule="auto" w:after="0" w:before="120"/>
-      </w:pPr>
-      <w:r>
-        <w:rPr>
-          <w:rFonts w:ascii="Times New Roman" w:hAnsi="Times New Roman" w:eastAsia="Times New Roman"/>
-          <w:b/>
-          <w:color w:val="181A1F"/>
-          <w:sz w:val="28"/>
-        </w:rPr>
-        <w:t>12.</w:t>
-      </w:r>
-    </w:p>
-    <w:p>
-      <w:pPr>
-        <w:widowControl/>
-        <w:spacing w:line="240" w:lineRule="auto" w:after="0"/>
+        <w:keepNext w:val="0"/>
+        <w:spacing w:after="60" w:line="240" w:lineRule="auto"/>
+        <w:jc w:val="both"/>
       </w:pPr>
       <w:r>
         <w:rPr>
           <w:rFonts w:ascii="Times New Roman" w:hAnsi="Times New Roman" w:eastAsia="Times New Roman"/>
           <w:b w:val="0"/>
           <w:i w:val="0"/>
-          <w:color w:val="181A1F"/>
           <w:sz w:val="28"/>
         </w:rPr>
-        <w:t>Выберите в приведённом списке положения, характеризующие основы конституционного строя РФ, и запишите цифры, под которыми они указаны.</w:t>
+        <w:t>5) победу одерживает кандидат, получивший большинство голосов на выборах</w:t>
       </w:r>
     </w:p>
     <w:p>
       <w:pPr>
-        <w:widowControl/>
-        <w:spacing w:line="240" w:lineRule="auto" w:after="0"/>
+        <w:keepNext w:val="0"/>
+        <w:spacing w:after="60" w:line="240" w:lineRule="auto"/>
+        <w:jc w:val="both"/>
       </w:pPr>
       <w:r>
         <w:rPr>
           <w:rFonts w:ascii="Times New Roman" w:hAnsi="Times New Roman" w:eastAsia="Times New Roman"/>
           <w:b w:val="0"/>
           <w:i w:val="0"/>
-          <w:color w:val="181A1F"/>
           <w:sz w:val="28"/>
         </w:rPr>
-        <w:t>1) Гражданство РФ приобретается и прекращается в соответствии с федеральным законом, является единым и равным независимо от оснований приобретения.</w:t>
+        <w:t>6) голосование проводится по спискам политических партий</w:t>
       </w:r>
     </w:p>
     <w:p>
       <w:pPr>
-        <w:widowControl/>
-        <w:spacing w:line="240" w:lineRule="auto" w:after="0"/>
+        <w:keepNext w:val="0"/>
+        <w:spacing w:after="60" w:line="240" w:lineRule="auto"/>
+        <w:jc w:val="both"/>
       </w:pPr>
       <w:r>
         <w:rPr>
           <w:rFonts w:ascii="Times New Roman" w:hAnsi="Times New Roman" w:eastAsia="Times New Roman"/>
           <w:b w:val="0"/>
           <w:i w:val="0"/>
-          <w:color w:val="181A1F"/>
           <w:sz w:val="28"/>
         </w:rPr>
-        <w:t>2) Необоснованный отказ в заключении трудового договора влечёт юридическую ответственность.</w:t>
+        <w:t>Ответ:</w:t>
       </w:r>
     </w:p>
     <w:p>
       <w:pPr>
-        <w:widowControl/>
-        <w:spacing w:line="240" w:lineRule="auto" w:after="0"/>
-      </w:pPr>
+        <w:keepNext w:val="0"/>
+        <w:spacing w:after="60" w:line="240" w:lineRule="auto"/>
+        <w:jc w:val="both"/>
+      </w:pPr>
+      <w:r>
+        <w:rPr>
+          <w:rFonts w:ascii="Times New Roman" w:hAnsi="Times New Roman" w:eastAsia="Times New Roman"/>
+          <w:b/>
+          <w:sz w:val="28"/>
+        </w:rPr>
+        <w:t xml:space="preserve">№12 </w:t>
+      </w:r>
       <w:r>
         <w:rPr>
           <w:rFonts w:ascii="Times New Roman" w:hAnsi="Times New Roman" w:eastAsia="Times New Roman"/>
           <w:b w:val="0"/>
           <w:i w:val="0"/>
-          <w:color w:val="181A1F"/>
           <w:sz w:val="28"/>
         </w:rPr>
-        <w:t>3) Человек, его права и свободы являются высшей ценностью.</w:t>
+        <w:t>Что из перечисленного относится к политическим правам гражданина РФ? Запишите цифры, под которыми они указаны.</w:t>
       </w:r>
     </w:p>
     <w:p>
       <w:pPr>
-        <w:widowControl/>
-        <w:spacing w:line="240" w:lineRule="auto" w:after="0"/>
+        <w:keepNext w:val="0"/>
+        <w:spacing w:after="60" w:line="240" w:lineRule="auto"/>
+        <w:jc w:val="both"/>
       </w:pPr>
       <w:r>
         <w:rPr>
           <w:rFonts w:ascii="Times New Roman" w:hAnsi="Times New Roman" w:eastAsia="Times New Roman"/>
           <w:b w:val="0"/>
           <w:i w:val="0"/>
-          <w:color w:val="181A1F"/>
           <w:sz w:val="28"/>
         </w:rPr>
-        <w:t>4) Никакая идеология не может устанавливаться в качестве государственной или обязательной.</w:t>
+        <w:t>1) право участвовать в управлении делами государства</w:t>
       </w:r>
     </w:p>
     <w:p>
       <w:pPr>
-        <w:widowControl/>
-        <w:spacing w:line="240" w:lineRule="auto" w:after="0"/>
+        <w:keepNext w:val="0"/>
+        <w:spacing w:after="60" w:line="240" w:lineRule="auto"/>
+        <w:jc w:val="both"/>
       </w:pPr>
       <w:r>
         <w:rPr>
           <w:rFonts w:ascii="Times New Roman" w:hAnsi="Times New Roman" w:eastAsia="Times New Roman"/>
           <w:b w:val="0"/>
           <w:i w:val="0"/>
-          <w:color w:val="181A1F"/>
           <w:sz w:val="28"/>
         </w:rPr>
-        <w:t>5) Работник обязан соблюдать требования по охране труда и обеспечению безопасности.</w:t>
+        <w:t>2) право на свободу и личную неприкосновенность</w:t>
       </w:r>
     </w:p>
     <w:p>
       <w:pPr>
-        <w:keepNext/>
-        <w:widowControl/>
-        <w:spacing w:line="240" w:lineRule="auto" w:after="0" w:before="120"/>
-      </w:pPr>
-      <w:r>
-        <w:rPr>
-          <w:rFonts w:ascii="Times New Roman" w:hAnsi="Times New Roman" w:eastAsia="Times New Roman"/>
-          <w:b/>
-          <w:color w:val="181A1F"/>
-          <w:sz w:val="28"/>
-        </w:rPr>
-        <w:t>13.</w:t>
-      </w:r>
-    </w:p>
-    <w:p>
-      <w:pPr>
-        <w:widowControl/>
-        <w:spacing w:line="240" w:lineRule="auto" w:after="0"/>
+        <w:keepNext w:val="0"/>
+        <w:spacing w:after="60" w:line="240" w:lineRule="auto"/>
+        <w:jc w:val="both"/>
       </w:pPr>
       <w:r>
         <w:rPr>
           <w:rFonts w:ascii="Times New Roman" w:hAnsi="Times New Roman" w:eastAsia="Times New Roman"/>
           <w:b w:val="0"/>
           <w:i w:val="0"/>
-          <w:color w:val="181A1F"/>
           <w:sz w:val="28"/>
         </w:rPr>
-        <w:t>Установите соответствие между вопросами и субъектами государственной власти Российской Федерации, к ведению которых они относятся: к каждой позиции, данной в первом столбце, подберите соответствующую позицию из второго столбца.</w:t>
+        <w:t>3) право на личную и семейную тайну</w:t>
+      </w:r>
+    </w:p>
+    <w:p>
+      <w:pPr>
+        <w:keepNext w:val="0"/>
+        <w:spacing w:after="60" w:line="240" w:lineRule="auto"/>
+        <w:jc w:val="both"/>
+      </w:pPr>
+      <w:r>
+        <w:rPr>
+          <w:rFonts w:ascii="Times New Roman" w:hAnsi="Times New Roman" w:eastAsia="Times New Roman"/>
+          <w:b w:val="0"/>
+          <w:i w:val="0"/>
+          <w:sz w:val="28"/>
+        </w:rPr>
+        <w:t xml:space="preserve">4) право свободно передвигаться, выбирать место пребывания и жительства </w:t>
+      </w:r>
+    </w:p>
+    <w:p>
+      <w:pPr>
+        <w:keepNext w:val="0"/>
+        <w:spacing w:after="60" w:line="240" w:lineRule="auto"/>
+        <w:jc w:val="both"/>
+      </w:pPr>
+      <w:r>
+        <w:rPr>
+          <w:rFonts w:ascii="Times New Roman" w:hAnsi="Times New Roman" w:eastAsia="Times New Roman"/>
+          <w:b w:val="0"/>
+          <w:i w:val="0"/>
+          <w:sz w:val="28"/>
+        </w:rPr>
+        <w:t>5) право обращаться в органы государственной власти</w:t>
+      </w:r>
+    </w:p>
+    <w:p>
+      <w:pPr>
+        <w:keepNext w:val="0"/>
+        <w:spacing w:after="60" w:line="240" w:lineRule="auto"/>
+        <w:jc w:val="both"/>
+      </w:pPr>
+      <w:r>
+        <w:rPr>
+          <w:rFonts w:ascii="Times New Roman" w:hAnsi="Times New Roman" w:eastAsia="Times New Roman"/>
+          <w:b w:val="0"/>
+          <w:i w:val="0"/>
+          <w:sz w:val="28"/>
+        </w:rPr>
+        <w:t>Ответ:</w:t>
+      </w:r>
+    </w:p>
+    <w:p>
+      <w:pPr>
+        <w:keepNext w:val="0"/>
+        <w:spacing w:after="60" w:line="240" w:lineRule="auto"/>
+        <w:jc w:val="both"/>
+      </w:pPr>
+      <w:r>
+        <w:rPr>
+          <w:rFonts w:ascii="Times New Roman" w:hAnsi="Times New Roman" w:eastAsia="Times New Roman"/>
+          <w:b/>
+          <w:sz w:val="28"/>
+        </w:rPr>
+        <w:t xml:space="preserve">№13 </w:t>
+      </w:r>
+      <w:r>
+        <w:rPr>
+          <w:rFonts w:ascii="Times New Roman" w:hAnsi="Times New Roman" w:eastAsia="Times New Roman"/>
+          <w:b w:val="0"/>
+          <w:i w:val="0"/>
+          <w:sz w:val="28"/>
+        </w:rPr>
+        <w:t>Установите соответствие между вопросами и субъектами государственной власти РФ, к ведению которых эти вопросы относятся: к каждой позиции, данной в первом столбце, подберите соответствующую позицию из второго столбца.</w:t>
       </w:r>
     </w:p>
     <w:tbl>
@@ -2087,16 +2329,23 @@
         <w:tc>
           <w:tcPr>
             <w:tcW w:type="dxa" w:w="5128"/>
+            <w:vAlign w:val="center"/>
+            <w:tcMar>
+              <w:top w:w="80" w:type="dxa"/>
+              <w:start w:w="100" w:type="dxa"/>
+              <w:bottom w:w="80" w:type="dxa"/>
+              <w:end w:w="100" w:type="dxa"/>
+            </w:tcMar>
           </w:tcPr>
           <w:p>
             <w:pPr>
+              <w:keepNext w:val="0"/>
               <w:spacing w:after="0" w:line="240" w:lineRule="auto"/>
+              <w:jc w:val="left"/>
             </w:pPr>
             <w:r>
               <w:rPr>
                 <w:rFonts w:ascii="Times New Roman" w:hAnsi="Times New Roman" w:eastAsia="Times New Roman"/>
-                <w:b/>
-                <w:color w:val="181A1F"/>
                 <w:sz w:val="28"/>
               </w:rPr>
               <w:t>ВОПРОСЫ</w:t>
@@ -2106,19 +2355,26 @@
         <w:tc>
           <w:tcPr>
             <w:tcW w:type="dxa" w:w="5128"/>
+            <w:vAlign w:val="center"/>
+            <w:tcMar>
+              <w:top w:w="80" w:type="dxa"/>
+              <w:start w:w="100" w:type="dxa"/>
+              <w:bottom w:w="80" w:type="dxa"/>
+              <w:end w:w="100" w:type="dxa"/>
+            </w:tcMar>
           </w:tcPr>
           <w:p>
             <w:pPr>
+              <w:keepNext w:val="0"/>
               <w:spacing w:after="0" w:line="240" w:lineRule="auto"/>
+              <w:jc w:val="left"/>
             </w:pPr>
             <w:r>
               <w:rPr>
                 <w:rFonts w:ascii="Times New Roman" w:hAnsi="Times New Roman" w:eastAsia="Times New Roman"/>
-                <w:b/>
-                <w:color w:val="181A1F"/>
                 <w:sz w:val="28"/>
               </w:rPr>
-              <w:t>СУБЪЕКТЫ ВЛАСТИ РФ</w:t>
+              <w:t>СУБЪЕКТЫ ГОСУДАРСТВЕННОЙ ВЛАСТИ СУБЪЕКТОВ РФ</w:t>
             </w:r>
           </w:p>
         </w:tc>
@@ -2127,523 +2383,69 @@
         <w:tc>
           <w:tcPr>
             <w:tcW w:type="dxa" w:w="5128"/>
+            <w:vAlign w:val="center"/>
+            <w:tcMar>
+              <w:top w:w="80" w:type="dxa"/>
+              <w:start w:w="100" w:type="dxa"/>
+              <w:bottom w:w="80" w:type="dxa"/>
+              <w:end w:w="100" w:type="dxa"/>
+            </w:tcMar>
           </w:tcPr>
           <w:p>
             <w:pPr>
+              <w:keepNext w:val="0"/>
               <w:spacing w:after="0" w:line="240" w:lineRule="auto"/>
+              <w:jc w:val="left"/>
             </w:pPr>
             <w:r>
               <w:rPr>
                 <w:rFonts w:ascii="Times New Roman" w:hAnsi="Times New Roman" w:eastAsia="Times New Roman"/>
-                <w:color w:val="181A1F"/>
                 <w:sz w:val="28"/>
               </w:rPr>
-              <w:t>A) судоустройство</w:t>
-              <w:br/>
-              <w:t>Б) федеральные налоги и сборыB) оборона и безопасность</w:t>
-              <w:br/>
-              <w:t xml:space="preserve">Г) принятие и изменение федеральных законов </w:t>
-              <w:br/>
-              <w:t>Д) адвокатура, нотариат</w:t>
+              <w:t>А) судоустройство, прокуратураБ) защита исконной среды обитания и традиционного образа жизни малочисленных этнических общностейВ) координация вопросов здравоохраненияГ) федеральная государственная собственность и управление еюД) оборонное производство</w:t>
             </w:r>
           </w:p>
         </w:tc>
         <w:tc>
           <w:tcPr>
             <w:tcW w:type="dxa" w:w="5128"/>
+            <w:vAlign w:val="center"/>
+            <w:tcMar>
+              <w:top w:w="80" w:type="dxa"/>
+              <w:start w:w="100" w:type="dxa"/>
+              <w:bottom w:w="80" w:type="dxa"/>
+              <w:end w:w="100" w:type="dxa"/>
+            </w:tcMar>
           </w:tcPr>
           <w:p>
             <w:pPr>
+              <w:keepNext w:val="0"/>
               <w:spacing w:after="0" w:line="240" w:lineRule="auto"/>
+              <w:jc w:val="left"/>
             </w:pPr>
             <w:r>
               <w:rPr>
                 <w:rFonts w:ascii="Times New Roman" w:hAnsi="Times New Roman" w:eastAsia="Times New Roman"/>
-                <w:color w:val="181A1F"/>
                 <w:sz w:val="28"/>
               </w:rPr>
-              <w:t>1) только федеральный центр</w:t>
-              <w:br/>
-              <w:t>2) федеральный центр и субъекты РФ</w:t>
+              <w:t>1) только федеральный центр2) совместно федеральный центр и субъекты РФ</w:t>
             </w:r>
           </w:p>
         </w:tc>
       </w:tr>
     </w:tbl>
+    <w:p/>
     <w:p>
       <w:pPr>
-        <w:widowControl/>
-        <w:spacing w:line="240" w:lineRule="auto" w:after="0"/>
+        <w:keepNext w:val="0"/>
+        <w:spacing w:after="60" w:line="240" w:lineRule="auto"/>
+        <w:jc w:val="both"/>
       </w:pPr>
       <w:r>
         <w:rPr>
           <w:rFonts w:ascii="Times New Roman" w:hAnsi="Times New Roman" w:eastAsia="Times New Roman"/>
           <w:b w:val="0"/>
           <w:i w:val="0"/>
-          <w:color w:val="181A1F"/>
-          <w:sz w:val="28"/>
-        </w:rPr>
-        <w:t>Запишите в строку выбранные цифры под соответствующими буквами:</w:t>
-      </w:r>
-    </w:p>
-    <w:tbl>
-      <w:tblPr>
-        <w:tblStyle w:val="TableGrid"/>
-        <w:tblW w:type="auto" w:w="0"/>
-        <w:tblLayout w:type="autofit"/>
-        <w:tblLook w:firstColumn="1" w:firstRow="1" w:lastColumn="0" w:lastRow="0" w:noHBand="0" w:noVBand="1" w:val="04A0"/>
-      </w:tblPr>
-      <w:tblGrid>
-        <w:gridCol w:w="2051"/>
-        <w:gridCol w:w="2051"/>
-        <w:gridCol w:w="2051"/>
-        <w:gridCol w:w="2051"/>
-        <w:gridCol w:w="2051"/>
-      </w:tblGrid>
-      <w:tr>
-        <w:tc>
-          <w:tcPr>
-            <w:tcW w:type="dxa" w:w="2051"/>
-          </w:tcPr>
-          <w:p>
-            <w:pPr>
-              <w:spacing w:after="0" w:line="240" w:lineRule="auto"/>
-            </w:pPr>
-            <w:r>
-              <w:rPr>
-                <w:rFonts w:ascii="Times New Roman" w:hAnsi="Times New Roman" w:eastAsia="Times New Roman"/>
-                <w:b/>
-                <w:color w:val="181A1F"/>
-                <w:sz w:val="28"/>
-              </w:rPr>
-              <w:t>A</w:t>
-            </w:r>
-          </w:p>
-        </w:tc>
-        <w:tc>
-          <w:tcPr>
-            <w:tcW w:type="dxa" w:w="2051"/>
-          </w:tcPr>
-          <w:p>
-            <w:pPr>
-              <w:spacing w:after="0" w:line="240" w:lineRule="auto"/>
-            </w:pPr>
-            <w:r>
-              <w:rPr>
-                <w:rFonts w:ascii="Times New Roman" w:hAnsi="Times New Roman" w:eastAsia="Times New Roman"/>
-                <w:b/>
-                <w:color w:val="181A1F"/>
-                <w:sz w:val="28"/>
-              </w:rPr>
-              <w:t>Б</w:t>
-            </w:r>
-          </w:p>
-        </w:tc>
-        <w:tc>
-          <w:tcPr>
-            <w:tcW w:type="dxa" w:w="2051"/>
-          </w:tcPr>
-          <w:p>
-            <w:pPr>
-              <w:spacing w:after="0" w:line="240" w:lineRule="auto"/>
-            </w:pPr>
-            <w:r>
-              <w:rPr>
-                <w:rFonts w:ascii="Times New Roman" w:hAnsi="Times New Roman" w:eastAsia="Times New Roman"/>
-                <w:b/>
-                <w:color w:val="181A1F"/>
-                <w:sz w:val="28"/>
-              </w:rPr>
-              <w:t>В</w:t>
-            </w:r>
-          </w:p>
-        </w:tc>
-        <w:tc>
-          <w:tcPr>
-            <w:tcW w:type="dxa" w:w="2051"/>
-          </w:tcPr>
-          <w:p>
-            <w:pPr>
-              <w:spacing w:after="0" w:line="240" w:lineRule="auto"/>
-            </w:pPr>
-            <w:r>
-              <w:rPr>
-                <w:rFonts w:ascii="Times New Roman" w:hAnsi="Times New Roman" w:eastAsia="Times New Roman"/>
-                <w:b/>
-                <w:color w:val="181A1F"/>
-                <w:sz w:val="28"/>
-              </w:rPr>
-              <w:t>Г</w:t>
-            </w:r>
-          </w:p>
-        </w:tc>
-        <w:tc>
-          <w:tcPr>
-            <w:tcW w:type="dxa" w:w="2051"/>
-          </w:tcPr>
-          <w:p>
-            <w:pPr>
-              <w:spacing w:after="0" w:line="240" w:lineRule="auto"/>
-            </w:pPr>
-            <w:r>
-              <w:rPr>
-                <w:rFonts w:ascii="Times New Roman" w:hAnsi="Times New Roman" w:eastAsia="Times New Roman"/>
-                <w:b/>
-                <w:color w:val="181A1F"/>
-                <w:sz w:val="28"/>
-              </w:rPr>
-              <w:t>Д</w:t>
-            </w:r>
-          </w:p>
-        </w:tc>
-      </w:tr>
-      <w:tr>
-        <w:tc>
-          <w:tcPr>
-            <w:tcW w:type="dxa" w:w="2051"/>
-          </w:tcPr>
-          <w:p>
-            <w:pPr>
-              <w:spacing w:after="0" w:line="240" w:lineRule="auto"/>
-            </w:pPr>
-            <w:r>
-              <w:rPr>
-                <w:rFonts w:ascii="Times New Roman" w:hAnsi="Times New Roman" w:eastAsia="Times New Roman"/>
-                <w:color w:val="181A1F"/>
-                <w:sz w:val="28"/>
-              </w:rPr>
-            </w:r>
-          </w:p>
-        </w:tc>
-        <w:tc>
-          <w:tcPr>
-            <w:tcW w:type="dxa" w:w="2051"/>
-          </w:tcPr>
-          <w:p>
-            <w:pPr>
-              <w:spacing w:after="0" w:line="240" w:lineRule="auto"/>
-            </w:pPr>
-            <w:r>
-              <w:rPr>
-                <w:rFonts w:ascii="Times New Roman" w:hAnsi="Times New Roman" w:eastAsia="Times New Roman"/>
-                <w:color w:val="181A1F"/>
-                <w:sz w:val="28"/>
-              </w:rPr>
-            </w:r>
-          </w:p>
-        </w:tc>
-        <w:tc>
-          <w:tcPr>
-            <w:tcW w:type="dxa" w:w="2051"/>
-          </w:tcPr>
-          <w:p>
-            <w:pPr>
-              <w:spacing w:after="0" w:line="240" w:lineRule="auto"/>
-            </w:pPr>
-            <w:r>
-              <w:rPr>
-                <w:rFonts w:ascii="Times New Roman" w:hAnsi="Times New Roman" w:eastAsia="Times New Roman"/>
-                <w:color w:val="181A1F"/>
-                <w:sz w:val="28"/>
-              </w:rPr>
-            </w:r>
-          </w:p>
-        </w:tc>
-        <w:tc>
-          <w:tcPr>
-            <w:tcW w:type="dxa" w:w="2051"/>
-          </w:tcPr>
-          <w:p>
-            <w:pPr>
-              <w:spacing w:after="0" w:line="240" w:lineRule="auto"/>
-            </w:pPr>
-            <w:r>
-              <w:rPr>
-                <w:rFonts w:ascii="Times New Roman" w:hAnsi="Times New Roman" w:eastAsia="Times New Roman"/>
-                <w:color w:val="181A1F"/>
-                <w:sz w:val="28"/>
-              </w:rPr>
-            </w:r>
-          </w:p>
-        </w:tc>
-        <w:tc>
-          <w:tcPr>
-            <w:tcW w:type="dxa" w:w="2051"/>
-          </w:tcPr>
-          <w:p>
-            <w:pPr>
-              <w:spacing w:after="0" w:line="240" w:lineRule="auto"/>
-            </w:pPr>
-            <w:r>
-              <w:rPr>
-                <w:rFonts w:ascii="Times New Roman" w:hAnsi="Times New Roman" w:eastAsia="Times New Roman"/>
-                <w:color w:val="181A1F"/>
-                <w:sz w:val="28"/>
-              </w:rPr>
-            </w:r>
-          </w:p>
-        </w:tc>
-      </w:tr>
-    </w:tbl>
-    <w:p>
-      <w:pPr>
-        <w:keepNext/>
-        <w:widowControl/>
-        <w:spacing w:line="240" w:lineRule="auto" w:after="0" w:before="120"/>
-      </w:pPr>
-      <w:r>
-        <w:rPr>
-          <w:rFonts w:ascii="Times New Roman" w:hAnsi="Times New Roman" w:eastAsia="Times New Roman"/>
-          <w:b/>
-          <w:color w:val="181A1F"/>
-          <w:sz w:val="28"/>
-        </w:rPr>
-        <w:t>14.</w:t>
-      </w:r>
-    </w:p>
-    <w:p>
-      <w:pPr>
-        <w:widowControl/>
-        <w:spacing w:line="240" w:lineRule="auto" w:after="0"/>
-      </w:pPr>
-      <w:r>
-        <w:rPr>
-          <w:rFonts w:ascii="Times New Roman" w:hAnsi="Times New Roman" w:eastAsia="Times New Roman"/>
-          <w:b w:val="0"/>
-          <w:i w:val="0"/>
-          <w:color w:val="181A1F"/>
-          <w:sz w:val="28"/>
-        </w:rPr>
-        <w:t xml:space="preserve">Выберите верные суждения о нормах трудового права в Российской Федерации и запишите цифры, под которыми они указаны. </w:t>
-      </w:r>
-    </w:p>
-    <w:p>
-      <w:pPr>
-        <w:widowControl/>
-        <w:spacing w:line="240" w:lineRule="auto" w:after="0"/>
-      </w:pPr>
-      <w:r>
-        <w:rPr>
-          <w:rFonts w:ascii="Times New Roman" w:hAnsi="Times New Roman" w:eastAsia="Times New Roman"/>
-          <w:b w:val="0"/>
-          <w:i w:val="0"/>
-          <w:color w:val="181A1F"/>
-          <w:sz w:val="28"/>
-        </w:rPr>
-        <w:t xml:space="preserve">1) Работодатель имеет право обеспечивать работникам равную оплату за труд равной ценности. </w:t>
-      </w:r>
-    </w:p>
-    <w:p>
-      <w:pPr>
-        <w:widowControl/>
-        <w:spacing w:line="240" w:lineRule="auto" w:after="0"/>
-      </w:pPr>
-      <w:r>
-        <w:rPr>
-          <w:rFonts w:ascii="Times New Roman" w:hAnsi="Times New Roman" w:eastAsia="Times New Roman"/>
-          <w:b w:val="0"/>
-          <w:i w:val="0"/>
-          <w:color w:val="181A1F"/>
-          <w:sz w:val="28"/>
-        </w:rPr>
-        <w:t xml:space="preserve">2) Работник обязан незамедлительно сообщить работодателю либо непосредственному руководителю о возникновении ситуации, представляющей угрозу жизни и здоровью людей. </w:t>
-      </w:r>
-    </w:p>
-    <w:p>
-      <w:pPr>
-        <w:widowControl/>
-        <w:spacing w:line="240" w:lineRule="auto" w:after="0"/>
-      </w:pPr>
-      <w:r>
-        <w:rPr>
-          <w:rFonts w:ascii="Times New Roman" w:hAnsi="Times New Roman" w:eastAsia="Times New Roman"/>
-          <w:b w:val="0"/>
-          <w:i w:val="0"/>
-          <w:color w:val="181A1F"/>
-          <w:sz w:val="28"/>
-        </w:rPr>
-        <w:t xml:space="preserve">3) После подписания трудового договора работодатель может ознакомить работника с правилами внутреннего трудового распорядка. </w:t>
-      </w:r>
-    </w:p>
-    <w:p>
-      <w:pPr>
-        <w:widowControl/>
-        <w:spacing w:line="240" w:lineRule="auto" w:after="0"/>
-      </w:pPr>
-      <w:r>
-        <w:rPr>
-          <w:rFonts w:ascii="Times New Roman" w:hAnsi="Times New Roman" w:eastAsia="Times New Roman"/>
-          <w:b w:val="0"/>
-          <w:i w:val="0"/>
-          <w:color w:val="181A1F"/>
-          <w:sz w:val="28"/>
-        </w:rPr>
-        <w:t xml:space="preserve">4) Трудовой договор вступает в силу со дня его подписания работником и работодателем, если иное не установлено законодательством. </w:t>
-      </w:r>
-    </w:p>
-    <w:p>
-      <w:pPr>
-        <w:widowControl/>
-        <w:spacing w:line="240" w:lineRule="auto" w:after="0"/>
-      </w:pPr>
-      <w:r>
-        <w:rPr>
-          <w:rFonts w:ascii="Times New Roman" w:hAnsi="Times New Roman" w:eastAsia="Times New Roman"/>
-          <w:b w:val="0"/>
-          <w:i w:val="0"/>
-          <w:color w:val="181A1F"/>
-          <w:sz w:val="28"/>
-        </w:rPr>
-        <w:t>5) Трудовой договор может заключаться на неопределённый срок.</w:t>
-      </w:r>
-    </w:p>
-    <w:p>
-      <w:pPr>
-        <w:keepNext/>
-        <w:widowControl/>
-        <w:spacing w:line="240" w:lineRule="auto" w:after="0" w:before="120"/>
-      </w:pPr>
-      <w:r>
-        <w:rPr>
-          <w:rFonts w:ascii="Times New Roman" w:hAnsi="Times New Roman" w:eastAsia="Times New Roman"/>
-          <w:b/>
-          <w:color w:val="181A1F"/>
-          <w:sz w:val="28"/>
-        </w:rPr>
-        <w:t>15.</w:t>
-      </w:r>
-    </w:p>
-    <w:p>
-      <w:pPr>
-        <w:widowControl/>
-        <w:spacing w:line="240" w:lineRule="auto" w:after="0"/>
-      </w:pPr>
-      <w:r>
-        <w:rPr>
-          <w:rFonts w:ascii="Times New Roman" w:hAnsi="Times New Roman" w:eastAsia="Times New Roman"/>
-          <w:b w:val="0"/>
-          <w:i w:val="0"/>
-          <w:color w:val="181A1F"/>
-          <w:sz w:val="28"/>
-        </w:rPr>
-        <w:t>Установите соответствие между действиями и правоохранительными органами: к каждой позиции, данной в первом столбце, подберите соответствующую позицию из второго столбца.</w:t>
-      </w:r>
-    </w:p>
-    <w:tbl>
-      <w:tblPr>
-        <w:tblStyle w:val="TableGrid"/>
-        <w:tblW w:type="auto" w:w="0"/>
-        <w:tblLayout w:type="autofit"/>
-        <w:tblLook w:firstColumn="1" w:firstRow="1" w:lastColumn="0" w:lastRow="0" w:noHBand="0" w:noVBand="1" w:val="04A0"/>
-      </w:tblPr>
-      <w:tblGrid>
-        <w:gridCol w:w="5128"/>
-        <w:gridCol w:w="5128"/>
-      </w:tblGrid>
-      <w:tr>
-        <w:tc>
-          <w:tcPr>
-            <w:tcW w:type="dxa" w:w="5128"/>
-          </w:tcPr>
-          <w:p>
-            <w:pPr>
-              <w:spacing w:after="0" w:line="240" w:lineRule="auto"/>
-            </w:pPr>
-            <w:r>
-              <w:rPr>
-                <w:rFonts w:ascii="Times New Roman" w:hAnsi="Times New Roman" w:eastAsia="Times New Roman"/>
-                <w:b/>
-                <w:color w:val="181A1F"/>
-                <w:sz w:val="28"/>
-              </w:rPr>
-              <w:t>ДЕЙСТВИЯ</w:t>
-            </w:r>
-          </w:p>
-        </w:tc>
-        <w:tc>
-          <w:tcPr>
-            <w:tcW w:type="dxa" w:w="5128"/>
-          </w:tcPr>
-          <w:p>
-            <w:pPr>
-              <w:spacing w:after="0" w:line="240" w:lineRule="auto"/>
-            </w:pPr>
-            <w:r>
-              <w:rPr>
-                <w:rFonts w:ascii="Times New Roman" w:hAnsi="Times New Roman" w:eastAsia="Times New Roman"/>
-                <w:b/>
-                <w:color w:val="181A1F"/>
-                <w:sz w:val="28"/>
-              </w:rPr>
-              <w:t>ПРАВООХРАНИТЕЛЬНЫЕ ОРГАНЫ</w:t>
-            </w:r>
-          </w:p>
-        </w:tc>
-      </w:tr>
-      <w:tr>
-        <w:tc>
-          <w:tcPr>
-            <w:tcW w:type="dxa" w:w="5128"/>
-          </w:tcPr>
-          <w:p>
-            <w:pPr>
-              <w:spacing w:after="0" w:line="240" w:lineRule="auto"/>
-            </w:pPr>
-            <w:r>
-              <w:rPr>
-                <w:rFonts w:ascii="Times New Roman" w:hAnsi="Times New Roman" w:eastAsia="Times New Roman"/>
-                <w:color w:val="181A1F"/>
-                <w:sz w:val="28"/>
-              </w:rPr>
-              <w:t>А) надзор за исполнением законов</w:t>
-              <w:br/>
-              <w:t>Б) внешняя разведывательная деятельность в сфере информационной и иных видов специальной связи с территории Российской Федерации</w:t>
-              <w:br/>
-              <w:t>В) расследование преступлений против жизни и здоровья людей</w:t>
-              <w:br/>
-              <w:t>Г) обеспечение соблюдения запретов и ограничений в отношении перемещаемых через границу товаров</w:t>
-              <w:br/>
-              <w:t>Д) выявление, предупреждение, пресечение разведывательной деятельности специальных служб иностранных государств</w:t>
-            </w:r>
-          </w:p>
-        </w:tc>
-        <w:tc>
-          <w:tcPr>
-            <w:tcW w:type="dxa" w:w="5128"/>
-          </w:tcPr>
-          <w:p>
-            <w:pPr>
-              <w:spacing w:after="0" w:line="240" w:lineRule="auto"/>
-            </w:pPr>
-            <w:r>
-              <w:rPr>
-                <w:rFonts w:ascii="Times New Roman" w:hAnsi="Times New Roman" w:eastAsia="Times New Roman"/>
-                <w:color w:val="181A1F"/>
-                <w:sz w:val="28"/>
-              </w:rPr>
-              <w:t>1) Следственный комитет Российской Федерации</w:t>
-              <w:br/>
-              <w:t>2) прокуратура</w:t>
-              <w:br/>
-              <w:t>3) Федеральная служба безопасности Российской Федерации</w:t>
-              <w:br/>
-              <w:t>4) таможенные органы</w:t>
-            </w:r>
-          </w:p>
-        </w:tc>
-      </w:tr>
-    </w:tbl>
-    <w:p>
-      <w:pPr>
-        <w:widowControl/>
-        <w:spacing w:line="240" w:lineRule="auto" w:after="0"/>
-      </w:pPr>
-      <w:r>
-        <w:rPr>
-          <w:rFonts w:ascii="Times New Roman" w:hAnsi="Times New Roman" w:eastAsia="Times New Roman"/>
-          <w:b w:val="0"/>
-          <w:i w:val="0"/>
-          <w:color w:val="181A1F"/>
           <w:sz w:val="28"/>
         </w:rPr>
         <w:t>Запишите в ответ цифры, расположив их в порядке, соответствующем буквам:</w:t>
@@ -2667,16 +2469,23 @@
         <w:tc>
           <w:tcPr>
             <w:tcW w:type="dxa" w:w="2051"/>
+            <w:vAlign w:val="center"/>
+            <w:tcMar>
+              <w:top w:w="80" w:type="dxa"/>
+              <w:start w:w="100" w:type="dxa"/>
+              <w:bottom w:w="80" w:type="dxa"/>
+              <w:end w:w="100" w:type="dxa"/>
+            </w:tcMar>
           </w:tcPr>
           <w:p>
             <w:pPr>
+              <w:keepNext w:val="0"/>
               <w:spacing w:after="0" w:line="240" w:lineRule="auto"/>
+              <w:jc w:val="left"/>
             </w:pPr>
             <w:r>
               <w:rPr>
                 <w:rFonts w:ascii="Times New Roman" w:hAnsi="Times New Roman" w:eastAsia="Times New Roman"/>
-                <w:b/>
-                <w:color w:val="181A1F"/>
                 <w:sz w:val="28"/>
               </w:rPr>
               <w:t>A</w:t>
@@ -2686,16 +2495,23 @@
         <w:tc>
           <w:tcPr>
             <w:tcW w:type="dxa" w:w="2051"/>
+            <w:vAlign w:val="center"/>
+            <w:tcMar>
+              <w:top w:w="80" w:type="dxa"/>
+              <w:start w:w="100" w:type="dxa"/>
+              <w:bottom w:w="80" w:type="dxa"/>
+              <w:end w:w="100" w:type="dxa"/>
+            </w:tcMar>
           </w:tcPr>
           <w:p>
             <w:pPr>
+              <w:keepNext w:val="0"/>
               <w:spacing w:after="0" w:line="240" w:lineRule="auto"/>
+              <w:jc w:val="left"/>
             </w:pPr>
             <w:r>
               <w:rPr>
                 <w:rFonts w:ascii="Times New Roman" w:hAnsi="Times New Roman" w:eastAsia="Times New Roman"/>
-                <w:b/>
-                <w:color w:val="181A1F"/>
                 <w:sz w:val="28"/>
               </w:rPr>
               <w:t>Б</w:t>
@@ -2705,16 +2521,23 @@
         <w:tc>
           <w:tcPr>
             <w:tcW w:type="dxa" w:w="2051"/>
+            <w:vAlign w:val="center"/>
+            <w:tcMar>
+              <w:top w:w="80" w:type="dxa"/>
+              <w:start w:w="100" w:type="dxa"/>
+              <w:bottom w:w="80" w:type="dxa"/>
+              <w:end w:w="100" w:type="dxa"/>
+            </w:tcMar>
           </w:tcPr>
           <w:p>
             <w:pPr>
+              <w:keepNext w:val="0"/>
               <w:spacing w:after="0" w:line="240" w:lineRule="auto"/>
+              <w:jc w:val="left"/>
             </w:pPr>
             <w:r>
               <w:rPr>
                 <w:rFonts w:ascii="Times New Roman" w:hAnsi="Times New Roman" w:eastAsia="Times New Roman"/>
-                <w:b/>
-                <w:color w:val="181A1F"/>
                 <w:sz w:val="28"/>
               </w:rPr>
               <w:t>В</w:t>
@@ -2724,16 +2547,23 @@
         <w:tc>
           <w:tcPr>
             <w:tcW w:type="dxa" w:w="2051"/>
+            <w:vAlign w:val="center"/>
+            <w:tcMar>
+              <w:top w:w="80" w:type="dxa"/>
+              <w:start w:w="100" w:type="dxa"/>
+              <w:bottom w:w="80" w:type="dxa"/>
+              <w:end w:w="100" w:type="dxa"/>
+            </w:tcMar>
           </w:tcPr>
           <w:p>
             <w:pPr>
+              <w:keepNext w:val="0"/>
               <w:spacing w:after="0" w:line="240" w:lineRule="auto"/>
+              <w:jc w:val="left"/>
             </w:pPr>
             <w:r>
               <w:rPr>
                 <w:rFonts w:ascii="Times New Roman" w:hAnsi="Times New Roman" w:eastAsia="Times New Roman"/>
-                <w:b/>
-                <w:color w:val="181A1F"/>
                 <w:sz w:val="28"/>
               </w:rPr>
               <w:t>Г</w:t>
@@ -2743,16 +2573,23 @@
         <w:tc>
           <w:tcPr>
             <w:tcW w:type="dxa" w:w="2051"/>
+            <w:vAlign w:val="center"/>
+            <w:tcMar>
+              <w:top w:w="80" w:type="dxa"/>
+              <w:start w:w="100" w:type="dxa"/>
+              <w:bottom w:w="80" w:type="dxa"/>
+              <w:end w:w="100" w:type="dxa"/>
+            </w:tcMar>
           </w:tcPr>
           <w:p>
             <w:pPr>
+              <w:keepNext w:val="0"/>
               <w:spacing w:after="0" w:line="240" w:lineRule="auto"/>
+              <w:jc w:val="left"/>
             </w:pPr>
             <w:r>
               <w:rPr>
                 <w:rFonts w:ascii="Times New Roman" w:hAnsi="Times New Roman" w:eastAsia="Times New Roman"/>
-                <w:b/>
-                <w:color w:val="181A1F"/>
                 <w:sz w:val="28"/>
               </w:rPr>
               <w:t>Д</w:t>
@@ -2764,15 +2601,23 @@
         <w:tc>
           <w:tcPr>
             <w:tcW w:type="dxa" w:w="2051"/>
+            <w:vAlign w:val="center"/>
+            <w:tcMar>
+              <w:top w:w="80" w:type="dxa"/>
+              <w:start w:w="100" w:type="dxa"/>
+              <w:bottom w:w="80" w:type="dxa"/>
+              <w:end w:w="100" w:type="dxa"/>
+            </w:tcMar>
           </w:tcPr>
           <w:p>
             <w:pPr>
+              <w:keepNext w:val="0"/>
               <w:spacing w:after="0" w:line="240" w:lineRule="auto"/>
+              <w:jc w:val="left"/>
             </w:pPr>
             <w:r>
               <w:rPr>
                 <w:rFonts w:ascii="Times New Roman" w:hAnsi="Times New Roman" w:eastAsia="Times New Roman"/>
-                <w:color w:val="181A1F"/>
                 <w:sz w:val="28"/>
               </w:rPr>
             </w:r>
@@ -2781,15 +2626,23 @@
         <w:tc>
           <w:tcPr>
             <w:tcW w:type="dxa" w:w="2051"/>
+            <w:vAlign w:val="center"/>
+            <w:tcMar>
+              <w:top w:w="80" w:type="dxa"/>
+              <w:start w:w="100" w:type="dxa"/>
+              <w:bottom w:w="80" w:type="dxa"/>
+              <w:end w:w="100" w:type="dxa"/>
+            </w:tcMar>
           </w:tcPr>
           <w:p>
             <w:pPr>
+              <w:keepNext w:val="0"/>
               <w:spacing w:after="0" w:line="240" w:lineRule="auto"/>
+              <w:jc w:val="left"/>
             </w:pPr>
             <w:r>
               <w:rPr>
                 <w:rFonts w:ascii="Times New Roman" w:hAnsi="Times New Roman" w:eastAsia="Times New Roman"/>
-                <w:color w:val="181A1F"/>
                 <w:sz w:val="28"/>
               </w:rPr>
             </w:r>
@@ -2798,15 +2651,23 @@
         <w:tc>
           <w:tcPr>
             <w:tcW w:type="dxa" w:w="2051"/>
+            <w:vAlign w:val="center"/>
+            <w:tcMar>
+              <w:top w:w="80" w:type="dxa"/>
+              <w:start w:w="100" w:type="dxa"/>
+              <w:bottom w:w="80" w:type="dxa"/>
+              <w:end w:w="100" w:type="dxa"/>
+            </w:tcMar>
           </w:tcPr>
           <w:p>
             <w:pPr>
+              <w:keepNext w:val="0"/>
               <w:spacing w:after="0" w:line="240" w:lineRule="auto"/>
+              <w:jc w:val="left"/>
             </w:pPr>
             <w:r>
               <w:rPr>
                 <w:rFonts w:ascii="Times New Roman" w:hAnsi="Times New Roman" w:eastAsia="Times New Roman"/>
-                <w:color w:val="181A1F"/>
                 <w:sz w:val="28"/>
               </w:rPr>
             </w:r>
@@ -2815,15 +2676,23 @@
         <w:tc>
           <w:tcPr>
             <w:tcW w:type="dxa" w:w="2051"/>
+            <w:vAlign w:val="center"/>
+            <w:tcMar>
+              <w:top w:w="80" w:type="dxa"/>
+              <w:start w:w="100" w:type="dxa"/>
+              <w:bottom w:w="80" w:type="dxa"/>
+              <w:end w:w="100" w:type="dxa"/>
+            </w:tcMar>
           </w:tcPr>
           <w:p>
             <w:pPr>
+              <w:keepNext w:val="0"/>
               <w:spacing w:after="0" w:line="240" w:lineRule="auto"/>
+              <w:jc w:val="left"/>
             </w:pPr>
             <w:r>
               <w:rPr>
                 <w:rFonts w:ascii="Times New Roman" w:hAnsi="Times New Roman" w:eastAsia="Times New Roman"/>
-                <w:color w:val="181A1F"/>
                 <w:sz w:val="28"/>
               </w:rPr>
             </w:r>
@@ -2832,15 +2701,23 @@
         <w:tc>
           <w:tcPr>
             <w:tcW w:type="dxa" w:w="2051"/>
+            <w:vAlign w:val="center"/>
+            <w:tcMar>
+              <w:top w:w="80" w:type="dxa"/>
+              <w:start w:w="100" w:type="dxa"/>
+              <w:bottom w:w="80" w:type="dxa"/>
+              <w:end w:w="100" w:type="dxa"/>
+            </w:tcMar>
           </w:tcPr>
           <w:p>
             <w:pPr>
+              <w:keepNext w:val="0"/>
               <w:spacing w:after="0" w:line="240" w:lineRule="auto"/>
+              <w:jc w:val="left"/>
             </w:pPr>
             <w:r>
               <w:rPr>
                 <w:rFonts w:ascii="Times New Roman" w:hAnsi="Times New Roman" w:eastAsia="Times New Roman"/>
-                <w:color w:val="181A1F"/>
                 <w:sz w:val="28"/>
               </w:rPr>
             </w:r>
@@ -2848,348 +2725,18 @@
         </w:tc>
       </w:tr>
     </w:tbl>
+    <w:p/>
     <w:p>
       <w:pPr>
-        <w:keepNext/>
-        <w:widowControl/>
-        <w:spacing w:line="240" w:lineRule="auto" w:after="0" w:before="120"/>
-      </w:pPr>
-      <w:r>
-        <w:rPr>
-          <w:rFonts w:ascii="Times New Roman" w:hAnsi="Times New Roman" w:eastAsia="Times New Roman"/>
-          <w:b/>
-          <w:color w:val="181A1F"/>
-          <w:sz w:val="28"/>
-        </w:rPr>
-        <w:t>16.</w:t>
-      </w:r>
-    </w:p>
-    <w:p>
-      <w:pPr>
-        <w:widowControl/>
-        <w:spacing w:line="240" w:lineRule="auto" w:after="0"/>
+        <w:keepNext w:val="0"/>
+        <w:spacing w:after="60" w:line="240" w:lineRule="auto"/>
+        <w:jc w:val="both"/>
       </w:pPr>
       <w:r>
         <w:rPr>
           <w:rFonts w:ascii="Times New Roman" w:hAnsi="Times New Roman" w:eastAsia="Times New Roman"/>
           <w:b w:val="0"/>
           <w:i w:val="0"/>
-          <w:color w:val="181A1F"/>
-          <w:sz w:val="28"/>
-        </w:rPr>
-        <w:t>Выпускница педагогического университета Инна устраивается на работу. Она хочет работать учителем русского языка и литературы. Какие документы согласно Трудовому кодексу Российской Федерации Инна должна предъявить работодателю? Запишите цифры, под которыми они указаны.</w:t>
-      </w:r>
-    </w:p>
-    <w:p>
-      <w:pPr>
-        <w:widowControl/>
-        <w:spacing w:line="240" w:lineRule="auto" w:after="0"/>
-      </w:pPr>
-      <w:r>
-        <w:rPr>
-          <w:rFonts w:ascii="Times New Roman" w:hAnsi="Times New Roman" w:eastAsia="Times New Roman"/>
-          <w:b w:val="0"/>
-          <w:i w:val="0"/>
-          <w:color w:val="181A1F"/>
-          <w:sz w:val="28"/>
-        </w:rPr>
-        <w:t>1) выписку из финансово-лицевого счёта</w:t>
-      </w:r>
-    </w:p>
-    <w:p>
-      <w:pPr>
-        <w:widowControl/>
-        <w:spacing w:line="240" w:lineRule="auto" w:after="0"/>
-      </w:pPr>
-      <w:r>
-        <w:rPr>
-          <w:rFonts w:ascii="Times New Roman" w:hAnsi="Times New Roman" w:eastAsia="Times New Roman"/>
-          <w:b w:val="0"/>
-          <w:i w:val="0"/>
-          <w:color w:val="181A1F"/>
-          <w:sz w:val="28"/>
-        </w:rPr>
-        <w:t>2) паспорт или иной документ, удостоверяющий личность</w:t>
-      </w:r>
-    </w:p>
-    <w:p>
-      <w:pPr>
-        <w:widowControl/>
-        <w:spacing w:line="240" w:lineRule="auto" w:after="0"/>
-      </w:pPr>
-      <w:r>
-        <w:rPr>
-          <w:rFonts w:ascii="Times New Roman" w:hAnsi="Times New Roman" w:eastAsia="Times New Roman"/>
-          <w:b w:val="0"/>
-          <w:i w:val="0"/>
-          <w:color w:val="181A1F"/>
-          <w:sz w:val="28"/>
-        </w:rPr>
-        <w:t>3) диплом о профессиональном образовании</w:t>
-      </w:r>
-    </w:p>
-    <w:p>
-      <w:pPr>
-        <w:widowControl/>
-        <w:spacing w:line="240" w:lineRule="auto" w:after="0"/>
-      </w:pPr>
-      <w:r>
-        <w:rPr>
-          <w:rFonts w:ascii="Times New Roman" w:hAnsi="Times New Roman" w:eastAsia="Times New Roman"/>
-          <w:b w:val="0"/>
-          <w:i w:val="0"/>
-          <w:color w:val="181A1F"/>
-          <w:sz w:val="28"/>
-        </w:rPr>
-        <w:t>4) документ, подтверждающий регистрацию в системе индивидуального (персонифицированного) учёта</w:t>
-      </w:r>
-    </w:p>
-    <w:p>
-      <w:pPr>
-        <w:widowControl/>
-        <w:spacing w:line="240" w:lineRule="auto" w:after="0"/>
-      </w:pPr>
-      <w:r>
-        <w:rPr>
-          <w:rFonts w:ascii="Times New Roman" w:hAnsi="Times New Roman" w:eastAsia="Times New Roman"/>
-          <w:b w:val="0"/>
-          <w:i w:val="0"/>
-          <w:color w:val="181A1F"/>
-          <w:sz w:val="28"/>
-        </w:rPr>
-        <w:t>5) свидетельство о регистрации права собственности на жилое помещение</w:t>
-      </w:r>
-    </w:p>
-    <w:p>
-      <w:pPr>
-        <w:widowControl/>
-        <w:spacing w:line="240" w:lineRule="auto" w:after="0"/>
-      </w:pPr>
-      <w:r>
-        <w:rPr>
-          <w:rFonts w:ascii="Times New Roman" w:hAnsi="Times New Roman" w:eastAsia="Times New Roman"/>
-          <w:b w:val="0"/>
-          <w:i w:val="0"/>
-          <w:color w:val="181A1F"/>
-          <w:sz w:val="28"/>
-        </w:rPr>
-        <w:t>6) водительское удостоверение</w:t>
-      </w:r>
-    </w:p>
-    <w:p>
-      <w:pPr>
-        <w:widowControl/>
-        <w:spacing w:line="240" w:lineRule="auto" w:after="0"/>
-      </w:pPr>
-      <w:r>
-        <w:rPr>
-          <w:rFonts w:ascii="Times New Roman" w:hAnsi="Times New Roman" w:eastAsia="Times New Roman"/>
-          <w:color w:val="181A1F"/>
-          <w:sz w:val="28"/>
-        </w:rPr>
-        <w:br w:type="page"/>
-      </w:r>
-    </w:p>
-    <w:p>
-      <w:pPr>
-        <w:pStyle w:val="Heading1"/>
-        <w:keepNext/>
-        <w:widowControl/>
-        <w:spacing w:line="240" w:lineRule="auto" w:after="60" w:before="160"/>
-      </w:pPr>
-      <w:r>
-        <w:rPr>
-          <w:rFonts w:ascii="Times New Roman" w:hAnsi="Times New Roman" w:eastAsia="Times New Roman"/>
-          <w:b/>
-          <w:color w:val="181A1F"/>
-          <w:sz w:val="28"/>
-        </w:rPr>
-        <w:t>Часть 2</w:t>
-      </w:r>
-    </w:p>
-    <w:p>
-      <w:pPr>
-        <w:widowControl/>
-        <w:spacing w:line="240" w:lineRule="auto" w:after="0"/>
-      </w:pPr>
-      <w:r>
-        <w:rPr>
-          <w:rFonts w:ascii="Times New Roman" w:hAnsi="Times New Roman" w:eastAsia="Times New Roman"/>
-          <w:color w:val="181A1F"/>
-          <w:sz w:val="28"/>
-        </w:rPr>
-        <w:t>Для заданий 17–25 запишите полный развёрнутый ответ. Каждый вопрос самодостаточен и тематически соответствует варианту.</w:t>
-      </w:r>
-    </w:p>
-    <w:p>
-      <w:pPr>
-        <w:keepNext/>
-        <w:widowControl/>
-        <w:spacing w:line="240" w:lineRule="auto" w:after="0" w:before="120"/>
-      </w:pPr>
-      <w:r>
-        <w:rPr>
-          <w:rFonts w:ascii="Times New Roman" w:hAnsi="Times New Roman" w:eastAsia="Times New Roman"/>
-          <w:b/>
-          <w:color w:val="181A1F"/>
-          <w:sz w:val="28"/>
-        </w:rPr>
-        <w:t>17.</w:t>
-      </w:r>
-    </w:p>
-    <w:p>
-      <w:pPr>
-        <w:widowControl/>
-        <w:spacing w:line="240" w:lineRule="auto" w:after="0"/>
-      </w:pPr>
-      <w:r>
-        <w:rPr>
-          <w:rFonts w:ascii="Times New Roman" w:hAnsi="Times New Roman" w:eastAsia="Times New Roman"/>
-          <w:b w:val="0"/>
-          <w:i w:val="0"/>
-          <w:color w:val="181A1F"/>
-          <w:sz w:val="28"/>
-        </w:rPr>
-        <w:t>Налоги представляют собой один из основных методов мобилизации государственных доходов. В условиях частной собственности и рыночных отношений налоги становятся главным методом сбора доходов в государственные бюджеты.</w:t>
-      </w:r>
-    </w:p>
-    <w:p>
-      <w:pPr>
-        <w:widowControl/>
-        <w:spacing w:line="240" w:lineRule="auto" w:after="0"/>
-      </w:pPr>
-      <w:r>
-        <w:rPr>
-          <w:rFonts w:ascii="Times New Roman" w:hAnsi="Times New Roman" w:eastAsia="Times New Roman"/>
-          <w:b w:val="0"/>
-          <w:i w:val="0"/>
-          <w:color w:val="181A1F"/>
-          <w:sz w:val="28"/>
-        </w:rPr>
-        <w:t>Налоги можно отнести к числу ключевых инструментов государственной политики. Они затрагивают наиболее значимые стороны жизни человека и общества, а процесс разработки налогового законодательства и его применения неразрывно связаны с острыми противоречиями и компромиссами. С одной стороны у государства должно быть достаточно средств для осуществления своих неотъемлемых функций (оборона, наука, образование и др.), а с другой — налоговое бремя предприятий и граждан не может быть слишком велико, поскольку результатом может стать снижение стимулов к труду и сдерживание экономического роста в целом.</w:t>
-      </w:r>
-    </w:p>
-    <w:p>
-      <w:pPr>
-        <w:widowControl/>
-        <w:spacing w:line="240" w:lineRule="auto" w:after="0"/>
-      </w:pPr>
-      <w:r>
-        <w:rPr>
-          <w:rFonts w:ascii="Times New Roman" w:hAnsi="Times New Roman" w:eastAsia="Times New Roman"/>
-          <w:b w:val="0"/>
-          <w:i w:val="0"/>
-          <w:color w:val="181A1F"/>
-          <w:sz w:val="28"/>
-        </w:rPr>
-        <w:t>В широком смысле под налогом понимается взимаемый на основе государственного принуждения и не носящий характер наказания или компенсации обязательный безвозмездный платеж…</w:t>
-      </w:r>
-    </w:p>
-    <w:p>
-      <w:pPr>
-        <w:widowControl/>
-        <w:spacing w:line="240" w:lineRule="auto" w:after="0"/>
-      </w:pPr>
-      <w:r>
-        <w:rPr>
-          <w:rFonts w:ascii="Times New Roman" w:hAnsi="Times New Roman" w:eastAsia="Times New Roman"/>
-          <w:b w:val="0"/>
-          <w:i w:val="0"/>
-          <w:color w:val="181A1F"/>
-          <w:sz w:val="28"/>
-        </w:rPr>
-        <w:t xml:space="preserve">Характерными чертами налога как платежа являются: обязательность; индивидуальная безвозмездность; направленность на финансирование деятельности государства или муниципальных образований. </w:t>
-      </w:r>
-    </w:p>
-    <w:p>
-      <w:pPr>
-        <w:widowControl/>
-        <w:spacing w:line="240" w:lineRule="auto" w:after="0"/>
-      </w:pPr>
-      <w:r>
-        <w:rPr>
-          <w:rFonts w:ascii="Times New Roman" w:hAnsi="Times New Roman" w:eastAsia="Times New Roman"/>
-          <w:b w:val="0"/>
-          <w:i w:val="0"/>
-          <w:color w:val="181A1F"/>
-          <w:sz w:val="28"/>
-        </w:rPr>
-        <w:t>Фискальная функция является основной функцией налогообложения. Посредством данной функции реализуется главное предназначение налогов: формирование и мобилизация финансовых ресурсов государства, а также аккумулирование в бюджете средств для выполнения общегосударственных или целевых государственных программ. Все остальные функции налогообложения можно назвать производными от фискальной.</w:t>
-      </w:r>
-    </w:p>
-    <w:p>
-      <w:pPr>
-        <w:widowControl/>
-        <w:spacing w:line="240" w:lineRule="auto" w:after="0"/>
-      </w:pPr>
-      <w:r>
-        <w:rPr>
-          <w:rFonts w:ascii="Times New Roman" w:hAnsi="Times New Roman" w:eastAsia="Times New Roman"/>
-          <w:b w:val="0"/>
-          <w:i w:val="0"/>
-          <w:color w:val="181A1F"/>
-          <w:sz w:val="28"/>
-        </w:rPr>
-        <w:t>Распределительная функция налогов состоит в перераспределении общественных доходов между различными категориями населения. Смысл функции в том, что происходит передача средств в пользу более слабых и незащищенных категорий граждан за счет возложения налогового бремени на более обеспеченные категории населения.</w:t>
-      </w:r>
-    </w:p>
-    <w:p>
-      <w:pPr>
-        <w:widowControl/>
-        <w:spacing w:line="240" w:lineRule="auto" w:after="0"/>
-      </w:pPr>
-      <w:r>
-        <w:rPr>
-          <w:rFonts w:ascii="Times New Roman" w:hAnsi="Times New Roman" w:eastAsia="Times New Roman"/>
-          <w:b w:val="0"/>
-          <w:i w:val="0"/>
-          <w:color w:val="181A1F"/>
-          <w:sz w:val="28"/>
-        </w:rPr>
-        <w:t>Регулирующая функция осуществляется через установление налогов и дифференциацию налоговых ставок. Налоговое регулирование оказывает стимулирующее или сдерживающее влияние на производство, инвестиции и платежеспособный спрос населения. Так, общее понижение налогов ведет к увеличению чистой прибыли, активизирует хозяйственную деятельность, инвестиции и занятость</w:t>
-      </w:r>
-    </w:p>
-    <w:p>
-      <w:pPr>
-        <w:widowControl/>
-        <w:spacing w:line="240" w:lineRule="auto" w:after="0"/>
-      </w:pPr>
-      <w:r>
-        <w:rPr>
-          <w:rFonts w:ascii="Times New Roman" w:hAnsi="Times New Roman" w:eastAsia="Times New Roman"/>
-          <w:b w:val="0"/>
-          <w:i w:val="0"/>
-          <w:color w:val="181A1F"/>
-          <w:sz w:val="28"/>
-        </w:rPr>
-        <w:t>Функции налогов неразрывно связаны друг с другом. Так, например, реализация фискальной функции позволяет удовлетворять общественные (коллективные) потребности… Налоги выражают обязанности юридических и физических лиц, получающих доходы, участвовать в формировании финансовых ресурсов государства (К.Ю.Кутузова)</w:t>
-      </w:r>
-    </w:p>
-    <w:p>
-      <w:pPr>
-        <w:widowControl/>
-        <w:spacing w:line="240" w:lineRule="auto" w:after="0"/>
-      </w:pPr>
-      <w:r>
-        <w:rPr>
-          <w:rFonts w:ascii="Times New Roman" w:hAnsi="Times New Roman" w:eastAsia="Times New Roman"/>
-          <w:b w:val="0"/>
-          <w:i w:val="0"/>
-          <w:color w:val="181A1F"/>
-          <w:sz w:val="28"/>
-        </w:rPr>
-        <w:t xml:space="preserve">Какое определение понятия «налог» приводится в тексте? Как автор объясняет стимулирующее воздействие налогового регулирования на развитие экономики? С опорой на содержание текста назовите основное назначение налогов. </w:t>
-      </w:r>
-    </w:p>
-    <w:p>
-      <w:pPr>
-        <w:widowControl/>
-        <w:spacing w:line="240" w:lineRule="auto" w:after="0"/>
-      </w:pPr>
-      <w:r>
-        <w:rPr>
-          <w:rFonts w:ascii="Times New Roman" w:hAnsi="Times New Roman" w:eastAsia="Times New Roman"/>
-          <w:color w:val="181A1F"/>
           <w:sz w:val="28"/>
         </w:rPr>
         <w:t>Ответ:</w:t>
@@ -3197,189 +2744,119 @@
     </w:p>
     <w:p>
       <w:pPr>
-        <w:keepNext/>
-        <w:widowControl/>
-        <w:spacing w:line="240" w:lineRule="auto" w:after="0" w:before="120"/>
+        <w:keepNext w:val="0"/>
+        <w:spacing w:after="60" w:line="240" w:lineRule="auto"/>
+        <w:jc w:val="both"/>
       </w:pPr>
       <w:r>
         <w:rPr>
           <w:rFonts w:ascii="Times New Roman" w:hAnsi="Times New Roman" w:eastAsia="Times New Roman"/>
           <w:b/>
-          <w:color w:val="181A1F"/>
           <w:sz w:val="28"/>
         </w:rPr>
-        <w:t>18.</w:t>
+        <w:t xml:space="preserve">№14 </w:t>
       </w:r>
-    </w:p>
-    <w:p>
-      <w:pPr>
-        <w:widowControl/>
-        <w:spacing w:line="240" w:lineRule="auto" w:after="0"/>
-      </w:pPr>
       <w:r>
         <w:rPr>
           <w:rFonts w:ascii="Times New Roman" w:hAnsi="Times New Roman" w:eastAsia="Times New Roman"/>
           <w:b w:val="0"/>
           <w:i w:val="0"/>
-          <w:color w:val="181A1F"/>
           <w:sz w:val="28"/>
         </w:rPr>
-        <w:t>Эволюционные изменения отличаются специфической внутренней структурой и могут быть охарактеризованы как процесс постепенного накопления каких-то новых элементов, свойств, в результате которого изменяется вся социальная система. Сам же процесс накопления, в свою очередь, может быть разделен на две составляющие: формирование инноваций (новых элементов) и их отбор. Инновация — это зарождение, появление и укрепление новых элементов. Отбор — осуществляющийся стихийно или сознательно процесс, посредством которого в системе сохраняются одни элементы нового и отбраковываются другие. &lt;.. &gt;</w:t>
+        <w:t>Выберите верные суждения об объектах гражданских прав в Российской Федерации и запишите цифры, под которыми они указаны.</w:t>
       </w:r>
     </w:p>
     <w:p>
       <w:pPr>
-        <w:widowControl/>
-        <w:spacing w:line="240" w:lineRule="auto" w:after="0"/>
+        <w:keepNext w:val="0"/>
+        <w:spacing w:after="60" w:line="240" w:lineRule="auto"/>
+        <w:jc w:val="both"/>
       </w:pPr>
       <w:r>
         <w:rPr>
           <w:rFonts w:ascii="Times New Roman" w:hAnsi="Times New Roman" w:eastAsia="Times New Roman"/>
           <w:b w:val="0"/>
           <w:i w:val="0"/>
-          <w:color w:val="181A1F"/>
           <w:sz w:val="28"/>
         </w:rPr>
-        <w:t>Революционные социальные изменения отличаются от эволюционных существенным образом: во-первых, потому, что они в высшей степени радикальные, предполагающие коренную ломку социального объекта, во-вторых, потому, что они не частные, а общие или даже всеобщие и, наконец, в-третьих, как правило, они опираются на насилие.</w:t>
+        <w:t xml:space="preserve">1) Жизнь и здоровье, достоинство личности, личная неприкосновенность, честь и доброе имя относятся к нематериальным благам. </w:t>
       </w:r>
     </w:p>
     <w:p>
       <w:pPr>
-        <w:widowControl/>
-        <w:spacing w:line="240" w:lineRule="auto" w:after="0"/>
+        <w:keepNext w:val="0"/>
+        <w:spacing w:after="60" w:line="240" w:lineRule="auto"/>
+        <w:jc w:val="both"/>
       </w:pPr>
       <w:r>
         <w:rPr>
           <w:rFonts w:ascii="Times New Roman" w:hAnsi="Times New Roman" w:eastAsia="Times New Roman"/>
           <w:b w:val="0"/>
           <w:i w:val="0"/>
-          <w:color w:val="181A1F"/>
           <w:sz w:val="28"/>
         </w:rPr>
-        <w:t>Циклические социальные изменения представляют собой более</w:t>
+        <w:t xml:space="preserve">2) Деловая репутация — это оценка профессиональных качеств субъекта права. </w:t>
       </w:r>
     </w:p>
     <w:p>
       <w:pPr>
-        <w:widowControl/>
-        <w:spacing w:line="240" w:lineRule="auto" w:after="0"/>
+        <w:keepNext w:val="0"/>
+        <w:spacing w:after="60" w:line="240" w:lineRule="auto"/>
+        <w:jc w:val="both"/>
       </w:pPr>
       <w:r>
         <w:rPr>
           <w:rFonts w:ascii="Times New Roman" w:hAnsi="Times New Roman" w:eastAsia="Times New Roman"/>
           <w:b w:val="0"/>
           <w:i w:val="0"/>
-          <w:color w:val="181A1F"/>
           <w:sz w:val="28"/>
         </w:rPr>
-        <w:t>сложную форму социальных изменений, включающую эволюционные</w:t>
+        <w:t xml:space="preserve">3) Вещь как объект гражданских прав имеет материальную сущность и способность непосредственно удовлетворять материальные потребности человека. </w:t>
       </w:r>
     </w:p>
     <w:p>
       <w:pPr>
-        <w:widowControl/>
-        <w:spacing w:line="240" w:lineRule="auto" w:after="0"/>
+        <w:keepNext w:val="0"/>
+        <w:spacing w:after="60" w:line="240" w:lineRule="auto"/>
+        <w:jc w:val="both"/>
       </w:pPr>
       <w:r>
         <w:rPr>
           <w:rFonts w:ascii="Times New Roman" w:hAnsi="Times New Roman" w:eastAsia="Times New Roman"/>
           <w:b w:val="0"/>
           <w:i w:val="0"/>
-          <w:color w:val="181A1F"/>
           <w:sz w:val="28"/>
         </w:rPr>
-        <w:t>и революционные изменения, восходящую и нисходящую тенденции. Кроме того, имеются в виду не отдельные единичные акты каких-либо перемен. а определённый ряд изменений, который в совокупности образует цикл.</w:t>
+        <w:t xml:space="preserve">4) Право пользования означает возможность иметь вещь в своём доме или хозяйстве. </w:t>
       </w:r>
     </w:p>
     <w:p>
       <w:pPr>
-        <w:widowControl/>
-        <w:spacing w:line="240" w:lineRule="auto" w:after="0"/>
+        <w:keepNext w:val="0"/>
+        <w:spacing w:after="60" w:line="240" w:lineRule="auto"/>
+        <w:jc w:val="both"/>
       </w:pPr>
       <w:r>
         <w:rPr>
           <w:rFonts w:ascii="Times New Roman" w:hAnsi="Times New Roman" w:eastAsia="Times New Roman"/>
           <w:b w:val="0"/>
           <w:i w:val="0"/>
-          <w:color w:val="181A1F"/>
           <w:sz w:val="28"/>
         </w:rPr>
-        <w:t>Известно, что многие социальные институты, общности, классы и даже целые общества изменяются по циклической схеме. Особую сложность картине циклических социальных изменений придаёт то обстоятельство, что разные структуры, явления и процессы в обществе имеют циклы разной продолжительности. Так, в каждый момент истории мы имеем одновременное сосуществование социальных структур, явлений, процессов, находящихся на разных ступенях развития своего цикла. Этим в значительной степени определяется далеко не простой характер взаимодействия между ними, взаимные несоответетния, несовпаления и конфликты.</w:t>
+        <w:t>5) Законодательство Российской Федерации допускает возможность принудительного изъятия имущества у собственника.</w:t>
       </w:r>
     </w:p>
     <w:p>
       <w:pPr>
-        <w:widowControl/>
-        <w:spacing w:line="240" w:lineRule="auto" w:after="0"/>
+        <w:keepNext w:val="0"/>
+        <w:spacing w:after="60" w:line="240" w:lineRule="auto"/>
+        <w:jc w:val="both"/>
       </w:pPr>
       <w:r>
         <w:rPr>
           <w:rFonts w:ascii="Times New Roman" w:hAnsi="Times New Roman" w:eastAsia="Times New Roman"/>
           <w:b w:val="0"/>
           <w:i w:val="0"/>
-          <w:color w:val="181A1F"/>
-          <w:sz w:val="28"/>
-        </w:rPr>
-        <w:t>Социальное развитие как реальный процесс характеризуют тремя взаимосвязанными чертами — необратимостью, направленностью и закономерностью. Необратимость означает постоянство процессов накопления количественных и качественных перемен; направленность — линию или линии, по которым совершается накопление; закономерность — не случайный, а необходимый процесс накопления таких перемен.</w:t>
-      </w:r>
-    </w:p>
-    <w:p>
-      <w:pPr>
-        <w:widowControl/>
-        <w:spacing w:line="240" w:lineRule="auto" w:after="0"/>
-      </w:pPr>
-      <w:r>
-        <w:rPr>
-          <w:rFonts w:ascii="Times New Roman" w:hAnsi="Times New Roman" w:eastAsia="Times New Roman"/>
-          <w:b w:val="0"/>
-          <w:i w:val="0"/>
-          <w:color w:val="181A1F"/>
-          <w:sz w:val="28"/>
-        </w:rPr>
-        <w:t>В тексте упомянуты ключевые понятия социально-гуманитарных наук. Используя обществоведческие знания,</w:t>
-      </w:r>
-    </w:p>
-    <w:p>
-      <w:pPr>
-        <w:widowControl/>
-        <w:spacing w:line="240" w:lineRule="auto" w:after="0"/>
-      </w:pPr>
-      <w:r>
-        <w:rPr>
-          <w:rFonts w:ascii="Times New Roman" w:hAnsi="Times New Roman" w:eastAsia="Times New Roman"/>
-          <w:b w:val="0"/>
-          <w:i w:val="0"/>
-          <w:color w:val="181A1F"/>
-          <w:sz w:val="28"/>
-        </w:rPr>
-        <w:t>— укажите не менее трёх основных характеристик социального института как исторически сложившейся формы организации людей;</w:t>
-      </w:r>
-    </w:p>
-    <w:p>
-      <w:pPr>
-        <w:widowControl/>
-        <w:spacing w:line="240" w:lineRule="auto" w:after="0"/>
-      </w:pPr>
-      <w:r>
-        <w:rPr>
-          <w:rFonts w:ascii="Times New Roman" w:hAnsi="Times New Roman" w:eastAsia="Times New Roman"/>
-          <w:b w:val="0"/>
-          <w:i w:val="0"/>
-          <w:color w:val="181A1F"/>
-          <w:sz w:val="28"/>
-        </w:rPr>
-        <w:t>— объясните связь одной из названных в тексте особенностей социальных изменений с культурной подсистемой политической системы общества. (Объяснение с опорой на текст может быть дано в одном или нескольких распространённых предложениях.)</w:t>
-      </w:r>
-    </w:p>
-    <w:p>
-      <w:pPr>
-        <w:widowControl/>
-        <w:spacing w:line="240" w:lineRule="auto" w:after="0"/>
-      </w:pPr>
-      <w:r>
-        <w:rPr>
-          <w:rFonts w:ascii="Times New Roman" w:hAnsi="Times New Roman" w:eastAsia="Times New Roman"/>
-          <w:color w:val="181A1F"/>
           <w:sz w:val="28"/>
         </w:rPr>
         <w:t>Ответ:</w:t>
@@ -3387,45 +2864,451 @@
     </w:p>
     <w:p>
       <w:pPr>
-        <w:keepNext/>
-        <w:widowControl/>
-        <w:spacing w:line="240" w:lineRule="auto" w:after="0" w:before="120"/>
+        <w:keepNext w:val="0"/>
+        <w:spacing w:after="60" w:line="240" w:lineRule="auto"/>
+        <w:jc w:val="both"/>
       </w:pPr>
       <w:r>
         <w:rPr>
           <w:rFonts w:ascii="Times New Roman" w:hAnsi="Times New Roman" w:eastAsia="Times New Roman"/>
           <w:b/>
-          <w:color w:val="181A1F"/>
           <w:sz w:val="28"/>
         </w:rPr>
-        <w:t>19.</w:t>
+        <w:t xml:space="preserve">№15 </w:t>
       </w:r>
-    </w:p>
-    <w:p>
-      <w:pPr>
-        <w:widowControl/>
-        <w:spacing w:line="240" w:lineRule="auto" w:after="0"/>
-      </w:pPr>
       <w:r>
         <w:rPr>
           <w:rFonts w:ascii="Times New Roman" w:hAnsi="Times New Roman" w:eastAsia="Times New Roman"/>
           <w:b w:val="0"/>
           <w:i w:val="0"/>
-          <w:color w:val="181A1F"/>
           <w:sz w:val="28"/>
         </w:rPr>
-        <w:t>Назовите и проиллюстрируйте любые три черты, объединяющие индустриальное и постиндустриальное общества. (В каждом случае сначала укажите черту, затем приведите соответствующий пример. Каждый пример должен быть сформулирован развёрнуто.)</w:t>
+        <w:t>Установите соответствие между примерами и основаниями прекращения трудового договора в РФ: к каждой позиции, данной в первом столбце, подберите соответствующую позицию из второго столбца.</w:t>
       </w:r>
     </w:p>
+    <w:tbl>
+      <w:tblPr>
+        <w:tblStyle w:val="TableGrid"/>
+        <w:tblW w:type="auto" w:w="0"/>
+        <w:tblLayout w:type="autofit"/>
+        <w:tblLook w:firstColumn="1" w:firstRow="1" w:lastColumn="0" w:lastRow="0" w:noHBand="0" w:noVBand="1" w:val="04A0"/>
+      </w:tblPr>
+      <w:tblGrid>
+        <w:gridCol w:w="5128"/>
+        <w:gridCol w:w="5128"/>
+      </w:tblGrid>
+      <w:tr>
+        <w:tc>
+          <w:tcPr>
+            <w:tcW w:type="dxa" w:w="5128"/>
+            <w:vAlign w:val="center"/>
+            <w:tcMar>
+              <w:top w:w="80" w:type="dxa"/>
+              <w:start w:w="100" w:type="dxa"/>
+              <w:bottom w:w="80" w:type="dxa"/>
+              <w:end w:w="100" w:type="dxa"/>
+            </w:tcMar>
+          </w:tcPr>
+          <w:p>
+            <w:pPr>
+              <w:keepNext w:val="0"/>
+              <w:spacing w:after="0" w:line="240" w:lineRule="auto"/>
+              <w:jc w:val="left"/>
+            </w:pPr>
+            <w:r>
+              <w:rPr>
+                <w:rFonts w:ascii="Times New Roman" w:hAnsi="Times New Roman" w:eastAsia="Times New Roman"/>
+                <w:sz w:val="28"/>
+              </w:rPr>
+              <w:t>ПРИМЕРЫ</w:t>
+            </w:r>
+          </w:p>
+        </w:tc>
+        <w:tc>
+          <w:tcPr>
+            <w:tcW w:type="dxa" w:w="5128"/>
+            <w:vAlign w:val="center"/>
+            <w:tcMar>
+              <w:top w:w="80" w:type="dxa"/>
+              <w:start w:w="100" w:type="dxa"/>
+              <w:bottom w:w="80" w:type="dxa"/>
+              <w:end w:w="100" w:type="dxa"/>
+            </w:tcMar>
+          </w:tcPr>
+          <w:p>
+            <w:pPr>
+              <w:keepNext w:val="0"/>
+              <w:spacing w:after="0" w:line="240" w:lineRule="auto"/>
+              <w:jc w:val="left"/>
+            </w:pPr>
+            <w:r>
+              <w:rPr>
+                <w:rFonts w:ascii="Times New Roman" w:hAnsi="Times New Roman" w:eastAsia="Times New Roman"/>
+                <w:sz w:val="28"/>
+              </w:rPr>
+              <w:t>ОСНОВАНИЯ ПРЕКРАЩЕНИЯ ТРУДОВОГО ДОГОВОРА В РФ</w:t>
+            </w:r>
+          </w:p>
+        </w:tc>
+      </w:tr>
+      <w:tr>
+        <w:tc>
+          <w:tcPr>
+            <w:tcW w:type="dxa" w:w="5128"/>
+            <w:vAlign w:val="center"/>
+            <w:tcMar>
+              <w:top w:w="80" w:type="dxa"/>
+              <w:start w:w="100" w:type="dxa"/>
+              <w:bottom w:w="80" w:type="dxa"/>
+              <w:end w:w="100" w:type="dxa"/>
+            </w:tcMar>
+          </w:tcPr>
+          <w:p>
+            <w:pPr>
+              <w:keepNext w:val="0"/>
+              <w:spacing w:after="0" w:line="240" w:lineRule="auto"/>
+              <w:jc w:val="left"/>
+            </w:pPr>
+            <w:r>
+              <w:rPr>
+                <w:rFonts w:ascii="Times New Roman" w:hAnsi="Times New Roman" w:eastAsia="Times New Roman"/>
+                <w:sz w:val="28"/>
+              </w:rPr>
+              <w:t>А) Аттестационная комиссия подтвердила отсутствие у Марка Г. достаточного уровня квалификации для занимаемой должности.Б) Виктор П. неоднократно не исполнял без уважительных причин трудовые обязанности, имел несколько дисциплинарных взысканий.В) 24-летний Роман В. был направлен на альтернативную гражданскую службу.Г) Ирина вышла замуж за иногороднего и переехала по месту жительства мужа.Д) По истечению срока трудового договора Пётр М. не был переизбран на должность заведующего кафедрой философии.</w:t>
+            </w:r>
+          </w:p>
+        </w:tc>
+        <w:tc>
+          <w:tcPr>
+            <w:tcW w:type="dxa" w:w="5128"/>
+            <w:vAlign w:val="center"/>
+            <w:tcMar>
+              <w:top w:w="80" w:type="dxa"/>
+              <w:start w:w="100" w:type="dxa"/>
+              <w:bottom w:w="80" w:type="dxa"/>
+              <w:end w:w="100" w:type="dxa"/>
+            </w:tcMar>
+          </w:tcPr>
+          <w:p>
+            <w:pPr>
+              <w:keepNext w:val="0"/>
+              <w:spacing w:after="0" w:line="240" w:lineRule="auto"/>
+              <w:jc w:val="left"/>
+            </w:pPr>
+            <w:r>
+              <w:rPr>
+                <w:rFonts w:ascii="Times New Roman" w:hAnsi="Times New Roman" w:eastAsia="Times New Roman"/>
+                <w:sz w:val="28"/>
+              </w:rPr>
+              <w:t>1) инициатива работодателя2) инициатива работника3) обстоятельства, не зависящие от воли сторон</w:t>
+            </w:r>
+          </w:p>
+        </w:tc>
+      </w:tr>
+    </w:tbl>
+    <w:p/>
     <w:p>
       <w:pPr>
-        <w:widowControl/>
-        <w:spacing w:line="240" w:lineRule="auto" w:after="0"/>
+        <w:keepNext w:val="0"/>
+        <w:spacing w:after="60" w:line="240" w:lineRule="auto"/>
+        <w:jc w:val="both"/>
       </w:pPr>
       <w:r>
         <w:rPr>
           <w:rFonts w:ascii="Times New Roman" w:hAnsi="Times New Roman" w:eastAsia="Times New Roman"/>
-          <w:color w:val="181A1F"/>
+          <w:b w:val="0"/>
+          <w:i w:val="0"/>
+          <w:sz w:val="28"/>
+        </w:rPr>
+        <w:t>Запишите в ответ цифры, расположив их в порядке, соответствующем буквам:</w:t>
+      </w:r>
+    </w:p>
+    <w:tbl>
+      <w:tblPr>
+        <w:tblStyle w:val="TableGrid"/>
+        <w:tblW w:type="auto" w:w="0"/>
+        <w:tblLayout w:type="autofit"/>
+        <w:tblLook w:firstColumn="1" w:firstRow="1" w:lastColumn="0" w:lastRow="0" w:noHBand="0" w:noVBand="1" w:val="04A0"/>
+      </w:tblPr>
+      <w:tblGrid>
+        <w:gridCol w:w="2051"/>
+        <w:gridCol w:w="2051"/>
+        <w:gridCol w:w="2051"/>
+        <w:gridCol w:w="2051"/>
+        <w:gridCol w:w="2051"/>
+      </w:tblGrid>
+      <w:tr>
+        <w:tc>
+          <w:tcPr>
+            <w:tcW w:type="dxa" w:w="2051"/>
+            <w:vAlign w:val="center"/>
+            <w:tcMar>
+              <w:top w:w="80" w:type="dxa"/>
+              <w:start w:w="100" w:type="dxa"/>
+              <w:bottom w:w="80" w:type="dxa"/>
+              <w:end w:w="100" w:type="dxa"/>
+            </w:tcMar>
+          </w:tcPr>
+          <w:p>
+            <w:pPr>
+              <w:keepNext w:val="0"/>
+              <w:spacing w:after="0" w:line="240" w:lineRule="auto"/>
+              <w:jc w:val="left"/>
+            </w:pPr>
+            <w:r>
+              <w:rPr>
+                <w:rFonts w:ascii="Times New Roman" w:hAnsi="Times New Roman" w:eastAsia="Times New Roman"/>
+                <w:sz w:val="28"/>
+              </w:rPr>
+              <w:t>А</w:t>
+            </w:r>
+          </w:p>
+        </w:tc>
+        <w:tc>
+          <w:tcPr>
+            <w:tcW w:type="dxa" w:w="2051"/>
+            <w:vAlign w:val="center"/>
+            <w:tcMar>
+              <w:top w:w="80" w:type="dxa"/>
+              <w:start w:w="100" w:type="dxa"/>
+              <w:bottom w:w="80" w:type="dxa"/>
+              <w:end w:w="100" w:type="dxa"/>
+            </w:tcMar>
+          </w:tcPr>
+          <w:p>
+            <w:pPr>
+              <w:keepNext w:val="0"/>
+              <w:spacing w:after="0" w:line="240" w:lineRule="auto"/>
+              <w:jc w:val="left"/>
+            </w:pPr>
+            <w:r>
+              <w:rPr>
+                <w:rFonts w:ascii="Times New Roman" w:hAnsi="Times New Roman" w:eastAsia="Times New Roman"/>
+                <w:sz w:val="28"/>
+              </w:rPr>
+              <w:t>Б</w:t>
+            </w:r>
+          </w:p>
+        </w:tc>
+        <w:tc>
+          <w:tcPr>
+            <w:tcW w:type="dxa" w:w="2051"/>
+            <w:vAlign w:val="center"/>
+            <w:tcMar>
+              <w:top w:w="80" w:type="dxa"/>
+              <w:start w:w="100" w:type="dxa"/>
+              <w:bottom w:w="80" w:type="dxa"/>
+              <w:end w:w="100" w:type="dxa"/>
+            </w:tcMar>
+          </w:tcPr>
+          <w:p>
+            <w:pPr>
+              <w:keepNext w:val="0"/>
+              <w:spacing w:after="0" w:line="240" w:lineRule="auto"/>
+              <w:jc w:val="left"/>
+            </w:pPr>
+            <w:r>
+              <w:rPr>
+                <w:rFonts w:ascii="Times New Roman" w:hAnsi="Times New Roman" w:eastAsia="Times New Roman"/>
+                <w:sz w:val="28"/>
+              </w:rPr>
+              <w:t>В</w:t>
+            </w:r>
+          </w:p>
+        </w:tc>
+        <w:tc>
+          <w:tcPr>
+            <w:tcW w:type="dxa" w:w="2051"/>
+            <w:vAlign w:val="center"/>
+            <w:tcMar>
+              <w:top w:w="80" w:type="dxa"/>
+              <w:start w:w="100" w:type="dxa"/>
+              <w:bottom w:w="80" w:type="dxa"/>
+              <w:end w:w="100" w:type="dxa"/>
+            </w:tcMar>
+          </w:tcPr>
+          <w:p>
+            <w:pPr>
+              <w:keepNext w:val="0"/>
+              <w:spacing w:after="0" w:line="240" w:lineRule="auto"/>
+              <w:jc w:val="left"/>
+            </w:pPr>
+            <w:r>
+              <w:rPr>
+                <w:rFonts w:ascii="Times New Roman" w:hAnsi="Times New Roman" w:eastAsia="Times New Roman"/>
+                <w:sz w:val="28"/>
+              </w:rPr>
+              <w:t>Г</w:t>
+            </w:r>
+          </w:p>
+        </w:tc>
+        <w:tc>
+          <w:tcPr>
+            <w:tcW w:type="dxa" w:w="2051"/>
+            <w:vAlign w:val="center"/>
+            <w:tcMar>
+              <w:top w:w="80" w:type="dxa"/>
+              <w:start w:w="100" w:type="dxa"/>
+              <w:bottom w:w="80" w:type="dxa"/>
+              <w:end w:w="100" w:type="dxa"/>
+            </w:tcMar>
+          </w:tcPr>
+          <w:p>
+            <w:pPr>
+              <w:keepNext w:val="0"/>
+              <w:spacing w:after="0" w:line="240" w:lineRule="auto"/>
+              <w:jc w:val="left"/>
+            </w:pPr>
+            <w:r>
+              <w:rPr>
+                <w:rFonts w:ascii="Times New Roman" w:hAnsi="Times New Roman" w:eastAsia="Times New Roman"/>
+                <w:sz w:val="28"/>
+              </w:rPr>
+              <w:t>Д</w:t>
+            </w:r>
+          </w:p>
+        </w:tc>
+      </w:tr>
+      <w:tr>
+        <w:tc>
+          <w:tcPr>
+            <w:tcW w:type="dxa" w:w="2051"/>
+            <w:vAlign w:val="center"/>
+            <w:tcMar>
+              <w:top w:w="80" w:type="dxa"/>
+              <w:start w:w="100" w:type="dxa"/>
+              <w:bottom w:w="80" w:type="dxa"/>
+              <w:end w:w="100" w:type="dxa"/>
+            </w:tcMar>
+          </w:tcPr>
+          <w:p>
+            <w:pPr>
+              <w:keepNext w:val="0"/>
+              <w:spacing w:after="0" w:line="240" w:lineRule="auto"/>
+              <w:jc w:val="left"/>
+            </w:pPr>
+            <w:r>
+              <w:rPr>
+                <w:rFonts w:ascii="Times New Roman" w:hAnsi="Times New Roman" w:eastAsia="Times New Roman"/>
+                <w:sz w:val="28"/>
+              </w:rPr>
+            </w:r>
+          </w:p>
+        </w:tc>
+        <w:tc>
+          <w:tcPr>
+            <w:tcW w:type="dxa" w:w="2051"/>
+            <w:vAlign w:val="center"/>
+            <w:tcMar>
+              <w:top w:w="80" w:type="dxa"/>
+              <w:start w:w="100" w:type="dxa"/>
+              <w:bottom w:w="80" w:type="dxa"/>
+              <w:end w:w="100" w:type="dxa"/>
+            </w:tcMar>
+          </w:tcPr>
+          <w:p>
+            <w:pPr>
+              <w:keepNext w:val="0"/>
+              <w:spacing w:after="0" w:line="240" w:lineRule="auto"/>
+              <w:jc w:val="left"/>
+            </w:pPr>
+            <w:r>
+              <w:rPr>
+                <w:rFonts w:ascii="Times New Roman" w:hAnsi="Times New Roman" w:eastAsia="Times New Roman"/>
+                <w:sz w:val="28"/>
+              </w:rPr>
+            </w:r>
+          </w:p>
+        </w:tc>
+        <w:tc>
+          <w:tcPr>
+            <w:tcW w:type="dxa" w:w="2051"/>
+            <w:vAlign w:val="center"/>
+            <w:tcMar>
+              <w:top w:w="80" w:type="dxa"/>
+              <w:start w:w="100" w:type="dxa"/>
+              <w:bottom w:w="80" w:type="dxa"/>
+              <w:end w:w="100" w:type="dxa"/>
+            </w:tcMar>
+          </w:tcPr>
+          <w:p>
+            <w:pPr>
+              <w:keepNext w:val="0"/>
+              <w:spacing w:after="0" w:line="240" w:lineRule="auto"/>
+              <w:jc w:val="left"/>
+            </w:pPr>
+            <w:r>
+              <w:rPr>
+                <w:rFonts w:ascii="Times New Roman" w:hAnsi="Times New Roman" w:eastAsia="Times New Roman"/>
+                <w:sz w:val="28"/>
+              </w:rPr>
+            </w:r>
+          </w:p>
+        </w:tc>
+        <w:tc>
+          <w:tcPr>
+            <w:tcW w:type="dxa" w:w="2051"/>
+            <w:vAlign w:val="center"/>
+            <w:tcMar>
+              <w:top w:w="80" w:type="dxa"/>
+              <w:start w:w="100" w:type="dxa"/>
+              <w:bottom w:w="80" w:type="dxa"/>
+              <w:end w:w="100" w:type="dxa"/>
+            </w:tcMar>
+          </w:tcPr>
+          <w:p>
+            <w:pPr>
+              <w:keepNext w:val="0"/>
+              <w:spacing w:after="0" w:line="240" w:lineRule="auto"/>
+              <w:jc w:val="left"/>
+            </w:pPr>
+            <w:r>
+              <w:rPr>
+                <w:rFonts w:ascii="Times New Roman" w:hAnsi="Times New Roman" w:eastAsia="Times New Roman"/>
+                <w:sz w:val="28"/>
+              </w:rPr>
+            </w:r>
+          </w:p>
+        </w:tc>
+        <w:tc>
+          <w:tcPr>
+            <w:tcW w:type="dxa" w:w="2051"/>
+            <w:vAlign w:val="center"/>
+            <w:tcMar>
+              <w:top w:w="80" w:type="dxa"/>
+              <w:start w:w="100" w:type="dxa"/>
+              <w:bottom w:w="80" w:type="dxa"/>
+              <w:end w:w="100" w:type="dxa"/>
+            </w:tcMar>
+          </w:tcPr>
+          <w:p>
+            <w:pPr>
+              <w:keepNext w:val="0"/>
+              <w:spacing w:after="0" w:line="240" w:lineRule="auto"/>
+              <w:jc w:val="left"/>
+            </w:pPr>
+            <w:r>
+              <w:rPr>
+                <w:rFonts w:ascii="Times New Roman" w:hAnsi="Times New Roman" w:eastAsia="Times New Roman"/>
+                <w:sz w:val="28"/>
+              </w:rPr>
+            </w:r>
+          </w:p>
+        </w:tc>
+      </w:tr>
+    </w:tbl>
+    <w:p/>
+    <w:p>
+      <w:pPr>
+        <w:keepNext w:val="0"/>
+        <w:spacing w:after="60" w:line="240" w:lineRule="auto"/>
+        <w:jc w:val="both"/>
+      </w:pPr>
+      <w:r>
+        <w:rPr>
+          <w:rFonts w:ascii="Times New Roman" w:hAnsi="Times New Roman" w:eastAsia="Times New Roman"/>
+          <w:b w:val="0"/>
+          <w:i w:val="0"/>
           <w:sz w:val="28"/>
         </w:rPr>
         <w:t>Ответ:</w:t>
@@ -3433,177 +3316,498 @@
     </w:p>
     <w:p>
       <w:pPr>
-        <w:keepNext/>
-        <w:widowControl/>
-        <w:spacing w:line="240" w:lineRule="auto" w:after="0" w:before="120"/>
+        <w:keepNext w:val="0"/>
+        <w:spacing w:after="60" w:line="240" w:lineRule="auto"/>
+        <w:jc w:val="both"/>
       </w:pPr>
       <w:r>
         <w:rPr>
           <w:rFonts w:ascii="Times New Roman" w:hAnsi="Times New Roman" w:eastAsia="Times New Roman"/>
           <w:b/>
-          <w:color w:val="181A1F"/>
           <w:sz w:val="28"/>
         </w:rPr>
-        <w:t>20.</w:t>
+        <w:t xml:space="preserve">№16 </w:t>
       </w:r>
-    </w:p>
-    <w:p>
-      <w:pPr>
-        <w:widowControl/>
-        <w:spacing w:line="240" w:lineRule="auto" w:after="0"/>
-      </w:pPr>
       <w:r>
         <w:rPr>
           <w:rFonts w:ascii="Times New Roman" w:hAnsi="Times New Roman" w:eastAsia="Times New Roman"/>
           <w:b w:val="0"/>
           <w:i w:val="0"/>
-          <w:color w:val="181A1F"/>
           <w:sz w:val="28"/>
         </w:rPr>
-        <w:t>Сопоставительный анализ права и власти, а затем права и морали показывает значительную силу права. В связи с развитием направления философской мысли, называемого аксиологией (учением о ценностях), стало возможным охарактеризовать эту значительную силу права как регулятора в современных и высокозначимых категориях.</w:t>
+        <w:t>Гражданину РФ Ивану 15 лет. Найдите в приведённом списке действия, которые он вправе осуществлять самостоятельно. Запишите цифры, под которыми они указаны.</w:t>
       </w:r>
     </w:p>
     <w:p>
       <w:pPr>
-        <w:widowControl/>
-        <w:spacing w:line="240" w:lineRule="auto" w:after="0"/>
+        <w:keepNext w:val="0"/>
+        <w:spacing w:after="60" w:line="240" w:lineRule="auto"/>
+        <w:jc w:val="both"/>
       </w:pPr>
       <w:r>
         <w:rPr>
           <w:rFonts w:ascii="Times New Roman" w:hAnsi="Times New Roman" w:eastAsia="Times New Roman"/>
           <w:b w:val="0"/>
           <w:i w:val="0"/>
-          <w:color w:val="181A1F"/>
           <w:sz w:val="28"/>
         </w:rPr>
-        <w:t>Право в обществе в условиях цивилизации, его сила с аксиологической точки зрения — это не только необходимость, не просто средство социального регулирования, но такое «средство», которое выступает как ценность, социальное благо. Исходным для понимания права в этом качестве являются его особенности как институционного образования. Благодаря своей институционности право обладает рядом существенных социально значимых свойств — общеобязательной нормативностью, высокой (формальной) определённостью по содержанию, государственной гарантированностью, раскрывающими его миссию существенной социальной силы общества, носителя значительной социальной энергии. Это и связано как раз с характеристикой права в качестве социального феномена, обладающего социальной ценностью — инструментальной и собственной.</w:t>
+        <w:t>1) право самостоятельно распоряжаться своими заработком, стипендией и иными доходами</w:t>
       </w:r>
     </w:p>
     <w:p>
       <w:pPr>
-        <w:widowControl/>
-        <w:spacing w:line="240" w:lineRule="auto" w:after="0"/>
+        <w:keepNext w:val="0"/>
+        <w:spacing w:after="60" w:line="240" w:lineRule="auto"/>
+        <w:jc w:val="both"/>
       </w:pPr>
       <w:r>
         <w:rPr>
           <w:rFonts w:ascii="Times New Roman" w:hAnsi="Times New Roman" w:eastAsia="Times New Roman"/>
           <w:b w:val="0"/>
           <w:i w:val="0"/>
-          <w:color w:val="181A1F"/>
           <w:sz w:val="28"/>
         </w:rPr>
-        <w:t>Если не идти дальше рассмотрения права как регулятора общественных отношений, то его миссия в обществе состоит прежде всего в инструментальной ценности, т. е. ценности «инструмента», «средства» решения задач, относимых к различным сторонам жизни общества — экономической, политической, культурной…</w:t>
+        <w:t>2) право самостоятельно продать доставшуюся по наследству квартиру</w:t>
       </w:r>
     </w:p>
     <w:p>
       <w:pPr>
-        <w:widowControl/>
-        <w:spacing w:line="240" w:lineRule="auto" w:after="0"/>
+        <w:keepNext w:val="0"/>
+        <w:spacing w:after="60" w:line="240" w:lineRule="auto"/>
+        <w:jc w:val="both"/>
       </w:pPr>
       <w:r>
         <w:rPr>
           <w:rFonts w:ascii="Times New Roman" w:hAnsi="Times New Roman" w:eastAsia="Times New Roman"/>
           <w:b w:val="0"/>
           <w:i w:val="0"/>
-          <w:color w:val="181A1F"/>
           <w:sz w:val="28"/>
         </w:rPr>
-        <w:t>Вместе с тем важно подчеркнуть, что право имеет и собственную ценность, которая в демократическом обществе приобретает доминирующее значение. Эта собственная ценность даёт о себе знать и в сугубо «регулятивном плане». В том, что право способно «воспроизводить» данную социальную систему, вносить в неё нормативные начала.</w:t>
+        <w:t>3) право вносить вклады в банк от своего имени</w:t>
       </w:r>
     </w:p>
     <w:p>
       <w:pPr>
-        <w:widowControl/>
-        <w:spacing w:line="240" w:lineRule="auto" w:after="0"/>
+        <w:keepNext w:val="0"/>
+        <w:spacing w:after="60" w:line="240" w:lineRule="auto"/>
+        <w:jc w:val="both"/>
       </w:pPr>
       <w:r>
         <w:rPr>
           <w:rFonts w:ascii="Times New Roman" w:hAnsi="Times New Roman" w:eastAsia="Times New Roman"/>
           <w:b w:val="0"/>
           <w:i w:val="0"/>
-          <w:color w:val="181A1F"/>
           <w:sz w:val="28"/>
         </w:rPr>
-        <w:t>Но есть здесь нечто совсем своеобразное, исконно правовое. Самым общим образом собственную ценность права в этом отношении можно определить как выражение и олицетворение правом свободы и активности людей на основе упорядоченных отношений и в соответствии со справедливостью, необходимостью согласования воли и интересов различных слоёв населения, социальных групп. Иными словами, право в идеале — это ценность, которая не присуща никакому другому социально-политическому явлению, ценность упорядоченной свободы человека, справедливости, консенсуса. В этом своём качестве право может предоставлять людям, их коллективам в виде субъективных прав простор для свободы, для активности в поведении, и в то же время оно направлено на то, чтобы исключить произвол и своеволие, противостоять им, сообразовать поведение с моралью, со справедливостью. Именно как явление, противостоящее произволу и беззаконию и в то же время обеспечивающее простор для упорядоченной социальной свободы и активности, право само по себе занимает высокозначимое место в социальной жизни, выступает как фактор социального прогресса. И именно в этом отношении право и является значительной и притом — самостоятельной социальной ценностью... (С. С. Алексеев )</w:t>
+        <w:t>4) право быть автором литературного произведения</w:t>
       </w:r>
     </w:p>
     <w:p>
       <w:pPr>
-        <w:widowControl/>
-        <w:spacing w:line="240" w:lineRule="auto" w:after="0"/>
+        <w:keepNext w:val="0"/>
+        <w:spacing w:after="60" w:line="240" w:lineRule="auto"/>
+        <w:jc w:val="both"/>
       </w:pPr>
       <w:r>
         <w:rPr>
           <w:rFonts w:ascii="Times New Roman" w:hAnsi="Times New Roman" w:eastAsia="Times New Roman"/>
           <w:b w:val="0"/>
           <w:i w:val="0"/>
-          <w:color w:val="181A1F"/>
           <w:sz w:val="28"/>
         </w:rPr>
-        <w:t>Опираясь на текст и обществоведческие знания, приведите два аргумента сторонников и два аргумента противников мнения о том, что сила права превосходит силу морали. (Каждый аргумент должен быть сформулирован как распространённое предложение).</w:t>
+        <w:t>5) право самостоятельно заключать любые сделки</w:t>
       </w:r>
     </w:p>
     <w:p>
       <w:pPr>
-        <w:widowControl/>
-        <w:spacing w:line="240" w:lineRule="auto" w:after="0"/>
+        <w:keepNext w:val="0"/>
+        <w:spacing w:after="60" w:line="240" w:lineRule="auto"/>
+        <w:jc w:val="both"/>
       </w:pPr>
       <w:r>
         <w:rPr>
           <w:rFonts w:ascii="Times New Roman" w:hAnsi="Times New Roman" w:eastAsia="Times New Roman"/>
-          <w:color w:val="181A1F"/>
+          <w:b w:val="0"/>
+          <w:i w:val="0"/>
+          <w:sz w:val="28"/>
+        </w:rPr>
+        <w:t>6) право заключать трудовой договор по общему правилу</w:t>
+      </w:r>
+    </w:p>
+    <w:p>
+      <w:pPr>
+        <w:keepNext w:val="0"/>
+        <w:spacing w:after="60" w:line="240" w:lineRule="auto"/>
+        <w:jc w:val="both"/>
+      </w:pPr>
+      <w:r>
+        <w:rPr>
+          <w:rFonts w:ascii="Times New Roman" w:hAnsi="Times New Roman" w:eastAsia="Times New Roman"/>
+          <w:b w:val="0"/>
+          <w:i w:val="0"/>
           <w:sz w:val="28"/>
         </w:rPr>
         <w:t>Ответ:</w:t>
       </w:r>
     </w:p>
     <w:p>
+      <w:r>
+        <w:br w:type="page"/>
+      </w:r>
+    </w:p>
+    <w:p>
       <w:pPr>
         <w:keepNext/>
-        <w:widowControl/>
-        <w:spacing w:line="240" w:lineRule="auto" w:after="0" w:before="120"/>
+        <w:spacing w:after="60" w:line="240" w:lineRule="auto"/>
+        <w:jc w:val="both"/>
       </w:pPr>
       <w:r>
         <w:rPr>
           <w:rFonts w:ascii="Times New Roman" w:hAnsi="Times New Roman" w:eastAsia="Times New Roman"/>
           <w:b/>
-          <w:color w:val="181A1F"/>
+          <w:i w:val="0"/>
           <w:sz w:val="28"/>
         </w:rPr>
-        <w:t>21.</w:t>
+        <w:t>Вторая часть</w:t>
       </w:r>
     </w:p>
     <w:p>
       <w:pPr>
-        <w:widowControl/>
-        <w:spacing w:line="240" w:lineRule="auto" w:after="0"/>
+        <w:keepNext w:val="0"/>
+        <w:spacing w:after="60" w:line="240" w:lineRule="auto"/>
+        <w:jc w:val="both"/>
       </w:pPr>
       <w:r>
         <w:rPr>
           <w:rFonts w:ascii="Times New Roman" w:hAnsi="Times New Roman" w:eastAsia="Times New Roman"/>
           <w:b w:val="0"/>
           <w:i w:val="0"/>
-          <w:color w:val="181A1F"/>
           <w:sz w:val="28"/>
         </w:rPr>
-        <w:t>На графике изображено изменение ситуации на рынке дезодорантов в стране Z. Спрос переместился из положения D в положение D1 при неизменном предложении S. (На графике Р — цена товара; Q — количество товара).</w:t>
+        <w:t>Международной организацией труда (МОТ) безработица определяется как наличие в обществе лиц старше определённого возраста, не имеющих работы, пригодных в настоящее время к работе и ищущих её в рассматриваемый период. Искать работу — значит предпринимать действия в этом направлении. Такие действия включают регистрацию на бирже труда, обращение к работодателям, постоянные появления в местах, где можно получить работу (фермы, заводы, рынки труда), размещение объявлений в газетах или отклики на соответствующие объявления в прессе и т.п.</w:t>
       </w:r>
     </w:p>
     <w:p>
       <w:pPr>
-        <w:widowControl/>
-        <w:spacing w:line="240" w:lineRule="auto" w:after="0"/>
-        <w:jc w:val="center"/>
+        <w:keepNext w:val="0"/>
+        <w:spacing w:after="60" w:line="240" w:lineRule="auto"/>
+        <w:jc w:val="both"/>
       </w:pPr>
       <w:r>
         <w:rPr>
           <w:rFonts w:ascii="Times New Roman" w:hAnsi="Times New Roman" w:eastAsia="Times New Roman"/>
-          <w:color w:val="181A1F"/>
+          <w:b w:val="0"/>
+          <w:i w:val="0"/>
           <w:sz w:val="28"/>
         </w:rPr>
+        <w:t>Фрикционная безработица порождается постоянным перемещением населения из одного региона (города, посёлка) в другой, сменой профессии, этапов жизни (учёба, работа, рождение ребёнка и уход за ним и т.п.). Безработица, возникающая по этим мотивам, рассматривается как добровольная, поскольку люди по собственному желанию меняют место жительства, работу, профессию, принимают решение учиться или иметь ребёнка. Фрикционная безработица существует всегда, она неизбежна. Главный её признак — низкая продолжительность.</w:t>
+      </w:r>
+    </w:p>
+    <w:p>
+      <w:pPr>
+        <w:keepNext w:val="0"/>
+        <w:spacing w:after="60" w:line="240" w:lineRule="auto"/>
+        <w:jc w:val="both"/>
+      </w:pPr>
+      <w:r>
+        <w:rPr>
+          <w:rFonts w:ascii="Times New Roman" w:hAnsi="Times New Roman" w:eastAsia="Times New Roman"/>
+          <w:b w:val="0"/>
+          <w:i w:val="0"/>
+          <w:sz w:val="28"/>
+        </w:rPr>
+        <w:t>Структурная безработица возникает в результате несоответствия спроса на рабочую силу и предложения труда, связанного с технологическими изменениями в производстве, которые порождают и структурные изменения в спросе на рабочую силу. По этой причине структурную безработицу иногда называют технологической. Под влиянием технологических изменений спрос на некоторые виды профессий прекращается, и работодатели ищут специалистов с новыми профессиями. Кроме того, изменяется территориальное распределение рабочей силы, в результате чего в отдельных регионах может накапливаться незанятое население. &lt;…&gt;</w:t>
+      </w:r>
+    </w:p>
+    <w:p>
+      <w:pPr>
+        <w:keepNext w:val="0"/>
+        <w:spacing w:after="60" w:line="240" w:lineRule="auto"/>
+        <w:jc w:val="both"/>
+      </w:pPr>
+      <w:r>
+        <w:rPr>
+          <w:rFonts w:ascii="Times New Roman" w:hAnsi="Times New Roman" w:eastAsia="Times New Roman"/>
+          <w:b w:val="0"/>
+          <w:i w:val="0"/>
+          <w:sz w:val="28"/>
+        </w:rPr>
+        <w:t>Структурная безработица отличается от фрикционной ещё и тем, что имеет более продолжительный характер. Фрикционные безработные, как правило, имеют возможность получить работу без дополнительной переподготовки, так как на рынке труда спрос на их профессии сохраняется. Напротив, структурным безработным требуется иногда не только переподготовка, но и смена места жительства.</w:t>
+      </w:r>
+    </w:p>
+    <w:p>
+      <w:pPr>
+        <w:keepNext w:val="0"/>
+        <w:spacing w:after="60" w:line="240" w:lineRule="auto"/>
+        <w:jc w:val="both"/>
+      </w:pPr>
+      <w:r>
+        <w:rPr>
+          <w:rFonts w:ascii="Times New Roman" w:hAnsi="Times New Roman" w:eastAsia="Times New Roman"/>
+          <w:b w:val="0"/>
+          <w:i w:val="0"/>
+          <w:sz w:val="28"/>
+        </w:rPr>
+        <w:t>Фрикционная и структурная безработица называется также естественной безработицей. Естественная безработица характеризует наилучший для экономики резерв рабочей силы, способной достаточно быстро перемещаться между отраслями и регионами в зависимости от потребностей производства. По существу, естественная безработица — это доля безработных, которая соответствует целесообразному уровню полной занятости в экономике, то есть потенциальному ВВП. На естественный уровень безработицы влияют также система социального страхования по безработице, авторитет профсоюзов, склонность людей к трудовой деятельности, различия в темпах роста секторов экономики, налоги и т.д. (По С.И. Ивашковскому)</w:t>
+      </w:r>
+    </w:p>
+    <w:p>
+      <w:pPr>
+        <w:keepNext/>
+        <w:spacing w:after="60" w:line="240" w:lineRule="auto"/>
+        <w:jc w:val="both"/>
+      </w:pPr>
+      <w:r>
+        <w:rPr>
+          <w:rFonts w:ascii="Times New Roman" w:hAnsi="Times New Roman" w:eastAsia="Times New Roman"/>
+          <w:b/>
+          <w:i w:val="0"/>
+          <w:sz w:val="28"/>
+        </w:rPr>
+        <w:t>№17</w:t>
+      </w:r>
+    </w:p>
+    <w:p>
+      <w:pPr>
+        <w:keepNext w:val="0"/>
+        <w:spacing w:after="60" w:line="240" w:lineRule="auto"/>
+        <w:jc w:val="both"/>
+      </w:pPr>
+      <w:r>
+        <w:rPr>
+          <w:rFonts w:ascii="Times New Roman" w:hAnsi="Times New Roman" w:eastAsia="Times New Roman"/>
+          <w:b w:val="0"/>
+          <w:i w:val="0"/>
+          <w:sz w:val="28"/>
+        </w:rPr>
+        <w:t>Какие действия включает в себя поиск работы? (Укажите любые три действия). Что служит главным признаком фрикционной безработицы? Какой наилучший резерв характеризует естественная безработица? (Ответы на все вопросы даются только на основе текста.)</w:t>
+      </w:r>
+    </w:p>
+    <w:p>
+      <w:pPr>
+        <w:keepNext w:val="0"/>
+        <w:spacing w:after="60" w:line="240" w:lineRule="auto"/>
+        <w:jc w:val="both"/>
+      </w:pPr>
+      <w:r>
+        <w:rPr>
+          <w:rFonts w:ascii="Times New Roman" w:hAnsi="Times New Roman" w:eastAsia="Times New Roman"/>
+          <w:b w:val="0"/>
+          <w:i w:val="0"/>
+          <w:sz w:val="28"/>
+        </w:rPr>
+        <w:t>Ответ:</w:t>
+      </w:r>
+    </w:p>
+    <w:p>
+      <w:pPr>
+        <w:keepNext/>
+        <w:spacing w:after="60" w:line="240" w:lineRule="auto"/>
+        <w:jc w:val="both"/>
+      </w:pPr>
+      <w:r>
+        <w:rPr>
+          <w:rFonts w:ascii="Times New Roman" w:hAnsi="Times New Roman" w:eastAsia="Times New Roman"/>
+          <w:b/>
+          <w:i w:val="0"/>
+          <w:sz w:val="28"/>
+        </w:rPr>
+        <w:t>№18</w:t>
+      </w:r>
+    </w:p>
+    <w:p>
+      <w:pPr>
+        <w:keepNext w:val="0"/>
+        <w:spacing w:after="60" w:line="240" w:lineRule="auto"/>
+        <w:jc w:val="both"/>
+      </w:pPr>
+      <w:r>
+        <w:rPr>
+          <w:rFonts w:ascii="Times New Roman" w:hAnsi="Times New Roman" w:eastAsia="Times New Roman"/>
+          <w:b w:val="0"/>
+          <w:i w:val="0"/>
+          <w:sz w:val="28"/>
+        </w:rPr>
+        <w:t>В тексте упомянуты ключевые понятия социально-гуманитарных наук.</w:t>
+      </w:r>
+    </w:p>
+    <w:p>
+      <w:pPr>
+        <w:keepNext w:val="0"/>
+        <w:spacing w:after="60" w:line="240" w:lineRule="auto"/>
+        <w:jc w:val="both"/>
+      </w:pPr>
+      <w:r>
+        <w:rPr>
+          <w:rFonts w:ascii="Times New Roman" w:hAnsi="Times New Roman" w:eastAsia="Times New Roman"/>
+          <w:b w:val="0"/>
+          <w:i w:val="0"/>
+          <w:sz w:val="28"/>
+        </w:rPr>
+        <w:t>Используя обществоведческие знания,</w:t>
+      </w:r>
+    </w:p>
+    <w:p>
+      <w:pPr>
+        <w:keepNext w:val="0"/>
+        <w:spacing w:after="60" w:line="240" w:lineRule="auto"/>
+        <w:jc w:val="both"/>
+      </w:pPr>
+      <w:r>
+        <w:rPr>
+          <w:rFonts w:ascii="Times New Roman" w:hAnsi="Times New Roman" w:eastAsia="Times New Roman"/>
+          <w:b w:val="0"/>
+          <w:i w:val="0"/>
+          <w:sz w:val="28"/>
+        </w:rPr>
+        <w:t>— укажите не менее трёх основных характеристик ВВП как основного макроэкономического показателя;</w:t>
+      </w:r>
+    </w:p>
+    <w:p>
+      <w:pPr>
+        <w:keepNext w:val="0"/>
+        <w:spacing w:after="60" w:line="240" w:lineRule="auto"/>
+        <w:jc w:val="both"/>
+      </w:pPr>
+      <w:r>
+        <w:rPr>
+          <w:rFonts w:ascii="Times New Roman" w:hAnsi="Times New Roman" w:eastAsia="Times New Roman"/>
+          <w:b w:val="0"/>
+          <w:i w:val="0"/>
+          <w:sz w:val="28"/>
+        </w:rPr>
+        <w:t>— объясните связь отмеченной автором особенности технологической безработицы с необходимостью образования на протяжении всей жизни. (Объяснение может быть дано в одном или нескольких распространённых предложениях.)</w:t>
+      </w:r>
+    </w:p>
+    <w:p>
+      <w:pPr>
+        <w:keepNext w:val="0"/>
+        <w:spacing w:after="60" w:line="240" w:lineRule="auto"/>
+        <w:jc w:val="both"/>
+      </w:pPr>
+      <w:r>
+        <w:rPr>
+          <w:rFonts w:ascii="Times New Roman" w:hAnsi="Times New Roman" w:eastAsia="Times New Roman"/>
+          <w:b w:val="0"/>
+          <w:i w:val="0"/>
+          <w:sz w:val="28"/>
+        </w:rPr>
+        <w:t>Ответ:</w:t>
+      </w:r>
+    </w:p>
+    <w:p>
+      <w:pPr>
+        <w:keepNext w:val="0"/>
+        <w:spacing w:after="60" w:line="240" w:lineRule="auto"/>
+        <w:jc w:val="both"/>
+      </w:pPr>
+      <w:r>
+        <w:rPr>
+          <w:rFonts w:ascii="Times New Roman" w:hAnsi="Times New Roman" w:eastAsia="Times New Roman"/>
+          <w:b/>
+          <w:sz w:val="28"/>
+        </w:rPr>
+        <w:t xml:space="preserve">№19 </w:t>
+      </w:r>
+      <w:r>
+        <w:rPr>
+          <w:rFonts w:ascii="Times New Roman" w:hAnsi="Times New Roman" w:eastAsia="Times New Roman"/>
+          <w:b w:val="0"/>
+          <w:i w:val="0"/>
+          <w:sz w:val="28"/>
+        </w:rPr>
+        <w:t xml:space="preserve">Проиллюстрируйте примерами, как СМИ, образование и политика оказывают влияние на социализацию личности. (В каждом случае сначала назовите социальный институт, а затем приведите соответствующий пример. Каждый пример должен быть сформулирован развёрнуто.) </w:t>
+      </w:r>
+    </w:p>
+    <w:p>
+      <w:pPr>
+        <w:keepNext w:val="0"/>
+        <w:spacing w:after="60" w:line="240" w:lineRule="auto"/>
+        <w:jc w:val="both"/>
+      </w:pPr>
+      <w:r>
+        <w:rPr>
+          <w:rFonts w:ascii="Times New Roman" w:hAnsi="Times New Roman" w:eastAsia="Times New Roman"/>
+          <w:b w:val="0"/>
+          <w:i w:val="0"/>
+          <w:sz w:val="28"/>
+        </w:rPr>
+        <w:t>Ответ:</w:t>
+      </w:r>
+    </w:p>
+    <w:p>
+      <w:pPr>
+        <w:keepNext w:val="0"/>
+        <w:spacing w:after="60" w:line="240" w:lineRule="auto"/>
+        <w:jc w:val="both"/>
+      </w:pPr>
+      <w:r>
+        <w:rPr>
+          <w:rFonts w:ascii="Times New Roman" w:hAnsi="Times New Roman" w:eastAsia="Times New Roman"/>
+          <w:b/>
+          <w:sz w:val="28"/>
+        </w:rPr>
+        <w:t xml:space="preserve">№20 </w:t>
+      </w:r>
+      <w:r>
+        <w:rPr>
+          <w:rFonts w:ascii="Times New Roman" w:hAnsi="Times New Roman" w:eastAsia="Times New Roman"/>
+          <w:b w:val="0"/>
+          <w:i w:val="0"/>
+          <w:sz w:val="28"/>
+        </w:rPr>
+        <w:t>Используя обществоведческие знания, приведите три аргумента, подтверждающие связь экологической проблемы с другими глобальными проблемами современности (с указанием конкретного названия глобальной проблемы, о которой идет речь).</w:t>
+      </w:r>
+    </w:p>
+    <w:p>
+      <w:pPr>
+        <w:keepNext w:val="0"/>
+        <w:spacing w:after="60" w:line="240" w:lineRule="auto"/>
+        <w:jc w:val="both"/>
+      </w:pPr>
+      <w:r>
+        <w:rPr>
+          <w:rFonts w:ascii="Times New Roman" w:hAnsi="Times New Roman" w:eastAsia="Times New Roman"/>
+          <w:b w:val="0"/>
+          <w:i w:val="0"/>
+          <w:sz w:val="28"/>
+        </w:rPr>
+        <w:t>Ответ:</w:t>
+      </w:r>
+    </w:p>
+    <w:p>
+      <w:pPr>
+        <w:keepNext w:val="0"/>
+        <w:spacing w:after="60" w:line="240" w:lineRule="auto"/>
+        <w:jc w:val="both"/>
+      </w:pPr>
+      <w:r>
+        <w:rPr>
+          <w:rFonts w:ascii="Times New Roman" w:hAnsi="Times New Roman" w:eastAsia="Times New Roman"/>
+          <w:b/>
+          <w:sz w:val="28"/>
+        </w:rPr>
+        <w:t xml:space="preserve">№21 </w:t>
+      </w:r>
+      <w:r>
+        <w:rPr>
+          <w:rFonts w:ascii="Times New Roman" w:hAnsi="Times New Roman" w:eastAsia="Times New Roman"/>
+          <w:b w:val="0"/>
+          <w:i w:val="0"/>
+          <w:sz w:val="28"/>
+        </w:rPr>
+        <w:t xml:space="preserve">На графике изображено изменение ситуации на рынке джинсовой одежды в стране Z. Предложение переместилось из положения S в положение S1 при неизменном спросе D. (На графике P — цена товара; Q — количество товара). </w:t>
+      </w:r>
+    </w:p>
+    <w:p>
+      <w:pPr>
+        <w:spacing w:after="80"/>
+        <w:jc w:val="center"/>
+      </w:pPr>
+      <w:r>
         <w:drawing>
           <wp:inline xmlns:a="http://schemas.openxmlformats.org/drawingml/2006/main" xmlns:pic="http://schemas.openxmlformats.org/drawingml/2006/picture">
-            <wp:extent cx="2951999" cy="2951999"/>
+            <wp:extent cx="3348000" cy="3348000"/>
             <wp:docPr id="2" name="Picture 2"/>
             <wp:cNvGraphicFramePr>
               <a:graphicFrameLocks noChangeAspect="1"/>
@@ -3612,7 +3816,7 @@
               <a:graphicData uri="http://schemas.openxmlformats.org/drawingml/2006/picture">
                 <pic:pic>
                   <pic:nvPicPr>
-                    <pic:cNvPr id="0" name="asset-0064.png"/>
+                    <pic:cNvPr id="0" name="asset-0104.png"/>
                     <pic:cNvPicPr/>
                   </pic:nvPicPr>
                   <pic:blipFill>
@@ -3624,7 +3828,7 @@
                   <pic:spPr>
                     <a:xfrm>
                       <a:off x="0" y="0"/>
-                      <a:ext cx="2951999" cy="2951999"/>
+                      <a:ext cx="3348000" cy="3348000"/>
                     </a:xfrm>
                     <a:prstGeom prst="rect"/>
                   </pic:spPr>
@@ -3637,61 +3841,63 @@
     </w:p>
     <w:p>
       <w:pPr>
-        <w:widowControl/>
-        <w:spacing w:line="240" w:lineRule="auto" w:after="0"/>
+        <w:keepNext w:val="0"/>
+        <w:spacing w:after="60" w:line="240" w:lineRule="auto"/>
+        <w:jc w:val="both"/>
       </w:pPr>
       <w:r>
         <w:rPr>
           <w:rFonts w:ascii="Times New Roman" w:hAnsi="Times New Roman" w:eastAsia="Times New Roman"/>
           <w:b w:val="0"/>
           <w:i w:val="0"/>
-          <w:color w:val="181A1F"/>
           <w:sz w:val="28"/>
         </w:rPr>
-        <w:t>Как изменилась равновесная цена?</w:t>
+        <w:t xml:space="preserve">Как изменилась равновесная цена? </w:t>
       </w:r>
     </w:p>
     <w:p>
       <w:pPr>
-        <w:widowControl/>
-        <w:spacing w:line="240" w:lineRule="auto" w:after="0"/>
+        <w:keepNext w:val="0"/>
+        <w:spacing w:after="60" w:line="240" w:lineRule="auto"/>
+        <w:jc w:val="both"/>
       </w:pPr>
       <w:r>
         <w:rPr>
           <w:rFonts w:ascii="Times New Roman" w:hAnsi="Times New Roman" w:eastAsia="Times New Roman"/>
           <w:b w:val="0"/>
           <w:i w:val="0"/>
-          <w:color w:val="181A1F"/>
           <w:sz w:val="28"/>
         </w:rPr>
-        <w:t>Что могло вызвать изменение спроса? Сначала укажите любое одно обстоятельство (фактор), затем объясните его влияние на спрос (обязательно укажите характер изменения спроса). (Объяснение должно быть дано применительно к рынку, указанному в тексте задания.)</w:t>
+        <w:t xml:space="preserve">Что могло вызвать изменение предложения? Сначала укажите любое одно обстоятельство (фактор), затем объясните его влияние на предложение (обязательно укажите характер изменения предложения). (Объяснение должно быть дано применительно к рынку, указанному в тексте задания.) </w:t>
       </w:r>
     </w:p>
     <w:p>
       <w:pPr>
-        <w:widowControl/>
-        <w:spacing w:line="240" w:lineRule="auto" w:after="0"/>
+        <w:keepNext w:val="0"/>
+        <w:spacing w:after="60" w:line="240" w:lineRule="auto"/>
+        <w:jc w:val="both"/>
       </w:pPr>
       <w:r>
         <w:rPr>
           <w:rFonts w:ascii="Times New Roman" w:hAnsi="Times New Roman" w:eastAsia="Times New Roman"/>
           <w:b w:val="0"/>
           <w:i w:val="0"/>
-          <w:color w:val="181A1F"/>
           <w:sz w:val="28"/>
         </w:rPr>
-        <w:t>Как изменятся предложение и равновесная цена на данном рынке, если при прочих равных условиях уменьшится стоимость сырья для производства дезодорантов?</w:t>
+        <w:t>Как изменятся спрос и равновесная цена на данном рынке, если при прочих равных условиях возникнет мода на спортивную одежду?</w:t>
       </w:r>
     </w:p>
     <w:p>
       <w:pPr>
-        <w:widowControl/>
-        <w:spacing w:line="240" w:lineRule="auto" w:after="0"/>
+        <w:keepNext w:val="0"/>
+        <w:spacing w:after="60" w:line="240" w:lineRule="auto"/>
+        <w:jc w:val="both"/>
       </w:pPr>
       <w:r>
         <w:rPr>
           <w:rFonts w:ascii="Times New Roman" w:hAnsi="Times New Roman" w:eastAsia="Times New Roman"/>
-          <w:color w:val="181A1F"/>
+          <w:b w:val="0"/>
+          <w:i w:val="0"/>
           <w:sz w:val="28"/>
         </w:rPr>
         <w:t>Ответ:</w:t>
@@ -3699,61 +3905,55 @@
     </w:p>
     <w:p>
       <w:pPr>
-        <w:keepNext/>
-        <w:widowControl/>
-        <w:spacing w:line="240" w:lineRule="auto" w:after="0" w:before="120"/>
+        <w:keepNext w:val="0"/>
+        <w:spacing w:after="60" w:line="240" w:lineRule="auto"/>
+        <w:jc w:val="both"/>
       </w:pPr>
       <w:r>
         <w:rPr>
           <w:rFonts w:ascii="Times New Roman" w:hAnsi="Times New Roman" w:eastAsia="Times New Roman"/>
           <w:b/>
-          <w:color w:val="181A1F"/>
           <w:sz w:val="28"/>
         </w:rPr>
-        <w:t>22.</w:t>
+        <w:t xml:space="preserve">№22 </w:t>
       </w:r>
-    </w:p>
-    <w:p>
-      <w:pPr>
-        <w:widowControl/>
-        <w:spacing w:line="240" w:lineRule="auto" w:after="0"/>
-      </w:pPr>
       <w:r>
         <w:rPr>
           <w:rFonts w:ascii="Times New Roman" w:hAnsi="Times New Roman" w:eastAsia="Times New Roman"/>
           <w:b w:val="0"/>
           <w:i w:val="0"/>
-          <w:color w:val="181A1F"/>
           <w:sz w:val="28"/>
         </w:rPr>
-        <w:t xml:space="preserve">Гражданин России Игорь Алексеевич Н. работает преподавателем в вузе. Он владеет на правах собственности двухкомнатной квартирой и загородным домом. Ежегодно в установленные сроки он уплачивает налог на имущество физических лиц. Игорь Алексеевич Н. размещает свои сбережения на депозите в банке, отдавая предпочтение срочным вкладам. Он активно пользуется интернет-банкингом / мобильным банкингом. </w:t>
+        <w:t xml:space="preserve">Семья граждан Российской Федерации Коняхиных состоит из пяти человек: супругов Ирины и Кирилла, двух их сыновей и дочери. Супруги работают, дети учатся в школе. Ирина и Кирилл, семь лет состоящие в зарегистрированном браке, решили заключить брачный договор. По обоюдному согласию они включили в него пункты об установлении режима долевой собственности на частный дом, земельный участок и автомобиль, о своих правах и обязанностях по взаимному содержанию, а также о порядке несения каждым из них семейных расходов. </w:t>
       </w:r>
     </w:p>
     <w:p>
       <w:pPr>
-        <w:widowControl/>
-        <w:spacing w:line="240" w:lineRule="auto" w:after="0"/>
+        <w:keepNext w:val="0"/>
+        <w:spacing w:after="60" w:line="240" w:lineRule="auto"/>
+        <w:jc w:val="both"/>
       </w:pPr>
       <w:r>
         <w:rPr>
           <w:rFonts w:ascii="Times New Roman" w:hAnsi="Times New Roman" w:eastAsia="Times New Roman"/>
           <w:b w:val="0"/>
           <w:i w:val="0"/>
-          <w:color w:val="181A1F"/>
           <w:sz w:val="28"/>
         </w:rPr>
-        <w:t>К какому виду налогов/сборов (в зависимости от того, на какой территории он обязателен к уплате) относится налог на имущество физических лиц? Какие ещё налоги/сборы относятся к этому виду (в соответствии с Налоговым кодексом Российской Федерации)? (Назовите два налога / сбора.) Что отличает срочный вклад от вклада до востребования? В чём, по Вашему мнению, заключается главное преимущество такой услуги, как интернет-банкинг / мобильный банкинг?</w:t>
+        <w:t>Будет ли брачный договор с такими пунктами удостоверен? (Свой ответ обоснуйте.) Кто вправе удостоверить брачный договор? Какие личные неимущественные права супругов устанавливает Семейный кодекс Российской Федерации? (Назовите любые два таких личных неимущественных права супругов.) Какие условия осуществления родительских прав устанавливает Семейный кодекс Российском Федерации? (Укажите любые два условия.)</w:t>
       </w:r>
     </w:p>
     <w:p>
       <w:pPr>
-        <w:widowControl/>
-        <w:spacing w:line="240" w:lineRule="auto" w:after="0"/>
+        <w:keepNext w:val="0"/>
+        <w:spacing w:after="60" w:line="240" w:lineRule="auto"/>
+        <w:jc w:val="both"/>
       </w:pPr>
       <w:r>
         <w:rPr>
           <w:rFonts w:ascii="Times New Roman" w:hAnsi="Times New Roman" w:eastAsia="Times New Roman"/>
-          <w:color w:val="181A1F"/>
+          <w:b w:val="0"/>
+          <w:i w:val="0"/>
           <w:sz w:val="28"/>
         </w:rPr>
         <w:t>Ответ:</w:t>
@@ -3761,79 +3961,71 @@
     </w:p>
     <w:p>
       <w:pPr>
-        <w:keepNext/>
-        <w:widowControl/>
-        <w:spacing w:line="240" w:lineRule="auto" w:after="0" w:before="120"/>
+        <w:keepNext w:val="0"/>
+        <w:spacing w:after="60" w:line="240" w:lineRule="auto"/>
+        <w:jc w:val="both"/>
       </w:pPr>
       <w:r>
         <w:rPr>
           <w:rFonts w:ascii="Times New Roman" w:hAnsi="Times New Roman" w:eastAsia="Times New Roman"/>
           <w:b/>
-          <w:color w:val="181A1F"/>
           <w:sz w:val="28"/>
         </w:rPr>
-        <w:t>23.</w:t>
+        <w:t xml:space="preserve">№23 </w:t>
       </w:r>
-    </w:p>
-    <w:p>
-      <w:pPr>
-        <w:widowControl/>
-        <w:spacing w:line="240" w:lineRule="auto" w:after="0"/>
-      </w:pPr>
       <w:r>
         <w:rPr>
           <w:rFonts w:ascii="Times New Roman" w:hAnsi="Times New Roman" w:eastAsia="Times New Roman"/>
           <w:b w:val="0"/>
           <w:i w:val="0"/>
-          <w:color w:val="181A1F"/>
           <w:sz w:val="28"/>
         </w:rPr>
-        <w:t xml:space="preserve">Конституция Российской Федерации закрепляет основы конституционного строя нашего государства, права и свободы человека и гражданина. </w:t>
+        <w:t xml:space="preserve">Конституция Российской Федерации закрепляет условия, позволяющие гражданину участвовать в экономической деятельности. </w:t>
       </w:r>
     </w:p>
     <w:p>
       <w:pPr>
-        <w:widowControl/>
-        <w:spacing w:line="240" w:lineRule="auto" w:after="0"/>
+        <w:keepNext w:val="0"/>
+        <w:spacing w:after="60" w:line="240" w:lineRule="auto"/>
+        <w:jc w:val="both"/>
       </w:pPr>
       <w:r>
         <w:rPr>
           <w:rFonts w:ascii="Times New Roman" w:hAnsi="Times New Roman" w:eastAsia="Times New Roman"/>
           <w:b w:val="0"/>
           <w:i w:val="0"/>
-          <w:color w:val="181A1F"/>
           <w:sz w:val="28"/>
         </w:rPr>
-        <w:t>На основе Конституции Российской Федерации объясните смысл следующих характеристик нашего государства: 1) демократическое государство; 2) федеративное государство; 3) наличие условий для реализации хозяйственной инициативы</w:t>
+        <w:t>На основе положений Конституции Российской Федерации приведите три объяснения этой характеристики.</w:t>
       </w:r>
     </w:p>
     <w:p>
       <w:pPr>
-        <w:widowControl/>
-        <w:spacing w:line="240" w:lineRule="auto" w:after="0"/>
+        <w:keepNext w:val="0"/>
+        <w:spacing w:after="60" w:line="240" w:lineRule="auto"/>
+        <w:jc w:val="both"/>
       </w:pPr>
       <w:r>
         <w:rPr>
           <w:rFonts w:ascii="Times New Roman" w:hAnsi="Times New Roman" w:eastAsia="Times New Roman"/>
           <w:b w:val="0"/>
           <w:i w:val="0"/>
-          <w:color w:val="181A1F"/>
           <w:sz w:val="28"/>
         </w:rPr>
-        <w:t>(Каждое объяснение должно быть сформулировано как распространённое предложение с опорой на конкретное положение Конституции Российской Федерации.</w:t>
+        <w:t xml:space="preserve">(Каждое объяснение должно быть сформулировано как распространённое предложение с опорой на конкретное положение Конституции Российской Федерации. </w:t>
       </w:r>
     </w:p>
     <w:p>
       <w:pPr>
-        <w:widowControl/>
-        <w:spacing w:line="240" w:lineRule="auto" w:after="0"/>
+        <w:keepNext w:val="0"/>
+        <w:spacing w:after="60" w:line="240" w:lineRule="auto"/>
+        <w:jc w:val="both"/>
       </w:pPr>
       <w:r>
         <w:rPr>
           <w:rFonts w:ascii="Times New Roman" w:hAnsi="Times New Roman" w:eastAsia="Times New Roman"/>
           <w:b w:val="0"/>
           <w:i w:val="0"/>
-          <w:color w:val="181A1F"/>
           <w:sz w:val="28"/>
         </w:rPr>
         <w:t>Обратите внимание на то, что правильное выполнение задания не требует указания в ответе номеров соответствующих статей Конституции и дословного воспроизведения их содержания.)</w:t>
@@ -3841,13 +4033,15 @@
     </w:p>
     <w:p>
       <w:pPr>
-        <w:widowControl/>
-        <w:spacing w:line="240" w:lineRule="auto" w:after="0"/>
+        <w:keepNext w:val="0"/>
+        <w:spacing w:after="60" w:line="240" w:lineRule="auto"/>
+        <w:jc w:val="both"/>
       </w:pPr>
       <w:r>
         <w:rPr>
           <w:rFonts w:ascii="Times New Roman" w:hAnsi="Times New Roman" w:eastAsia="Times New Roman"/>
-          <w:color w:val="181A1F"/>
+          <w:b w:val="0"/>
+          <w:i w:val="0"/>
           <w:sz w:val="28"/>
         </w:rPr>
         <w:t>Ответ:</w:t>
@@ -3855,45 +4049,39 @@
     </w:p>
     <w:p>
       <w:pPr>
-        <w:keepNext/>
-        <w:widowControl/>
-        <w:spacing w:line="240" w:lineRule="auto" w:after="0" w:before="120"/>
+        <w:keepNext w:val="0"/>
+        <w:spacing w:after="60" w:line="240" w:lineRule="auto"/>
+        <w:jc w:val="both"/>
       </w:pPr>
       <w:r>
         <w:rPr>
           <w:rFonts w:ascii="Times New Roman" w:hAnsi="Times New Roman" w:eastAsia="Times New Roman"/>
           <w:b/>
-          <w:color w:val="181A1F"/>
           <w:sz w:val="28"/>
         </w:rPr>
-        <w:t>24.</w:t>
+        <w:t xml:space="preserve">№24 </w:t>
       </w:r>
-    </w:p>
-    <w:p>
-      <w:pPr>
-        <w:widowControl/>
-        <w:spacing w:line="240" w:lineRule="auto" w:after="0"/>
-      </w:pPr>
       <w:r>
         <w:rPr>
           <w:rFonts w:ascii="Times New Roman" w:hAnsi="Times New Roman" w:eastAsia="Times New Roman"/>
           <w:b w:val="0"/>
           <w:i w:val="0"/>
-          <w:color w:val="181A1F"/>
           <w:sz w:val="28"/>
         </w:rPr>
-        <w:t xml:space="preserve">Используя обществоведческие знания, составьте сложный план, позволяющий раскрыть по существу тему «Правоохранительные органы». Сложный план должен содержать не менее трёх пунктов, непосредственно раскрывающих тему по существу, из которых два или более детализированы в подпунктах. (Количество подпунктов каждого детализированного пункта должно быть не менее трёх, за исключением случаев, когда с точки зрения общественных наук возможно только два подпункта.) </w:t>
+        <w:t>Используя обществоведческие знания, составьте сложный план, позволяющий раскрыть по существу тему «Биосоциальная сущность человека». Сложный план должен содержать не менее трёх непосредственно раскрывающих тему по существу пунктов, детализированных в подпунктах. (Количество подпунктов каждого детализированного пункта должно быть не менее трёх, за исключением случаев, когда с точки зрения общественных наук возможны только два подпункта.)</w:t>
       </w:r>
     </w:p>
     <w:p>
       <w:pPr>
-        <w:widowControl/>
-        <w:spacing w:line="240" w:lineRule="auto" w:after="0"/>
+        <w:keepNext w:val="0"/>
+        <w:spacing w:after="60" w:line="240" w:lineRule="auto"/>
+        <w:jc w:val="both"/>
       </w:pPr>
       <w:r>
         <w:rPr>
           <w:rFonts w:ascii="Times New Roman" w:hAnsi="Times New Roman" w:eastAsia="Times New Roman"/>
-          <w:color w:val="181A1F"/>
+          <w:b w:val="0"/>
+          <w:i w:val="0"/>
           <w:sz w:val="28"/>
         </w:rPr>
         <w:t>Ответ:</w:t>
@@ -3901,115 +4089,84 @@
     </w:p>
     <w:p>
       <w:pPr>
-        <w:keepNext/>
-        <w:widowControl/>
-        <w:spacing w:line="240" w:lineRule="auto" w:after="0" w:before="120"/>
+        <w:keepNext w:val="0"/>
+        <w:spacing w:after="60" w:line="240" w:lineRule="auto"/>
+        <w:jc w:val="both"/>
       </w:pPr>
       <w:r>
         <w:rPr>
           <w:rFonts w:ascii="Times New Roman" w:hAnsi="Times New Roman" w:eastAsia="Times New Roman"/>
           <w:b/>
-          <w:color w:val="181A1F"/>
           <w:sz w:val="28"/>
         </w:rPr>
-        <w:t>25.</w:t>
+        <w:t xml:space="preserve">№25 </w:t>
       </w:r>
-    </w:p>
-    <w:p>
-      <w:pPr>
-        <w:widowControl/>
-        <w:spacing w:line="240" w:lineRule="auto" w:after="0"/>
-      </w:pPr>
       <w:r>
         <w:rPr>
           <w:rFonts w:ascii="Times New Roman" w:hAnsi="Times New Roman" w:eastAsia="Times New Roman"/>
           <w:b w:val="0"/>
           <w:i w:val="0"/>
-          <w:color w:val="181A1F"/>
           <w:sz w:val="28"/>
         </w:rPr>
-        <w:t>1) Обоснуйте значение неотвратимости юридической ответственности для предупреждения правонарушений. (Обоснование должно быть дано с опорой на обществоведческие знания в нескольких связанных между собой распространенных предложениях, раскрывать причинно-следственные и (или) функциональные связи.)</w:t>
+        <w:t>Обоснуйте необходимость государственного регулирования отношений собственности. (Обоснование должно быть дано с опорой на обществоведческие знания в нескольких связанных между собой распространённых предложениях, раскрывать причинно-следственные и (или) функциональные связи.)</w:t>
       </w:r>
     </w:p>
     <w:p>
       <w:pPr>
-        <w:widowControl/>
-        <w:spacing w:line="240" w:lineRule="auto" w:after="0"/>
+        <w:keepNext w:val="0"/>
+        <w:spacing w:after="60" w:line="240" w:lineRule="auto"/>
+        <w:jc w:val="both"/>
       </w:pPr>
       <w:r>
         <w:rPr>
           <w:rFonts w:ascii="Times New Roman" w:hAnsi="Times New Roman" w:eastAsia="Times New Roman"/>
           <w:b w:val="0"/>
           <w:i w:val="0"/>
-          <w:color w:val="181A1F"/>
           <w:sz w:val="28"/>
         </w:rPr>
-        <w:t>2) Какие есть виды правонарушений? (Назовите любые три вида правонарушений в Российской Федерации (для отраслей публичного права).</w:t>
+        <w:t>Назовите трёх различных субъектов собственности согласно Гражданскому кодексу Российской Федерации</w:t>
       </w:r>
     </w:p>
     <w:p>
       <w:pPr>
-        <w:widowControl/>
-        <w:spacing w:line="240" w:lineRule="auto" w:after="0"/>
+        <w:keepNext w:val="0"/>
+        <w:spacing w:after="60" w:line="240" w:lineRule="auto"/>
+        <w:jc w:val="both"/>
       </w:pPr>
       <w:r>
         <w:rPr>
           <w:rFonts w:ascii="Times New Roman" w:hAnsi="Times New Roman" w:eastAsia="Times New Roman"/>
           <w:b w:val="0"/>
           <w:i w:val="0"/>
-          <w:color w:val="181A1F"/>
           <w:sz w:val="28"/>
         </w:rPr>
-        <w:t>3) Для каждого из видов правонарушений, названных в пункте 2), приведите пример, иллюстрирующий наступления юридической ответственности после совершенного правонарушения. (Каждый пример должен быть сформулирован развёрнуто.)</w:t>
+        <w:t>Приведите примеры, которые иллюстрируют осуществление правомочий собственника каждым из этих субъектов. (Каждый пример должен быть сформулирован развернуто)</w:t>
       </w:r>
     </w:p>
     <w:p>
       <w:pPr>
-        <w:widowControl/>
-        <w:spacing w:line="240" w:lineRule="auto" w:after="0"/>
+        <w:keepNext w:val="0"/>
+        <w:spacing w:after="60" w:line="240" w:lineRule="auto"/>
+        <w:jc w:val="both"/>
       </w:pPr>
       <w:r>
         <w:rPr>
           <w:rFonts w:ascii="Times New Roman" w:hAnsi="Times New Roman" w:eastAsia="Times New Roman"/>
-          <w:color w:val="181A1F"/>
+          <w:b w:val="0"/>
+          <w:i w:val="0"/>
           <w:sz w:val="28"/>
         </w:rPr>
         <w:t>Ответ:</w:t>
       </w:r>
     </w:p>
-    <w:p>
-      <w:pPr>
-        <w:widowControl/>
-        <w:spacing w:line="240" w:lineRule="auto" w:after="0"/>
-      </w:pPr>
-      <w:r>
-        <w:rPr>
-          <w:rFonts w:ascii="Times New Roman" w:hAnsi="Times New Roman" w:eastAsia="Times New Roman"/>
-          <w:color w:val="181A1F"/>
-          <w:sz w:val="28"/>
-        </w:rPr>
-        <w:br w:type="page"/>
-      </w:r>
-    </w:p>
     <w:sectPr>
-      <w:footerReference w:type="default" r:id="rId11"/>
-      <w:pgSz w:w="11906" w:h="16838"/>
-      <w:pgMar w:top="935" w:right="879" w:bottom="879" w:left="992" w:header="397" w:footer="397" w:gutter="0"/>
+      <w:pgSz w:w="12240" w:h="15840"/>
+      <w:pgMar w:top="964" w:right="850" w:bottom="964" w:left="1134" w:header="720" w:footer="720" w:gutter="0"/>
       <w:cols w:space="720"/>
       <w:docGrid w:linePitch="360"/>
     </w:sectPr>
   </w:body>
 </w:document>
-</file>
-
-<file path=word/footer1.xml><?xml version="1.0" encoding="utf-8"?>
-<w:ftr xmlns:m="http://schemas.openxmlformats.org/officeDocument/2006/math" xmlns:mc="http://schemas.openxmlformats.org/markup-compatibility/2006" xmlns:mo="http://schemas.microsoft.com/office/mac/office/2008/main" xmlns:mv="urn:schemas-microsoft-com:mac:vml" xmlns:o="urn:schemas-microsoft-com:office:office" xmlns:r="http://schemas.openxmlformats.org/officeDocument/2006/relationships" xmlns:v="urn:schemas-microsoft-com:vml" xmlns:w10="urn:schemas-microsoft-com:office:word" xmlns:w14="http://schemas.microsoft.com/office/word/2010/wordml" xmlns:w="http://schemas.openxmlformats.org/wordprocessingml/2006/main" xmlns:wne="http://schemas.microsoft.com/office/word/2006/wordml" xmlns:wp14="http://schemas.microsoft.com/office/word/2010/wordprocessingDrawing" xmlns:wp="http://schemas.openxmlformats.org/drawingml/2006/wordprocessingDrawing" xmlns:wpc="http://schemas.microsoft.com/office/word/2010/wordprocessingCanvas" xmlns:wpg="http://schemas.microsoft.com/office/word/2010/wordprocessingGroup" xmlns:wpi="http://schemas.microsoft.com/office/word/2010/wordprocessingInk" xmlns:wps="http://schemas.microsoft.com/office/word/2010/wordprocessingShape" mc:Ignorable="w14 wp14">
-  <w:p>
-    <w:pPr>
-      <w:pStyle w:val="Footer"/>
-    </w:pPr>
-  </w:p>
-</w:ftr>
 </file>
 
 <file path=word/numbering.xml><?xml version="1.0" encoding="utf-8"?>
@@ -4376,11 +4533,10 @@
     <w:qFormat/>
     <w:rsid w:val="00FC693F"/>
     <w:pPr>
-      <w:spacing w:after="0" w:line="240" w:lineRule="auto"/>
+      <w:spacing w:after="60" w:line="240" w:lineRule="auto"/>
     </w:pPr>
     <w:rPr>
-      <w:rFonts w:ascii="Times New Roman" w:hAnsi="Times New Roman"/>
-      <w:color w:val="181A1F"/>
+      <w:rFonts w:ascii="Times New Roman" w:hAnsi="Times New Roman" w:eastAsia="Times New Roman"/>
       <w:sz w:val="28"/>
     </w:rPr>
   </w:style>
@@ -4443,10 +4599,10 @@
       <w:outlineLvl w:val="0"/>
     </w:pPr>
     <w:rPr>
-      <w:rFonts w:asciiTheme="majorHAnsi" w:eastAsiaTheme="majorEastAsia" w:hAnsiTheme="majorHAnsi" w:cstheme="majorBidi" w:ascii="Times New Roman" w:hAnsi="Times New Roman"/>
+      <w:rFonts w:asciiTheme="majorHAnsi" w:eastAsiaTheme="majorEastAsia" w:hAnsiTheme="majorHAnsi" w:cstheme="majorBidi"/>
       <w:b/>
       <w:bCs/>
-      <w:color w:val="181A1F"/>
+      <w:color w:val="365F91" w:themeColor="accent1" w:themeShade="BF"/>
       <w:sz w:val="28"/>
       <w:szCs w:val="28"/>
     </w:rPr>
@@ -4467,7 +4623,7 @@
       <w:outlineLvl w:val="1"/>
     </w:pPr>
     <w:rPr>
-      <w:rFonts w:asciiTheme="majorHAnsi" w:eastAsiaTheme="majorEastAsia" w:hAnsiTheme="majorHAnsi" w:cstheme="majorBidi" w:ascii="Arial" w:hAnsi="Arial"/>
+      <w:rFonts w:asciiTheme="majorHAnsi" w:eastAsiaTheme="majorEastAsia" w:hAnsiTheme="majorHAnsi" w:cstheme="majorBidi"/>
       <w:b/>
       <w:bCs/>
       <w:color w:val="4F81BD" w:themeColor="accent1"/>
@@ -4732,7 +4888,7 @@
       <w:contextualSpacing/>
     </w:pPr>
     <w:rPr>
-      <w:rFonts w:asciiTheme="majorHAnsi" w:eastAsiaTheme="majorEastAsia" w:hAnsiTheme="majorHAnsi" w:cstheme="majorBidi" w:ascii="Arial" w:hAnsi="Arial"/>
+      <w:rFonts w:asciiTheme="majorHAnsi" w:eastAsiaTheme="majorEastAsia" w:hAnsiTheme="majorHAnsi" w:cstheme="majorBidi"/>
       <w:color w:val="17365D" w:themeColor="text2" w:themeShade="BF"/>
       <w:spacing w:val="5"/>
       <w:kern w:val="28"/>
